--- a/submissions/JMEP-R1/Cai_Fe-SMA_JMEP_R1_marked-up.docx
+++ b/submissions/JMEP-R1/Cai_Fe-SMA_JMEP_R1_marked-up.docx
@@ -6,12 +6,12 @@
       <w:pPr>
         <w:pStyle w:val="Title"/>
       </w:pPr>
-      <w:del w:id="0" w:author="R1 revision" w:date="2026-10-15T01:53:00Z" w16du:dateUtc="2026-10-15T05:53:00Z">
+      <w:del w:id="0" w:author="R1 revision" w:date="2026-10-15T01:57:00Z" w16du:dateUtc="2026-10-15T05:57:00Z">
         <w:r>
           <w:delText>Mechanical Responses</w:delText>
         </w:r>
       </w:del>
-      <w:ins w:id="1" w:author="R1 revision" w:date="2026-10-15T01:53:00Z" w16du:dateUtc="2026-10-15T05:53:00Z">
+      <w:ins w:id="1" w:author="R1 revision" w:date="2026-10-15T01:57:00Z" w16du:dateUtc="2026-10-15T05:57:00Z">
         <w:r>
           <w:t>Absence</w:t>
         </w:r>
@@ -19,7 +19,7 @@
       <w:r>
         <w:t xml:space="preserve"> of </w:t>
       </w:r>
-      <w:ins w:id="2" w:author="R1 revision" w:date="2026-10-15T01:53:00Z" w16du:dateUtc="2026-10-15T05:53:00Z">
+      <w:ins w:id="2" w:author="R1 revision" w:date="2026-10-15T01:57:00Z" w16du:dateUtc="2026-10-15T05:57:00Z">
         <w:r>
           <w:t xml:space="preserve">Superelasticity in </w:t>
         </w:r>
@@ -27,12 +27,12 @@
       <w:r>
         <w:t xml:space="preserve">an </w:t>
       </w:r>
-      <w:del w:id="3" w:author="R1 revision" w:date="2026-10-15T01:53:00Z" w16du:dateUtc="2026-10-15T05:53:00Z">
+      <w:del w:id="3" w:author="R1 revision" w:date="2026-10-15T01:57:00Z" w16du:dateUtc="2026-10-15T05:57:00Z">
         <w:r>
           <w:delText>AI</w:delText>
         </w:r>
       </w:del>
-      <w:ins w:id="4" w:author="R1 revision" w:date="2026-10-15T01:53:00Z" w16du:dateUtc="2026-10-15T05:53:00Z">
+      <w:ins w:id="4" w:author="R1 revision" w:date="2026-10-15T01:57:00Z" w16du:dateUtc="2026-10-15T05:57:00Z">
         <w:r>
           <w:t>LLM</w:t>
         </w:r>
@@ -40,7 +40,7 @@
       <w:r>
         <w:t xml:space="preserve">-Hypothesized </w:t>
       </w:r>
-      <w:del w:id="5" w:author="R1 revision" w:date="2026-10-15T01:53:00Z" w16du:dateUtc="2026-10-15T05:53:00Z">
+      <w:del w:id="5" w:author="R1 revision" w:date="2026-10-15T01:57:00Z" w16du:dateUtc="2026-10-15T05:57:00Z">
         <w:r>
           <w:delText xml:space="preserve">Super-elastic </w:delText>
         </w:r>
@@ -48,7 +48,7 @@
       <w:r>
         <w:t>Fe-Mn-Al-Ni-Si-C Alloy</w:t>
       </w:r>
-      <w:ins w:id="6" w:author="R1 revision" w:date="2026-10-15T01:53:00Z" w16du:dateUtc="2026-10-15T05:53:00Z">
+      <w:ins w:id="6" w:author="R1 revision" w:date="2026-10-15T01:57:00Z" w16du:dateUtc="2026-10-15T05:57:00Z">
         <w:r>
           <w:t>: Tensile, Synchrotron and CALPHAD Assessment</w:t>
         </w:r>
@@ -67,12 +67,12 @@
         </w:rPr>
         <w:t>1</w:t>
       </w:r>
-      <w:del w:id="7" w:author="R1 revision" w:date="2026-10-15T01:53:00Z" w16du:dateUtc="2026-10-15T05:53:00Z">
+      <w:del w:id="7" w:author="R1 revision" w:date="2026-10-15T01:57:00Z" w16du:dateUtc="2026-10-15T05:57:00Z">
         <w:r>
           <w:delText xml:space="preserve"> ·</w:delText>
         </w:r>
       </w:del>
-      <w:ins w:id="8" w:author="R1 revision" w:date="2026-10-15T01:53:00Z" w16du:dateUtc="2026-10-15T05:53:00Z">
+      <w:ins w:id="8" w:author="R1 revision" w:date="2026-10-15T01:57:00Z" w16du:dateUtc="2026-10-15T05:57:00Z">
         <w:r>
           <w:t>*,</w:t>
         </w:r>
@@ -86,12 +86,12 @@
         </w:rPr>
         <w:t>2</w:t>
       </w:r>
-      <w:del w:id="9" w:author="R1 revision" w:date="2026-10-15T01:53:00Z" w16du:dateUtc="2026-10-15T05:53:00Z">
+      <w:del w:id="9" w:author="R1 revision" w:date="2026-10-15T01:57:00Z" w16du:dateUtc="2026-10-15T05:57:00Z">
         <w:r>
           <w:delText xml:space="preserve"> ·</w:delText>
         </w:r>
       </w:del>
-      <w:ins w:id="10" w:author="R1 revision" w:date="2026-10-15T01:53:00Z" w16du:dateUtc="2026-10-15T05:53:00Z">
+      <w:ins w:id="10" w:author="R1 revision" w:date="2026-10-15T01:57:00Z" w16du:dateUtc="2026-10-15T05:57:00Z">
         <w:r>
           <w:t>, X. Wang</w:t>
         </w:r>
@@ -128,7 +128,7 @@
       <w:r>
         <w:t>School of Engineering Technologies, Purdue University, West Lafayette, Indiana</w:t>
       </w:r>
-      <w:ins w:id="11" w:author="R1 revision" w:date="2026-10-15T01:53:00Z" w16du:dateUtc="2026-10-15T05:53:00Z">
+      <w:ins w:id="11" w:author="R1 revision" w:date="2026-10-15T01:57:00Z" w16du:dateUtc="2026-10-15T05:57:00Z">
         <w:r>
           <w:t xml:space="preserve"> 47907</w:t>
         </w:r>
@@ -169,7 +169,7 @@
       <w:pPr>
         <w:pStyle w:val="BodyText"/>
       </w:pPr>
-      <w:ins w:id="12" w:author="R1 revision" w:date="2026-10-15T01:53:00Z" w16du:dateUtc="2026-10-15T05:53:00Z">
+      <w:ins w:id="12" w:author="R1 revision" w:date="2026-10-15T01:57:00Z" w16du:dateUtc="2026-10-15T05:57:00Z">
         <w:r>
           <w:t>*</w:t>
         </w:r>
@@ -177,12 +177,12 @@
       <w:r>
         <w:t xml:space="preserve">Corresponding author: Frank Y. </w:t>
       </w:r>
-      <w:del w:id="13" w:author="R1 revision" w:date="2026-10-15T01:53:00Z" w16du:dateUtc="2026-10-15T05:53:00Z">
+      <w:del w:id="13" w:author="R1 revision" w:date="2026-10-15T01:57:00Z" w16du:dateUtc="2026-10-15T05:57:00Z">
         <w:r>
           <w:delText>Cai,</w:delText>
         </w:r>
       </w:del>
-      <w:ins w:id="14" w:author="R1 revision" w:date="2026-10-15T01:53:00Z" w16du:dateUtc="2026-10-15T05:53:00Z">
+      <w:ins w:id="14" w:author="R1 revision" w:date="2026-10-15T01:57:00Z" w16du:dateUtc="2026-10-15T05:57:00Z">
         <w:r>
           <w:t>Cai, School of Engineering Technologies, Purdue University, West Lafayette, Indiana 47907, USA. E-mail:</w:t>
         </w:r>
@@ -193,7 +193,7 @@
     </w:p>
     <w:p>
       <w:r>
-        <w:pict w14:anchorId="53DF9D72">
+        <w:pict w14:anchorId="6B35CBBF">
           <v:rect id="_x0000_i1025" style="width:0;height:1.5pt" o:hralign="center" o:hrstd="t" o:hr="t"/>
         </w:pict>
       </w:r>
@@ -214,12 +214,12 @@
       <w:r>
         <w:t xml:space="preserve">Iron-based shape memory alloys (Fe-SMAs) offer a low-cost alternative to Nitinol, but their </w:t>
       </w:r>
-      <w:del w:id="16" w:author="R1 revision" w:date="2026-10-15T01:53:00Z" w16du:dateUtc="2026-10-15T05:53:00Z">
+      <w:del w:id="16" w:author="R1 revision" w:date="2026-10-15T01:57:00Z" w16du:dateUtc="2026-10-15T05:57:00Z">
         <w:r>
           <w:delText>super-elastic</w:delText>
         </w:r>
       </w:del>
-      <w:ins w:id="17" w:author="R1 revision" w:date="2026-10-15T01:53:00Z" w16du:dateUtc="2026-10-15T05:53:00Z">
+      <w:ins w:id="17" w:author="R1 revision" w:date="2026-10-15T01:57:00Z" w16du:dateUtc="2026-10-15T05:57:00Z">
         <w:r>
           <w:t>superelastic</w:t>
         </w:r>
@@ -227,7 +227,7 @@
       <w:r>
         <w:t xml:space="preserve"> response is </w:t>
       </w:r>
-      <w:del w:id="18" w:author="R1 revision" w:date="2026-10-15T01:53:00Z" w16du:dateUtc="2026-10-15T05:53:00Z">
+      <w:del w:id="18" w:author="R1 revision" w:date="2026-10-15T01:57:00Z" w16du:dateUtc="2026-10-15T05:57:00Z">
         <w:r>
           <w:delText xml:space="preserve">highly </w:delText>
         </w:r>
@@ -235,7 +235,7 @@
       <w:r>
         <w:t xml:space="preserve">sensitive to composition and processing. Large language model (LLM) deep-research agents can </w:t>
       </w:r>
-      <w:del w:id="19" w:author="R1 revision" w:date="2026-10-15T01:53:00Z" w16du:dateUtc="2026-10-15T05:53:00Z">
+      <w:del w:id="19" w:author="R1 revision" w:date="2026-10-15T01:57:00Z" w16du:dateUtc="2026-10-15T05:57:00Z">
         <w:r>
           <w:delText xml:space="preserve">now </w:delText>
         </w:r>
@@ -243,7 +243,7 @@
       <w:r>
         <w:t xml:space="preserve">propose </w:t>
       </w:r>
-      <w:del w:id="20" w:author="R1 revision" w:date="2026-10-15T01:53:00Z" w16du:dateUtc="2026-10-15T05:53:00Z">
+      <w:del w:id="20" w:author="R1 revision" w:date="2026-10-15T01:57:00Z" w16du:dateUtc="2026-10-15T05:57:00Z">
         <w:r>
           <w:delText xml:space="preserve">new </w:delText>
         </w:r>
@@ -251,12 +251,12 @@
       <w:r>
         <w:t xml:space="preserve">alloy compositions in seconds, </w:t>
       </w:r>
-      <w:del w:id="21" w:author="R1 revision" w:date="2026-10-15T01:53:00Z" w16du:dateUtc="2026-10-15T05:53:00Z">
+      <w:del w:id="21" w:author="R1 revision" w:date="2026-10-15T01:57:00Z" w16du:dateUtc="2026-10-15T05:57:00Z">
         <w:r>
           <w:delText xml:space="preserve">raising the question of </w:delText>
         </w:r>
       </w:del>
-      <w:ins w:id="22" w:author="R1 revision" w:date="2026-10-15T01:53:00Z" w16du:dateUtc="2026-10-15T05:53:00Z">
+      <w:ins w:id="22" w:author="R1 revision" w:date="2026-10-15T01:57:00Z" w16du:dateUtc="2026-10-15T05:57:00Z">
         <w:r>
           <w:t xml:space="preserve">but </w:t>
         </w:r>
@@ -264,7 +264,7 @@
       <w:r>
         <w:t xml:space="preserve">whether such proposals </w:t>
       </w:r>
-      <w:del w:id="23" w:author="R1 revision" w:date="2026-10-15T01:53:00Z" w16du:dateUtc="2026-10-15T05:53:00Z">
+      <w:del w:id="23" w:author="R1 revision" w:date="2026-10-15T01:57:00Z" w16du:dateUtc="2026-10-15T05:57:00Z">
         <w:r>
           <w:delText xml:space="preserve">actually </w:delText>
         </w:r>
@@ -272,12 +272,12 @@
       <w:r>
         <w:t>work once synthesized</w:t>
       </w:r>
-      <w:del w:id="24" w:author="R1 revision" w:date="2026-10-15T01:53:00Z" w16du:dateUtc="2026-10-15T05:53:00Z">
+      <w:del w:id="24" w:author="R1 revision" w:date="2026-10-15T01:57:00Z" w16du:dateUtc="2026-10-15T05:57:00Z">
         <w:r>
           <w:delText>. Here we report the synthesis</w:delText>
         </w:r>
       </w:del>
-      <w:ins w:id="25" w:author="R1 revision" w:date="2026-10-15T01:53:00Z" w16du:dateUtc="2026-10-15T05:53:00Z">
+      <w:ins w:id="25" w:author="R1 revision" w:date="2026-10-15T01:57:00Z" w16du:dateUtc="2026-10-15T05:57:00Z">
         <w:r>
           <w:t xml:space="preserve"> is rarely tested. We synthesized</w:t>
         </w:r>
@@ -285,12 +285,12 @@
       <w:r>
         <w:t xml:space="preserve"> and </w:t>
       </w:r>
-      <w:del w:id="26" w:author="R1 revision" w:date="2026-10-15T01:53:00Z" w16du:dateUtc="2026-10-15T05:53:00Z">
+      <w:del w:id="26" w:author="R1 revision" w:date="2026-10-15T01:57:00Z" w16du:dateUtc="2026-10-15T05:57:00Z">
         <w:r>
           <w:delText xml:space="preserve">mechanical characterization of an LLM-hypothesized </w:delText>
         </w:r>
       </w:del>
-      <w:ins w:id="27" w:author="R1 revision" w:date="2026-10-15T01:53:00Z" w16du:dateUtc="2026-10-15T05:53:00Z">
+      <w:ins w:id="27" w:author="R1 revision" w:date="2026-10-15T01:57:00Z" w16du:dateUtc="2026-10-15T05:57:00Z">
         <w:r>
           <w:t xml:space="preserve">tested one </w:t>
         </w:r>
@@ -298,7 +298,7 @@
       <w:r>
         <w:t>Fe-Mn-Al-</w:t>
       </w:r>
-      <w:ins w:id="28" w:author="R1 revision" w:date="2026-10-15T01:53:00Z" w16du:dateUtc="2026-10-15T05:53:00Z">
+      <w:ins w:id="28" w:author="R1 revision" w:date="2026-10-15T01:57:00Z" w16du:dateUtc="2026-10-15T05:57:00Z">
         <w:r>
           <w:t>Ni-</w:t>
         </w:r>
@@ -306,7 +306,7 @@
       <w:r>
         <w:t>Si-</w:t>
       </w:r>
-      <w:del w:id="29" w:author="R1 revision" w:date="2026-10-15T01:53:00Z" w16du:dateUtc="2026-10-15T05:53:00Z">
+      <w:del w:id="29" w:author="R1 revision" w:date="2026-10-15T01:57:00Z" w16du:dateUtc="2026-10-15T05:57:00Z">
         <w:r>
           <w:delText>Ni-</w:delText>
         </w:r>
@@ -314,12 +314,12 @@
       <w:r>
         <w:t>C composition</w:t>
       </w:r>
-      <w:del w:id="30" w:author="R1 revision" w:date="2026-10-15T01:53:00Z" w16du:dateUtc="2026-10-15T05:53:00Z">
+      <w:del w:id="30" w:author="R1 revision" w:date="2026-10-15T01:57:00Z" w16du:dateUtc="2026-10-15T05:57:00Z">
         <w:r>
           <w:delText xml:space="preserve">, benchmarked against an established super-elastic </w:delText>
         </w:r>
       </w:del>
-      <w:ins w:id="31" w:author="R1 revision" w:date="2026-10-15T01:53:00Z" w16du:dateUtc="2026-10-15T05:53:00Z">
+      <w:ins w:id="31" w:author="R1 revision" w:date="2026-10-15T01:57:00Z" w16du:dateUtc="2026-10-15T05:57:00Z">
         <w:r>
           <w:t xml:space="preserve"> drawn from an LLM proposal, alongside an </w:t>
         </w:r>
@@ -327,7 +327,7 @@
       <w:r>
         <w:t xml:space="preserve">Fe-Mn-Al-Ni </w:t>
       </w:r>
-      <w:ins w:id="32" w:author="R1 revision" w:date="2026-10-15T01:53:00Z" w16du:dateUtc="2026-10-15T05:53:00Z">
+      <w:ins w:id="32" w:author="R1 revision" w:date="2026-10-15T01:57:00Z" w16du:dateUtc="2026-10-15T05:57:00Z">
         <w:r>
           <w:t xml:space="preserve">reference </w:t>
         </w:r>
@@ -335,7 +335,7 @@
       <w:r>
         <w:t xml:space="preserve">alloy </w:t>
       </w:r>
-      <w:ins w:id="33" w:author="R1 revision" w:date="2026-10-15T01:53:00Z" w16du:dateUtc="2026-10-15T05:53:00Z">
+      <w:ins w:id="33" w:author="R1 revision" w:date="2026-10-15T01:57:00Z" w16du:dateUtc="2026-10-15T05:57:00Z">
         <w:r>
           <w:t xml:space="preserve">of established superelastic composition, </w:t>
         </w:r>
@@ -343,12 +343,12 @@
       <w:r>
         <w:t xml:space="preserve">processed </w:t>
       </w:r>
-      <w:del w:id="34" w:author="R1 revision" w:date="2026-10-15T01:53:00Z" w16du:dateUtc="2026-10-15T05:53:00Z">
+      <w:del w:id="34" w:author="R1 revision" w:date="2026-10-15T01:57:00Z" w16du:dateUtc="2026-10-15T05:57:00Z">
         <w:r>
           <w:delText>under identical conditions.</w:delText>
         </w:r>
       </w:del>
-      <w:ins w:id="35" w:author="R1 revision" w:date="2026-10-15T01:53:00Z" w16du:dateUtc="2026-10-15T05:53:00Z">
+      <w:ins w:id="35" w:author="R1 revision" w:date="2026-10-15T01:57:00Z" w16du:dateUtc="2026-10-15T05:57:00Z">
         <w:r>
           <w:t>in parallel.</w:t>
         </w:r>
@@ -356,12 +356,12 @@
       <w:r>
         <w:t xml:space="preserve"> The </w:t>
       </w:r>
-      <w:del w:id="36" w:author="R1 revision" w:date="2026-10-15T01:53:00Z" w16du:dateUtc="2026-10-15T05:53:00Z">
+      <w:del w:id="36" w:author="R1 revision" w:date="2026-10-15T01:57:00Z" w16du:dateUtc="2026-10-15T05:57:00Z">
         <w:r>
           <w:delText>AI</w:delText>
         </w:r>
       </w:del>
-      <w:ins w:id="37" w:author="R1 revision" w:date="2026-10-15T01:53:00Z" w16du:dateUtc="2026-10-15T05:53:00Z">
+      <w:ins w:id="37" w:author="R1 revision" w:date="2026-10-15T01:57:00Z" w16du:dateUtc="2026-10-15T05:57:00Z">
         <w:r>
           <w:t>LLM</w:t>
         </w:r>
@@ -369,12 +369,12 @@
       <w:r>
         <w:t xml:space="preserve">-hypothesized alloy </w:t>
       </w:r>
-      <w:del w:id="38" w:author="R1 revision" w:date="2026-10-15T01:53:00Z" w16du:dateUtc="2026-10-15T05:53:00Z">
+      <w:del w:id="38" w:author="R1 revision" w:date="2026-10-15T01:57:00Z" w16du:dateUtc="2026-10-15T05:57:00Z">
         <w:r>
           <w:delText>was readily castable but failed to exhibit super-elasticity under any</w:delText>
         </w:r>
       </w:del>
-      <w:ins w:id="39" w:author="R1 revision" w:date="2026-10-15T01:53:00Z" w16du:dateUtc="2026-10-15T05:53:00Z">
+      <w:ins w:id="39" w:author="R1 revision" w:date="2026-10-15T01:57:00Z" w16du:dateUtc="2026-10-15T05:57:00Z">
         <w:r>
           <w:t>showed no superelasticity where unloading was recorded and no shape-memory recovery on heating in the one</w:t>
         </w:r>
@@ -382,12 +382,12 @@
       <w:r>
         <w:t xml:space="preserve"> condition tested, </w:t>
       </w:r>
-      <w:del w:id="40" w:author="R1 revision" w:date="2026-10-15T01:53:00Z" w16du:dateUtc="2026-10-15T05:53:00Z">
+      <w:del w:id="40" w:author="R1 revision" w:date="2026-10-15T01:57:00Z" w16du:dateUtc="2026-10-15T05:57:00Z">
         <w:r>
           <w:delText xml:space="preserve">deforming instead like a conventional elastic metal. Synchrotron </w:delText>
         </w:r>
       </w:del>
-      <w:ins w:id="41" w:author="R1 revision" w:date="2026-10-15T01:53:00Z" w16du:dateUtc="2026-10-15T05:53:00Z">
+      <w:ins w:id="41" w:author="R1 revision" w:date="2026-10-15T01:57:00Z" w16du:dateUtc="2026-10-15T05:57:00Z">
         <w:r>
           <w:t xml:space="preserve">whereas the reference alloy recovered ≈0.5%. After a 1200 °C anneal, ex-situ synchrotron </w:t>
         </w:r>
@@ -395,12 +395,12 @@
       <w:r>
         <w:t xml:space="preserve">X-ray diffraction </w:t>
       </w:r>
-      <w:del w:id="42" w:author="R1 revision" w:date="2026-10-15T01:53:00Z" w16du:dateUtc="2026-10-15T05:53:00Z">
+      <w:del w:id="42" w:author="R1 revision" w:date="2026-10-15T01:57:00Z" w16du:dateUtc="2026-10-15T05:57:00Z">
         <w:r>
           <w:delText xml:space="preserve">showed that this failure stems from </w:delText>
         </w:r>
       </w:del>
-      <w:ins w:id="43" w:author="R1 revision" w:date="2026-10-15T01:53:00Z" w16du:dateUtc="2026-10-15T05:53:00Z">
+      <w:ins w:id="43" w:author="R1 revision" w:date="2026-10-15T01:57:00Z" w16du:dateUtc="2026-10-15T05:57:00Z">
         <w:r>
           <w:t xml:space="preserve">with semi-quantitative Rietveld refinement indicates </w:t>
         </w:r>
@@ -408,12 +408,12 @@
       <w:r>
         <w:t xml:space="preserve">a </w:t>
       </w:r>
-      <w:del w:id="44" w:author="R1 revision" w:date="2026-10-15T01:53:00Z" w16du:dateUtc="2026-10-15T05:53:00Z">
+      <w:del w:id="44" w:author="R1 revision" w:date="2026-10-15T01:57:00Z" w16du:dateUtc="2026-10-15T05:57:00Z">
         <w:r>
           <w:delText>phase-stability mismatch: the AI alloy forms a stable dual-phase microstructure</w:delText>
         </w:r>
       </w:del>
-      <w:ins w:id="45" w:author="R1 revision" w:date="2026-10-15T01:53:00Z" w16du:dateUtc="2026-10-15T05:53:00Z">
+      <w:ins w:id="45" w:author="R1 revision" w:date="2026-10-15T01:57:00Z" w16du:dateUtc="2026-10-15T05:57:00Z">
         <w:r>
           <w:t>γ-majority FCC γ + BCC α structure</w:t>
         </w:r>
@@ -421,12 +421,12 @@
       <w:r>
         <w:t xml:space="preserve"> with a minor ordered </w:t>
       </w:r>
-      <w:del w:id="46" w:author="R1 revision" w:date="2026-10-15T01:53:00Z" w16du:dateUtc="2026-10-15T05:53:00Z">
+      <w:del w:id="46" w:author="R1 revision" w:date="2026-10-15T01:57:00Z" w16du:dateUtc="2026-10-15T05:57:00Z">
         <w:r>
           <w:delText>Fe-Al phase that does not support the transformation pathway the benchmark alloy relies on, likely promoted by</w:delText>
         </w:r>
       </w:del>
-      <w:ins w:id="47" w:author="R1 revision" w:date="2026-10-15T01:53:00Z" w16du:dateUtc="2026-10-15T05:53:00Z">
+      <w:ins w:id="47" w:author="R1 revision" w:date="2026-10-15T01:57:00Z" w16du:dateUtc="2026-10-15T05:57:00Z">
         <w:r>
           <w:t>phase indexed as D0₃ Fe₃Al, unchanged after 10% strain. Equilibrium calculations in three CALPHAD databases find no single-phase α field below the alloy’s melting point; one opens when</w:t>
         </w:r>
@@ -434,12 +434,12 @@
       <w:r>
         <w:t xml:space="preserve"> its </w:t>
       </w:r>
-      <w:del w:id="48" w:author="R1 revision" w:date="2026-10-15T01:53:00Z" w16du:dateUtc="2026-10-15T05:53:00Z">
+      <w:del w:id="48" w:author="R1 revision" w:date="2026-10-15T01:57:00Z" w16du:dateUtc="2026-10-15T05:57:00Z">
         <w:r>
           <w:delText>elevated</w:delText>
         </w:r>
       </w:del>
-      <w:ins w:id="49" w:author="R1 revision" w:date="2026-10-15T01:53:00Z" w16du:dateUtc="2026-10-15T05:53:00Z">
+      <w:ins w:id="49" w:author="R1 revision" w:date="2026-10-15T01:57:00Z" w16du:dateUtc="2026-10-15T05:57:00Z">
         <w:r>
           <w:t>0.1 wt%</w:t>
         </w:r>
@@ -447,12 +447,12 @@
       <w:r>
         <w:t xml:space="preserve"> carbon </w:t>
       </w:r>
-      <w:del w:id="50" w:author="R1 revision" w:date="2026-10-15T01:53:00Z" w16du:dateUtc="2026-10-15T05:53:00Z">
+      <w:del w:id="50" w:author="R1 revision" w:date="2026-10-15T01:57:00Z" w16du:dateUtc="2026-10-15T05:57:00Z">
         <w:r>
           <w:delText xml:space="preserve">content. We conclude that LLM-proposed alloy </w:delText>
         </w:r>
       </w:del>
-      <w:ins w:id="51" w:author="R1 revision" w:date="2026-10-15T01:53:00Z" w16du:dateUtc="2026-10-15T05:53:00Z">
+      <w:ins w:id="51" w:author="R1 revision" w:date="2026-10-15T01:57:00Z" w16du:dateUtc="2026-10-15T05:57:00Z">
         <w:r>
           <w:t xml:space="preserve">is removed, making carbon a plausible contributor rather than a demonstrated cause. The workflow omitted the phase-stability check its own report recommended. This single-composition case study does not evaluate LLM alloy design in general; proposed </w:t>
         </w:r>
@@ -460,7 +460,7 @@
       <w:r>
         <w:t xml:space="preserve">compositions </w:t>
       </w:r>
-      <w:del w:id="52" w:author="R1 revision" w:date="2026-10-15T01:53:00Z" w16du:dateUtc="2026-10-15T05:53:00Z">
+      <w:del w:id="52" w:author="R1 revision" w:date="2026-10-15T01:57:00Z" w16du:dateUtc="2026-10-15T05:57:00Z">
         <w:r>
           <w:delText xml:space="preserve">cannot be assumed to work as intended and </w:delText>
         </w:r>
@@ -468,7 +468,7 @@
       <w:r>
         <w:t>should be screened for competing</w:t>
       </w:r>
-      <w:ins w:id="53" w:author="R1 revision" w:date="2026-10-15T01:53:00Z" w16du:dateUtc="2026-10-15T05:53:00Z">
+      <w:ins w:id="53" w:author="R1 revision" w:date="2026-10-15T01:57:00Z" w16du:dateUtc="2026-10-15T05:57:00Z">
         <w:r>
           <w:t>-</w:t>
         </w:r>
@@ -476,7 +476,7 @@
       <w:r>
         <w:t xml:space="preserve">phase stability </w:t>
       </w:r>
-      <w:del w:id="54" w:author="R1 revision" w:date="2026-10-15T01:53:00Z" w16du:dateUtc="2026-10-15T05:53:00Z">
+      <w:del w:id="54" w:author="R1 revision" w:date="2026-10-15T01:57:00Z" w16du:dateUtc="2026-10-15T05:57:00Z">
         <w:r>
           <w:delText xml:space="preserve">and interstitial content </w:delText>
         </w:r>
@@ -484,7 +484,7 @@
       <w:r>
         <w:t xml:space="preserve">before </w:t>
       </w:r>
-      <w:del w:id="55" w:author="R1 revision" w:date="2026-10-15T01:53:00Z" w16du:dateUtc="2026-10-15T05:53:00Z">
+      <w:del w:id="55" w:author="R1 revision" w:date="2026-10-15T01:57:00Z" w16du:dateUtc="2026-10-15T05:57:00Z">
         <w:r>
           <w:delText xml:space="preserve">physical </w:delText>
         </w:r>
@@ -492,7 +492,7 @@
       <w:r>
         <w:t>synthesis</w:t>
       </w:r>
-      <w:del w:id="56" w:author="R1 revision" w:date="2026-10-15T01:53:00Z" w16du:dateUtc="2026-10-15T05:53:00Z">
+      <w:del w:id="56" w:author="R1 revision" w:date="2026-10-15T01:57:00Z" w16du:dateUtc="2026-10-15T05:57:00Z">
         <w:r>
           <w:delText xml:space="preserve"> is attempted</w:delText>
         </w:r>
@@ -515,7 +515,7 @@
       <w:r>
         <w:t xml:space="preserve"> </w:t>
       </w:r>
-      <w:ins w:id="57" w:author="R1 revision" w:date="2026-10-15T01:53:00Z" w16du:dateUtc="2026-10-15T05:53:00Z">
+      <w:ins w:id="57" w:author="R1 revision" w:date="2026-10-15T01:57:00Z" w16du:dateUtc="2026-10-15T05:57:00Z">
         <w:r>
           <w:t xml:space="preserve">abnormal grain growth; alloy design; CALPHAD; </w:t>
         </w:r>
@@ -523,12 +523,12 @@
       <w:r>
         <w:t xml:space="preserve">Fe-based shape memory alloy; </w:t>
       </w:r>
-      <w:del w:id="58" w:author="R1 revision" w:date="2026-10-15T01:53:00Z" w16du:dateUtc="2026-10-15T05:53:00Z">
+      <w:del w:id="58" w:author="R1 revision" w:date="2026-10-15T01:57:00Z" w16du:dateUtc="2026-10-15T05:57:00Z">
         <w:r>
           <w:delText>super-elasticity; AI-guided alloy design</w:delText>
         </w:r>
       </w:del>
-      <w:ins w:id="59" w:author="R1 revision" w:date="2026-10-15T01:53:00Z" w16du:dateUtc="2026-10-15T05:53:00Z">
+      <w:ins w:id="59" w:author="R1 revision" w:date="2026-10-15T01:57:00Z" w16du:dateUtc="2026-10-15T05:57:00Z">
         <w:r>
           <w:t>large language model; superelasticity</w:t>
         </w:r>
@@ -536,7 +536,7 @@
       <w:r>
         <w:t>; synchrotron XRD</w:t>
       </w:r>
-      <w:del w:id="60" w:author="R1 revision" w:date="2026-10-15T01:53:00Z" w16du:dateUtc="2026-10-15T05:53:00Z">
+      <w:del w:id="60" w:author="R1 revision" w:date="2026-10-15T01:57:00Z" w16du:dateUtc="2026-10-15T05:57:00Z">
         <w:r>
           <w:delText>; abnormal grain growth</w:delText>
         </w:r>
@@ -544,7 +544,7 @@
     </w:p>
     <w:p>
       <w:r>
-        <w:pict w14:anchorId="44A81147">
+        <w:pict w14:anchorId="09D64F02">
           <v:rect id="_x0000_i1026" style="width:0;height:1.5pt" o:hralign="center" o:hrstd="t" o:hr="t"/>
         </w:pict>
       </w:r>
@@ -563,12 +563,12 @@
       <w:pPr>
         <w:pStyle w:val="FirstParagraph"/>
       </w:pPr>
-      <w:del w:id="62" w:author="R1 revision" w:date="2026-10-15T01:53:00Z" w16du:dateUtc="2026-10-15T05:53:00Z">
+      <w:del w:id="62" w:author="R1 revision" w:date="2026-10-15T01:57:00Z" w16du:dateUtc="2026-10-15T05:57:00Z">
         <w:r>
           <w:delText>Materials discovery has been advanced by deep</w:delText>
         </w:r>
       </w:del>
-      <w:ins w:id="63" w:author="R1 revision" w:date="2026-10-15T01:53:00Z" w16du:dateUtc="2026-10-15T05:53:00Z">
+      <w:ins w:id="63" w:author="R1 revision" w:date="2026-10-15T01:57:00Z" w16du:dateUtc="2026-10-15T05:57:00Z">
         <w:r>
           <w:t>Deep</w:t>
         </w:r>
@@ -576,7 +576,7 @@
       <w:r>
         <w:t>-learning models trained on first-principles thermodynamics</w:t>
       </w:r>
-      <w:ins w:id="64" w:author="R1 revision" w:date="2026-10-15T01:53:00Z" w16du:dateUtc="2026-10-15T05:53:00Z">
+      <w:ins w:id="64" w:author="R1 revision" w:date="2026-10-15T01:57:00Z" w16du:dateUtc="2026-10-15T05:57:00Z">
         <w:r>
           <w:t xml:space="preserve"> have advanced materials discovery</w:t>
         </w:r>
@@ -584,7 +584,7 @@
       <w:r>
         <w:t>. For example, DeepMind’s GNoME predicted more than 2.2 million previously unreported crystal structures with high precision against DFT validation (Ref 1</w:t>
       </w:r>
-      <w:del w:id="65" w:author="R1 revision" w:date="2026-10-15T01:53:00Z" w16du:dateUtc="2026-10-15T05:53:00Z">
+      <w:del w:id="65" w:author="R1 revision" w:date="2026-10-15T01:57:00Z" w16du:dateUtc="2026-10-15T05:57:00Z">
         <w:r>
           <w:delText>)</w:delText>
         </w:r>
@@ -592,7 +592,7 @@
           <w:delText>, and</w:delText>
         </w:r>
       </w:del>
-      <w:ins w:id="66" w:author="R1 revision" w:date="2026-10-15T01:53:00Z" w16du:dateUtc="2026-10-15T05:53:00Z">
+      <w:ins w:id="66" w:author="R1 revision" w:date="2026-10-15T01:57:00Z" w16du:dateUtc="2026-10-15T05:57:00Z">
         <w:r>
           <w:t>)</w:t>
         </w:r>
@@ -603,7 +603,7 @@
       <w:r>
         <w:t xml:space="preserve"> agentic large language models</w:t>
       </w:r>
-      <w:ins w:id="67" w:author="R1 revision" w:date="2026-10-15T01:53:00Z" w16du:dateUtc="2026-10-15T05:53:00Z">
+      <w:ins w:id="67" w:author="R1 revision" w:date="2026-10-15T01:57:00Z" w16du:dateUtc="2026-10-15T05:57:00Z">
         <w:r>
           <w:t xml:space="preserve"> (LLMs)</w:t>
         </w:r>
@@ -614,7 +614,7 @@
       <w:r>
         <w:t>. Together</w:t>
       </w:r>
-      <w:ins w:id="68" w:author="R1 revision" w:date="2026-10-15T01:53:00Z" w16du:dateUtc="2026-10-15T05:53:00Z">
+      <w:ins w:id="68" w:author="R1 revision" w:date="2026-10-15T01:57:00Z" w16du:dateUtc="2026-10-15T05:57:00Z">
         <w:r>
           <w:t>,</w:t>
         </w:r>
@@ -622,12 +622,12 @@
       <w:r>
         <w:t xml:space="preserve"> these tools raise the possibility of alloy design that supplements intuition-guided iteration with </w:t>
       </w:r>
-      <w:del w:id="69" w:author="R1 revision" w:date="2026-10-15T01:53:00Z" w16du:dateUtc="2026-10-15T05:53:00Z">
+      <w:del w:id="69" w:author="R1 revision" w:date="2026-10-15T01:57:00Z" w16du:dateUtc="2026-10-15T05:57:00Z">
         <w:r>
           <w:delText>AI</w:delText>
         </w:r>
       </w:del>
-      <w:ins w:id="70" w:author="R1 revision" w:date="2026-10-15T01:53:00Z" w16du:dateUtc="2026-10-15T05:53:00Z">
+      <w:ins w:id="70" w:author="R1 revision" w:date="2026-10-15T01:57:00Z" w16du:dateUtc="2026-10-15T05:57:00Z">
         <w:r>
           <w:t>machine</w:t>
         </w:r>
@@ -635,12 +635,12 @@
       <w:r>
         <w:t>-proposed</w:t>
       </w:r>
-      <w:del w:id="71" w:author="R1 revision" w:date="2026-10-15T01:53:00Z" w16du:dateUtc="2026-10-15T05:53:00Z">
+      <w:del w:id="71" w:author="R1 revision" w:date="2026-10-15T01:57:00Z" w16du:dateUtc="2026-10-15T05:57:00Z">
         <w:r>
           <w:delText>, thermodynamically</w:delText>
         </w:r>
       </w:del>
-      <w:ins w:id="72" w:author="R1 revision" w:date="2026-10-15T01:53:00Z" w16du:dateUtc="2026-10-15T05:53:00Z">
+      <w:ins w:id="72" w:author="R1 revision" w:date="2026-10-15T01:57:00Z" w16du:dateUtc="2026-10-15T05:57:00Z">
         <w:r>
           <w:t xml:space="preserve"> candidates: some</w:t>
         </w:r>
@@ -648,12 +648,12 @@
       <w:r>
         <w:t xml:space="preserve"> screened </w:t>
       </w:r>
-      <w:del w:id="73" w:author="R1 revision" w:date="2026-10-15T01:53:00Z" w16du:dateUtc="2026-10-15T05:53:00Z">
+      <w:del w:id="73" w:author="R1 revision" w:date="2026-10-15T01:57:00Z" w16du:dateUtc="2026-10-15T05:57:00Z">
         <w:r>
           <w:delText>candidates.</w:delText>
         </w:r>
       </w:del>
-      <w:ins w:id="74" w:author="R1 revision" w:date="2026-10-15T01:53:00Z" w16du:dateUtc="2026-10-15T05:53:00Z">
+      <w:ins w:id="74" w:author="R1 revision" w:date="2026-10-15T01:57:00Z" w16du:dateUtc="2026-10-15T05:57:00Z">
         <w:r>
           <w:t>against first-principles thermodynamics, as GNoME’s are against DFT, and others, like the LLM proposal examined here, screened by no calculation at all (Sec. 2.1).</w:t>
         </w:r>
@@ -661,12 +661,12 @@
       <w:r>
         <w:t xml:space="preserve"> Recent studies have begun applying such AI methods specifically to shape memory alloys</w:t>
       </w:r>
-      <w:del w:id="75" w:author="R1 revision" w:date="2026-10-15T01:53:00Z" w16du:dateUtc="2026-10-15T05:53:00Z">
+      <w:del w:id="75" w:author="R1 revision" w:date="2026-10-15T01:57:00Z" w16du:dateUtc="2026-10-15T05:57:00Z">
         <w:r>
           <w:delText>,</w:delText>
         </w:r>
       </w:del>
-      <w:ins w:id="76" w:author="R1 revision" w:date="2026-10-15T01:53:00Z" w16du:dateUtc="2026-10-15T05:53:00Z">
+      <w:ins w:id="76" w:author="R1 revision" w:date="2026-10-15T01:57:00Z" w16du:dateUtc="2026-10-15T05:57:00Z">
         <w:r>
           <w:t xml:space="preserve"> (SMAs),</w:t>
         </w:r>
@@ -677,12 +677,12 @@
       <w:r>
         <w:t xml:space="preserve">, and LLM-based hypothesis generation (Ref 6). </w:t>
       </w:r>
-      <w:del w:id="77" w:author="R1 revision" w:date="2026-10-15T01:53:00Z" w16du:dateUtc="2026-10-15T05:53:00Z">
+      <w:del w:id="77" w:author="R1 revision" w:date="2026-10-15T01:57:00Z" w16du:dateUtc="2026-10-15T05:57:00Z">
         <w:r>
           <w:delText>However, whether these AI models practically work or not is yet to be tested.</w:delText>
         </w:r>
       </w:del>
-      <w:ins w:id="78" w:author="R1 revision" w:date="2026-10-15T01:53:00Z" w16du:dateUtc="2026-10-15T05:53:00Z">
+      <w:ins w:id="78" w:author="R1 revision" w:date="2026-10-15T01:57:00Z" w16du:dateUtc="2026-10-15T05:57:00Z">
         <w:r>
           <w:t>However, experimental tests of such proposals, and of LLM-generated ones in particular, remain few.</w:t>
         </w:r>
@@ -690,12 +690,12 @@
       <w:r>
         <w:t xml:space="preserve"> Current generative materials models typically optimize for thermodynamic stability (formation energy, convex-hull distance) but may not, in general, explicitly consider the kinetic barriers </w:t>
       </w:r>
-      <w:del w:id="79" w:author="R1 revision" w:date="2026-10-15T01:53:00Z" w16du:dateUtc="2026-10-15T05:53:00Z">
+      <w:del w:id="79" w:author="R1 revision" w:date="2026-10-15T01:57:00Z" w16du:dateUtc="2026-10-15T05:57:00Z">
         <w:r>
           <w:delText>governing</w:delText>
         </w:r>
       </w:del>
-      <w:ins w:id="80" w:author="R1 revision" w:date="2026-10-15T01:53:00Z" w16du:dateUtc="2026-10-15T05:53:00Z">
+      <w:ins w:id="80" w:author="R1 revision" w:date="2026-10-15T01:57:00Z" w16du:dateUtc="2026-10-15T05:57:00Z">
         <w:r>
           <w:t>that govern</w:t>
         </w:r>
@@ -706,12 +706,12 @@
       <w:r>
         <w:t xml:space="preserve">. A composition whose target phase lies on the DFT convex hull might still be difficult to realize in practice. </w:t>
       </w:r>
-      <w:del w:id="81" w:author="R1 revision" w:date="2026-10-15T01:53:00Z" w16du:dateUtc="2026-10-15T05:53:00Z">
+      <w:del w:id="81" w:author="R1 revision" w:date="2026-10-15T01:57:00Z" w16du:dateUtc="2026-10-15T05:57:00Z">
         <w:r>
           <w:delText>It is our interest to examine a large language model (</w:delText>
         </w:r>
       </w:del>
-      <w:ins w:id="82" w:author="R1 revision" w:date="2026-10-15T01:53:00Z" w16du:dateUtc="2026-10-15T05:53:00Z">
+      <w:ins w:id="82" w:author="R1 revision" w:date="2026-10-15T01:57:00Z" w16du:dateUtc="2026-10-15T05:57:00Z">
         <w:r>
           <w:t xml:space="preserve">This study examines an </w:t>
         </w:r>
@@ -719,12 +719,12 @@
       <w:r>
         <w:t>LLM</w:t>
       </w:r>
-      <w:del w:id="83" w:author="R1 revision" w:date="2026-10-15T01:53:00Z" w16du:dateUtc="2026-10-15T05:53:00Z">
+      <w:del w:id="83" w:author="R1 revision" w:date="2026-10-15T01:57:00Z" w16du:dateUtc="2026-10-15T05:57:00Z">
         <w:r>
           <w:delText>)-</w:delText>
         </w:r>
       </w:del>
-      <w:ins w:id="84" w:author="R1 revision" w:date="2026-10-15T01:53:00Z" w16du:dateUtc="2026-10-15T05:53:00Z">
+      <w:ins w:id="84" w:author="R1 revision" w:date="2026-10-15T01:57:00Z" w16du:dateUtc="2026-10-15T05:57:00Z">
         <w:r>
           <w:t>-</w:t>
         </w:r>
@@ -732,7 +732,7 @@
       <w:r>
         <w:t xml:space="preserve">hypothesized </w:t>
       </w:r>
-      <w:del w:id="85" w:author="R1 revision" w:date="2026-10-15T01:53:00Z" w16du:dateUtc="2026-10-15T05:53:00Z">
+      <w:del w:id="85" w:author="R1 revision" w:date="2026-10-15T01:57:00Z" w16du:dateUtc="2026-10-15T05:57:00Z">
         <w:r>
           <w:delText>shape memory alloy (</w:delText>
         </w:r>
@@ -740,12 +740,12 @@
       <w:r>
         <w:t>SMA</w:t>
       </w:r>
-      <w:del w:id="86" w:author="R1 revision" w:date="2026-10-15T01:53:00Z" w16du:dateUtc="2026-10-15T05:53:00Z">
+      <w:del w:id="86" w:author="R1 revision" w:date="2026-10-15T01:57:00Z" w16du:dateUtc="2026-10-15T05:57:00Z">
         <w:r>
           <w:delText>).</w:delText>
         </w:r>
       </w:del>
-      <w:ins w:id="87" w:author="R1 revision" w:date="2026-10-15T01:53:00Z" w16du:dateUtc="2026-10-15T05:53:00Z">
+      <w:ins w:id="87" w:author="R1 revision" w:date="2026-10-15T01:57:00Z" w16du:dateUtc="2026-10-15T05:57:00Z">
         <w:r>
           <w:t>.</w:t>
         </w:r>
@@ -753,12 +753,12 @@
       <w:r>
         <w:t xml:space="preserve"> To the best of our knowledge, </w:t>
       </w:r>
-      <w:del w:id="88" w:author="R1 revision" w:date="2026-10-15T01:53:00Z" w16du:dateUtc="2026-10-15T05:53:00Z">
+      <w:del w:id="88" w:author="R1 revision" w:date="2026-10-15T01:57:00Z" w16du:dateUtc="2026-10-15T05:57:00Z">
         <w:r>
           <w:delText>experimentally validated studies on this topic remain</w:delText>
         </w:r>
       </w:del>
-      <w:ins w:id="89" w:author="R1 revision" w:date="2026-10-15T01:53:00Z" w16du:dateUtc="2026-10-15T05:53:00Z">
+      <w:ins w:id="89" w:author="R1 revision" w:date="2026-10-15T01:57:00Z" w16du:dateUtc="2026-10-15T05:57:00Z">
         <w:r>
           <w:t>experimental validation of such alloys remains</w:t>
         </w:r>
@@ -774,12 +774,12 @@
       <w:r>
         <w:t xml:space="preserve">SMAs exhibit reversible martensitic transformations that enable two technologically important behaviors: the shape memory effect, in which thermally induced phase changes recover macroscopic deformation, and </w:t>
       </w:r>
-      <w:del w:id="90" w:author="R1 revision" w:date="2026-10-15T01:53:00Z" w16du:dateUtc="2026-10-15T05:53:00Z">
+      <w:del w:id="90" w:author="R1 revision" w:date="2026-10-15T01:57:00Z" w16du:dateUtc="2026-10-15T05:57:00Z">
         <w:r>
           <w:delText>super-elasticity</w:delText>
         </w:r>
       </w:del>
-      <w:ins w:id="91" w:author="R1 revision" w:date="2026-10-15T01:53:00Z" w16du:dateUtc="2026-10-15T05:53:00Z">
+      <w:ins w:id="91" w:author="R1 revision" w:date="2026-10-15T01:57:00Z" w16du:dateUtc="2026-10-15T05:57:00Z">
         <w:r>
           <w:t>superelasticity</w:t>
         </w:r>
@@ -790,12 +790,12 @@
       <w:r>
         <w:t>. As the dominant commercial SMA, Nitinol</w:t>
       </w:r>
-      <w:del w:id="92" w:author="R1 revision" w:date="2026-10-15T01:53:00Z" w16du:dateUtc="2026-10-15T05:53:00Z">
+      <w:del w:id="92" w:author="R1 revision" w:date="2026-10-15T01:57:00Z" w16du:dateUtc="2026-10-15T05:57:00Z">
         <w:r>
           <w:delText xml:space="preserve">, </w:delText>
         </w:r>
       </w:del>
-      <w:ins w:id="93" w:author="R1 revision" w:date="2026-10-15T01:53:00Z" w16du:dateUtc="2026-10-15T05:53:00Z">
+      <w:ins w:id="93" w:author="R1 revision" w:date="2026-10-15T01:57:00Z" w16du:dateUtc="2026-10-15T05:57:00Z">
         <w:r>
           <w:t xml:space="preserve"> (</w:t>
         </w:r>
@@ -803,12 +803,12 @@
       <w:r>
         <w:t>a near 50Ni-50Ti alloy</w:t>
       </w:r>
-      <w:del w:id="94" w:author="R1 revision" w:date="2026-10-15T01:53:00Z" w16du:dateUtc="2026-10-15T05:53:00Z">
+      <w:del w:id="94" w:author="R1 revision" w:date="2026-10-15T01:57:00Z" w16du:dateUtc="2026-10-15T05:57:00Z">
         <w:r>
           <w:delText>,</w:delText>
         </w:r>
       </w:del>
-      <w:ins w:id="95" w:author="R1 revision" w:date="2026-10-15T01:53:00Z" w16du:dateUtc="2026-10-15T05:53:00Z">
+      <w:ins w:id="95" w:author="R1 revision" w:date="2026-10-15T01:57:00Z" w16du:dateUtc="2026-10-15T05:57:00Z">
         <w:r>
           <w:t>)</w:t>
         </w:r>
@@ -816,12 +816,12 @@
       <w:r>
         <w:t xml:space="preserve"> offers large recoverable strains of 6–8%, excellent cyclic stability, and biocompatibility, </w:t>
       </w:r>
-      <w:del w:id="96" w:author="R1 revision" w:date="2026-10-15T01:53:00Z" w16du:dateUtc="2026-10-15T05:53:00Z">
+      <w:del w:id="96" w:author="R1 revision" w:date="2026-10-15T01:57:00Z" w16du:dateUtc="2026-10-15T05:57:00Z">
         <w:r>
           <w:delText>which make it widely used</w:delText>
         </w:r>
       </w:del>
-      <w:ins w:id="97" w:author="R1 revision" w:date="2026-10-15T01:53:00Z" w16du:dateUtc="2026-10-15T05:53:00Z">
+      <w:ins w:id="97" w:author="R1 revision" w:date="2026-10-15T01:57:00Z" w16du:dateUtc="2026-10-15T05:57:00Z">
         <w:r>
           <w:t>properties that have led to its wide use</w:t>
         </w:r>
@@ -829,12 +829,12 @@
       <w:r>
         <w:t xml:space="preserve"> in medical devices, aerospace actuators, and damping applications (Ref 9,10). However, </w:t>
       </w:r>
-      <w:del w:id="98" w:author="R1 revision" w:date="2026-10-15T01:53:00Z" w16du:dateUtc="2026-10-15T05:53:00Z">
+      <w:del w:id="98" w:author="R1 revision" w:date="2026-10-15T01:57:00Z" w16du:dateUtc="2026-10-15T05:57:00Z">
         <w:r>
           <w:delText>due to</w:delText>
         </w:r>
       </w:del>
-      <w:ins w:id="99" w:author="R1 revision" w:date="2026-10-15T01:53:00Z" w16du:dateUtc="2026-10-15T05:53:00Z">
+      <w:ins w:id="99" w:author="R1 revision" w:date="2026-10-15T01:57:00Z" w16du:dateUtc="2026-10-15T05:57:00Z">
         <w:r>
           <w:t>because of</w:t>
         </w:r>
@@ -842,12 +842,12 @@
       <w:r>
         <w:t xml:space="preserve"> its relatively high manufacturing cost, the </w:t>
       </w:r>
-      <w:del w:id="100" w:author="R1 revision" w:date="2026-10-15T01:53:00Z" w16du:dateUtc="2026-10-15T05:53:00Z">
+      <w:del w:id="100" w:author="R1 revision" w:date="2026-10-15T01:57:00Z" w16du:dateUtc="2026-10-15T05:57:00Z">
         <w:r>
           <w:delText>application</w:delText>
         </w:r>
       </w:del>
-      <w:ins w:id="101" w:author="R1 revision" w:date="2026-10-15T01:53:00Z" w16du:dateUtc="2026-10-15T05:53:00Z">
+      <w:ins w:id="101" w:author="R1 revision" w:date="2026-10-15T01:57:00Z" w16du:dateUtc="2026-10-15T05:57:00Z">
         <w:r>
           <w:t>use</w:t>
         </w:r>
@@ -855,7 +855,7 @@
       <w:r>
         <w:t xml:space="preserve"> of Nitinol in structural engineering </w:t>
       </w:r>
-      <w:ins w:id="102" w:author="R1 revision" w:date="2026-10-15T01:53:00Z" w16du:dateUtc="2026-10-15T05:53:00Z">
+      <w:ins w:id="102" w:author="R1 revision" w:date="2026-10-15T01:57:00Z" w16du:dateUtc="2026-10-15T05:57:00Z">
         <w:r>
           <w:t xml:space="preserve">applications, </w:t>
         </w:r>
@@ -863,7 +863,7 @@
       <w:r>
         <w:t>such as prestressing tendons for concrete and seismic dampers</w:t>
       </w:r>
-      <w:ins w:id="103" w:author="R1 revision" w:date="2026-10-15T01:53:00Z" w16du:dateUtc="2026-10-15T05:53:00Z">
+      <w:ins w:id="103" w:author="R1 revision" w:date="2026-10-15T01:57:00Z" w16du:dateUtc="2026-10-15T05:57:00Z">
         <w:r>
           <w:t>,</w:t>
         </w:r>
@@ -879,12 +879,12 @@
       <w:r>
         <w:t xml:space="preserve">Fe-based </w:t>
       </w:r>
-      <w:del w:id="104" w:author="R1 revision" w:date="2026-10-15T01:53:00Z" w16du:dateUtc="2026-10-15T05:53:00Z">
+      <w:del w:id="104" w:author="R1 revision" w:date="2026-10-15T01:57:00Z" w16du:dateUtc="2026-10-15T05:57:00Z">
         <w:r>
           <w:delText>shape memory alloys</w:delText>
         </w:r>
       </w:del>
-      <w:ins w:id="105" w:author="R1 revision" w:date="2026-10-15T01:53:00Z" w16du:dateUtc="2026-10-15T05:53:00Z">
+      <w:ins w:id="105" w:author="R1 revision" w:date="2026-10-15T01:57:00Z" w16du:dateUtc="2026-10-15T05:57:00Z">
         <w:r>
           <w:t>SMAs</w:t>
         </w:r>
@@ -892,7 +892,7 @@
       <w:r>
         <w:t xml:space="preserve"> offer a path to lower cost (Ref 11). </w:t>
       </w:r>
-      <w:del w:id="106" w:author="R1 revision" w:date="2026-10-15T01:53:00Z" w16du:dateUtc="2026-10-15T05:53:00Z">
+      <w:del w:id="106" w:author="R1 revision" w:date="2026-10-15T01:57:00Z" w16du:dateUtc="2026-10-15T05:57:00Z">
         <w:r>
           <w:delText xml:space="preserve">The work of </w:delText>
         </w:r>
@@ -913,12 +913,12 @@
       <w:r>
         <w:t xml:space="preserve">, </w:t>
       </w:r>
-      <w:del w:id="107" w:author="R1 revision" w:date="2026-10-15T01:53:00Z" w16du:dateUtc="2026-10-15T05:53:00Z">
+      <w:del w:id="107" w:author="R1 revision" w:date="2026-10-15T01:57:00Z" w16du:dateUtc="2026-10-15T05:57:00Z">
         <w:r>
           <w:delText>where</w:delText>
         </w:r>
       </w:del>
-      <w:ins w:id="108" w:author="R1 revision" w:date="2026-10-15T01:53:00Z" w16du:dateUtc="2026-10-15T05:53:00Z">
+      <w:ins w:id="108" w:author="R1 revision" w:date="2026-10-15T01:57:00Z" w16du:dateUtc="2026-10-15T05:57:00Z">
         <w:r>
           <w:t>in which cyclic heat treatments across the FCC γ ↔ BCC α phase boundary produce</w:t>
         </w:r>
@@ -926,12 +926,12 @@
       <w:r>
         <w:t xml:space="preserve"> a bamboo-like grain structure, </w:t>
       </w:r>
-      <w:del w:id="109" w:author="R1 revision" w:date="2026-10-15T01:53:00Z" w16du:dateUtc="2026-10-15T05:53:00Z">
+      <w:del w:id="109" w:author="R1 revision" w:date="2026-10-15T01:57:00Z" w16du:dateUtc="2026-10-15T05:57:00Z">
         <w:r>
           <w:delText>or single-crystal-diameter</w:delText>
         </w:r>
       </w:del>
-      <w:ins w:id="110" w:author="R1 revision" w:date="2026-10-15T01:53:00Z" w16du:dateUtc="2026-10-15T05:53:00Z">
+      <w:ins w:id="110" w:author="R1 revision" w:date="2026-10-15T01:57:00Z" w16du:dateUtc="2026-10-15T05:57:00Z">
         <w:r>
           <w:t>with individual</w:t>
         </w:r>
@@ -939,7 +939,7 @@
       <w:r>
         <w:t xml:space="preserve"> grains spanning the </w:t>
       </w:r>
-      <w:ins w:id="111" w:author="R1 revision" w:date="2026-10-15T01:53:00Z" w16du:dateUtc="2026-10-15T05:53:00Z">
+      <w:ins w:id="111" w:author="R1 revision" w:date="2026-10-15T01:57:00Z" w16du:dateUtc="2026-10-15T05:57:00Z">
         <w:r>
           <w:t xml:space="preserve">whole </w:t>
         </w:r>
@@ -947,12 +947,12 @@
       <w:r>
         <w:t>wire cross-section</w:t>
       </w:r>
-      <w:del w:id="112" w:author="R1 revision" w:date="2026-10-15T01:53:00Z" w16du:dateUtc="2026-10-15T05:53:00Z">
+      <w:del w:id="112" w:author="R1 revision" w:date="2026-10-15T01:57:00Z" w16du:dateUtc="2026-10-15T05:57:00Z">
         <w:r>
           <w:delText>, is produced by cyclic heat treatments across the FCC γ ↔ BCC α phase boundary.</w:delText>
         </w:r>
       </w:del>
-      <w:ins w:id="113" w:author="R1 revision" w:date="2026-10-15T01:53:00Z" w16du:dateUtc="2026-10-15T05:53:00Z">
+      <w:ins w:id="113" w:author="R1 revision" w:date="2026-10-15T01:57:00Z" w16du:dateUtc="2026-10-15T05:57:00Z">
         <w:r>
           <w:t>.</w:t>
         </w:r>
@@ -960,12 +960,12 @@
       <w:r>
         <w:t xml:space="preserve"> Subsequent studies have associated such large grains with reduced </w:t>
       </w:r>
-      <w:del w:id="114" w:author="R1 revision" w:date="2026-10-15T01:53:00Z" w16du:dateUtc="2026-10-15T05:53:00Z">
+      <w:del w:id="114" w:author="R1 revision" w:date="2026-10-15T01:57:00Z" w16du:dateUtc="2026-10-15T05:57:00Z">
         <w:r>
           <w:delText>inter-granular</w:delText>
         </w:r>
       </w:del>
-      <w:ins w:id="115" w:author="R1 revision" w:date="2026-10-15T01:53:00Z" w16du:dateUtc="2026-10-15T05:53:00Z">
+      <w:ins w:id="115" w:author="R1 revision" w:date="2026-10-15T01:57:00Z" w16du:dateUtc="2026-10-15T05:57:00Z">
         <w:r>
           <w:t>intergranular</w:t>
         </w:r>
@@ -976,12 +976,12 @@
       <w:r>
         <w:t xml:space="preserve">. However, achieving a bamboo-like grain structure poses significant challenges, especially at industrial scale. In this study, we </w:t>
       </w:r>
-      <w:del w:id="116" w:author="R1 revision" w:date="2026-10-15T01:53:00Z" w16du:dateUtc="2026-10-15T05:53:00Z">
+      <w:del w:id="116" w:author="R1 revision" w:date="2026-10-15T01:57:00Z" w16du:dateUtc="2026-10-15T05:57:00Z">
         <w:r>
           <w:delText>adopted</w:delText>
         </w:r>
       </w:del>
-      <w:ins w:id="117" w:author="R1 revision" w:date="2026-10-15T01:53:00Z" w16du:dateUtc="2026-10-15T05:53:00Z">
+      <w:ins w:id="117" w:author="R1 revision" w:date="2026-10-15T01:57:00Z" w16du:dateUtc="2026-10-15T05:57:00Z">
         <w:r>
           <w:t>took</w:t>
         </w:r>
@@ -989,12 +989,12 @@
       <w:r>
         <w:t xml:space="preserve"> this alloy system</w:t>
       </w:r>
-      <w:del w:id="118" w:author="R1 revision" w:date="2026-10-15T01:53:00Z" w16du:dateUtc="2026-10-15T05:53:00Z">
+      <w:del w:id="118" w:author="R1 revision" w:date="2026-10-15T01:57:00Z" w16du:dateUtc="2026-10-15T05:57:00Z">
         <w:r>
           <w:delText>, trained an AI with over 200 published papers on Fe-based SMAs along with other publicly available information,</w:delText>
         </w:r>
       </w:del>
-      <w:ins w:id="119" w:author="R1 revision" w:date="2026-10-15T01:53:00Z" w16du:dateUtc="2026-10-15T05:53:00Z">
+      <w:ins w:id="119" w:author="R1 revision" w:date="2026-10-15T01:57:00Z" w16du:dateUtc="2026-10-15T05:57:00Z">
         <w:r>
           <w:t xml:space="preserve"> as the starting point</w:t>
         </w:r>
@@ -1002,12 +1002,12 @@
       <w:r>
         <w:t xml:space="preserve"> and asked </w:t>
       </w:r>
-      <w:del w:id="120" w:author="R1 revision" w:date="2026-10-15T01:53:00Z" w16du:dateUtc="2026-10-15T05:53:00Z">
+      <w:del w:id="120" w:author="R1 revision" w:date="2026-10-15T01:57:00Z" w16du:dateUtc="2026-10-15T05:57:00Z">
         <w:r>
           <w:delText>the AI</w:delText>
         </w:r>
       </w:del>
-      <w:ins w:id="121" w:author="R1 revision" w:date="2026-10-15T01:53:00Z" w16du:dateUtc="2026-10-15T05:53:00Z">
+      <w:ins w:id="121" w:author="R1 revision" w:date="2026-10-15T01:57:00Z" w16du:dateUtc="2026-10-15T05:57:00Z">
         <w:r>
           <w:t>an LLM deep-research agent</w:t>
         </w:r>
@@ -1015,12 +1015,12 @@
       <w:r>
         <w:t xml:space="preserve"> for lower-cost alternatives with the potential to exhibit </w:t>
       </w:r>
-      <w:del w:id="122" w:author="R1 revision" w:date="2026-10-15T01:53:00Z" w16du:dateUtc="2026-10-15T05:53:00Z">
+      <w:del w:id="122" w:author="R1 revision" w:date="2026-10-15T01:57:00Z" w16du:dateUtc="2026-10-15T05:57:00Z">
         <w:r>
           <w:delText>super-elasticity with small grain sizes.</w:delText>
         </w:r>
       </w:del>
-      <w:ins w:id="123" w:author="R1 revision" w:date="2026-10-15T01:53:00Z" w16du:dateUtc="2026-10-15T05:53:00Z">
+      <w:ins w:id="123" w:author="R1 revision" w:date="2026-10-15T01:57:00Z" w16du:dateUtc="2026-10-15T05:57:00Z">
         <w:r>
           <w:t>superelasticity. The agent retrieves and reads published and web sources at query time rather than being trained on a curated corpus; its report draws on 76 sources (Sec. 2.1).</w:t>
         </w:r>
@@ -1028,12 +1028,12 @@
       <w:r>
         <w:t xml:space="preserve"> We processed one of the </w:t>
       </w:r>
-      <w:del w:id="124" w:author="R1 revision" w:date="2026-10-15T01:53:00Z" w16du:dateUtc="2026-10-15T05:53:00Z">
+      <w:del w:id="124" w:author="R1 revision" w:date="2026-10-15T01:57:00Z" w16du:dateUtc="2026-10-15T05:57:00Z">
         <w:r>
           <w:delText>AI</w:delText>
         </w:r>
       </w:del>
-      <w:ins w:id="125" w:author="R1 revision" w:date="2026-10-15T01:53:00Z" w16du:dateUtc="2026-10-15T05:53:00Z">
+      <w:ins w:id="125" w:author="R1 revision" w:date="2026-10-15T01:57:00Z" w16du:dateUtc="2026-10-15T05:57:00Z">
         <w:r>
           <w:t>LLM</w:t>
         </w:r>
@@ -1054,7 +1054,7 @@
       <w:r>
         <w:t xml:space="preserve"> (Ref 12</w:t>
       </w:r>
-      <w:del w:id="126" w:author="R1 revision" w:date="2026-10-15T01:53:00Z" w16du:dateUtc="2026-10-15T05:53:00Z">
+      <w:del w:id="126" w:author="R1 revision" w:date="2026-10-15T01:57:00Z" w16du:dateUtc="2026-10-15T05:57:00Z">
         <w:r>
           <w:delText>)</w:delText>
         </w:r>
@@ -1062,7 +1062,7 @@
           <w:delText>. Because</w:delText>
         </w:r>
       </w:del>
-      <w:ins w:id="127" w:author="R1 revision" w:date="2026-10-15T01:53:00Z" w16du:dateUtc="2026-10-15T05:53:00Z">
+      <w:ins w:id="127" w:author="R1 revision" w:date="2026-10-15T01:57:00Z" w16du:dateUtc="2026-10-15T05:57:00Z">
         <w:r>
           <w:t>); preliminary results were reported at SMST 2026 (Ref 15)</w:t>
         </w:r>
@@ -1073,7 +1073,7 @@
       <w:r>
         <w:t xml:space="preserve"> the </w:t>
       </w:r>
-      <w:ins w:id="128" w:author="R1 revision" w:date="2026-10-15T01:53:00Z" w16du:dateUtc="2026-10-15T05:53:00Z">
+      <w:ins w:id="128" w:author="R1 revision" w:date="2026-10-15T01:57:00Z" w16du:dateUtc="2026-10-15T05:57:00Z">
         <w:r>
           <w:t xml:space="preserve">same nominal </w:t>
         </w:r>
@@ -1081,12 +1081,12 @@
       <w:r>
         <w:t xml:space="preserve">processing </w:t>
       </w:r>
-      <w:del w:id="129" w:author="R1 revision" w:date="2026-10-15T01:53:00Z" w16du:dateUtc="2026-10-15T05:53:00Z">
+      <w:del w:id="129" w:author="R1 revision" w:date="2026-10-15T01:57:00Z" w16du:dateUtc="2026-10-15T05:57:00Z">
         <w:r>
           <w:delText>history was kept</w:delText>
         </w:r>
       </w:del>
-      <w:ins w:id="130" w:author="R1 revision" w:date="2026-10-15T01:53:00Z" w16du:dateUtc="2026-10-15T05:53:00Z">
+      <w:ins w:id="130" w:author="R1 revision" w:date="2026-10-15T01:57:00Z" w16du:dateUtc="2026-10-15T05:57:00Z">
         <w:r>
           <w:t>route. Identical nominal parameters do not guarantee</w:t>
         </w:r>
@@ -1094,12 +1094,12 @@
       <w:r>
         <w:t xml:space="preserve"> identical </w:t>
       </w:r>
-      <w:del w:id="131" w:author="R1 revision" w:date="2026-10-15T01:53:00Z" w16du:dateUtc="2026-10-15T05:53:00Z">
+      <w:del w:id="131" w:author="R1 revision" w:date="2026-10-15T01:57:00Z" w16du:dateUtc="2026-10-15T05:57:00Z">
         <w:r>
           <w:delText>for both alloys, compositional differences are</w:delText>
         </w:r>
       </w:del>
-      <w:ins w:id="132" w:author="R1 revision" w:date="2026-10-15T01:53:00Z" w16du:dateUtc="2026-10-15T05:53:00Z">
+      <w:ins w:id="132" w:author="R1 revision" w:date="2026-10-15T01:57:00Z" w16du:dateUtc="2026-10-15T05:57:00Z">
         <w:r>
           <w:t>recrystallization, grain size, texture or precipitation in two different compositions, so what follows compares how each alloy responds to a common route rather than isolating composition as</w:t>
         </w:r>
@@ -1107,12 +1107,12 @@
       <w:r>
         <w:t xml:space="preserve"> the </w:t>
       </w:r>
-      <w:del w:id="133" w:author="R1 revision" w:date="2026-10-15T01:53:00Z" w16du:dateUtc="2026-10-15T05:53:00Z">
+      <w:del w:id="133" w:author="R1 revision" w:date="2026-10-15T01:57:00Z" w16du:dateUtc="2026-10-15T05:57:00Z">
         <w:r>
           <w:delText>sole</w:delText>
         </w:r>
       </w:del>
-      <w:ins w:id="134" w:author="R1 revision" w:date="2026-10-15T01:53:00Z" w16du:dateUtc="2026-10-15T05:53:00Z">
+      <w:ins w:id="134" w:author="R1 revision" w:date="2026-10-15T01:57:00Z" w16du:dateUtc="2026-10-15T05:57:00Z">
         <w:r>
           <w:t>only</w:t>
         </w:r>
@@ -1120,12 +1120,12 @@
       <w:r>
         <w:t xml:space="preserve"> variable </w:t>
       </w:r>
-      <w:del w:id="135" w:author="R1 revision" w:date="2026-10-15T01:53:00Z" w16du:dateUtc="2026-10-15T05:53:00Z">
+      <w:del w:id="135" w:author="R1 revision" w:date="2026-10-15T01:57:00Z" w16du:dateUtc="2026-10-15T05:57:00Z">
         <w:r>
           <w:delText>determining the final mechanical properties</w:delText>
         </w:r>
       </w:del>
-      <w:ins w:id="136" w:author="R1 revision" w:date="2026-10-15T01:53:00Z" w16du:dateUtc="2026-10-15T05:53:00Z">
+      <w:ins w:id="136" w:author="R1 revision" w:date="2026-10-15T01:57:00Z" w16du:dateUtc="2026-10-15T05:57:00Z">
         <w:r>
           <w:t>(Sec. 4.1). This work is an exploratory case study of one LLM-assisted hypothesis, not an evaluation of LLM alloy design as a class</w:t>
         </w:r>
@@ -1136,7 +1136,7 @@
     </w:p>
     <w:p>
       <w:r>
-        <w:pict w14:anchorId="7EABBC16">
+        <w:pict w14:anchorId="7DA1B380">
           <v:rect id="_x0000_i1027" style="width:0;height:1.5pt" o:hralign="center" o:hrstd="t" o:hr="t"/>
         </w:pict>
       </w:r>
@@ -1164,18 +1164,18 @@
       <w:pPr>
         <w:pStyle w:val="FirstParagraph"/>
         <w:rPr>
-          <w:ins w:id="139" w:author="R1 revision" w:date="2026-10-15T01:53:00Z" w16du:dateUtc="2026-10-15T05:53:00Z"/>
+          <w:ins w:id="139" w:author="R1 revision" w:date="2026-10-15T01:57:00Z" w16du:dateUtc="2026-10-15T05:57:00Z"/>
         </w:rPr>
       </w:pPr>
       <w:r>
         <w:t xml:space="preserve">The </w:t>
       </w:r>
-      <w:del w:id="140" w:author="R1 revision" w:date="2026-10-15T01:53:00Z" w16du:dateUtc="2026-10-15T05:53:00Z">
+      <w:del w:id="140" w:author="R1 revision" w:date="2026-10-15T01:57:00Z" w16du:dateUtc="2026-10-15T05:57:00Z">
         <w:r>
           <w:delText>AI</w:delText>
         </w:r>
       </w:del>
-      <w:ins w:id="141" w:author="R1 revision" w:date="2026-10-15T01:53:00Z" w16du:dateUtc="2026-10-15T05:53:00Z">
+      <w:ins w:id="141" w:author="R1 revision" w:date="2026-10-15T01:57:00Z" w16du:dateUtc="2026-10-15T05:57:00Z">
         <w:r>
           <w:t>LLM</w:t>
         </w:r>
@@ -1183,12 +1183,12 @@
       <w:r>
         <w:t xml:space="preserve">-hypothesized composition </w:t>
       </w:r>
-      <w:del w:id="142" w:author="R1 revision" w:date="2026-10-15T01:53:00Z" w16du:dateUtc="2026-10-15T05:53:00Z">
+      <w:del w:id="142" w:author="R1 revision" w:date="2026-10-15T01:57:00Z" w16du:dateUtc="2026-10-15T05:57:00Z">
         <w:r>
           <w:delText>was generated by an LLM deep-research agent (</w:delText>
         </w:r>
       </w:del>
-      <w:ins w:id="143" w:author="R1 revision" w:date="2026-10-15T01:53:00Z" w16du:dateUtc="2026-10-15T05:53:00Z">
+      <w:ins w:id="143" w:author="R1 revision" w:date="2026-10-15T01:57:00Z" w16du:dateUtc="2026-10-15T05:57:00Z">
         <w:r>
           <w:t xml:space="preserve">originated in a </w:t>
         </w:r>
@@ -1196,7 +1196,7 @@
       <w:r>
         <w:t xml:space="preserve">Gemini 2.5 </w:t>
       </w:r>
-      <w:del w:id="144" w:author="R1 revision" w:date="2026-10-15T01:53:00Z" w16du:dateUtc="2026-10-15T05:53:00Z">
+      <w:del w:id="144" w:author="R1 revision" w:date="2026-10-15T01:57:00Z" w16du:dateUtc="2026-10-15T05:57:00Z">
         <w:r>
           <w:delText xml:space="preserve">with the </w:delText>
         </w:r>
@@ -1204,12 +1204,12 @@
       <w:r>
         <w:t xml:space="preserve">Deep Research </w:t>
       </w:r>
-      <w:del w:id="145" w:author="R1 revision" w:date="2026-10-15T01:53:00Z" w16du:dateUtc="2026-10-15T05:53:00Z">
+      <w:del w:id="145" w:author="R1 revision" w:date="2026-10-15T01:57:00Z" w16du:dateUtc="2026-10-15T05:57:00Z">
         <w:r>
           <w:delText>tool</w:delText>
         </w:r>
       </w:del>
-      <w:ins w:id="146" w:author="R1 revision" w:date="2026-10-15T01:53:00Z" w16du:dateUtc="2026-10-15T05:53:00Z">
+      <w:ins w:id="146" w:author="R1 revision" w:date="2026-10-15T01:57:00Z" w16du:dateUtc="2026-10-15T05:57:00Z">
         <w:r>
           <w:t>session</w:t>
         </w:r>
@@ -1217,7 +1217,7 @@
       <w:r>
         <w:t xml:space="preserve"> (Ref 2</w:t>
       </w:r>
-      <w:del w:id="147" w:author="R1 revision" w:date="2026-10-15T01:53:00Z" w16du:dateUtc="2026-10-15T05:53:00Z">
+      <w:del w:id="147" w:author="R1 revision" w:date="2026-10-15T01:57:00Z" w16du:dateUtc="2026-10-15T05:57:00Z">
         <w:r>
           <w:delText>)</w:delText>
         </w:r>
@@ -1225,7 +1225,7 @@
           <w:delText>) prompted to propose an Fe-Mn-Al-based composition optimized</w:delText>
         </w:r>
       </w:del>
-      <w:ins w:id="148" w:author="R1 revision" w:date="2026-10-15T01:53:00Z" w16du:dateUtc="2026-10-15T05:53:00Z">
+      <w:ins w:id="148" w:author="R1 revision" w:date="2026-10-15T01:57:00Z" w16du:dateUtc="2026-10-15T05:57:00Z">
         <w:r>
           <w:t>), in which the agent searched</w:t>
         </w:r>
@@ -1233,12 +1233,12 @@
       <w:r>
         <w:t xml:space="preserve"> for </w:t>
       </w:r>
-      <w:del w:id="149" w:author="R1 revision" w:date="2026-10-15T01:53:00Z" w16du:dateUtc="2026-10-15T05:53:00Z">
+      <w:del w:id="149" w:author="R1 revision" w:date="2026-10-15T01:57:00Z" w16du:dateUtc="2026-10-15T05:57:00Z">
         <w:r>
           <w:delText>room-temperature super-elasticity.</w:delText>
         </w:r>
       </w:del>
-      <w:ins w:id="150" w:author="R1 revision" w:date="2026-10-15T01:53:00Z" w16du:dateUtc="2026-10-15T05:53:00Z">
+      <w:ins w:id="150" w:author="R1 revision" w:date="2026-10-15T01:57:00Z" w16du:dateUtc="2026-10-15T05:57:00Z">
         <w:r>
           <w:t>and read sources at query time; no model was trained or fine-tuned for this work.</w:t>
         </w:r>
@@ -1246,12 +1246,12 @@
       <w:r>
         <w:t xml:space="preserve"> The agent was </w:t>
       </w:r>
-      <w:del w:id="151" w:author="R1 revision" w:date="2026-10-15T01:53:00Z" w16du:dateUtc="2026-10-15T05:53:00Z">
+      <w:del w:id="151" w:author="R1 revision" w:date="2026-10-15T01:57:00Z" w16du:dateUtc="2026-10-15T05:57:00Z">
         <w:r>
           <w:delText>instructed to (i) reason</w:delText>
         </w:r>
       </w:del>
-      <w:ins w:id="152" w:author="R1 revision" w:date="2026-10-15T01:53:00Z" w16du:dateUtc="2026-10-15T05:53:00Z">
+      <w:ins w:id="152" w:author="R1 revision" w:date="2026-10-15T01:57:00Z" w16du:dateUtc="2026-10-15T05:57:00Z">
         <w:r>
           <w:t>asked for iron-based compositions that might approach Nitinol-like pseudoelasticity at substantially lower cost, reasoning</w:t>
         </w:r>
@@ -1259,7 +1259,7 @@
       <w:r>
         <w:t xml:space="preserve"> from the Fe-Mn-Al-Ni family established by Omori and co-workers (Ref 12,</w:t>
       </w:r>
-      <w:del w:id="153" w:author="R1 revision" w:date="2026-10-15T01:53:00Z" w16du:dateUtc="2026-10-15T05:53:00Z">
+      <w:del w:id="153" w:author="R1 revision" w:date="2026-10-15T01:57:00Z" w16du:dateUtc="2026-10-15T05:57:00Z">
         <w:r>
           <w:delText xml:space="preserve">15) </w:delText>
         </w:r>
@@ -1267,7 +1267,7 @@
           <w:delText>as a starting point and search for even cheaper alternatives, (ii) consult thermodynamic-stability data, (iii) target β-NiAl/carbide precipitation as a strengthening pathway,</w:delText>
         </w:r>
       </w:del>
-      <w:ins w:id="154" w:author="R1 revision" w:date="2026-10-15T01:53:00Z" w16du:dateUtc="2026-10-15T05:53:00Z">
+      <w:ins w:id="154" w:author="R1 revision" w:date="2026-10-15T01:57:00Z" w16du:dateUtc="2026-10-15T05:57:00Z">
         <w:r>
           <w:t>16)</w:t>
         </w:r>
@@ -1278,7 +1278,7 @@
       <w:r>
         <w:t xml:space="preserve">and </w:t>
       </w:r>
-      <w:del w:id="155" w:author="R1 revision" w:date="2026-10-15T01:53:00Z" w16du:dateUtc="2026-10-15T05:53:00Z">
+      <w:del w:id="155" w:author="R1 revision" w:date="2026-10-15T01:57:00Z" w16du:dateUtc="2026-10-15T05:57:00Z">
         <w:r>
           <w:delText xml:space="preserve">(iv) minimize cost by </w:delText>
         </w:r>
@@ -1286,7 +1286,7 @@
       <w:r>
         <w:t xml:space="preserve">excluding </w:t>
       </w:r>
-      <w:ins w:id="156" w:author="R1 revision" w:date="2026-10-15T01:53:00Z" w16du:dateUtc="2026-10-15T05:53:00Z">
+      <w:ins w:id="156" w:author="R1 revision" w:date="2026-10-15T01:57:00Z" w16du:dateUtc="2026-10-15T05:57:00Z">
         <w:r>
           <w:t xml:space="preserve">expensive additions such as </w:t>
         </w:r>
@@ -1294,12 +1294,12 @@
       <w:r>
         <w:t xml:space="preserve">cobalt and tantalum. </w:t>
       </w:r>
-      <w:del w:id="157" w:author="R1 revision" w:date="2026-10-15T01:53:00Z" w16du:dateUtc="2026-10-15T05:53:00Z">
+      <w:del w:id="157" w:author="R1 revision" w:date="2026-10-15T01:57:00Z" w16du:dateUtc="2026-10-15T05:57:00Z">
         <w:r>
           <w:delText>Within one of the AI-suggested</w:delText>
         </w:r>
       </w:del>
-      <w:ins w:id="158" w:author="R1 revision" w:date="2026-10-15T01:53:00Z" w16du:dateUtc="2026-10-15T05:53:00Z">
+      <w:ins w:id="158" w:author="R1 revision" w:date="2026-10-15T01:57:00Z" w16du:dateUtc="2026-10-15T05:57:00Z">
         <w:r>
           <w:t xml:space="preserve">Its report, </w:t>
         </w:r>
@@ -1314,10 +1314,10 @@
           <w:t xml:space="preserve"> </w:t>
         </w:r>
         <w:r>
-          <w:t>(41 pages drawing on 76 sources, all accessed on 19 May 2025; exported on 4 June 2025), is supplied unedited as Online Resource 1. The verbatim prompt was not preserved, and the report does not include it; the report is therefore the complete surviving record of the session. The agent ran no thermodynamic or first-principles calculation; its report recommends CALPHAD and DFT calculations as future steps (Sec. 4.3). The report proposes six candidate families and ranks them by experimental priority: three Fe-</w:t>
-        </w:r>
-        <w:r>
-          <w:t>Mn-Al-(Ni) variants, two Fe-Mn-Si-Cr variants, and one Fe-Al-Cr-Mn interstitial alloy.</w:t>
+          <w:t>(41 pages drawing on 76 sources, all accessed on 19 May 2025; exported on 4 June 2025), is supplied unedited as Online Resource 1. The verbatim prompt was not preserved, and the report does not include it; the report is therefore the complete surviving record of the session. The request was made in this single session and was not repeated. The agent ran no thermodynamic or first-principles calculation; its report recommends CALPHAD and DFT calculations as future steps (Sec. 4.3). The report proposes six can</w:t>
+        </w:r>
+        <w:r>
+          <w:t>didate families and ranks them by experimental priority: three Fe-Mn-Al-(Ni) variants, two Fe-Mn-Si-Cr variants, and one Fe-Al-Cr-Mn interstitial alloy.</w:t>
         </w:r>
       </w:ins>
     </w:p>
@@ -1325,10 +1325,10 @@
       <w:pPr>
         <w:pStyle w:val="BodyText"/>
         <w:rPr>
-          <w:ins w:id="159" w:author="R1 revision" w:date="2026-10-15T01:53:00Z" w16du:dateUtc="2026-10-15T05:53:00Z"/>
+          <w:ins w:id="159" w:author="R1 revision" w:date="2026-10-15T01:57:00Z" w16du:dateUtc="2026-10-15T05:57:00Z"/>
         </w:rPr>
       </w:pPr>
-      <w:ins w:id="160" w:author="R1 revision" w:date="2026-10-15T01:53:00Z" w16du:dateUtc="2026-10-15T05:53:00Z">
+      <w:ins w:id="160" w:author="R1 revision" w:date="2026-10-15T01:57:00Z" w16du:dateUtc="2026-10-15T05:57:00Z">
         <w:r>
           <w:t>The composition made here was drawn from Hypothesis A2, Fe-Mn-Al-Si-Ni-(B/C), which the report ranks tied for second of the six with Hypothesis A1, Fe-Mn-Al-(low Ni)-Cr-(C/V). The first-ranked candidate, Hypothesis B1, is an Fe-Mn-Si-Cr-V-C alloy that relies on a different transformation, from FCC austenite to HCP ε martensite; it was not synthesized. We chose A2 because it builds on the Fe-Mn-Al-Ni system, for which a substantial body of earlier work exists (Ref 12,16)</w:t>
         </w:r>
@@ -1339,12 +1339,12 @@
       <w:r>
         <w:t xml:space="preserve"> composition </w:t>
       </w:r>
-      <w:del w:id="161" w:author="R1 revision" w:date="2026-10-15T01:53:00Z" w16du:dateUtc="2026-10-15T05:53:00Z">
+      <w:del w:id="161" w:author="R1 revision" w:date="2026-10-15T01:57:00Z" w16du:dateUtc="2026-10-15T05:57:00Z">
         <w:r>
           <w:delText xml:space="preserve">ranges, we selected a </w:delText>
         </w:r>
       </w:del>
-      <w:ins w:id="162" w:author="R1 revision" w:date="2026-10-15T01:53:00Z" w16du:dateUtc="2026-10-15T05:53:00Z">
+      <w:ins w:id="162" w:author="R1 revision" w:date="2026-10-15T01:57:00Z" w16du:dateUtc="2026-10-15T05:57:00Z">
         <w:r>
           <w:t xml:space="preserve">from that system could therefore be processed alongside it as a reference, and the results could be compared directly with the published record. Of the two Fe-Mn-Al-Ni-based hypotheses, A2 adds no chromium, contains more nickel than A1 (3–6 against 2–5 wt%), and has the highest recoverable-strain target of the six. A2’s proposed range is Fe (bal.), Mn 20–30, Al 8–12, Si 1–4, Ni 3–6, and either B 0.005–0.05 or C 0.1–0.3, all in wt%. We specified the </w:t>
         </w:r>
@@ -1352,12 +1352,12 @@
       <w:r>
         <w:t xml:space="preserve">composition </w:t>
       </w:r>
-      <w:del w:id="163" w:author="R1 revision" w:date="2026-10-15T01:53:00Z" w16du:dateUtc="2026-10-15T05:53:00Z">
+      <w:del w:id="163" w:author="R1 revision" w:date="2026-10-15T01:57:00Z" w16du:dateUtc="2026-10-15T05:57:00Z">
         <w:r>
           <w:delText>of</w:delText>
         </w:r>
       </w:del>
-      <w:ins w:id="164" w:author="R1 revision" w:date="2026-10-15T01:53:00Z" w16du:dateUtc="2026-10-15T05:53:00Z">
+      <w:ins w:id="164" w:author="R1 revision" w:date="2026-10-15T01:57:00Z" w16du:dateUtc="2026-10-15T05:57:00Z">
         <w:r>
           <w:t>in atomic percent, the basis on which the Fe-Mn-Al-Ni alloys of that earlier work are reported, and took A2’s carbon option rather than its boron one:</w:t>
         </w:r>
@@ -1365,12 +1365,12 @@
       <w:r>
         <w:t xml:space="preserve"> 50Fe-30Mn-12Al-4Ni-4Si (at%) with an additional 1000 ppm C, </w:t>
       </w:r>
-      <w:del w:id="165" w:author="R1 revision" w:date="2026-10-15T01:53:00Z" w16du:dateUtc="2026-10-15T05:53:00Z">
+      <w:del w:id="165" w:author="R1 revision" w:date="2026-10-15T01:57:00Z" w16du:dateUtc="2026-10-15T05:57:00Z">
         <w:r>
           <w:delText>where the</w:delText>
         </w:r>
       </w:del>
-      <w:ins w:id="166" w:author="R1 revision" w:date="2026-10-15T01:53:00Z" w16du:dateUtc="2026-10-15T05:53:00Z">
+      <w:ins w:id="166" w:author="R1 revision" w:date="2026-10-15T01:57:00Z" w16du:dateUtc="2026-10-15T05:57:00Z">
         <w:r>
           <w:t>equivalent to 54.5Fe-32.3Mn-6.4Al-4.6Ni-2.2Si-0.1C (wt%). The manganese, aluminum and silicon values are the upper limits of A2’s ranges, and the nickel value lies within its range, but these values were applied as atomic rather than weight percentages. The composition therefore lies within A2 for silicon, nickel and carbon but outside it for manganese (32.3 wt% against a ceiling of 30) and aluminum (6.4 wt% against a floor of 8). Both deviations lie in the austenite-forming direction, toward the outcome ac</w:t>
         </w:r>
@@ -1383,7 +1383,7 @@
       <w:pPr>
         <w:pStyle w:val="BodyText"/>
       </w:pPr>
-      <w:ins w:id="167" w:author="R1 revision" w:date="2026-10-15T01:53:00Z" w16du:dateUtc="2026-10-15T05:53:00Z">
+      <w:ins w:id="167" w:author="R1 revision" w:date="2026-10-15T01:57:00Z" w16du:dateUtc="2026-10-15T05:57:00Z">
         <w:r>
           <w:t>In the report’s rationale for A2,</w:t>
         </w:r>
@@ -1391,12 +1391,12 @@
       <w:r>
         <w:t xml:space="preserve"> Fe, Mn, Al, and Ni are intended to form a BCC parent phase and β (NiAl-type) precipitates</w:t>
       </w:r>
-      <w:del w:id="168" w:author="R1 revision" w:date="2026-10-15T01:53:00Z" w16du:dateUtc="2026-10-15T05:53:00Z">
+      <w:del w:id="168" w:author="R1 revision" w:date="2026-10-15T01:57:00Z" w16du:dateUtc="2026-10-15T05:57:00Z">
         <w:r>
           <w:delText>.</w:delText>
         </w:r>
       </w:del>
-      <w:ins w:id="169" w:author="R1 revision" w:date="2026-10-15T01:53:00Z" w16du:dateUtc="2026-10-15T05:53:00Z">
+      <w:ins w:id="169" w:author="R1 revision" w:date="2026-10-15T01:57:00Z" w16du:dateUtc="2026-10-15T05:57:00Z">
         <w:r>
           <w:t>, with</w:t>
         </w:r>
@@ -1404,7 +1404,7 @@
       <w:r>
         <w:t xml:space="preserve"> Ni </w:t>
       </w:r>
-      <w:del w:id="170" w:author="R1 revision" w:date="2026-10-15T01:53:00Z" w16du:dateUtc="2026-10-15T05:53:00Z">
+      <w:del w:id="170" w:author="R1 revision" w:date="2026-10-15T01:57:00Z" w16du:dateUtc="2026-10-15T05:57:00Z">
         <w:r>
           <w:delText xml:space="preserve">content is </w:delText>
         </w:r>
@@ -1412,12 +1412,12 @@
       <w:r>
         <w:t xml:space="preserve">kept moderate to lower cost. Si is added </w:t>
       </w:r>
-      <w:del w:id="171" w:author="R1 revision" w:date="2026-10-15T01:53:00Z" w16du:dateUtc="2026-10-15T05:53:00Z">
+      <w:del w:id="171" w:author="R1 revision" w:date="2026-10-15T01:57:00Z" w16du:dateUtc="2026-10-15T05:57:00Z">
         <w:r>
           <w:delText>to strengthen the parent BCC matrix through</w:delText>
         </w:r>
       </w:del>
-      <w:ins w:id="172" w:author="R1 revision" w:date="2026-10-15T01:53:00Z" w16du:dateUtc="2026-10-15T05:53:00Z">
+      <w:ins w:id="172" w:author="R1 revision" w:date="2026-10-15T01:57:00Z" w16du:dateUtc="2026-10-15T05:57:00Z">
         <w:r>
           <w:t>for</w:t>
         </w:r>
@@ -1425,12 +1425,12 @@
       <w:r>
         <w:t xml:space="preserve"> solid-solution strengthening</w:t>
       </w:r>
-      <w:del w:id="173" w:author="R1 revision" w:date="2026-10-15T01:53:00Z" w16du:dateUtc="2026-10-15T05:53:00Z">
+      <w:del w:id="173" w:author="R1 revision" w:date="2026-10-15T01:57:00Z" w16du:dateUtc="2026-10-15T05:57:00Z">
         <w:r>
           <w:delText>; Si</w:delText>
         </w:r>
       </w:del>
-      <w:ins w:id="174" w:author="R1 revision" w:date="2026-10-15T01:53:00Z" w16du:dateUtc="2026-10-15T05:53:00Z">
+      <w:ins w:id="174" w:author="R1 revision" w:date="2026-10-15T01:57:00Z" w16du:dateUtc="2026-10-15T05:57:00Z">
         <w:r>
           <w:t xml:space="preserve"> of the parent BCC matrix; it</w:t>
         </w:r>
@@ -1438,7 +1438,7 @@
       <w:r>
         <w:t xml:space="preserve"> is also known to increase </w:t>
       </w:r>
-      <w:ins w:id="175" w:author="R1 revision" w:date="2026-10-15T01:53:00Z" w16du:dateUtc="2026-10-15T05:53:00Z">
+      <w:ins w:id="175" w:author="R1 revision" w:date="2026-10-15T01:57:00Z" w16du:dateUtc="2026-10-15T05:57:00Z">
         <w:r>
           <w:t xml:space="preserve">slip </w:t>
         </w:r>
@@ -1446,7 +1446,7 @@
       <w:r>
         <w:t xml:space="preserve">resistance </w:t>
       </w:r>
-      <w:del w:id="176" w:author="R1 revision" w:date="2026-10-15T01:53:00Z" w16du:dateUtc="2026-10-15T05:53:00Z">
+      <w:del w:id="176" w:author="R1 revision" w:date="2026-10-15T01:57:00Z" w16du:dateUtc="2026-10-15T05:57:00Z">
         <w:r>
           <w:delText xml:space="preserve">to slip </w:delText>
         </w:r>
@@ -1454,7 +1454,7 @@
       <w:r>
         <w:t>in ferritic structures and could potentially modify the stability or morphology of β precipitates</w:t>
       </w:r>
-      <w:del w:id="177" w:author="R1 revision" w:date="2026-10-15T01:53:00Z" w16du:dateUtc="2026-10-15T05:53:00Z">
+      <w:del w:id="177" w:author="R1 revision" w:date="2026-10-15T01:57:00Z" w16du:dateUtc="2026-10-15T05:57:00Z">
         <w:r>
           <w:delText>,</w:delText>
         </w:r>
@@ -1462,7 +1462,7 @@
       <w:r>
         <w:t xml:space="preserve"> or influence </w:t>
       </w:r>
-      <w:ins w:id="178" w:author="R1 revision" w:date="2026-10-15T01:53:00Z" w16du:dateUtc="2026-10-15T05:53:00Z">
+      <w:ins w:id="178" w:author="R1 revision" w:date="2026-10-15T01:57:00Z" w16du:dateUtc="2026-10-15T05:57:00Z">
         <w:r>
           <w:t xml:space="preserve">the </w:t>
         </w:r>
@@ -1470,7 +1470,7 @@
       <w:r>
         <w:t xml:space="preserve">stacking-fault energy. C is added for interstitial strengthening of the parent phase and </w:t>
       </w:r>
-      <w:ins w:id="179" w:author="R1 revision" w:date="2026-10-15T01:53:00Z" w16du:dateUtc="2026-10-15T05:53:00Z">
+      <w:ins w:id="179" w:author="R1 revision" w:date="2026-10-15T01:57:00Z" w16du:dateUtc="2026-10-15T05:57:00Z">
         <w:r>
           <w:t xml:space="preserve">for the </w:t>
         </w:r>
@@ -1478,7 +1478,7 @@
       <w:r>
         <w:t xml:space="preserve">possible formation of very fine, dispersed carbides. </w:t>
       </w:r>
-      <w:ins w:id="180" w:author="R1 revision" w:date="2026-10-15T01:53:00Z" w16du:dateUtc="2026-10-15T05:53:00Z">
+      <w:ins w:id="180" w:author="R1 revision" w:date="2026-10-15T01:57:00Z" w16du:dateUtc="2026-10-15T05:57:00Z">
         <w:r>
           <w:t xml:space="preserve">The report’s stated performance target for A2 is 5–8% recoverable strain at a transformation stress of 400–700 MPa. </w:t>
         </w:r>
@@ -1502,12 +1502,12 @@
       <w:r>
         <w:t xml:space="preserve">, was synthesized </w:t>
       </w:r>
-      <w:del w:id="181" w:author="R1 revision" w:date="2026-10-15T01:53:00Z" w16du:dateUtc="2026-10-15T05:53:00Z">
+      <w:del w:id="181" w:author="R1 revision" w:date="2026-10-15T01:57:00Z" w16du:dateUtc="2026-10-15T05:57:00Z">
         <w:r>
           <w:delText>under identical conditions</w:delText>
         </w:r>
       </w:del>
-      <w:ins w:id="182" w:author="R1 revision" w:date="2026-10-15T01:53:00Z" w16du:dateUtc="2026-10-15T05:53:00Z">
+      <w:ins w:id="182" w:author="R1 revision" w:date="2026-10-15T01:57:00Z" w16du:dateUtc="2026-10-15T05:57:00Z">
         <w:r>
           <w:t>and processed in parallel</w:t>
         </w:r>
@@ -1515,12 +1515,12 @@
       <w:r>
         <w:t xml:space="preserve">. These alloys are hereafter </w:t>
       </w:r>
-      <w:del w:id="183" w:author="R1 revision" w:date="2026-10-15T01:53:00Z" w16du:dateUtc="2026-10-15T05:53:00Z">
+      <w:del w:id="183" w:author="R1 revision" w:date="2026-10-15T01:57:00Z" w16du:dateUtc="2026-10-15T05:57:00Z">
         <w:r>
           <w:delText>named</w:delText>
         </w:r>
       </w:del>
-      <w:ins w:id="184" w:author="R1 revision" w:date="2026-10-15T01:53:00Z" w16du:dateUtc="2026-10-15T05:53:00Z">
+      <w:ins w:id="184" w:author="R1 revision" w:date="2026-10-15T01:57:00Z" w16du:dateUtc="2026-10-15T05:57:00Z">
         <w:r>
           <w:t>referred to as</w:t>
         </w:r>
@@ -1528,12 +1528,12 @@
       <w:r>
         <w:t xml:space="preserve"> the </w:t>
       </w:r>
-      <w:del w:id="185" w:author="R1 revision" w:date="2026-10-15T01:53:00Z" w16du:dateUtc="2026-10-15T05:53:00Z">
+      <w:del w:id="185" w:author="R1 revision" w:date="2026-10-15T01:57:00Z" w16du:dateUtc="2026-10-15T05:57:00Z">
         <w:r>
           <w:delText>AI-</w:delText>
         </w:r>
       </w:del>
-      <w:ins w:id="186" w:author="R1 revision" w:date="2026-10-15T01:53:00Z" w16du:dateUtc="2026-10-15T05:53:00Z">
+      <w:ins w:id="186" w:author="R1 revision" w:date="2026-10-15T01:57:00Z" w16du:dateUtc="2026-10-15T05:57:00Z">
         <w:r>
           <w:t xml:space="preserve">LLM </w:t>
         </w:r>
@@ -1541,7 +1541,7 @@
       <w:r>
         <w:t xml:space="preserve">alloy and </w:t>
       </w:r>
-      <w:ins w:id="187" w:author="R1 revision" w:date="2026-10-15T01:53:00Z" w16du:dateUtc="2026-10-15T05:53:00Z">
+      <w:ins w:id="187" w:author="R1 revision" w:date="2026-10-15T01:57:00Z" w16du:dateUtc="2026-10-15T05:57:00Z">
         <w:r>
           <w:t xml:space="preserve">the </w:t>
         </w:r>
@@ -1549,7 +1549,7 @@
       <w:r>
         <w:t xml:space="preserve">Omori </w:t>
       </w:r>
-      <w:del w:id="188" w:author="R1 revision" w:date="2026-10-15T01:53:00Z" w16du:dateUtc="2026-10-15T05:53:00Z">
+      <w:del w:id="188" w:author="R1 revision" w:date="2026-10-15T01:57:00Z" w16du:dateUtc="2026-10-15T05:57:00Z">
         <w:r>
           <w:delText>-</w:delText>
         </w:r>
@@ -1557,7 +1557,7 @@
       <w:r>
         <w:t>alloy, respectively.</w:t>
       </w:r>
-      <w:ins w:id="189" w:author="R1 revision" w:date="2026-10-15T01:53:00Z" w16du:dateUtc="2026-10-15T05:53:00Z">
+      <w:ins w:id="189" w:author="R1 revision" w:date="2026-10-15T01:57:00Z" w16du:dateUtc="2026-10-15T05:57:00Z">
         <w:r>
           <w:t xml:space="preserve"> The Omori alloy serves as a reference composition processed in parallel, not as an optimally treated superelastic control. It received the same nominal route as the LLM alloy and is compared in the 1200 °C/1 min condition used throughout the anneal series, not after the abnormal-grain-growth and aging route by which this composition attains its superelasticity (Ref 12)</w:t>
         </w:r>
@@ -1570,12 +1570,12 @@
       <w:pPr>
         <w:pStyle w:val="BodyText"/>
       </w:pPr>
-      <w:del w:id="190" w:author="R1 revision" w:date="2026-10-15T01:53:00Z" w16du:dateUtc="2026-10-15T05:53:00Z">
+      <w:del w:id="190" w:author="R1 revision" w:date="2026-10-15T01:57:00Z" w16du:dateUtc="2026-10-15T05:57:00Z">
         <w:r>
           <w:delText xml:space="preserve">Using high-purity raw elements, about </w:delText>
         </w:r>
       </w:del>
-      <w:ins w:id="191" w:author="R1 revision" w:date="2026-10-15T01:53:00Z" w16du:dateUtc="2026-10-15T05:53:00Z">
+      <w:ins w:id="191" w:author="R1 revision" w:date="2026-10-15T01:57:00Z" w16du:dateUtc="2026-10-15T05:57:00Z">
         <w:r>
           <w:t xml:space="preserve">About </w:t>
         </w:r>
@@ -1583,7 +1583,7 @@
       <w:r>
         <w:t xml:space="preserve">2 kg of each alloy was melted </w:t>
       </w:r>
-      <w:ins w:id="192" w:author="R1 revision" w:date="2026-10-15T01:53:00Z" w16du:dateUtc="2026-10-15T05:53:00Z">
+      <w:ins w:id="192" w:author="R1 revision" w:date="2026-10-15T01:57:00Z" w16du:dateUtc="2026-10-15T05:57:00Z">
         <w:r>
           <w:t xml:space="preserve">from high-purity raw elements </w:t>
         </w:r>
@@ -1591,12 +1591,12 @@
       <w:r>
         <w:t xml:space="preserve">in a vacuum induction furnace and cast into ø50 mm ingots. </w:t>
       </w:r>
-      <w:del w:id="193" w:author="R1 revision" w:date="2026-10-15T01:53:00Z" w16du:dateUtc="2026-10-15T05:53:00Z">
+      <w:del w:id="193" w:author="R1 revision" w:date="2026-10-15T01:57:00Z" w16du:dateUtc="2026-10-15T05:57:00Z">
         <w:r>
           <w:delText>Alloy</w:delText>
         </w:r>
       </w:del>
-      <w:ins w:id="194" w:author="R1 revision" w:date="2026-10-15T01:53:00Z" w16du:dateUtc="2026-10-15T05:53:00Z">
+      <w:ins w:id="194" w:author="R1 revision" w:date="2026-10-15T01:57:00Z" w16du:dateUtc="2026-10-15T05:57:00Z">
         <w:r>
           <w:t>The alloy</w:t>
         </w:r>
@@ -1604,7 +1604,7 @@
       <w:r>
         <w:t xml:space="preserve"> chemistries</w:t>
       </w:r>
-      <w:del w:id="195" w:author="R1 revision" w:date="2026-10-15T01:53:00Z" w16du:dateUtc="2026-10-15T05:53:00Z">
+      <w:del w:id="195" w:author="R1 revision" w:date="2026-10-15T01:57:00Z" w16du:dateUtc="2026-10-15T05:57:00Z">
         <w:r>
           <w:delText xml:space="preserve"> are listed in </w:delText>
         </w:r>
@@ -1619,7 +1619,7 @@
           <w:delText>. For both alloys, the actual chemistries</w:delText>
         </w:r>
       </w:del>
-      <w:ins w:id="196" w:author="R1 revision" w:date="2026-10-15T01:53:00Z" w16du:dateUtc="2026-10-15T05:53:00Z">
+      <w:ins w:id="196" w:author="R1 revision" w:date="2026-10-15T01:57:00Z" w16du:dateUtc="2026-10-15T05:57:00Z">
         <w:r>
           <w:t>,</w:t>
         </w:r>
@@ -1627,12 +1627,12 @@
       <w:r>
         <w:t xml:space="preserve"> measured by inductively coupled plasma atomic emission spectroscopy (ICP-AES</w:t>
       </w:r>
-      <w:del w:id="197" w:author="R1 revision" w:date="2026-10-15T01:53:00Z" w16du:dateUtc="2026-10-15T05:53:00Z">
+      <w:del w:id="197" w:author="R1 revision" w:date="2026-10-15T01:57:00Z" w16du:dateUtc="2026-10-15T05:57:00Z">
         <w:r>
           <w:delText>) are very</w:delText>
         </w:r>
       </w:del>
-      <w:ins w:id="198" w:author="R1 revision" w:date="2026-10-15T01:53:00Z" w16du:dateUtc="2026-10-15T05:53:00Z">
+      <w:ins w:id="198" w:author="R1 revision" w:date="2026-10-15T01:57:00Z" w16du:dateUtc="2026-10-15T05:57:00Z">
         <w:r>
           <w:t xml:space="preserve">), with carbon determined by ASTM E1019, are listed in wt% and at% in </w:t>
         </w:r>
@@ -1650,12 +1650,12 @@
       <w:r>
         <w:t xml:space="preserve"> close to </w:t>
       </w:r>
-      <w:del w:id="199" w:author="R1 revision" w:date="2026-10-15T01:53:00Z" w16du:dateUtc="2026-10-15T05:53:00Z">
+      <w:del w:id="199" w:author="R1 revision" w:date="2026-10-15T01:57:00Z" w16du:dateUtc="2026-10-15T05:57:00Z">
         <w:r>
           <w:delText>the nominal values, except that Si is lower in the AI-alloy and unexpected P is present in the Omori-alloy; the source of the P is</w:delText>
         </w:r>
       </w:del>
-      <w:ins w:id="200" w:author="R1 revision" w:date="2026-10-15T01:53:00Z" w16du:dateUtc="2026-10-15T05:53:00Z">
+      <w:ins w:id="200" w:author="R1 revision" w:date="2026-10-15T01:57:00Z" w16du:dateUtc="2026-10-15T05:57:00Z">
         <w:r>
           <w:t>nominal. In the LLM alloy, only about half the intended silicon was recovered, 1.11 wt% against 2.2 wt% (2.04 against 4.0 at%), a shortfall consistent with oxidation loss during vacuum induction melting. The effect of this shortfall on phase stability is examined by calculation in Sec. 3.4. The measured composition of the LLM alloy is therefore 51.5Fe-29.8Mn-11.9Al-4.2Ni-2.0Si-0.45C (at%), and this composition was used in all calculations. Each heat was analyzed once, on one sample (Table S1, Online Resourc</w:t>
         </w:r>
@@ -1666,12 +1666,12 @@
       <w:r>
         <w:t xml:space="preserve"> unknown</w:t>
       </w:r>
-      <w:del w:id="201" w:author="R1 revision" w:date="2026-10-15T01:53:00Z" w16du:dateUtc="2026-10-15T05:53:00Z">
+      <w:del w:id="201" w:author="R1 revision" w:date="2026-10-15T01:57:00Z" w16du:dateUtc="2026-10-15T05:57:00Z">
         <w:r>
           <w:delText>.</w:delText>
         </w:r>
       </w:del>
-      <w:ins w:id="202" w:author="R1 revision" w:date="2026-10-15T01:53:00Z" w16du:dateUtc="2026-10-15T05:53:00Z">
+      <w:ins w:id="202" w:author="R1 revision" w:date="2026-10-15T01:57:00Z" w16du:dateUtc="2026-10-15T05:57:00Z">
         <w:r>
           <w:t xml:space="preserve"> origin, most plausibly a residual from the melting stock. Phosphorus can segregate to grain boundaries and embrittle them. Its effect on the Omori alloy was not examined, but any such effect could only have degraded the reference behavior, and the Omori alloy still showed a stress-induced transformation (Sec. 3.2).</w:t>
         </w:r>
@@ -1679,12 +1679,12 @@
       <w:r>
         <w:t xml:space="preserve"> Several ø13 mm rods were cut from the cast ingots by electrical discharge machining (EDM). </w:t>
       </w:r>
-      <w:del w:id="203" w:author="R1 revision" w:date="2026-10-15T01:53:00Z" w16du:dateUtc="2026-10-15T05:53:00Z">
+      <w:del w:id="203" w:author="R1 revision" w:date="2026-10-15T01:57:00Z" w16du:dateUtc="2026-10-15T05:57:00Z">
         <w:r>
           <w:delText>These</w:delText>
         </w:r>
       </w:del>
-      <w:ins w:id="204" w:author="R1 revision" w:date="2026-10-15T01:53:00Z" w16du:dateUtc="2026-10-15T05:53:00Z">
+      <w:ins w:id="204" w:author="R1 revision" w:date="2026-10-15T01:57:00Z" w16du:dateUtc="2026-10-15T05:57:00Z">
         <w:r>
           <w:t>The</w:t>
         </w:r>
@@ -1692,7 +1692,7 @@
       <w:r>
         <w:t xml:space="preserve"> rods were homogenized at 1000 °C for 16 hours in </w:t>
       </w:r>
-      <w:ins w:id="205" w:author="R1 revision" w:date="2026-10-15T01:53:00Z" w16du:dateUtc="2026-10-15T05:53:00Z">
+      <w:ins w:id="205" w:author="R1 revision" w:date="2026-10-15T01:57:00Z" w16du:dateUtc="2026-10-15T05:57:00Z">
         <w:r>
           <w:t xml:space="preserve">an </w:t>
         </w:r>
@@ -1700,7 +1700,7 @@
       <w:r>
         <w:t xml:space="preserve">argon atmosphere, </w:t>
       </w:r>
-      <w:del w:id="206" w:author="R1 revision" w:date="2026-10-15T01:53:00Z" w16du:dateUtc="2026-10-15T05:53:00Z">
+      <w:del w:id="206" w:author="R1 revision" w:date="2026-10-15T01:57:00Z" w16du:dateUtc="2026-10-15T05:57:00Z">
         <w:r>
           <w:delText xml:space="preserve">then </w:delText>
         </w:r>
@@ -1708,7 +1708,7 @@
       <w:r>
         <w:t xml:space="preserve">hot-rolled at 850 °C in multiple passes to reduce </w:t>
       </w:r>
-      <w:ins w:id="207" w:author="R1 revision" w:date="2026-10-15T01:53:00Z" w16du:dateUtc="2026-10-15T05:53:00Z">
+      <w:ins w:id="207" w:author="R1 revision" w:date="2026-10-15T01:57:00Z" w16du:dateUtc="2026-10-15T05:57:00Z">
         <w:r>
           <w:t xml:space="preserve">their </w:t>
         </w:r>
@@ -1716,12 +1716,12 @@
       <w:r>
         <w:t xml:space="preserve">thickness, and </w:t>
       </w:r>
-      <w:del w:id="208" w:author="R1 revision" w:date="2026-10-15T01:53:00Z" w16du:dateUtc="2026-10-15T05:53:00Z">
+      <w:del w:id="208" w:author="R1 revision" w:date="2026-10-15T01:57:00Z" w16du:dateUtc="2026-10-15T05:57:00Z">
         <w:r>
           <w:delText>subsequently</w:delText>
         </w:r>
       </w:del>
-      <w:ins w:id="209" w:author="R1 revision" w:date="2026-10-15T01:53:00Z" w16du:dateUtc="2026-10-15T05:53:00Z">
+      <w:ins w:id="209" w:author="R1 revision" w:date="2026-10-15T01:57:00Z" w16du:dateUtc="2026-10-15T05:57:00Z">
         <w:r>
           <w:t>then</w:t>
         </w:r>
@@ -1729,7 +1729,7 @@
       <w:r>
         <w:t xml:space="preserve"> cold-drawn to </w:t>
       </w:r>
-      <w:del w:id="210" w:author="R1 revision" w:date="2026-10-15T01:53:00Z" w16du:dateUtc="2026-10-15T05:53:00Z">
+      <w:del w:id="210" w:author="R1 revision" w:date="2026-10-15T01:57:00Z" w16du:dateUtc="2026-10-15T05:57:00Z">
         <w:r>
           <w:delText xml:space="preserve">a final </w:delText>
         </w:r>
@@ -1737,7 +1737,7 @@
       <w:r>
         <w:t xml:space="preserve">wire </w:t>
       </w:r>
-      <w:ins w:id="211" w:author="R1 revision" w:date="2026-10-15T01:53:00Z" w16du:dateUtc="2026-10-15T05:53:00Z">
+      <w:ins w:id="211" w:author="R1 revision" w:date="2026-10-15T01:57:00Z" w16du:dateUtc="2026-10-15T05:57:00Z">
         <w:r>
           <w:t xml:space="preserve">0.36 mm in </w:t>
         </w:r>
@@ -1745,12 +1745,12 @@
       <w:r>
         <w:t xml:space="preserve">diameter </w:t>
       </w:r>
-      <w:del w:id="212" w:author="R1 revision" w:date="2026-10-15T01:53:00Z" w16du:dateUtc="2026-10-15T05:53:00Z">
+      <w:del w:id="212" w:author="R1 revision" w:date="2026-10-15T01:57:00Z" w16du:dateUtc="2026-10-15T05:57:00Z">
         <w:r>
           <w:delText>of 0.36 mm.</w:delText>
         </w:r>
       </w:del>
-      <w:ins w:id="213" w:author="R1 revision" w:date="2026-10-15T01:53:00Z" w16du:dateUtc="2026-10-15T05:53:00Z">
+      <w:ins w:id="213" w:author="R1 revision" w:date="2026-10-15T01:57:00Z" w16du:dateUtc="2026-10-15T05:57:00Z">
         <w:r>
           <w:t>for the LLM alloy and 0.64 mm for the Omori alloy (the test record of the Omori alloy’s heating-test specimen gives a diameter of 0.54 mm).</w:t>
         </w:r>
@@ -1758,7 +1758,7 @@
       <w:r>
         <w:t xml:space="preserve"> Severe work hardening during cold drawing necessitated intermediate annealing at 1000 °C under argon </w:t>
       </w:r>
-      <w:ins w:id="214" w:author="R1 revision" w:date="2026-10-15T01:53:00Z" w16du:dateUtc="2026-10-15T05:53:00Z">
+      <w:ins w:id="214" w:author="R1 revision" w:date="2026-10-15T01:57:00Z" w16du:dateUtc="2026-10-15T05:57:00Z">
         <w:r>
           <w:t xml:space="preserve">between drawing passes </w:t>
         </w:r>
@@ -1766,12 +1766,12 @@
       <w:r>
         <w:t>to restore ductility</w:t>
       </w:r>
-      <w:del w:id="215" w:author="R1 revision" w:date="2026-10-15T01:53:00Z" w16du:dateUtc="2026-10-15T05:53:00Z">
+      <w:del w:id="215" w:author="R1 revision" w:date="2026-10-15T01:57:00Z" w16du:dateUtc="2026-10-15T05:57:00Z">
         <w:r>
           <w:delText xml:space="preserve"> between draw passes. The amount of</w:delText>
         </w:r>
       </w:del>
-      <w:ins w:id="216" w:author="R1 revision" w:date="2026-10-15T01:53:00Z" w16du:dateUtc="2026-10-15T05:53:00Z">
+      <w:ins w:id="216" w:author="R1 revision" w:date="2026-10-15T01:57:00Z" w16du:dateUtc="2026-10-15T05:57:00Z">
         <w:r>
           <w:t>. The</w:t>
         </w:r>
@@ -1779,7 +1779,7 @@
       <w:r>
         <w:t xml:space="preserve"> cold</w:t>
       </w:r>
-      <w:ins w:id="217" w:author="R1 revision" w:date="2026-10-15T01:53:00Z" w16du:dateUtc="2026-10-15T05:53:00Z">
+      <w:ins w:id="217" w:author="R1 revision" w:date="2026-10-15T01:57:00Z" w16du:dateUtc="2026-10-15T05:57:00Z">
         <w:r>
           <w:t>-</w:t>
         </w:r>
@@ -1787,7 +1787,7 @@
       <w:r>
         <w:t>drawing</w:t>
       </w:r>
-      <w:del w:id="218" w:author="R1 revision" w:date="2026-10-15T01:53:00Z" w16du:dateUtc="2026-10-15T05:53:00Z">
+      <w:del w:id="218" w:author="R1 revision" w:date="2026-10-15T01:57:00Z" w16du:dateUtc="2026-10-15T05:57:00Z">
         <w:r>
           <w:delText xml:space="preserve"> was ≈85% area</w:delText>
         </w:r>
@@ -1795,7 +1795,7 @@
       <w:r>
         <w:t xml:space="preserve"> reduction after the last process anneal</w:t>
       </w:r>
-      <w:ins w:id="219" w:author="R1 revision" w:date="2026-10-15T01:53:00Z" w16du:dateUtc="2026-10-15T05:53:00Z">
+      <w:ins w:id="219" w:author="R1 revision" w:date="2026-10-15T01:57:00Z" w16du:dateUtc="2026-10-15T05:57:00Z">
         <w:r>
           <w:t xml:space="preserve"> was ≈85% in area</w:t>
         </w:r>
@@ -1818,12 +1818,12 @@
       <w:r>
         <w:t xml:space="preserve"> </w:t>
       </w:r>
-      <w:del w:id="220" w:author="R1 revision" w:date="2026-10-15T01:53:00Z" w16du:dateUtc="2026-10-15T05:53:00Z">
+      <w:del w:id="220" w:author="R1 revision" w:date="2026-10-15T01:57:00Z" w16du:dateUtc="2026-10-15T05:57:00Z">
         <w:r>
           <w:delText>Chemistries (in wt%)</w:delText>
         </w:r>
       </w:del>
-      <w:ins w:id="221" w:author="R1 revision" w:date="2026-10-15T01:53:00Z" w16du:dateUtc="2026-10-15T05:53:00Z">
+      <w:ins w:id="221" w:author="R1 revision" w:date="2026-10-15T01:57:00Z" w16du:dateUtc="2026-10-15T05:57:00Z">
         <w:r>
           <w:t>Chemical compositions</w:t>
         </w:r>
@@ -1831,12 +1831,12 @@
       <w:r>
         <w:t xml:space="preserve"> of the two alloys </w:t>
       </w:r>
-      <w:del w:id="222" w:author="R1 revision" w:date="2026-10-15T01:53:00Z" w16du:dateUtc="2026-10-15T05:53:00Z">
+      <w:del w:id="222" w:author="R1 revision" w:date="2026-10-15T01:57:00Z" w16du:dateUtc="2026-10-15T05:57:00Z">
         <w:r>
           <w:delText>as</w:delText>
         </w:r>
       </w:del>
-      <w:ins w:id="223" w:author="R1 revision" w:date="2026-10-15T01:53:00Z" w16du:dateUtc="2026-10-15T05:53:00Z">
+      <w:ins w:id="223" w:author="R1 revision" w:date="2026-10-15T01:57:00Z" w16du:dateUtc="2026-10-15T05:57:00Z">
         <w:r>
           <w:t>(LLM alloy analyzed on the finished wire, Omori alloy as cast) in wt%, with at% in parentheses,</w:t>
         </w:r>
@@ -1844,12 +1844,12 @@
       <w:r>
         <w:t xml:space="preserve"> measured by inductively coupled plasma atomic emission spectroscopy (ICP-AES</w:t>
       </w:r>
-      <w:del w:id="224" w:author="R1 revision" w:date="2026-10-15T01:53:00Z" w16du:dateUtc="2026-10-15T05:53:00Z">
+      <w:del w:id="224" w:author="R1 revision" w:date="2026-10-15T01:57:00Z" w16du:dateUtc="2026-10-15T05:57:00Z">
         <w:r>
           <w:delText>). Carbon</w:delText>
         </w:r>
       </w:del>
-      <w:ins w:id="225" w:author="R1 revision" w:date="2026-10-15T01:53:00Z" w16du:dateUtc="2026-10-15T05:53:00Z">
+      <w:ins w:id="225" w:author="R1 revision" w:date="2026-10-15T01:57:00Z" w16du:dateUtc="2026-10-15T05:57:00Z">
         <w:r>
           <w:t>); carbon</w:t>
         </w:r>
@@ -1857,12 +1857,12 @@
       <w:r>
         <w:t xml:space="preserve"> was </w:t>
       </w:r>
-      <w:del w:id="226" w:author="R1 revision" w:date="2026-10-15T01:53:00Z" w16du:dateUtc="2026-10-15T05:53:00Z">
+      <w:del w:id="226" w:author="R1 revision" w:date="2026-10-15T01:57:00Z" w16du:dateUtc="2026-10-15T05:57:00Z">
         <w:r>
           <w:delText>measured</w:delText>
         </w:r>
       </w:del>
-      <w:ins w:id="227" w:author="R1 revision" w:date="2026-10-15T01:53:00Z" w16du:dateUtc="2026-10-15T05:53:00Z">
+      <w:ins w:id="227" w:author="R1 revision" w:date="2026-10-15T01:57:00Z" w16du:dateUtc="2026-10-15T05:57:00Z">
         <w:r>
           <w:t>determined</w:t>
         </w:r>
@@ -1870,12 +1870,12 @@
       <w:r>
         <w:t xml:space="preserve"> by ASTM E1019. </w:t>
       </w:r>
-      <w:del w:id="228" w:author="R1 revision" w:date="2026-10-15T01:53:00Z" w16du:dateUtc="2026-10-15T05:53:00Z">
+      <w:del w:id="228" w:author="R1 revision" w:date="2026-10-15T01:57:00Z" w16du:dateUtc="2026-10-15T05:57:00Z">
         <w:r>
           <w:delText>Elements present at less than</w:delText>
         </w:r>
       </w:del>
-      <w:ins w:id="229" w:author="R1 revision" w:date="2026-10-15T01:53:00Z" w16du:dateUtc="2026-10-15T05:53:00Z">
+      <w:ins w:id="229" w:author="R1 revision" w:date="2026-10-15T01:57:00Z" w16du:dateUtc="2026-10-15T05:57:00Z">
         <w:r>
           <w:t>Atomic percentages are converted from the weight percentages shown and normalized to the elements listed. Each actual value is from a single analysis of one sample per heat (Table S1), and no analytical uncertainty is reported. For the Omori alloy, Fe is given by difference, and other residual elements, each below</w:t>
         </w:r>
@@ -1883,12 +1883,12 @@
       <w:r>
         <w:t xml:space="preserve"> 0.01 wt</w:t>
       </w:r>
-      <w:del w:id="230" w:author="R1 revision" w:date="2026-10-15T01:53:00Z" w16du:dateUtc="2026-10-15T05:53:00Z">
+      <w:del w:id="230" w:author="R1 revision" w:date="2026-10-15T01:57:00Z" w16du:dateUtc="2026-10-15T05:57:00Z">
         <w:r>
           <w:delText>%</w:delText>
         </w:r>
       </w:del>
-      <w:ins w:id="231" w:author="R1 revision" w:date="2026-10-15T01:53:00Z" w16du:dateUtc="2026-10-15T05:53:00Z">
+      <w:ins w:id="231" w:author="R1 revision" w:date="2026-10-15T01:57:00Z" w16du:dateUtc="2026-10-15T05:57:00Z">
         <w:r>
           <w:t>%,</w:t>
         </w:r>
@@ -1896,7 +1896,7 @@
       <w:r>
         <w:t xml:space="preserve"> are not listed.</w:t>
       </w:r>
-      <w:ins w:id="232" w:author="R1 revision" w:date="2026-10-15T01:53:00Z" w16du:dateUtc="2026-10-15T05:53:00Z">
+      <w:ins w:id="232" w:author="R1 revision" w:date="2026-10-15T01:57:00Z" w16du:dateUtc="2026-10-15T05:57:00Z">
         <w:r>
           <w:t xml:space="preserve"> The ICP-AES analysis of the LLM alloy covered only Al, Fe, Mn, Ni and Si, so a dash in its actual column means that the element was not determined.</w:t>
         </w:r>
@@ -1942,12 +1942,12 @@
             <w:pPr>
               <w:pStyle w:val="Compact"/>
             </w:pPr>
-            <w:del w:id="233" w:author="R1 revision" w:date="2026-10-15T01:53:00Z" w16du:dateUtc="2026-10-15T05:53:00Z">
+            <w:del w:id="233" w:author="R1 revision" w:date="2026-10-15T01:57:00Z" w16du:dateUtc="2026-10-15T05:57:00Z">
               <w:r>
                 <w:delText>AI-</w:delText>
               </w:r>
             </w:del>
-            <w:ins w:id="234" w:author="R1 revision" w:date="2026-10-15T01:53:00Z" w16du:dateUtc="2026-10-15T05:53:00Z">
+            <w:ins w:id="234" w:author="R1 revision" w:date="2026-10-15T01:57:00Z" w16du:dateUtc="2026-10-15T05:57:00Z">
               <w:r>
                 <w:t xml:space="preserve">LLM </w:t>
               </w:r>
@@ -1965,12 +1965,12 @@
             <w:pPr>
               <w:pStyle w:val="Compact"/>
             </w:pPr>
-            <w:del w:id="235" w:author="R1 revision" w:date="2026-10-15T01:53:00Z" w16du:dateUtc="2026-10-15T05:53:00Z">
+            <w:del w:id="235" w:author="R1 revision" w:date="2026-10-15T01:57:00Z" w16du:dateUtc="2026-10-15T05:57:00Z">
               <w:r>
                 <w:delText>AI-</w:delText>
               </w:r>
             </w:del>
-            <w:ins w:id="236" w:author="R1 revision" w:date="2026-10-15T01:53:00Z" w16du:dateUtc="2026-10-15T05:53:00Z">
+            <w:ins w:id="236" w:author="R1 revision" w:date="2026-10-15T01:57:00Z" w16du:dateUtc="2026-10-15T05:57:00Z">
               <w:r>
                 <w:t xml:space="preserve">LLM </w:t>
               </w:r>
@@ -1991,7 +1991,7 @@
             <w:r>
               <w:t xml:space="preserve">Omori </w:t>
             </w:r>
-            <w:del w:id="237" w:author="R1 revision" w:date="2026-10-15T01:53:00Z" w16du:dateUtc="2026-10-15T05:53:00Z">
+            <w:del w:id="237" w:author="R1 revision" w:date="2026-10-15T01:57:00Z" w16du:dateUtc="2026-10-15T05:57:00Z">
               <w:r>
                 <w:delText>-</w:delText>
               </w:r>
@@ -2012,7 +2012,7 @@
             <w:r>
               <w:t xml:space="preserve">Omori </w:t>
             </w:r>
-            <w:del w:id="238" w:author="R1 revision" w:date="2026-10-15T01:53:00Z" w16du:dateUtc="2026-10-15T05:53:00Z">
+            <w:del w:id="238" w:author="R1 revision" w:date="2026-10-15T01:57:00Z" w16du:dateUtc="2026-10-15T05:57:00Z">
               <w:r>
                 <w:delText>-</w:delText>
               </w:r>
@@ -2048,7 +2048,7 @@
             <w:r>
               <w:t>54.5</w:t>
             </w:r>
-            <w:ins w:id="239" w:author="R1 revision" w:date="2026-10-15T01:53:00Z" w16du:dateUtc="2026-10-15T05:53:00Z">
+            <w:ins w:id="239" w:author="R1 revision" w:date="2026-10-15T01:57:00Z" w16du:dateUtc="2026-10-15T05:57:00Z">
               <w:r>
                 <w:t xml:space="preserve"> (49.6)</w:t>
               </w:r>
@@ -2066,7 +2066,7 @@
             <w:r>
               <w:t>55.83</w:t>
             </w:r>
-            <w:ins w:id="240" w:author="R1 revision" w:date="2026-10-15T01:53:00Z" w16du:dateUtc="2026-10-15T05:53:00Z">
+            <w:ins w:id="240" w:author="R1 revision" w:date="2026-10-15T01:57:00Z" w16du:dateUtc="2026-10-15T05:57:00Z">
               <w:r>
                 <w:t xml:space="preserve"> (51.5)</w:t>
               </w:r>
@@ -2084,7 +2084,7 @@
             <w:r>
               <w:t>47.08</w:t>
             </w:r>
-            <w:ins w:id="241" w:author="R1 revision" w:date="2026-10-15T01:53:00Z" w16du:dateUtc="2026-10-15T05:53:00Z">
+            <w:ins w:id="241" w:author="R1 revision" w:date="2026-10-15T01:57:00Z" w16du:dateUtc="2026-10-15T05:57:00Z">
               <w:r>
                 <w:t xml:space="preserve"> (43.3)</w:t>
               </w:r>
@@ -2102,7 +2102,7 @@
             <w:r>
               <w:t>46.51</w:t>
             </w:r>
-            <w:ins w:id="242" w:author="R1 revision" w:date="2026-10-15T01:53:00Z" w16du:dateUtc="2026-10-15T05:53:00Z">
+            <w:ins w:id="242" w:author="R1 revision" w:date="2026-10-15T01:57:00Z" w16du:dateUtc="2026-10-15T05:57:00Z">
               <w:r>
                 <w:t xml:space="preserve"> (42.7)</w:t>
               </w:r>
@@ -2135,7 +2135,7 @@
             <w:r>
               <w:t>32.3</w:t>
             </w:r>
-            <w:ins w:id="243" w:author="R1 revision" w:date="2026-10-15T01:53:00Z" w16du:dateUtc="2026-10-15T05:53:00Z">
+            <w:ins w:id="243" w:author="R1 revision" w:date="2026-10-15T01:57:00Z" w16du:dateUtc="2026-10-15T05:57:00Z">
               <w:r>
                 <w:t xml:space="preserve"> (29.9)</w:t>
               </w:r>
@@ -2153,7 +2153,7 @@
             <w:r>
               <w:t>31.78</w:t>
             </w:r>
-            <w:ins w:id="244" w:author="R1 revision" w:date="2026-10-15T01:53:00Z" w16du:dateUtc="2026-10-15T05:53:00Z">
+            <w:ins w:id="244" w:author="R1 revision" w:date="2026-10-15T01:57:00Z" w16du:dateUtc="2026-10-15T05:57:00Z">
               <w:r>
                 <w:t xml:space="preserve"> (29.8)</w:t>
               </w:r>
@@ -2171,7 +2171,7 @@
             <w:r>
               <w:t>36.43</w:t>
             </w:r>
-            <w:ins w:id="245" w:author="R1 revision" w:date="2026-10-15T01:53:00Z" w16du:dateUtc="2026-10-15T05:53:00Z">
+            <w:ins w:id="245" w:author="R1 revision" w:date="2026-10-15T01:57:00Z" w16du:dateUtc="2026-10-15T05:57:00Z">
               <w:r>
                 <w:t xml:space="preserve"> (34.1)</w:t>
               </w:r>
@@ -2189,7 +2189,7 @@
             <w:r>
               <w:t>36.49</w:t>
             </w:r>
-            <w:ins w:id="246" w:author="R1 revision" w:date="2026-10-15T01:53:00Z" w16du:dateUtc="2026-10-15T05:53:00Z">
+            <w:ins w:id="246" w:author="R1 revision" w:date="2026-10-15T01:57:00Z" w16du:dateUtc="2026-10-15T05:57:00Z">
               <w:r>
                 <w:t xml:space="preserve"> (34.1)</w:t>
               </w:r>
@@ -2222,7 +2222,7 @@
             <w:r>
               <w:t>6.4</w:t>
             </w:r>
-            <w:ins w:id="247" w:author="R1 revision" w:date="2026-10-15T01:53:00Z" w16du:dateUtc="2026-10-15T05:53:00Z">
+            <w:ins w:id="247" w:author="R1 revision" w:date="2026-10-15T01:57:00Z" w16du:dateUtc="2026-10-15T05:57:00Z">
               <w:r>
                 <w:t xml:space="preserve"> (12.1)</w:t>
               </w:r>
@@ -2240,7 +2240,7 @@
             <w:r>
               <w:t>6.24</w:t>
             </w:r>
-            <w:ins w:id="248" w:author="R1 revision" w:date="2026-10-15T01:53:00Z" w16du:dateUtc="2026-10-15T05:53:00Z">
+            <w:ins w:id="248" w:author="R1 revision" w:date="2026-10-15T01:57:00Z" w16du:dateUtc="2026-10-15T05:57:00Z">
               <w:r>
                 <w:t xml:space="preserve"> (11.9)</w:t>
               </w:r>
@@ -2258,7 +2258,7 @@
             <w:r>
               <w:t>7.9</w:t>
             </w:r>
-            <w:ins w:id="249" w:author="R1 revision" w:date="2026-10-15T01:53:00Z" w16du:dateUtc="2026-10-15T05:53:00Z">
+            <w:ins w:id="249" w:author="R1 revision" w:date="2026-10-15T01:57:00Z" w16du:dateUtc="2026-10-15T05:57:00Z">
               <w:r>
                 <w:t xml:space="preserve"> (15.1)</w:t>
               </w:r>
@@ -2276,7 +2276,7 @@
             <w:r>
               <w:t>8.00</w:t>
             </w:r>
-            <w:ins w:id="250" w:author="R1 revision" w:date="2026-10-15T01:53:00Z" w16du:dateUtc="2026-10-15T05:53:00Z">
+            <w:ins w:id="250" w:author="R1 revision" w:date="2026-10-15T01:57:00Z" w16du:dateUtc="2026-10-15T05:57:00Z">
               <w:r>
                 <w:t xml:space="preserve"> (15.2)</w:t>
               </w:r>
@@ -2309,7 +2309,7 @@
             <w:r>
               <w:t>4.6</w:t>
             </w:r>
-            <w:ins w:id="251" w:author="R1 revision" w:date="2026-10-15T01:53:00Z" w16du:dateUtc="2026-10-15T05:53:00Z">
+            <w:ins w:id="251" w:author="R1 revision" w:date="2026-10-15T01:57:00Z" w16du:dateUtc="2026-10-15T05:57:00Z">
               <w:r>
                 <w:t xml:space="preserve"> (4.0)</w:t>
               </w:r>
@@ -2327,7 +2327,7 @@
             <w:r>
               <w:t>4.81</w:t>
             </w:r>
-            <w:ins w:id="252" w:author="R1 revision" w:date="2026-10-15T01:53:00Z" w16du:dateUtc="2026-10-15T05:53:00Z">
+            <w:ins w:id="252" w:author="R1 revision" w:date="2026-10-15T01:57:00Z" w16du:dateUtc="2026-10-15T05:57:00Z">
               <w:r>
                 <w:t xml:space="preserve"> (4.2)</w:t>
               </w:r>
@@ -2345,7 +2345,7 @@
             <w:r>
               <w:t>8.59</w:t>
             </w:r>
-            <w:ins w:id="253" w:author="R1 revision" w:date="2026-10-15T01:53:00Z" w16du:dateUtc="2026-10-15T05:53:00Z">
+            <w:ins w:id="253" w:author="R1 revision" w:date="2026-10-15T01:57:00Z" w16du:dateUtc="2026-10-15T05:57:00Z">
               <w:r>
                 <w:t xml:space="preserve"> (7.5)</w:t>
               </w:r>
@@ -2363,7 +2363,7 @@
             <w:r>
               <w:t>8.94</w:t>
             </w:r>
-            <w:ins w:id="254" w:author="R1 revision" w:date="2026-10-15T01:53:00Z" w16du:dateUtc="2026-10-15T05:53:00Z">
+            <w:ins w:id="254" w:author="R1 revision" w:date="2026-10-15T01:57:00Z" w16du:dateUtc="2026-10-15T05:57:00Z">
               <w:r>
                 <w:t xml:space="preserve"> (7.8)</w:t>
               </w:r>
@@ -2396,7 +2396,7 @@
             <w:r>
               <w:t>2.2</w:t>
             </w:r>
-            <w:ins w:id="255" w:author="R1 revision" w:date="2026-10-15T01:53:00Z" w16du:dateUtc="2026-10-15T05:53:00Z">
+            <w:ins w:id="255" w:author="R1 revision" w:date="2026-10-15T01:57:00Z" w16du:dateUtc="2026-10-15T05:57:00Z">
               <w:r>
                 <w:t xml:space="preserve"> (4.0)</w:t>
               </w:r>
@@ -2414,7 +2414,7 @@
             <w:r>
               <w:t>1.11</w:t>
             </w:r>
-            <w:ins w:id="256" w:author="R1 revision" w:date="2026-10-15T01:53:00Z" w16du:dateUtc="2026-10-15T05:53:00Z">
+            <w:ins w:id="256" w:author="R1 revision" w:date="2026-10-15T01:57:00Z" w16du:dateUtc="2026-10-15T05:57:00Z">
               <w:r>
                 <w:t xml:space="preserve"> (2.04)</w:t>
               </w:r>
@@ -2445,7 +2445,7 @@
             <w:r>
               <w:t>&lt;0.01</w:t>
             </w:r>
-            <w:ins w:id="257" w:author="R1 revision" w:date="2026-10-15T01:53:00Z" w16du:dateUtc="2026-10-15T05:53:00Z">
+            <w:ins w:id="257" w:author="R1 revision" w:date="2026-10-15T01:57:00Z" w16du:dateUtc="2026-10-15T05:57:00Z">
               <w:r>
                 <w:t xml:space="preserve"> (&lt;0.02)</w:t>
               </w:r>
@@ -2478,7 +2478,7 @@
             <w:r>
               <w:t>0.1</w:t>
             </w:r>
-            <w:ins w:id="258" w:author="R1 revision" w:date="2026-10-15T01:53:00Z" w16du:dateUtc="2026-10-15T05:53:00Z">
+            <w:ins w:id="258" w:author="R1 revision" w:date="2026-10-15T01:57:00Z" w16du:dateUtc="2026-10-15T05:57:00Z">
               <w:r>
                 <w:t xml:space="preserve"> (0.42)</w:t>
               </w:r>
@@ -2496,7 +2496,7 @@
             <w:r>
               <w:t>0.105</w:t>
             </w:r>
-            <w:ins w:id="259" w:author="R1 revision" w:date="2026-10-15T01:53:00Z" w16du:dateUtc="2026-10-15T05:53:00Z">
+            <w:ins w:id="259" w:author="R1 revision" w:date="2026-10-15T01:57:00Z" w16du:dateUtc="2026-10-15T05:57:00Z">
               <w:r>
                 <w:t xml:space="preserve"> (0.45)</w:t>
               </w:r>
@@ -2527,7 +2527,7 @@
             <w:r>
               <w:t>0.01</w:t>
             </w:r>
-            <w:ins w:id="260" w:author="R1 revision" w:date="2026-10-15T01:53:00Z" w16du:dateUtc="2026-10-15T05:53:00Z">
+            <w:ins w:id="260" w:author="R1 revision" w:date="2026-10-15T01:57:00Z" w16du:dateUtc="2026-10-15T05:57:00Z">
               <w:r>
                 <w:t xml:space="preserve"> (0.04)</w:t>
               </w:r>
@@ -2599,7 +2599,7 @@
             <w:r>
               <w:t>0.06</w:t>
             </w:r>
-            <w:ins w:id="261" w:author="R1 revision" w:date="2026-10-15T01:53:00Z" w16du:dateUtc="2026-10-15T05:53:00Z">
+            <w:ins w:id="261" w:author="R1 revision" w:date="2026-10-15T01:57:00Z" w16du:dateUtc="2026-10-15T05:57:00Z">
               <w:r>
                 <w:t xml:space="preserve"> (0.10)</w:t>
               </w:r>
@@ -2622,18 +2622,18 @@
       <w:pPr>
         <w:pStyle w:val="FirstParagraph"/>
         <w:rPr>
-          <w:ins w:id="263" w:author="R1 revision" w:date="2026-10-15T01:53:00Z" w16du:dateUtc="2026-10-15T05:53:00Z"/>
+          <w:ins w:id="263" w:author="R1 revision" w:date="2026-10-15T01:57:00Z" w16du:dateUtc="2026-10-15T05:57:00Z"/>
         </w:rPr>
       </w:pPr>
       <w:r>
         <w:t>To test the effect of heat-</w:t>
       </w:r>
-      <w:del w:id="264" w:author="R1 revision" w:date="2026-10-15T01:53:00Z" w16du:dateUtc="2026-10-15T05:53:00Z">
+      <w:del w:id="264" w:author="R1 revision" w:date="2026-10-15T01:57:00Z" w16du:dateUtc="2026-10-15T05:57:00Z">
         <w:r>
           <w:delText>treating</w:delText>
         </w:r>
       </w:del>
-      <w:ins w:id="265" w:author="R1 revision" w:date="2026-10-15T01:53:00Z" w16du:dateUtc="2026-10-15T05:53:00Z">
+      <w:ins w:id="265" w:author="R1 revision" w:date="2026-10-15T01:57:00Z" w16du:dateUtc="2026-10-15T05:57:00Z">
         <w:r>
           <w:t>treatment</w:t>
         </w:r>
@@ -2641,7 +2641,7 @@
       <w:r>
         <w:t xml:space="preserve"> temperature on mechanical properties, cold-drawn </w:t>
       </w:r>
-      <w:ins w:id="266" w:author="R1 revision" w:date="2026-10-15T01:53:00Z" w16du:dateUtc="2026-10-15T05:53:00Z">
+      <w:ins w:id="266" w:author="R1 revision" w:date="2026-10-15T01:57:00Z" w16du:dateUtc="2026-10-15T05:57:00Z">
         <w:r>
           <w:t xml:space="preserve">0.36 mm LLM-alloy </w:t>
         </w:r>
@@ -2649,12 +2649,12 @@
       <w:r>
         <w:t xml:space="preserve">wires were heat treated in </w:t>
       </w:r>
-      <w:del w:id="267" w:author="R1 revision" w:date="2026-10-15T01:53:00Z" w16du:dateUtc="2026-10-15T05:53:00Z">
+      <w:del w:id="267" w:author="R1 revision" w:date="2026-10-15T01:57:00Z" w16du:dateUtc="2026-10-15T05:57:00Z">
         <w:r>
           <w:delText xml:space="preserve">a </w:delText>
         </w:r>
       </w:del>
-      <w:ins w:id="268" w:author="R1 revision" w:date="2026-10-15T01:53:00Z" w16du:dateUtc="2026-10-15T05:53:00Z">
+      <w:ins w:id="268" w:author="R1 revision" w:date="2026-10-15T01:57:00Z" w16du:dateUtc="2026-10-15T05:57:00Z">
         <w:r>
           <w:t xml:space="preserve">an argon-filled </w:t>
         </w:r>
@@ -2662,7 +2662,7 @@
       <w:r>
         <w:t xml:space="preserve">strand furnace </w:t>
       </w:r>
-      <w:del w:id="269" w:author="R1 revision" w:date="2026-10-15T01:53:00Z" w16du:dateUtc="2026-10-15T05:53:00Z">
+      <w:del w:id="269" w:author="R1 revision" w:date="2026-10-15T01:57:00Z" w16du:dateUtc="2026-10-15T05:57:00Z">
         <w:r>
           <w:delText xml:space="preserve">filled with argon </w:delText>
         </w:r>
@@ -2670,7 +2670,7 @@
       <w:r>
         <w:t xml:space="preserve">at temperatures between 600 and 1200 °C for a </w:t>
       </w:r>
-      <w:ins w:id="270" w:author="R1 revision" w:date="2026-10-15T01:53:00Z" w16du:dateUtc="2026-10-15T05:53:00Z">
+      <w:ins w:id="270" w:author="R1 revision" w:date="2026-10-15T01:57:00Z" w16du:dateUtc="2026-10-15T05:57:00Z">
         <w:r>
           <w:t xml:space="preserve">nominal </w:t>
         </w:r>
@@ -2678,7 +2678,7 @@
       <w:r>
         <w:t xml:space="preserve">dwell </w:t>
       </w:r>
-      <w:del w:id="271" w:author="R1 revision" w:date="2026-10-15T01:53:00Z" w16du:dateUtc="2026-10-15T05:53:00Z">
+      <w:del w:id="271" w:author="R1 revision" w:date="2026-10-15T01:57:00Z" w16du:dateUtc="2026-10-15T05:57:00Z">
         <w:r>
           <w:delText xml:space="preserve">time </w:delText>
         </w:r>
@@ -2686,12 +2686,12 @@
       <w:r>
         <w:t xml:space="preserve">of 1 </w:t>
       </w:r>
-      <w:del w:id="272" w:author="R1 revision" w:date="2026-10-15T01:53:00Z" w16du:dateUtc="2026-10-15T05:53:00Z">
+      <w:del w:id="272" w:author="R1 revision" w:date="2026-10-15T01:57:00Z" w16du:dateUtc="2026-10-15T05:57:00Z">
         <w:r>
           <w:delText xml:space="preserve">to 40 minutes, followed by fast cooling </w:delText>
         </w:r>
       </w:del>
-      <w:ins w:id="273" w:author="R1 revision" w:date="2026-10-15T01:53:00Z" w16du:dateUtc="2026-10-15T05:53:00Z">
+      <w:ins w:id="273" w:author="R1 revision" w:date="2026-10-15T01:57:00Z" w16du:dateUtc="2026-10-15T05:57:00Z">
         <w:r>
           <w:t xml:space="preserve">minute and then cooled rapidly </w:t>
         </w:r>
@@ -2699,12 +2699,12 @@
       <w:r>
         <w:t>to room temperature</w:t>
       </w:r>
-      <w:del w:id="274" w:author="R1 revision" w:date="2026-10-15T01:53:00Z" w16du:dateUtc="2026-10-15T05:53:00Z">
+      <w:del w:id="274" w:author="R1 revision" w:date="2026-10-15T01:57:00Z" w16du:dateUtc="2026-10-15T05:57:00Z">
         <w:r>
           <w:delText>. In addition, to produce a bamboo-like microstructure, wires</w:delText>
         </w:r>
       </w:del>
-      <w:ins w:id="275" w:author="R1 revision" w:date="2026-10-15T01:53:00Z" w16du:dateUtc="2026-10-15T05:53:00Z">
+      <w:ins w:id="275" w:author="R1 revision" w:date="2026-10-15T01:57:00Z" w16du:dateUtc="2026-10-15T05:57:00Z">
         <w:r>
           <w:t>; the cooling rate on leaving the furnace was not measured. The 1-minute treatments</w:t>
         </w:r>
@@ -2712,12 +2712,12 @@
       <w:r>
         <w:t xml:space="preserve"> were </w:t>
       </w:r>
-      <w:del w:id="276" w:author="R1 revision" w:date="2026-10-15T01:53:00Z" w16du:dateUtc="2026-10-15T05:53:00Z">
+      <w:del w:id="276" w:author="R1 revision" w:date="2026-10-15T01:57:00Z" w16du:dateUtc="2026-10-15T05:57:00Z">
         <w:r>
           <w:delText>heat treated</w:delText>
         </w:r>
       </w:del>
-      <w:ins w:id="277" w:author="R1 revision" w:date="2026-10-15T01:53:00Z" w16du:dateUtc="2026-10-15T05:53:00Z">
+      <w:ins w:id="277" w:author="R1 revision" w:date="2026-10-15T01:57:00Z" w16du:dateUtc="2026-10-15T05:57:00Z">
         <w:r>
           <w:t>strand passes through the hot zone, made</w:t>
         </w:r>
@@ -2725,12 +2725,12 @@
       <w:r>
         <w:t xml:space="preserve"> at </w:t>
       </w:r>
-      <w:del w:id="278" w:author="R1 revision" w:date="2026-10-15T01:53:00Z" w16du:dateUtc="2026-10-15T05:53:00Z">
+      <w:del w:id="278" w:author="R1 revision" w:date="2026-10-15T01:57:00Z" w16du:dateUtc="2026-10-15T05:57:00Z">
         <w:r>
           <w:delText xml:space="preserve">1200 °C for 30 minutes followed by water quench, then re-heated to 900 °C and held for 15 minutes; this cycle was repeated three times before a final heat treatment at 1200 °C for 60 minutes followed by water quench. The </w:delText>
         </w:r>
       </w:del>
-      <w:ins w:id="279" w:author="R1 revision" w:date="2026-10-15T01:53:00Z" w16du:dateUtc="2026-10-15T05:53:00Z">
+      <w:ins w:id="279" w:author="R1 revision" w:date="2026-10-15T01:57:00Z" w16du:dateUtc="2026-10-15T05:57:00Z">
         <w:r>
           <w:t xml:space="preserve">4 ft min⁻¹ for the specimens whose records give the pass speed; the remaining specimens in Table 2 are recorded as having received the </w:t>
         </w:r>
@@ -2738,12 +2738,12 @@
       <w:r>
         <w:t xml:space="preserve">same </w:t>
       </w:r>
-      <w:del w:id="280" w:author="R1 revision" w:date="2026-10-15T01:53:00Z" w16du:dateUtc="2026-10-15T05:53:00Z">
+      <w:del w:id="280" w:author="R1 revision" w:date="2026-10-15T01:57:00Z" w16du:dateUtc="2026-10-15T05:57:00Z">
         <w:r>
           <w:delText>heat</w:delText>
         </w:r>
       </w:del>
-      <w:ins w:id="281" w:author="R1 revision" w:date="2026-10-15T01:53:00Z" w16du:dateUtc="2026-10-15T05:53:00Z">
+      <w:ins w:id="281" w:author="R1 revision" w:date="2026-10-15T01:57:00Z" w16du:dateUtc="2026-10-15T05:57:00Z">
         <w:r>
           <w:t>1-minute</w:t>
         </w:r>
@@ -2751,12 +2751,12 @@
       <w:r>
         <w:t xml:space="preserve"> treatment </w:t>
       </w:r>
-      <w:del w:id="282" w:author="R1 revision" w:date="2026-10-15T01:53:00Z" w16du:dateUtc="2026-10-15T05:53:00Z">
+      <w:del w:id="282" w:author="R1 revision" w:date="2026-10-15T01:57:00Z" w16du:dateUtc="2026-10-15T05:57:00Z">
         <w:r>
           <w:delText>has been</w:delText>
         </w:r>
       </w:del>
-      <w:ins w:id="283" w:author="R1 revision" w:date="2026-10-15T01:53:00Z" w16du:dateUtc="2026-10-15T05:53:00Z">
+      <w:ins w:id="283" w:author="R1 revision" w:date="2026-10-15T01:57:00Z" w16du:dateUtc="2026-10-15T05:57:00Z">
         <w:r>
           <w:t>(Table S1).</w:t>
         </w:r>
@@ -2767,7 +2767,7 @@
       <w:r>
         <w:t xml:space="preserve"> used </w:t>
       </w:r>
-      <w:del w:id="284" w:author="R1 revision" w:date="2026-10-15T01:53:00Z" w16du:dateUtc="2026-10-15T05:53:00Z">
+      <w:del w:id="284" w:author="R1 revision" w:date="2026-10-15T01:57:00Z" w16du:dateUtc="2026-10-15T05:57:00Z">
         <w:r>
           <w:delText>by others to promote abnormal grain growth</w:delText>
         </w:r>
@@ -2775,7 +2775,7 @@
           <w:delText xml:space="preserve"> (Ref 16). Heat </w:delText>
         </w:r>
       </w:del>
-      <w:ins w:id="285" w:author="R1 revision" w:date="2026-10-15T01:53:00Z" w16du:dateUtc="2026-10-15T05:53:00Z">
+      <w:ins w:id="285" w:author="R1 revision" w:date="2026-10-15T01:57:00Z" w16du:dateUtc="2026-10-15T05:57:00Z">
         <w:r>
           <w:t xml:space="preserve">in Figs. 3, 4 and 6 received the same 1200 °C/1 min </w:t>
         </w:r>
@@ -2783,7 +2783,7 @@
       <w:r>
         <w:t>treatment</w:t>
       </w:r>
-      <w:ins w:id="286" w:author="R1 revision" w:date="2026-10-15T01:53:00Z" w16du:dateUtc="2026-10-15T05:53:00Z">
+      <w:ins w:id="286" w:author="R1 revision" w:date="2026-10-15T01:57:00Z" w16du:dateUtc="2026-10-15T05:57:00Z">
         <w:r>
           <w:t xml:space="preserve">. Static holds of 40 and 80 minutes at 1200 °C were also applied to the LLM-alloy wire. The aged condition of </w:t>
         </w:r>
@@ -2804,7 +2804,7 @@
       <w:r>
         <w:t xml:space="preserve"> above 1200 °C </w:t>
       </w:r>
-      <w:ins w:id="287" w:author="R1 revision" w:date="2026-10-15T01:53:00Z" w16du:dateUtc="2026-10-15T05:53:00Z">
+      <w:ins w:id="287" w:author="R1 revision" w:date="2026-10-15T01:57:00Z" w16du:dateUtc="2026-10-15T05:57:00Z">
         <w:r>
           <w:t xml:space="preserve">(static holds at 1250 °C and a cyclic exposure at 1300 °C) </w:t>
         </w:r>
@@ -2812,7 +2812,7 @@
       <w:r>
         <w:t>caused severe oxidation or furnace contamination</w:t>
       </w:r>
-      <w:ins w:id="288" w:author="R1 revision" w:date="2026-10-15T01:53:00Z" w16du:dateUtc="2026-10-15T05:53:00Z">
+      <w:ins w:id="288" w:author="R1 revision" w:date="2026-10-15T01:57:00Z" w16du:dateUtc="2026-10-15T05:57:00Z">
         <w:r>
           <w:t xml:space="preserve"> and are not reported further; 1200 °C was therefore the practical upper limit of the processing window. Surface oxidation and decarburization during the treatments at or below 1200 °C were not measured.</w:t>
         </w:r>
@@ -2822,7 +2822,7 @@
       <w:pPr>
         <w:pStyle w:val="BodyText"/>
       </w:pPr>
-      <w:ins w:id="289" w:author="R1 revision" w:date="2026-10-15T01:53:00Z" w16du:dateUtc="2026-10-15T05:53:00Z">
+      <w:ins w:id="289" w:author="R1 revision" w:date="2026-10-15T01:57:00Z" w16du:dateUtc="2026-10-15T05:57:00Z">
         <w:r>
           <w:t xml:space="preserve">Cyclic heat treatments of the type used to produce abnormal grain growth and a bamboo-like grain structure in this alloy family (Ref 17) </w:t>
         </w:r>
@@ -2854,12 +2854,12 @@
       <w:r>
         <w:t xml:space="preserve">Wire cross-sections were embedded in cold-mount epoxy and ground sequentially with silicon-carbide papers from 180 </w:t>
       </w:r>
-      <w:del w:id="291" w:author="R1 revision" w:date="2026-10-15T01:53:00Z" w16du:dateUtc="2026-10-15T05:53:00Z">
+      <w:del w:id="291" w:author="R1 revision" w:date="2026-10-15T01:57:00Z" w16du:dateUtc="2026-10-15T05:57:00Z">
         <w:r>
           <w:delText>grit through</w:delText>
         </w:r>
       </w:del>
-      <w:ins w:id="292" w:author="R1 revision" w:date="2026-10-15T01:53:00Z" w16du:dateUtc="2026-10-15T05:53:00Z">
+      <w:ins w:id="292" w:author="R1 revision" w:date="2026-10-15T01:57:00Z" w16du:dateUtc="2026-10-15T05:57:00Z">
         <w:r>
           <w:t>to</w:t>
         </w:r>
@@ -2867,7 +2867,7 @@
       <w:r>
         <w:t xml:space="preserve"> 800 grit. Final polishing used a 0.25 µm OP-S aluminum-oxide suspension on an automated polishing wheel until a scratch-free mirror finish was achieved. Polished cross-sections were imaged on a Clemex Vision PE optical microscope under bright-field illumination at magnifications between 100× and 1000×. In addition, scanning electron microscopy (SEM) and energy-dispersive </w:t>
       </w:r>
-      <w:ins w:id="293" w:author="R1 revision" w:date="2026-10-15T01:53:00Z" w16du:dateUtc="2026-10-15T05:53:00Z">
+      <w:ins w:id="293" w:author="R1 revision" w:date="2026-10-15T01:57:00Z" w16du:dateUtc="2026-10-15T05:57:00Z">
         <w:r>
           <w:t xml:space="preserve">X-ray </w:t>
         </w:r>
@@ -2875,7 +2875,7 @@
       <w:r>
         <w:t xml:space="preserve">spectroscopy (EDS) were used to study </w:t>
       </w:r>
-      <w:ins w:id="294" w:author="R1 revision" w:date="2026-10-15T01:53:00Z" w16du:dateUtc="2026-10-15T05:53:00Z">
+      <w:ins w:id="294" w:author="R1 revision" w:date="2026-10-15T01:57:00Z" w16du:dateUtc="2026-10-15T05:57:00Z">
         <w:r>
           <w:t xml:space="preserve">the </w:t>
         </w:r>
@@ -2883,12 +2883,12 @@
       <w:r>
         <w:t>microstructure and local chemistry</w:t>
       </w:r>
-      <w:del w:id="295" w:author="R1 revision" w:date="2026-10-15T01:53:00Z" w16du:dateUtc="2026-10-15T05:53:00Z">
+      <w:del w:id="295" w:author="R1 revision" w:date="2026-10-15T01:57:00Z" w16du:dateUtc="2026-10-15T05:57:00Z">
         <w:r>
           <w:delText>.</w:delText>
         </w:r>
       </w:del>
-      <w:ins w:id="296" w:author="R1 revision" w:date="2026-10-15T01:53:00Z" w16du:dateUtc="2026-10-15T05:53:00Z">
+      <w:ins w:id="296" w:author="R1 revision" w:date="2026-10-15T01:57:00Z" w16du:dateUtc="2026-10-15T05:57:00Z">
         <w:r>
           <w:t>; EDS was used qualitatively (Sec. 3.1).</w:t>
         </w:r>
@@ -2908,18 +2908,18 @@
       <w:pPr>
         <w:pStyle w:val="FirstParagraph"/>
         <w:rPr>
-          <w:ins w:id="298" w:author="R1 revision" w:date="2026-10-15T01:53:00Z" w16du:dateUtc="2026-10-15T05:53:00Z"/>
+          <w:ins w:id="298" w:author="R1 revision" w:date="2026-10-15T01:57:00Z" w16du:dateUtc="2026-10-15T05:57:00Z"/>
         </w:rPr>
       </w:pPr>
       <w:r>
         <w:t xml:space="preserve">Room-temperature cyclic tensile </w:t>
       </w:r>
-      <w:del w:id="299" w:author="R1 revision" w:date="2026-10-15T01:53:00Z" w16du:dateUtc="2026-10-15T05:53:00Z">
+      <w:del w:id="299" w:author="R1 revision" w:date="2026-10-15T01:57:00Z" w16du:dateUtc="2026-10-15T05:57:00Z">
         <w:r>
           <w:delText>testing was</w:delText>
         </w:r>
       </w:del>
-      <w:ins w:id="300" w:author="R1 revision" w:date="2026-10-15T01:53:00Z" w16du:dateUtc="2026-10-15T05:53:00Z">
+      <w:ins w:id="300" w:author="R1 revision" w:date="2026-10-15T01:57:00Z" w16du:dateUtc="2026-10-15T05:57:00Z">
         <w:r>
           <w:t>tests were</w:t>
         </w:r>
@@ -2927,7 +2927,7 @@
       <w:r>
         <w:t xml:space="preserve"> performed on an Instron </w:t>
       </w:r>
-      <w:ins w:id="301" w:author="R1 revision" w:date="2026-10-15T01:53:00Z" w16du:dateUtc="2026-10-15T05:53:00Z">
+      <w:ins w:id="301" w:author="R1 revision" w:date="2026-10-15T01:57:00Z" w16du:dateUtc="2026-10-15T05:57:00Z">
         <w:r>
           <w:t xml:space="preserve">testing machine </w:t>
         </w:r>
@@ -2935,12 +2935,12 @@
       <w:r>
         <w:t xml:space="preserve">in displacement control. </w:t>
       </w:r>
-      <w:del w:id="302" w:author="R1 revision" w:date="2026-10-15T01:53:00Z" w16du:dateUtc="2026-10-15T05:53:00Z">
+      <w:del w:id="302" w:author="R1 revision" w:date="2026-10-15T01:57:00Z" w16du:dateUtc="2026-10-15T05:57:00Z">
         <w:r>
           <w:delText xml:space="preserve">During the test, each </w:delText>
         </w:r>
       </w:del>
-      <w:ins w:id="303" w:author="R1 revision" w:date="2026-10-15T01:53:00Z" w16du:dateUtc="2026-10-15T05:53:00Z">
+      <w:ins w:id="303" w:author="R1 revision" w:date="2026-10-15T01:57:00Z" w16du:dateUtc="2026-10-15T05:57:00Z">
         <w:r>
           <w:t xml:space="preserve">Each </w:t>
         </w:r>
@@ -2948,7 +2948,7 @@
       <w:r>
         <w:t xml:space="preserve">specimen was </w:t>
       </w:r>
-      <w:del w:id="304" w:author="R1 revision" w:date="2026-10-15T01:53:00Z" w16du:dateUtc="2026-10-15T05:53:00Z">
+      <w:del w:id="304" w:author="R1 revision" w:date="2026-10-15T01:57:00Z" w16du:dateUtc="2026-10-15T05:57:00Z">
         <w:r>
           <w:delText xml:space="preserve">cyclically </w:delText>
         </w:r>
@@ -2956,12 +2956,12 @@
       <w:r>
         <w:t xml:space="preserve">loaded </w:t>
       </w:r>
-      <w:del w:id="305" w:author="R1 revision" w:date="2026-10-15T01:53:00Z" w16du:dateUtc="2026-10-15T05:53:00Z">
+      <w:del w:id="305" w:author="R1 revision" w:date="2026-10-15T01:57:00Z" w16du:dateUtc="2026-10-15T05:57:00Z">
         <w:r>
           <w:delText>to fracture with a</w:delText>
         </w:r>
       </w:del>
-      <w:ins w:id="306" w:author="R1 revision" w:date="2026-10-15T01:53:00Z" w16du:dateUtc="2026-10-15T05:53:00Z">
+      <w:ins w:id="306" w:author="R1 revision" w:date="2026-10-15T01:57:00Z" w16du:dateUtc="2026-10-15T05:57:00Z">
         <w:r>
           <w:t>in successive increments of nominally</w:t>
         </w:r>
@@ -2969,7 +2969,7 @@
       <w:r>
         <w:t xml:space="preserve"> 1% strain </w:t>
       </w:r>
-      <w:ins w:id="307" w:author="R1 revision" w:date="2026-10-15T01:53:00Z" w16du:dateUtc="2026-10-15T05:53:00Z">
+      <w:ins w:id="307" w:author="R1 revision" w:date="2026-10-15T01:57:00Z" w16du:dateUtc="2026-10-15T05:57:00Z">
         <w:r>
           <w:t xml:space="preserve">and unloaded after each </w:t>
         </w:r>
@@ -2977,12 +2977,12 @@
       <w:r>
         <w:t xml:space="preserve">increment </w:t>
       </w:r>
-      <w:del w:id="308" w:author="R1 revision" w:date="2026-10-15T01:53:00Z" w16du:dateUtc="2026-10-15T05:53:00Z">
+      <w:del w:id="308" w:author="R1 revision" w:date="2026-10-15T01:57:00Z" w16du:dateUtc="2026-10-15T05:57:00Z">
         <w:r>
           <w:delText>for each cycle.</w:delText>
         </w:r>
       </w:del>
-      <w:ins w:id="309" w:author="R1 revision" w:date="2026-10-15T01:53:00Z" w16du:dateUtc="2026-10-15T05:53:00Z">
+      <w:ins w:id="309" w:author="R1 revision" w:date="2026-10-15T01:57:00Z" w16du:dateUtc="2026-10-15T05:57:00Z">
         <w:r>
           <w:t>until ≈8–12% strain was reached, unless it fractured earlier, and was then loaded to fracture. Specimen handling and the monotonic-tension elements of the procedure broadly followed ASTM E8/E8M.</w:t>
         </w:r>
@@ -2990,12 +2990,12 @@
       <w:r>
         <w:t xml:space="preserve"> The </w:t>
       </w:r>
-      <w:del w:id="310" w:author="R1 revision" w:date="2026-10-15T01:53:00Z" w16du:dateUtc="2026-10-15T05:53:00Z">
+      <w:del w:id="310" w:author="R1 revision" w:date="2026-10-15T01:57:00Z" w16du:dateUtc="2026-10-15T05:57:00Z">
         <w:r>
           <w:delText xml:space="preserve">sample </w:delText>
         </w:r>
       </w:del>
-      <w:ins w:id="311" w:author="R1 revision" w:date="2026-10-15T01:53:00Z" w16du:dateUtc="2026-10-15T05:53:00Z">
+      <w:ins w:id="311" w:author="R1 revision" w:date="2026-10-15T01:57:00Z" w16du:dateUtc="2026-10-15T05:57:00Z">
         <w:r>
           <w:t>cyclic protocol itself is not a standardized test but a purpose-designed method, used in our previous work</w:t>
         </w:r>
@@ -3009,12 +3009,12 @@
       <w:r>
         <w:t xml:space="preserve">gauge length was </w:t>
       </w:r>
-      <w:del w:id="312" w:author="R1 revision" w:date="2026-10-15T01:53:00Z" w16du:dateUtc="2026-10-15T05:53:00Z">
+      <w:del w:id="312" w:author="R1 revision" w:date="2026-10-15T01:57:00Z" w16du:dateUtc="2026-10-15T05:57:00Z">
         <w:r>
           <w:delText>13</w:delText>
         </w:r>
       </w:del>
-      <w:ins w:id="313" w:author="R1 revision" w:date="2026-10-15T01:53:00Z" w16du:dateUtc="2026-10-15T05:53:00Z">
+      <w:ins w:id="313" w:author="R1 revision" w:date="2026-10-15T01:57:00Z" w16du:dateUtc="2026-10-15T05:57:00Z">
         <w:r>
           <w:t>127</w:t>
         </w:r>
@@ -3022,12 +3022,12 @@
       <w:r>
         <w:t xml:space="preserve"> mm </w:t>
       </w:r>
-      <w:del w:id="314" w:author="R1 revision" w:date="2026-10-15T01:53:00Z" w16du:dateUtc="2026-10-15T05:53:00Z">
+      <w:del w:id="314" w:author="R1 revision" w:date="2026-10-15T01:57:00Z" w16du:dateUtc="2026-10-15T05:57:00Z">
         <w:r>
           <w:delText xml:space="preserve">and the </w:delText>
         </w:r>
       </w:del>
-      <w:ins w:id="315" w:author="R1 revision" w:date="2026-10-15T01:53:00Z" w16du:dateUtc="2026-10-15T05:53:00Z">
+      <w:ins w:id="315" w:author="R1 revision" w:date="2026-10-15T01:57:00Z" w16du:dateUtc="2026-10-15T05:57:00Z">
         <w:r>
           <w:t xml:space="preserve">(5.000 in), and the crosshead speed, where recorded (Table S1), was 0.25 in min⁻¹, corresponding to a nominal </w:t>
         </w:r>
@@ -3035,12 +3035,12 @@
       <w:r>
         <w:t xml:space="preserve">strain rate </w:t>
       </w:r>
-      <w:del w:id="316" w:author="R1 revision" w:date="2026-10-15T01:53:00Z" w16du:dateUtc="2026-10-15T05:53:00Z">
+      <w:del w:id="316" w:author="R1 revision" w:date="2026-10-15T01:57:00Z" w16du:dateUtc="2026-10-15T05:57:00Z">
         <w:r>
           <w:delText>was 1</w:delText>
         </w:r>
       </w:del>
-      <w:ins w:id="317" w:author="R1 revision" w:date="2026-10-15T01:53:00Z" w16du:dateUtc="2026-10-15T05:53:00Z">
+      <w:ins w:id="317" w:author="R1 revision" w:date="2026-10-15T01:57:00Z" w16du:dateUtc="2026-10-15T05:57:00Z">
         <w:r>
           <w:t>of 8.3</w:t>
         </w:r>
@@ -3048,7 +3048,7 @@
       <w:r>
         <w:t xml:space="preserve"> × 10</w:t>
       </w:r>
-      <w:del w:id="318" w:author="R1 revision" w:date="2026-10-15T01:53:00Z" w16du:dateUtc="2026-10-15T05:53:00Z">
+      <w:del w:id="318" w:author="R1 revision" w:date="2026-10-15T01:57:00Z" w16du:dateUtc="2026-10-15T05:57:00Z">
         <w:r>
           <w:delText>⁻</w:delText>
         </w:r>
@@ -3056,7 +3056,7 @@
           <w:delText>³</w:delText>
         </w:r>
       </w:del>
-      <w:ins w:id="319" w:author="R1 revision" w:date="2026-10-15T01:53:00Z" w16du:dateUtc="2026-10-15T05:53:00Z">
+      <w:ins w:id="319" w:author="R1 revision" w:date="2026-10-15T01:57:00Z" w16du:dateUtc="2026-10-15T05:57:00Z">
         <w:r>
           <w:t>⁻⁴</w:t>
         </w:r>
@@ -3064,12 +3064,12 @@
       <w:r>
         <w:t xml:space="preserve"> s⁻¹. </w:t>
       </w:r>
-      <w:del w:id="320" w:author="R1 revision" w:date="2026-10-15T01:53:00Z" w16du:dateUtc="2026-10-15T05:53:00Z">
+      <w:del w:id="320" w:author="R1 revision" w:date="2026-10-15T01:57:00Z" w16du:dateUtc="2026-10-15T05:57:00Z">
         <w:r>
           <w:delText>This test reveals the material’s super-elasticity. A special</w:delText>
         </w:r>
       </w:del>
-      <w:ins w:id="321" w:author="R1 revision" w:date="2026-10-15T01:53:00Z" w16du:dateUtc="2026-10-15T05:53:00Z">
+      <w:ins w:id="321" w:author="R1 revision" w:date="2026-10-15T01:57:00Z" w16du:dateUtc="2026-10-15T05:57:00Z">
         <w:r>
           <w:t>Engineering stress was computed from the specimen diameter entered in the instrument record, and engineering strain was taken as the crosshead extension divided by the gauge length, without extensometry. No correction for load-train compliance or grip slip was applied; the elastic portion of each curve therefore includes the load-train compliance, and the moduli in</w:t>
         </w:r>
@@ -3112,10 +3112,10 @@
       <w:pPr>
         <w:pStyle w:val="BodyText"/>
         <w:rPr>
-          <w:ins w:id="322" w:author="R1 revision" w:date="2026-10-15T01:53:00Z" w16du:dateUtc="2026-10-15T05:53:00Z"/>
+          <w:ins w:id="322" w:author="R1 revision" w:date="2026-10-15T01:57:00Z" w16du:dateUtc="2026-10-15T05:57:00Z"/>
         </w:rPr>
       </w:pPr>
-      <w:ins w:id="323" w:author="R1 revision" w:date="2026-10-15T01:53:00Z" w16du:dateUtc="2026-10-15T05:53:00Z">
+      <w:ins w:id="323" w:author="R1 revision" w:date="2026-10-15T01:57:00Z" w16du:dateUtc="2026-10-15T05:57:00Z">
         <w:r>
           <w:t>This strain rate is quasi-static. Superelastic alloys are rate-sensitive chiefly because the latent heat of transformation, when it cannot be conducted away fast enough, warms the specimen and raises the stress needed to continue the transformation (Ref 19)</w:t>
         </w:r>
@@ -3128,7 +3128,7 @@
       <w:pPr>
         <w:pStyle w:val="BodyText"/>
       </w:pPr>
-      <w:ins w:id="324" w:author="R1 revision" w:date="2026-10-15T01:53:00Z" w16du:dateUtc="2026-10-15T05:53:00Z">
+      <w:ins w:id="324" w:author="R1 revision" w:date="2026-10-15T01:57:00Z" w16du:dateUtc="2026-10-15T05:57:00Z">
         <w:r>
           <w:t>A dedicated</w:t>
         </w:r>
@@ -3136,7 +3136,7 @@
       <w:r>
         <w:t xml:space="preserve"> loading–unloading–heating </w:t>
       </w:r>
-      <w:del w:id="325" w:author="R1 revision" w:date="2026-10-15T01:53:00Z" w16du:dateUtc="2026-10-15T05:53:00Z">
+      <w:del w:id="325" w:author="R1 revision" w:date="2026-10-15T01:57:00Z" w16du:dateUtc="2026-10-15T05:57:00Z">
         <w:r>
           <w:delText xml:space="preserve">cyclic tensile </w:delText>
         </w:r>
@@ -3144,7 +3144,7 @@
       <w:r>
         <w:t xml:space="preserve">test was also conducted </w:t>
       </w:r>
-      <w:ins w:id="326" w:author="R1 revision" w:date="2026-10-15T01:53:00Z" w16du:dateUtc="2026-10-15T05:53:00Z">
+      <w:ins w:id="326" w:author="R1 revision" w:date="2026-10-15T01:57:00Z" w16du:dateUtc="2026-10-15T05:57:00Z">
         <w:r>
           <w:t xml:space="preserve">on one specimen of each alloy in the 1200 °C/1 min condition </w:t>
         </w:r>
@@ -3152,7 +3152,7 @@
       <w:r>
         <w:t xml:space="preserve">to evaluate any </w:t>
       </w:r>
-      <w:del w:id="327" w:author="R1 revision" w:date="2026-10-15T01:53:00Z" w16du:dateUtc="2026-10-15T05:53:00Z">
+      <w:del w:id="327" w:author="R1 revision" w:date="2026-10-15T01:57:00Z" w16du:dateUtc="2026-10-15T05:57:00Z">
         <w:r>
           <w:delText xml:space="preserve">potential </w:delText>
         </w:r>
@@ -3160,12 +3160,12 @@
       <w:r>
         <w:t xml:space="preserve">shape-memory response. </w:t>
       </w:r>
-      <w:del w:id="328" w:author="R1 revision" w:date="2026-10-15T01:53:00Z" w16du:dateUtc="2026-10-15T05:53:00Z">
+      <w:del w:id="328" w:author="R1 revision" w:date="2026-10-15T01:57:00Z" w16du:dateUtc="2026-10-15T05:57:00Z">
         <w:r>
           <w:delText>In this case, selected samples were</w:delText>
         </w:r>
       </w:del>
-      <w:ins w:id="329" w:author="R1 revision" w:date="2026-10-15T01:53:00Z" w16du:dateUtc="2026-10-15T05:53:00Z">
+      <w:ins w:id="329" w:author="R1 revision" w:date="2026-10-15T01:57:00Z" w16du:dateUtc="2026-10-15T05:57:00Z">
         <w:r>
           <w:t>Each specimen was</w:t>
         </w:r>
@@ -3173,12 +3173,12 @@
       <w:r>
         <w:t xml:space="preserve"> loaded to 3% strain</w:t>
       </w:r>
-      <w:del w:id="330" w:author="R1 revision" w:date="2026-10-15T01:53:00Z" w16du:dateUtc="2026-10-15T05:53:00Z">
+      <w:del w:id="330" w:author="R1 revision" w:date="2026-10-15T01:57:00Z" w16du:dateUtc="2026-10-15T05:57:00Z">
         <w:r>
           <w:delText>,</w:delText>
         </w:r>
       </w:del>
-      <w:ins w:id="331" w:author="R1 revision" w:date="2026-10-15T01:53:00Z" w16du:dateUtc="2026-10-15T05:53:00Z">
+      <w:ins w:id="331" w:author="R1 revision" w:date="2026-10-15T01:57:00Z" w16du:dateUtc="2026-10-15T05:57:00Z">
         <w:r>
           <w:t xml:space="preserve"> and</w:t>
         </w:r>
@@ -3186,12 +3186,12 @@
       <w:r>
         <w:t xml:space="preserve"> unloaded to zero stress, </w:t>
       </w:r>
-      <w:del w:id="332" w:author="R1 revision" w:date="2026-10-15T01:53:00Z" w16du:dateUtc="2026-10-15T05:53:00Z">
+      <w:del w:id="332" w:author="R1 revision" w:date="2026-10-15T01:57:00Z" w16du:dateUtc="2026-10-15T05:57:00Z">
         <w:r>
           <w:delText xml:space="preserve">and continued to </w:delText>
         </w:r>
       </w:del>
-      <w:ins w:id="333" w:author="R1 revision" w:date="2026-10-15T01:53:00Z" w16du:dateUtc="2026-10-15T05:53:00Z">
+      <w:ins w:id="333" w:author="R1 revision" w:date="2026-10-15T01:57:00Z" w16du:dateUtc="2026-10-15T05:57:00Z">
         <w:r>
           <w:t xml:space="preserve">after which the crosshead was returned to its starting position (nominal </w:t>
         </w:r>
@@ -3199,12 +3199,12 @@
       <w:r>
         <w:t>zero strain</w:t>
       </w:r>
-      <w:del w:id="334" w:author="R1 revision" w:date="2026-10-15T01:53:00Z" w16du:dateUtc="2026-10-15T05:53:00Z">
+      <w:del w:id="334" w:author="R1 revision" w:date="2026-10-15T01:57:00Z" w16du:dateUtc="2026-10-15T05:57:00Z">
         <w:r>
           <w:delText>.</w:delText>
         </w:r>
       </w:del>
-      <w:ins w:id="335" w:author="R1 revision" w:date="2026-10-15T01:53:00Z" w16du:dateUtc="2026-10-15T05:53:00Z">
+      <w:ins w:id="335" w:author="R1 revision" w:date="2026-10-15T01:57:00Z" w16du:dateUtc="2026-10-15T05:57:00Z">
         <w:r>
           <w:t>).</w:t>
         </w:r>
@@ -3212,12 +3212,12 @@
       <w:r>
         <w:t xml:space="preserve"> At the same time, the </w:t>
       </w:r>
-      <w:del w:id="336" w:author="R1 revision" w:date="2026-10-15T01:53:00Z" w16du:dateUtc="2026-10-15T05:53:00Z">
+      <w:del w:id="336" w:author="R1 revision" w:date="2026-10-15T01:57:00Z" w16du:dateUtc="2026-10-15T05:57:00Z">
         <w:r>
           <w:delText>sample</w:delText>
         </w:r>
       </w:del>
-      <w:ins w:id="337" w:author="R1 revision" w:date="2026-10-15T01:53:00Z" w16du:dateUtc="2026-10-15T05:53:00Z">
+      <w:ins w:id="337" w:author="R1 revision" w:date="2026-10-15T01:57:00Z" w16du:dateUtc="2026-10-15T05:57:00Z">
         <w:r>
           <w:t>specimen</w:t>
         </w:r>
@@ -3225,7 +3225,7 @@
       <w:r>
         <w:t xml:space="preserve"> was heated to ≈200 °C </w:t>
       </w:r>
-      <w:ins w:id="338" w:author="R1 revision" w:date="2026-10-15T01:53:00Z" w16du:dateUtc="2026-10-15T05:53:00Z">
+      <w:ins w:id="338" w:author="R1 revision" w:date="2026-10-15T01:57:00Z" w16du:dateUtc="2026-10-15T05:57:00Z">
         <w:r>
           <w:t xml:space="preserve">at ≈50 °C s⁻¹ and held for ≈10 s </w:t>
         </w:r>
@@ -3233,12 +3233,12 @@
       <w:r>
         <w:t xml:space="preserve">to trigger any </w:t>
       </w:r>
-      <w:del w:id="339" w:author="R1 revision" w:date="2026-10-15T01:53:00Z" w16du:dateUtc="2026-10-15T05:53:00Z">
+      <w:del w:id="339" w:author="R1 revision" w:date="2026-10-15T01:57:00Z" w16du:dateUtc="2026-10-15T05:57:00Z">
         <w:r>
           <w:delText>potential reversal</w:delText>
         </w:r>
       </w:del>
-      <w:ins w:id="340" w:author="R1 revision" w:date="2026-10-15T01:53:00Z" w16du:dateUtc="2026-10-15T05:53:00Z">
+      <w:ins w:id="340" w:author="R1 revision" w:date="2026-10-15T01:57:00Z" w16du:dateUtc="2026-10-15T05:57:00Z">
         <w:r>
           <w:t>reverse transformation</w:t>
         </w:r>
@@ -3246,12 +3246,12 @@
       <w:r>
         <w:t xml:space="preserve"> of martensite to austenite</w:t>
       </w:r>
-      <w:del w:id="341" w:author="R1 revision" w:date="2026-10-15T01:53:00Z" w16du:dateUtc="2026-10-15T05:53:00Z">
+      <w:del w:id="341" w:author="R1 revision" w:date="2026-10-15T01:57:00Z" w16du:dateUtc="2026-10-15T05:57:00Z">
         <w:r>
           <w:delText>. In this test, any</w:delText>
         </w:r>
       </w:del>
-      <w:ins w:id="342" w:author="R1 revision" w:date="2026-10-15T01:53:00Z" w16du:dateUtc="2026-10-15T05:53:00Z">
+      <w:ins w:id="342" w:author="R1 revision" w:date="2026-10-15T01:57:00Z" w16du:dateUtc="2026-10-15T05:57:00Z">
         <w:r>
           <w:t>; it was then reloaded. Any</w:t>
         </w:r>
@@ -3259,12 +3259,12 @@
       <w:r>
         <w:t xml:space="preserve"> shape-memory effect would be revealed during the heating stage</w:t>
       </w:r>
-      <w:del w:id="343" w:author="R1 revision" w:date="2026-10-15T01:53:00Z" w16du:dateUtc="2026-10-15T05:53:00Z">
+      <w:del w:id="343" w:author="R1 revision" w:date="2026-10-15T01:57:00Z" w16du:dateUtc="2026-10-15T05:57:00Z">
         <w:r>
           <w:delText>, which causes</w:delText>
         </w:r>
       </w:del>
-      <w:ins w:id="344" w:author="R1 revision" w:date="2026-10-15T01:53:00Z" w16du:dateUtc="2026-10-15T05:53:00Z">
+      <w:ins w:id="344" w:author="R1 revision" w:date="2026-10-15T01:57:00Z" w16du:dateUtc="2026-10-15T05:57:00Z">
         <w:r>
           <w:t>: it would cause</w:t>
         </w:r>
@@ -3272,7 +3272,7 @@
       <w:r>
         <w:t xml:space="preserve"> the </w:t>
       </w:r>
-      <w:ins w:id="345" w:author="R1 revision" w:date="2026-10-15T01:53:00Z" w16du:dateUtc="2026-10-15T05:53:00Z">
+      <w:ins w:id="345" w:author="R1 revision" w:date="2026-10-15T01:57:00Z" w16du:dateUtc="2026-10-15T05:57:00Z">
         <w:r>
           <w:t xml:space="preserve">stress on </w:t>
         </w:r>
@@ -3280,7 +3280,7 @@
       <w:r>
         <w:t xml:space="preserve">reloading </w:t>
       </w:r>
-      <w:del w:id="346" w:author="R1 revision" w:date="2026-10-15T01:53:00Z" w16du:dateUtc="2026-10-15T05:53:00Z">
+      <w:del w:id="346" w:author="R1 revision" w:date="2026-10-15T01:57:00Z" w16du:dateUtc="2026-10-15T05:57:00Z">
         <w:r>
           <w:delText xml:space="preserve">stress </w:delText>
         </w:r>
@@ -3288,7 +3288,7 @@
       <w:r>
         <w:t xml:space="preserve">to rise at a </w:t>
       </w:r>
-      <w:ins w:id="347" w:author="R1 revision" w:date="2026-10-15T01:53:00Z" w16du:dateUtc="2026-10-15T05:53:00Z">
+      <w:ins w:id="347" w:author="R1 revision" w:date="2026-10-15T01:57:00Z" w16du:dateUtc="2026-10-15T05:57:00Z">
         <w:r>
           <w:t xml:space="preserve">strain </w:t>
         </w:r>
@@ -3296,12 +3296,12 @@
       <w:r>
         <w:t xml:space="preserve">lower </w:t>
       </w:r>
-      <w:del w:id="348" w:author="R1 revision" w:date="2026-10-15T01:53:00Z" w16du:dateUtc="2026-10-15T05:53:00Z">
+      <w:del w:id="348" w:author="R1 revision" w:date="2026-10-15T01:57:00Z" w16du:dateUtc="2026-10-15T05:57:00Z">
         <w:r>
           <w:delText>deformation</w:delText>
         </w:r>
       </w:del>
-      <w:ins w:id="349" w:author="R1 revision" w:date="2026-10-15T01:53:00Z" w16du:dateUtc="2026-10-15T05:53:00Z">
+      <w:ins w:id="349" w:author="R1 revision" w:date="2026-10-15T01:57:00Z" w16du:dateUtc="2026-10-15T05:57:00Z">
         <w:r>
           <w:t>than the residual</w:t>
         </w:r>
@@ -3309,7 +3309,7 @@
       <w:r>
         <w:t xml:space="preserve"> strain</w:t>
       </w:r>
-      <w:ins w:id="350" w:author="R1 revision" w:date="2026-10-15T01:53:00Z" w16du:dateUtc="2026-10-15T05:53:00Z">
+      <w:ins w:id="350" w:author="R1 revision" w:date="2026-10-15T01:57:00Z" w16du:dateUtc="2026-10-15T05:57:00Z">
         <w:r>
           <w:t xml:space="preserve"> after unloading</w:t>
         </w:r>
@@ -3332,13 +3332,13 @@
       <w:pPr>
         <w:pStyle w:val="FirstParagraph"/>
         <w:rPr>
-          <w:ins w:id="352" w:author="R1 revision" w:date="2026-10-15T01:53:00Z" w16du:dateUtc="2026-10-15T05:53:00Z"/>
+          <w:ins w:id="352" w:author="R1 revision" w:date="2026-10-15T01:57:00Z" w16du:dateUtc="2026-10-15T05:57:00Z"/>
         </w:rPr>
       </w:pPr>
       <w:r>
         <w:t xml:space="preserve">To identify </w:t>
       </w:r>
-      <w:ins w:id="353" w:author="R1 revision" w:date="2026-10-15T01:53:00Z" w16du:dateUtc="2026-10-15T05:53:00Z">
+      <w:ins w:id="353" w:author="R1 revision" w:date="2026-10-15T01:57:00Z" w16du:dateUtc="2026-10-15T05:57:00Z">
         <w:r>
           <w:t xml:space="preserve">the </w:t>
         </w:r>
@@ -3346,12 +3346,12 @@
       <w:r>
         <w:t xml:space="preserve">phase constitution and </w:t>
       </w:r>
-      <w:del w:id="354" w:author="R1 revision" w:date="2026-10-15T01:53:00Z" w16du:dateUtc="2026-10-15T05:53:00Z">
+      <w:del w:id="354" w:author="R1 revision" w:date="2026-10-15T01:57:00Z" w16du:dateUtc="2026-10-15T05:57:00Z">
         <w:r>
           <w:delText>potential</w:delText>
         </w:r>
       </w:del>
-      <w:ins w:id="355" w:author="R1 revision" w:date="2026-10-15T01:53:00Z" w16du:dateUtc="2026-10-15T05:53:00Z">
+      <w:ins w:id="355" w:author="R1 revision" w:date="2026-10-15T01:57:00Z" w16du:dateUtc="2026-10-15T05:57:00Z">
         <w:r>
           <w:t>any</w:t>
         </w:r>
@@ -3359,7 +3359,7 @@
       <w:r>
         <w:t xml:space="preserve"> phase change, synchrotron </w:t>
       </w:r>
-      <w:ins w:id="356" w:author="R1 revision" w:date="2026-10-15T01:53:00Z" w16du:dateUtc="2026-10-15T05:53:00Z">
+      <w:ins w:id="356" w:author="R1 revision" w:date="2026-10-15T01:57:00Z" w16du:dateUtc="2026-10-15T05:57:00Z">
         <w:r>
           <w:t>X-ray diffraction (</w:t>
         </w:r>
@@ -3367,7 +3367,7 @@
       <w:r>
         <w:t>XRD</w:t>
       </w:r>
-      <w:ins w:id="357" w:author="R1 revision" w:date="2026-10-15T01:53:00Z" w16du:dateUtc="2026-10-15T05:53:00Z">
+      <w:ins w:id="357" w:author="R1 revision" w:date="2026-10-15T01:57:00Z" w16du:dateUtc="2026-10-15T05:57:00Z">
         <w:r>
           <w:t>)</w:t>
         </w:r>
@@ -3375,12 +3375,12 @@
       <w:r>
         <w:t xml:space="preserve"> measurements were performed at the ultra-hard X-ray multifunctional application beamline BL12SW of the Shanghai Synchrotron Radiation Facility (SSRF) (Ref </w:t>
       </w:r>
-      <w:del w:id="358" w:author="R1 revision" w:date="2026-10-15T01:53:00Z" w16du:dateUtc="2026-10-15T05:53:00Z">
+      <w:del w:id="358" w:author="R1 revision" w:date="2026-10-15T01:57:00Z" w16du:dateUtc="2026-10-15T05:57:00Z">
         <w:r>
           <w:delText>17,18</w:delText>
         </w:r>
       </w:del>
-      <w:ins w:id="359" w:author="R1 revision" w:date="2026-10-15T01:53:00Z" w16du:dateUtc="2026-10-15T05:53:00Z">
+      <w:ins w:id="359" w:author="R1 revision" w:date="2026-10-15T01:57:00Z" w16du:dateUtc="2026-10-15T05:57:00Z">
         <w:r>
           <w:t>20,21</w:t>
         </w:r>
@@ -3391,12 +3391,12 @@
       <w:r>
         <w:t>. The incident wavelength was λ = 0.12587 Å</w:t>
       </w:r>
-      <w:del w:id="360" w:author="R1 revision" w:date="2026-10-15T01:53:00Z" w16du:dateUtc="2026-10-15T05:53:00Z">
+      <w:del w:id="360" w:author="R1 revision" w:date="2026-10-15T01:57:00Z" w16du:dateUtc="2026-10-15T05:57:00Z">
         <w:r>
           <w:delText xml:space="preserve"> with a</w:delText>
         </w:r>
       </w:del>
-      <w:ins w:id="361" w:author="R1 revision" w:date="2026-10-15T01:53:00Z" w16du:dateUtc="2026-10-15T05:53:00Z">
+      <w:ins w:id="361" w:author="R1 revision" w:date="2026-10-15T01:57:00Z" w16du:dateUtc="2026-10-15T05:57:00Z">
         <w:r>
           <w:t>, and the</w:t>
         </w:r>
@@ -3404,12 +3404,12 @@
       <w:r>
         <w:t xml:space="preserve"> beam size </w:t>
       </w:r>
-      <w:del w:id="362" w:author="R1 revision" w:date="2026-10-15T01:53:00Z" w16du:dateUtc="2026-10-15T05:53:00Z">
+      <w:del w:id="362" w:author="R1 revision" w:date="2026-10-15T01:57:00Z" w16du:dateUtc="2026-10-15T05:57:00Z">
         <w:r>
           <w:delText>of</w:delText>
         </w:r>
       </w:del>
-      <w:ins w:id="363" w:author="R1 revision" w:date="2026-10-15T01:53:00Z" w16du:dateUtc="2026-10-15T05:53:00Z">
+      <w:ins w:id="363" w:author="R1 revision" w:date="2026-10-15T01:57:00Z" w16du:dateUtc="2026-10-15T05:57:00Z">
         <w:r>
           <w:t>was</w:t>
         </w:r>
@@ -3417,7 +3417,7 @@
       <w:r>
         <w:t xml:space="preserve"> 0.5 × 0.5 mm². </w:t>
       </w:r>
-      <w:ins w:id="364" w:author="R1 revision" w:date="2026-10-15T01:53:00Z" w16du:dateUtc="2026-10-15T05:53:00Z">
+      <w:ins w:id="364" w:author="R1 revision" w:date="2026-10-15T01:57:00Z" w16du:dateUtc="2026-10-15T05:57:00Z">
         <w:r>
           <w:t xml:space="preserve">Patterns were recorded in transmission on a 4288 × 4288-pixel area detector (100 µm pixels) located ≈1.83 m from the specimen. The beam center and the sample-to-detector distance were fitted from the Debye–Scherrer rings themselves and were consistent to better than 0.1% across six indexed rings; a CeO₂ calibrant frame gave the same beam center. </w:t>
         </w:r>
@@ -3425,7 +3425,7 @@
       <w:r>
         <w:t>Two-dimensional Debye–Scherrer patterns</w:t>
       </w:r>
-      <w:ins w:id="365" w:author="R1 revision" w:date="2026-10-15T01:53:00Z" w16du:dateUtc="2026-10-15T05:53:00Z">
+      <w:ins w:id="365" w:author="R1 revision" w:date="2026-10-15T01:57:00Z" w16du:dateUtc="2026-10-15T05:57:00Z">
         <w:r>
           <w:t>, one or two frames per specimen,</w:t>
         </w:r>
@@ -3433,7 +3433,7 @@
       <w:r>
         <w:t xml:space="preserve"> were collected from </w:t>
       </w:r>
-      <w:ins w:id="366" w:author="R1 revision" w:date="2026-10-15T01:53:00Z" w16du:dateUtc="2026-10-15T05:53:00Z">
+      <w:ins w:id="366" w:author="R1 revision" w:date="2026-10-15T01:57:00Z" w16du:dateUtc="2026-10-15T05:57:00Z">
         <w:r>
           <w:t xml:space="preserve">separate specimens of </w:t>
         </w:r>
@@ -3441,12 +3441,12 @@
       <w:r>
         <w:t xml:space="preserve">each </w:t>
       </w:r>
-      <w:del w:id="367" w:author="R1 revision" w:date="2026-10-15T01:53:00Z" w16du:dateUtc="2026-10-15T05:53:00Z">
+      <w:del w:id="367" w:author="R1 revision" w:date="2026-10-15T01:57:00Z" w16du:dateUtc="2026-10-15T05:57:00Z">
         <w:r>
           <w:delText>specimen</w:delText>
         </w:r>
       </w:del>
-      <w:ins w:id="368" w:author="R1 revision" w:date="2026-10-15T01:53:00Z" w16du:dateUtc="2026-10-15T05:53:00Z">
+      <w:ins w:id="368" w:author="R1 revision" w:date="2026-10-15T01:57:00Z" w16du:dateUtc="2026-10-15T05:57:00Z">
         <w:r>
           <w:t>alloy</w:t>
         </w:r>
@@ -3454,12 +3454,12 @@
       <w:r>
         <w:t xml:space="preserve"> before and after tensile deformation </w:t>
       </w:r>
-      <w:del w:id="369" w:author="R1 revision" w:date="2026-10-15T01:53:00Z" w16du:dateUtc="2026-10-15T05:53:00Z">
+      <w:del w:id="369" w:author="R1 revision" w:date="2026-10-15T01:57:00Z" w16du:dateUtc="2026-10-15T05:57:00Z">
         <w:r>
           <w:delText>to test</w:delText>
         </w:r>
       </w:del>
-      <w:ins w:id="370" w:author="R1 revision" w:date="2026-10-15T01:53:00Z" w16du:dateUtc="2026-10-15T05:53:00Z">
+      <w:ins w:id="370" w:author="R1 revision" w:date="2026-10-15T01:57:00Z" w16du:dateUtc="2026-10-15T05:57:00Z">
         <w:r>
           <w:t>(10% strain</w:t>
         </w:r>
@@ -3467,12 +3467,12 @@
       <w:r>
         <w:t xml:space="preserve"> for </w:t>
       </w:r>
-      <w:del w:id="371" w:author="R1 revision" w:date="2026-10-15T01:53:00Z" w16du:dateUtc="2026-10-15T05:53:00Z">
+      <w:del w:id="371" w:author="R1 revision" w:date="2026-10-15T01:57:00Z" w16du:dateUtc="2026-10-15T05:57:00Z">
         <w:r>
           <w:delText>any potential phase transformation. These</w:delText>
         </w:r>
       </w:del>
-      <w:ins w:id="372" w:author="R1 revision" w:date="2026-10-15T01:53:00Z" w16du:dateUtc="2026-10-15T05:53:00Z">
+      <w:ins w:id="372" w:author="R1 revision" w:date="2026-10-15T01:57:00Z" w16du:dateUtc="2026-10-15T05:57:00Z">
         <w:r>
           <w:t>the LLM alloy, 8% for the Omori alloy) and from the cyclically treated LLM-alloy rod (Sec. 3.3). The deformed specimens were measured after unloading, at zero load. One specimen was measured per alloy and condition (Table S1). The</w:t>
         </w:r>
@@ -3480,12 +3480,12 @@
       <w:r>
         <w:t xml:space="preserve"> 2D images were processed </w:t>
       </w:r>
-      <w:del w:id="373" w:author="R1 revision" w:date="2026-10-15T01:53:00Z" w16du:dateUtc="2026-10-15T05:53:00Z">
+      <w:del w:id="373" w:author="R1 revision" w:date="2026-10-15T01:57:00Z" w16du:dateUtc="2026-10-15T05:57:00Z">
         <w:r>
           <w:delText>using</w:delText>
         </w:r>
       </w:del>
-      <w:ins w:id="374" w:author="R1 revision" w:date="2026-10-15T01:53:00Z" w16du:dateUtc="2026-10-15T05:53:00Z">
+      <w:ins w:id="374" w:author="R1 revision" w:date="2026-10-15T01:57:00Z" w16du:dateUtc="2026-10-15T05:57:00Z">
         <w:r>
           <w:t>in</w:t>
         </w:r>
@@ -3496,12 +3496,12 @@
       <w:r>
         <w:t xml:space="preserve"> (Ref </w:t>
       </w:r>
-      <w:del w:id="375" w:author="R1 revision" w:date="2026-10-15T01:53:00Z" w16du:dateUtc="2026-10-15T05:53:00Z">
+      <w:del w:id="375" w:author="R1 revision" w:date="2026-10-15T01:57:00Z" w16du:dateUtc="2026-10-15T05:57:00Z">
         <w:r>
           <w:delText>19), where</w:delText>
         </w:r>
       </w:del>
-      <w:ins w:id="376" w:author="R1 revision" w:date="2026-10-15T01:53:00Z" w16du:dateUtc="2026-10-15T05:53:00Z">
+      <w:ins w:id="376" w:author="R1 revision" w:date="2026-10-15T01:57:00Z" w16du:dateUtc="2026-10-15T05:57:00Z">
         <w:r>
           <w:t>22): the</w:t>
         </w:r>
@@ -3509,12 +3509,12 @@
       <w:r>
         <w:t xml:space="preserve"> diffraction data were sliced at 5</w:t>
       </w:r>
-      <w:del w:id="377" w:author="R1 revision" w:date="2026-10-15T01:53:00Z" w16du:dateUtc="2026-10-15T05:53:00Z">
+      <w:del w:id="377" w:author="R1 revision" w:date="2026-10-15T01:57:00Z" w16du:dateUtc="2026-10-15T05:57:00Z">
         <w:r>
           <w:delText>-degree</w:delText>
         </w:r>
       </w:del>
-      <w:ins w:id="378" w:author="R1 revision" w:date="2026-10-15T01:53:00Z" w16du:dateUtc="2026-10-15T05:53:00Z">
+      <w:ins w:id="378" w:author="R1 revision" w:date="2026-10-15T01:57:00Z" w16du:dateUtc="2026-10-15T05:57:00Z">
         <w:r>
           <w:t>°</w:t>
         </w:r>
@@ -3522,12 +3522,12 @@
       <w:r>
         <w:t xml:space="preserve"> intervals </w:t>
       </w:r>
-      <w:del w:id="379" w:author="R1 revision" w:date="2026-10-15T01:53:00Z" w16du:dateUtc="2026-10-15T05:53:00Z">
+      <w:del w:id="379" w:author="R1 revision" w:date="2026-10-15T01:57:00Z" w16du:dateUtc="2026-10-15T05:57:00Z">
         <w:r>
           <w:delText>along</w:delText>
         </w:r>
       </w:del>
-      <w:ins w:id="380" w:author="R1 revision" w:date="2026-10-15T01:53:00Z" w16du:dateUtc="2026-10-15T05:53:00Z">
+      <w:ins w:id="380" w:author="R1 revision" w:date="2026-10-15T01:57:00Z" w16du:dateUtc="2026-10-15T05:57:00Z">
         <w:r>
           <w:t>around</w:t>
         </w:r>
@@ -3535,12 +3535,12 @@
       <w:r>
         <w:t xml:space="preserve"> the 360</w:t>
       </w:r>
-      <w:del w:id="381" w:author="R1 revision" w:date="2026-10-15T01:53:00Z" w16du:dateUtc="2026-10-15T05:53:00Z">
+      <w:del w:id="381" w:author="R1 revision" w:date="2026-10-15T01:57:00Z" w16du:dateUtc="2026-10-15T05:57:00Z">
         <w:r>
           <w:delText>-degree</w:delText>
         </w:r>
       </w:del>
-      <w:ins w:id="382" w:author="R1 revision" w:date="2026-10-15T01:53:00Z" w16du:dateUtc="2026-10-15T05:53:00Z">
+      <w:ins w:id="382" w:author="R1 revision" w:date="2026-10-15T01:57:00Z" w16du:dateUtc="2026-10-15T05:57:00Z">
         <w:r>
           <w:t>°</w:t>
         </w:r>
@@ -3548,12 +3548,12 @@
       <w:r>
         <w:t xml:space="preserve"> azimuth and integrated to </w:t>
       </w:r>
-      <w:del w:id="383" w:author="R1 revision" w:date="2026-10-15T01:53:00Z" w16du:dateUtc="2026-10-15T05:53:00Z">
+      <w:del w:id="383" w:author="R1 revision" w:date="2026-10-15T01:57:00Z" w16du:dateUtc="2026-10-15T05:57:00Z">
         <w:r>
           <w:delText>generate</w:delText>
         </w:r>
       </w:del>
-      <w:ins w:id="384" w:author="R1 revision" w:date="2026-10-15T01:53:00Z" w16du:dateUtc="2026-10-15T05:53:00Z">
+      <w:ins w:id="384" w:author="R1 revision" w:date="2026-10-15T01:57:00Z" w16du:dateUtc="2026-10-15T05:57:00Z">
         <w:r>
           <w:t>give</w:t>
         </w:r>
@@ -3561,12 +3561,12 @@
       <w:r>
         <w:t xml:space="preserve"> 72 diffraction spectra, which were then fitted by Rietveld refinement (Ref </w:t>
       </w:r>
-      <w:del w:id="385" w:author="R1 revision" w:date="2026-10-15T01:53:00Z" w16du:dateUtc="2026-10-15T05:53:00Z">
+      <w:del w:id="385" w:author="R1 revision" w:date="2026-10-15T01:57:00Z" w16du:dateUtc="2026-10-15T05:57:00Z">
         <w:r>
           <w:delText>20</w:delText>
         </w:r>
       </w:del>
-      <w:ins w:id="386" w:author="R1 revision" w:date="2026-10-15T01:53:00Z" w16du:dateUtc="2026-10-15T05:53:00Z">
+      <w:ins w:id="386" w:author="R1 revision" w:date="2026-10-15T01:57:00Z" w16du:dateUtc="2026-10-15T05:57:00Z">
         <w:r>
           <w:t>23</w:t>
         </w:r>
@@ -3574,12 +3574,12 @@
       <w:r>
         <w:t xml:space="preserve">) in MAUD </w:t>
       </w:r>
-      <w:del w:id="387" w:author="R1 revision" w:date="2026-10-15T01:53:00Z" w16du:dateUtc="2026-10-15T05:53:00Z">
+      <w:del w:id="387" w:author="R1 revision" w:date="2026-10-15T01:57:00Z" w16du:dateUtc="2026-10-15T05:57:00Z">
         <w:r>
           <w:delText>software</w:delText>
         </w:r>
       </w:del>
-      <w:ins w:id="388" w:author="R1 revision" w:date="2026-10-15T01:53:00Z" w16du:dateUtc="2026-10-15T05:53:00Z">
+      <w:ins w:id="388" w:author="R1 revision" w:date="2026-10-15T01:57:00Z" w16du:dateUtc="2026-10-15T05:57:00Z">
         <w:r>
           <w:t>version 2.33</w:t>
         </w:r>
@@ -3587,7 +3587,7 @@
       <w:r>
         <w:t xml:space="preserve"> (Ref </w:t>
       </w:r>
-      <w:del w:id="389" w:author="R1 revision" w:date="2026-10-15T01:53:00Z" w16du:dateUtc="2026-10-15T05:53:00Z">
+      <w:del w:id="389" w:author="R1 revision" w:date="2026-10-15T01:57:00Z" w16du:dateUtc="2026-10-15T05:57:00Z">
         <w:r>
           <w:delText xml:space="preserve">21) </w:delText>
         </w:r>
@@ -3595,7 +3595,7 @@
           <w:delText>to identify</w:delText>
         </w:r>
       </w:del>
-      <w:ins w:id="390" w:author="R1 revision" w:date="2026-10-15T01:53:00Z" w16du:dateUtc="2026-10-15T05:53:00Z">
+      <w:ins w:id="390" w:author="R1 revision" w:date="2026-10-15T01:57:00Z" w16du:dateUtc="2026-10-15T05:57:00Z">
         <w:r>
           <w:t>24).</w:t>
         </w:r>
@@ -3605,10 +3605,10 @@
       <w:pPr>
         <w:pStyle w:val="BodyText"/>
         <w:rPr>
-          <w:ins w:id="391" w:author="R1 revision" w:date="2026-10-15T01:53:00Z" w16du:dateUtc="2026-10-15T05:53:00Z"/>
+          <w:ins w:id="391" w:author="R1 revision" w:date="2026-10-15T01:57:00Z" w16du:dateUtc="2026-10-15T05:57:00Z"/>
         </w:rPr>
       </w:pPr>
-      <w:ins w:id="392" w:author="R1 revision" w:date="2026-10-15T01:53:00Z" w16du:dateUtc="2026-10-15T05:53:00Z">
+      <w:ins w:id="392" w:author="R1 revision" w:date="2026-10-15T01:57:00Z" w16du:dateUtc="2026-10-15T05:57:00Z">
         <w:r>
           <w:t>For each LLM-alloy pattern, undeformed and after 10% strain, all 72 spectra were refined simultaneously against a three-phase model of γ (Fm-3m), α (Im-3m) and D0₃ Fe₃Al (Fm-3m), with lattice parameters fixed at a = 3.6366, 2.8865 and 5.7734 Å, respectively (5.7801 Å for D0₃ in the refinement of the deformed specimen). Crystallographic texture, which is strong in the cold-drawn wire, was modeled with the E-WIMV orientation-distribution algorithm rather than with a preferred-orientation correction, so the az</w:t>
         </w:r>
@@ -3622,7 +3622,7 @@
       <w:r>
         <w:t xml:space="preserve"> phase </w:t>
       </w:r>
-      <w:del w:id="393" w:author="R1 revision" w:date="2026-10-15T01:53:00Z" w16du:dateUtc="2026-10-15T05:53:00Z">
+      <w:del w:id="393" w:author="R1 revision" w:date="2026-10-15T01:57:00Z" w16du:dateUtc="2026-10-15T05:57:00Z">
         <w:r>
           <w:delText xml:space="preserve">constitutions, volume </w:delText>
         </w:r>
@@ -3630,12 +3630,12 @@
       <w:r>
         <w:t>fractions</w:t>
       </w:r>
-      <w:del w:id="394" w:author="R1 revision" w:date="2026-10-15T01:53:00Z" w16du:dateUtc="2026-10-15T05:53:00Z">
+      <w:del w:id="394" w:author="R1 revision" w:date="2026-10-15T01:57:00Z" w16du:dateUtc="2026-10-15T05:57:00Z">
         <w:r>
           <w:delText>, and crystal orientations of the different</w:delText>
         </w:r>
       </w:del>
-      <w:ins w:id="395" w:author="R1 revision" w:date="2026-10-15T01:53:00Z" w16du:dateUtc="2026-10-15T05:53:00Z">
+      <w:ins w:id="395" w:author="R1 revision" w:date="2026-10-15T01:57:00Z" w16du:dateUtc="2026-10-15T05:57:00Z">
         <w:r>
           <w:t xml:space="preserve"> were not varied in either final refinement. Those of the undeformed pattern were held at 0.62, 0.34 and 0.04, the values obtained at an earlier refinement stage, and those of the deformed pattern at 0.608, 0.351 and 0.041. Consequently, neither set carries a least-squares uncertainty, and the second set is not an independent measurement of the deformed specimen. Refinement proved feasible for the LLM alloy only; the reason is given in Sec. 3.3.</w:t>
         </w:r>
@@ -3645,12 +3645,12 @@
       <w:pPr>
         <w:pStyle w:val="Heading2"/>
         <w:rPr>
-          <w:ins w:id="396" w:author="R1 revision" w:date="2026-10-15T01:53:00Z" w16du:dateUtc="2026-10-15T05:53:00Z"/>
+          <w:ins w:id="396" w:author="R1 revision" w:date="2026-10-15T01:57:00Z" w16du:dateUtc="2026-10-15T05:57:00Z"/>
         </w:rPr>
       </w:pPr>
       <w:bookmarkStart w:id="397" w:name="equilibrium-thermodynamic-calculations"/>
       <w:bookmarkEnd w:id="351"/>
-      <w:ins w:id="398" w:author="R1 revision" w:date="2026-10-15T01:53:00Z" w16du:dateUtc="2026-10-15T05:53:00Z">
+      <w:ins w:id="398" w:author="R1 revision" w:date="2026-10-15T01:57:00Z" w16du:dateUtc="2026-10-15T05:57:00Z">
         <w:r>
           <w:t>2.6 Equilibrium thermodynamic calculations</w:t>
         </w:r>
@@ -3660,7 +3660,7 @@
       <w:pPr>
         <w:pStyle w:val="FirstParagraph"/>
       </w:pPr>
-      <w:ins w:id="399" w:author="R1 revision" w:date="2026-10-15T01:53:00Z" w16du:dateUtc="2026-10-15T05:53:00Z">
+      <w:ins w:id="399" w:author="R1 revision" w:date="2026-10-15T01:57:00Z" w16du:dateUtc="2026-10-15T05:57:00Z">
         <w:r>
           <w:t xml:space="preserve">Equilibrium phase fractions and phase compositions were computed with the CALPHAD method (Ref 25) using pycalphad 0.11.2 (Ref 26) at 1 atm over 400–1400 °C (temperature grids in Table S2). The inputs were the measured chemistries of </w:t>
         </w:r>
@@ -3681,7 +3681,7 @@
       <w:r>
         <w:t xml:space="preserve"> phases</w:t>
       </w:r>
-      <w:ins w:id="400" w:author="R1 revision" w:date="2026-10-15T01:53:00Z" w16du:dateUtc="2026-10-15T05:53:00Z">
+      <w:ins w:id="400" w:author="R1 revision" w:date="2026-10-15T01:57:00Z" w16du:dateUtc="2026-10-15T05:57:00Z">
         <w:r>
           <w:t>, so three independently assessed databases were used: mpea-02b (Ref 27,28), which carries Fe–Mn–Al–Ni–C but not Si; PrecHiMn-04 (Ref 29), which carries Si and models D0₃ and κ-carbide but contains no Ni; and mc_fe v2.059 (Ref 30)</w:t>
         </w:r>
@@ -3701,7 +3701,7 @@
     </w:p>
     <w:p>
       <w:r>
-        <w:pict w14:anchorId="1D5B9C65">
+        <w:pict w14:anchorId="3F70230C">
           <v:rect id="_x0000_i1028" style="width:0;height:1.5pt" o:hralign="center" o:hrstd="t" o:hr="t"/>
         </w:pict>
       </w:r>
@@ -3716,12 +3716,12 @@
       <w:r>
         <w:t xml:space="preserve">3. </w:t>
       </w:r>
-      <w:del w:id="402" w:author="R1 revision" w:date="2026-10-15T01:53:00Z" w16du:dateUtc="2026-10-15T05:53:00Z">
+      <w:del w:id="402" w:author="R1 revision" w:date="2026-10-15T01:57:00Z" w16du:dateUtc="2026-10-15T05:57:00Z">
         <w:r>
           <w:delText>Experiment</w:delText>
         </w:r>
       </w:del>
-      <w:ins w:id="403" w:author="R1 revision" w:date="2026-10-15T01:53:00Z" w16du:dateUtc="2026-10-15T05:53:00Z">
+      <w:ins w:id="403" w:author="R1 revision" w:date="2026-10-15T01:57:00Z" w16du:dateUtc="2026-10-15T05:57:00Z">
         <w:r>
           <w:t>Experimental</w:t>
         </w:r>
@@ -3753,12 +3753,12 @@
       <w:r>
         <w:t xml:space="preserve"> shows the microstructure of the </w:t>
       </w:r>
-      <w:del w:id="405" w:author="R1 revision" w:date="2026-10-15T01:53:00Z" w16du:dateUtc="2026-10-15T05:53:00Z">
+      <w:del w:id="405" w:author="R1 revision" w:date="2026-10-15T01:57:00Z" w16du:dateUtc="2026-10-15T05:57:00Z">
         <w:r>
           <w:delText>AI</w:delText>
         </w:r>
       </w:del>
-      <w:ins w:id="406" w:author="R1 revision" w:date="2026-10-15T01:53:00Z" w16du:dateUtc="2026-10-15T05:53:00Z">
+      <w:ins w:id="406" w:author="R1 revision" w:date="2026-10-15T01:57:00Z" w16du:dateUtc="2026-10-15T05:57:00Z">
         <w:r>
           <w:t>LLM</w:t>
         </w:r>
@@ -3766,12 +3766,12 @@
       <w:r>
         <w:t xml:space="preserve"> alloy after heat treatment at 1200 °C for 1 minute. The </w:t>
       </w:r>
-      <w:del w:id="407" w:author="R1 revision" w:date="2026-10-15T01:53:00Z" w16du:dateUtc="2026-10-15T05:53:00Z">
+      <w:del w:id="407" w:author="R1 revision" w:date="2026-10-15T01:57:00Z" w16du:dateUtc="2026-10-15T05:57:00Z">
         <w:r>
           <w:delText>material exhibits</w:delText>
         </w:r>
       </w:del>
-      <w:ins w:id="408" w:author="R1 revision" w:date="2026-10-15T01:53:00Z" w16du:dateUtc="2026-10-15T05:53:00Z">
+      <w:ins w:id="408" w:author="R1 revision" w:date="2026-10-15T01:57:00Z" w16du:dateUtc="2026-10-15T05:57:00Z">
         <w:r>
           <w:t>alloy has</w:t>
         </w:r>
@@ -3779,7 +3779,7 @@
       <w:r>
         <w:t xml:space="preserve"> a </w:t>
       </w:r>
-      <w:del w:id="409" w:author="R1 revision" w:date="2026-10-15T01:53:00Z" w16du:dateUtc="2026-10-15T05:53:00Z">
+      <w:del w:id="409" w:author="R1 revision" w:date="2026-10-15T01:57:00Z" w16du:dateUtc="2026-10-15T05:57:00Z">
         <w:r>
           <w:delText xml:space="preserve">highly refined, </w:delText>
         </w:r>
@@ -3787,7 +3787,7 @@
       <w:r>
         <w:t>fine-grained</w:t>
       </w:r>
-      <w:ins w:id="410" w:author="R1 revision" w:date="2026-10-15T01:53:00Z" w16du:dateUtc="2026-10-15T05:53:00Z">
+      <w:ins w:id="410" w:author="R1 revision" w:date="2026-10-15T01:57:00Z" w16du:dateUtc="2026-10-15T05:57:00Z">
         <w:r>
           <w:t>,</w:t>
         </w:r>
@@ -3795,7 +3795,7 @@
       <w:r>
         <w:t xml:space="preserve"> equiaxed microstructure with </w:t>
       </w:r>
-      <w:del w:id="411" w:author="R1 revision" w:date="2026-10-15T01:53:00Z" w16du:dateUtc="2026-10-15T05:53:00Z">
+      <w:del w:id="411" w:author="R1 revision" w:date="2026-10-15T01:57:00Z" w16du:dateUtc="2026-10-15T05:57:00Z">
         <w:r>
           <w:delText xml:space="preserve">average </w:delText>
         </w:r>
@@ -3803,12 +3803,12 @@
       <w:r>
         <w:t>grain diameters well under 20 µm</w:t>
       </w:r>
-      <w:del w:id="412" w:author="R1 revision" w:date="2026-10-15T01:53:00Z" w16du:dateUtc="2026-10-15T05:53:00Z">
+      <w:del w:id="412" w:author="R1 revision" w:date="2026-10-15T01:57:00Z" w16du:dateUtc="2026-10-15T05:57:00Z">
         <w:r>
           <w:delText>.</w:delText>
         </w:r>
       </w:del>
-      <w:ins w:id="413" w:author="R1 revision" w:date="2026-10-15T01:53:00Z" w16du:dateUtc="2026-10-15T05:53:00Z">
+      <w:ins w:id="413" w:author="R1 revision" w:date="2026-10-15T01:57:00Z" w16du:dateUtc="2026-10-15T05:57:00Z">
         <w:r>
           <w:t>; this and the other grain sizes quoted here are visual estimates from the micrographs, not stereological measurements.</w:t>
         </w:r>
@@ -3826,12 +3826,12 @@
       <w:r>
         <w:t xml:space="preserve">) </w:t>
       </w:r>
-      <w:del w:id="414" w:author="R1 revision" w:date="2026-10-15T01:53:00Z" w16du:dateUtc="2026-10-15T05:53:00Z">
+      <w:del w:id="414" w:author="R1 revision" w:date="2026-10-15T01:57:00Z" w16du:dateUtc="2026-10-15T05:57:00Z">
         <w:r>
           <w:delText>identifies</w:delText>
         </w:r>
       </w:del>
-      <w:ins w:id="415" w:author="R1 revision" w:date="2026-10-15T01:53:00Z" w16du:dateUtc="2026-10-15T05:53:00Z">
+      <w:ins w:id="415" w:author="R1 revision" w:date="2026-10-15T01:57:00Z" w16du:dateUtc="2026-10-15T05:57:00Z">
         <w:r>
           <w:t>resolves</w:t>
         </w:r>
@@ -3839,12 +3839,12 @@
       <w:r>
         <w:t xml:space="preserve"> this morphology </w:t>
       </w:r>
-      <w:del w:id="416" w:author="R1 revision" w:date="2026-10-15T01:53:00Z" w16du:dateUtc="2026-10-15T05:53:00Z">
+      <w:del w:id="416" w:author="R1 revision" w:date="2026-10-15T01:57:00Z" w16du:dateUtc="2026-10-15T05:57:00Z">
         <w:r>
           <w:delText>as</w:delText>
         </w:r>
       </w:del>
-      <w:ins w:id="417" w:author="R1 revision" w:date="2026-10-15T01:53:00Z" w16du:dateUtc="2026-10-15T05:53:00Z">
+      <w:ins w:id="417" w:author="R1 revision" w:date="2026-10-15T01:57:00Z" w16du:dateUtc="2026-10-15T05:57:00Z">
         <w:r>
           <w:t>into</w:t>
         </w:r>
@@ -3852,12 +3852,12 @@
       <w:r>
         <w:t xml:space="preserve"> an </w:t>
       </w:r>
-      <w:del w:id="418" w:author="R1 revision" w:date="2026-10-15T01:53:00Z" w16du:dateUtc="2026-10-15T05:53:00Z">
+      <w:del w:id="418" w:author="R1 revision" w:date="2026-10-15T01:57:00Z" w16du:dateUtc="2026-10-15T05:57:00Z">
         <w:r>
           <w:delText xml:space="preserve">intimate </w:delText>
         </w:r>
       </w:del>
-      <w:ins w:id="419" w:author="R1 revision" w:date="2026-10-15T01:53:00Z" w16du:dateUtc="2026-10-15T05:53:00Z">
+      <w:ins w:id="419" w:author="R1 revision" w:date="2026-10-15T01:57:00Z" w16du:dateUtc="2026-10-15T05:57:00Z">
         <w:r>
           <w:t xml:space="preserve">intimately interlocked </w:t>
         </w:r>
@@ -3865,7 +3865,7 @@
       <w:r>
         <w:t xml:space="preserve">mixture of a </w:t>
       </w:r>
-      <w:del w:id="420" w:author="R1 revision" w:date="2026-10-15T01:53:00Z" w16du:dateUtc="2026-10-15T05:53:00Z">
+      <w:del w:id="420" w:author="R1 revision" w:date="2026-10-15T01:57:00Z" w16du:dateUtc="2026-10-15T05:57:00Z">
         <w:r>
           <w:delText>matrix (</w:delText>
         </w:r>
@@ -3873,12 +3873,12 @@
       <w:r>
         <w:t xml:space="preserve">darker </w:t>
       </w:r>
-      <w:del w:id="421" w:author="R1 revision" w:date="2026-10-15T01:53:00Z" w16du:dateUtc="2026-10-15T05:53:00Z">
+      <w:del w:id="421" w:author="R1 revision" w:date="2026-10-15T01:57:00Z" w16du:dateUtc="2026-10-15T05:57:00Z">
         <w:r>
           <w:delText xml:space="preserve">grey area) interlocked with </w:delText>
         </w:r>
       </w:del>
-      <w:ins w:id="422" w:author="R1 revision" w:date="2026-10-15T01:53:00Z" w16du:dateUtc="2026-10-15T05:53:00Z">
+      <w:ins w:id="422" w:author="R1 revision" w:date="2026-10-15T01:57:00Z" w16du:dateUtc="2026-10-15T05:57:00Z">
         <w:r>
           <w:t xml:space="preserve">gray constituent and brighter, </w:t>
         </w:r>
@@ -3886,12 +3886,12 @@
       <w:r>
         <w:t>blocky islands</w:t>
       </w:r>
-      <w:del w:id="423" w:author="R1 revision" w:date="2026-10-15T01:53:00Z" w16du:dateUtc="2026-10-15T05:53:00Z">
+      <w:del w:id="423" w:author="R1 revision" w:date="2026-10-15T01:57:00Z" w16du:dateUtc="2026-10-15T05:57:00Z">
         <w:r>
           <w:delText xml:space="preserve"> (brighter areas).</w:delText>
         </w:r>
       </w:del>
-      <w:ins w:id="424" w:author="R1 revision" w:date="2026-10-15T01:53:00Z" w16du:dateUtc="2026-10-15T05:53:00Z">
+      <w:ins w:id="424" w:author="R1 revision" w:date="2026-10-15T01:57:00Z" w16du:dateUtc="2026-10-15T05:57:00Z">
         <w:r>
           <w:t>.</w:t>
         </w:r>
@@ -3899,7 +3899,7 @@
       <w:r>
         <w:t xml:space="preserve"> EDS </w:t>
       </w:r>
-      <w:del w:id="425" w:author="R1 revision" w:date="2026-10-15T01:53:00Z" w16du:dateUtc="2026-10-15T05:53:00Z">
+      <w:del w:id="425" w:author="R1 revision" w:date="2026-10-15T01:57:00Z" w16du:dateUtc="2026-10-15T05:57:00Z">
         <w:r>
           <w:delText xml:space="preserve">analysis </w:delText>
         </w:r>
@@ -3907,7 +3907,7 @@
       <w:r>
         <w:t xml:space="preserve">detected </w:t>
       </w:r>
-      <w:ins w:id="426" w:author="R1 revision" w:date="2026-10-15T01:53:00Z" w16du:dateUtc="2026-10-15T05:53:00Z">
+      <w:ins w:id="426" w:author="R1 revision" w:date="2026-10-15T01:57:00Z" w16du:dateUtc="2026-10-15T05:57:00Z">
         <w:r>
           <w:t xml:space="preserve">a </w:t>
         </w:r>
@@ -3915,12 +3915,12 @@
       <w:r>
         <w:t xml:space="preserve">higher Al content in the </w:t>
       </w:r>
-      <w:del w:id="427" w:author="R1 revision" w:date="2026-10-15T01:53:00Z" w16du:dateUtc="2026-10-15T05:53:00Z">
+      <w:del w:id="427" w:author="R1 revision" w:date="2026-10-15T01:57:00Z" w16du:dateUtc="2026-10-15T05:57:00Z">
         <w:r>
           <w:delText>matrix but more</w:delText>
         </w:r>
       </w:del>
-      <w:ins w:id="428" w:author="R1 revision" w:date="2026-10-15T01:53:00Z" w16du:dateUtc="2026-10-15T05:53:00Z">
+      <w:ins w:id="428" w:author="R1 revision" w:date="2026-10-15T01:57:00Z" w16du:dateUtc="2026-10-15T05:57:00Z">
         <w:r>
           <w:t>darker constituent and a higher</w:t>
         </w:r>
@@ -3928,7 +3928,7 @@
       <w:r>
         <w:t xml:space="preserve"> Mn </w:t>
       </w:r>
-      <w:ins w:id="429" w:author="R1 revision" w:date="2026-10-15T01:53:00Z" w16du:dateUtc="2026-10-15T05:53:00Z">
+      <w:ins w:id="429" w:author="R1 revision" w:date="2026-10-15T01:57:00Z" w16du:dateUtc="2026-10-15T05:57:00Z">
         <w:r>
           <w:t xml:space="preserve">content </w:t>
         </w:r>
@@ -3936,12 +3936,12 @@
       <w:r>
         <w:t xml:space="preserve">in the </w:t>
       </w:r>
-      <w:del w:id="430" w:author="R1 revision" w:date="2026-10-15T01:53:00Z" w16du:dateUtc="2026-10-15T05:53:00Z">
+      <w:del w:id="430" w:author="R1 revision" w:date="2026-10-15T01:57:00Z" w16du:dateUtc="2026-10-15T05:57:00Z">
         <w:r>
           <w:delText xml:space="preserve">blocky islands, suggesting that the AI alloy has a </w:delText>
         </w:r>
       </w:del>
-      <w:ins w:id="431" w:author="R1 revision" w:date="2026-10-15T01:53:00Z" w16du:dateUtc="2026-10-15T05:53:00Z">
+      <w:ins w:id="431" w:author="R1 revision" w:date="2026-10-15T01:57:00Z" w16du:dateUtc="2026-10-15T05:57:00Z">
         <w:r>
           <w:t xml:space="preserve">brighter one, consistent with a </w:t>
         </w:r>
@@ -3949,12 +3949,12 @@
       <w:r>
         <w:t>dual-phase structure</w:t>
       </w:r>
-      <w:del w:id="432" w:author="R1 revision" w:date="2026-10-15T01:53:00Z" w16du:dateUtc="2026-10-15T05:53:00Z">
+      <w:del w:id="432" w:author="R1 revision" w:date="2026-10-15T01:57:00Z" w16du:dateUtc="2026-10-15T05:57:00Z">
         <w:r>
           <w:delText>, where</w:delText>
         </w:r>
       </w:del>
-      <w:ins w:id="433" w:author="R1 revision" w:date="2026-10-15T01:53:00Z" w16du:dateUtc="2026-10-15T05:53:00Z">
+      <w:ins w:id="433" w:author="R1 revision" w:date="2026-10-15T01:57:00Z" w16du:dateUtc="2026-10-15T05:57:00Z">
         <w:r>
           <w:t xml:space="preserve"> in which</w:t>
         </w:r>
@@ -3962,12 +3962,12 @@
       <w:r>
         <w:t xml:space="preserve"> the Al-rich </w:t>
       </w:r>
-      <w:del w:id="434" w:author="R1 revision" w:date="2026-10-15T01:53:00Z" w16du:dateUtc="2026-10-15T05:53:00Z">
+      <w:del w:id="434" w:author="R1 revision" w:date="2026-10-15T01:57:00Z" w16du:dateUtc="2026-10-15T05:57:00Z">
         <w:r>
           <w:delText>areas</w:delText>
         </w:r>
       </w:del>
-      <w:ins w:id="435" w:author="R1 revision" w:date="2026-10-15T01:53:00Z" w16du:dateUtc="2026-10-15T05:53:00Z">
+      <w:ins w:id="435" w:author="R1 revision" w:date="2026-10-15T01:57:00Z" w16du:dateUtc="2026-10-15T05:57:00Z">
         <w:r>
           <w:t>regions</w:t>
         </w:r>
@@ -3975,7 +3975,7 @@
       <w:r>
         <w:t xml:space="preserve"> are </w:t>
       </w:r>
-      <w:del w:id="436" w:author="R1 revision" w:date="2026-10-15T01:53:00Z" w16du:dateUtc="2026-10-15T05:53:00Z">
+      <w:del w:id="436" w:author="R1 revision" w:date="2026-10-15T01:57:00Z" w16du:dateUtc="2026-10-15T05:57:00Z">
         <w:r>
           <w:delText xml:space="preserve">likely </w:delText>
         </w:r>
@@ -3983,12 +3983,12 @@
       <w:r>
         <w:t xml:space="preserve">BCC α-phase and the Mn-rich </w:t>
       </w:r>
-      <w:del w:id="437" w:author="R1 revision" w:date="2026-10-15T01:53:00Z" w16du:dateUtc="2026-10-15T05:53:00Z">
+      <w:del w:id="437" w:author="R1 revision" w:date="2026-10-15T01:57:00Z" w16du:dateUtc="2026-10-15T05:57:00Z">
         <w:r>
           <w:delText>areas</w:delText>
         </w:r>
       </w:del>
-      <w:ins w:id="438" w:author="R1 revision" w:date="2026-10-15T01:53:00Z" w16du:dateUtc="2026-10-15T05:53:00Z">
+      <w:ins w:id="438" w:author="R1 revision" w:date="2026-10-15T01:57:00Z" w16du:dateUtc="2026-10-15T05:57:00Z">
         <w:r>
           <w:t>regions</w:t>
         </w:r>
@@ -3996,12 +3996,12 @@
       <w:r>
         <w:t xml:space="preserve"> are FCC γ-phase. </w:t>
       </w:r>
-      <w:del w:id="439" w:author="R1 revision" w:date="2026-10-15T01:53:00Z" w16du:dateUtc="2026-10-15T05:53:00Z">
+      <w:del w:id="439" w:author="R1 revision" w:date="2026-10-15T01:57:00Z" w16du:dateUtc="2026-10-15T05:57:00Z">
         <w:r>
           <w:delText>Prolonging the annealing duration</w:delText>
         </w:r>
       </w:del>
-      <w:ins w:id="440" w:author="R1 revision" w:date="2026-10-15T01:53:00Z" w16du:dateUtc="2026-10-15T05:53:00Z">
+      <w:ins w:id="440" w:author="R1 revision" w:date="2026-10-15T01:57:00Z" w16du:dateUtc="2026-10-15T05:57:00Z">
         <w:r>
           <w:t>EDS was used qualitatively: it cannot quantify carbon, and chemistry alone does not identify a crystal structure, so the assignment of the two constituents to α and γ rests jointly on this partitioning, on the diffraction results of Sec. 3.3 and on the calculated partitioning of Sec. 3.4. Extending the anneal</w:t>
         </w:r>
@@ -4019,12 +4019,12 @@
       <w:r>
         <w:t xml:space="preserve">) </w:t>
       </w:r>
-      <w:del w:id="441" w:author="R1 revision" w:date="2026-10-15T01:53:00Z" w16du:dateUtc="2026-10-15T05:53:00Z">
+      <w:del w:id="441" w:author="R1 revision" w:date="2026-10-15T01:57:00Z" w16du:dateUtc="2026-10-15T05:57:00Z">
         <w:r>
           <w:delText xml:space="preserve">induces drastic grain-boundary migration driven by the reduction of total interfacial free energy, resulting in </w:delText>
         </w:r>
       </w:del>
-      <w:ins w:id="442" w:author="R1 revision" w:date="2026-10-15T01:53:00Z" w16du:dateUtc="2026-10-15T05:53:00Z">
+      <w:ins w:id="442" w:author="R1 revision" w:date="2026-10-15T01:57:00Z" w16du:dateUtc="2026-10-15T05:57:00Z">
         <w:r>
           <w:t xml:space="preserve">caused </w:t>
         </w:r>
@@ -4032,7 +4032,7 @@
       <w:r>
         <w:t xml:space="preserve">severe </w:t>
       </w:r>
-      <w:del w:id="443" w:author="R1 revision" w:date="2026-10-15T01:53:00Z" w16du:dateUtc="2026-10-15T05:53:00Z">
+      <w:del w:id="443" w:author="R1 revision" w:date="2026-10-15T01:57:00Z" w16du:dateUtc="2026-10-15T05:57:00Z">
         <w:r>
           <w:delText xml:space="preserve">grain growth and structural </w:delText>
         </w:r>
@@ -4040,12 +4040,12 @@
       <w:r>
         <w:t xml:space="preserve">coarsening: the initial fine </w:t>
       </w:r>
-      <w:del w:id="444" w:author="R1 revision" w:date="2026-10-15T01:53:00Z" w16du:dateUtc="2026-10-15T05:53:00Z">
+      <w:del w:id="444" w:author="R1 revision" w:date="2026-10-15T01:57:00Z" w16du:dateUtc="2026-10-15T05:57:00Z">
         <w:r>
           <w:delText>network is completely</w:delText>
         </w:r>
       </w:del>
-      <w:ins w:id="445" w:author="R1 revision" w:date="2026-10-15T01:53:00Z" w16du:dateUtc="2026-10-15T05:53:00Z">
+      <w:ins w:id="445" w:author="R1 revision" w:date="2026-10-15T01:57:00Z" w16du:dateUtc="2026-10-15T05:57:00Z">
         <w:r>
           <w:t>structure was</w:t>
         </w:r>
@@ -4053,12 +4053,12 @@
       <w:r>
         <w:t xml:space="preserve"> replaced by a coarse </w:t>
       </w:r>
-      <w:del w:id="446" w:author="R1 revision" w:date="2026-10-15T01:53:00Z" w16du:dateUtc="2026-10-15T05:53:00Z">
+      <w:del w:id="446" w:author="R1 revision" w:date="2026-10-15T01:57:00Z" w16du:dateUtc="2026-10-15T05:57:00Z">
         <w:r>
           <w:delText>morphology</w:delText>
         </w:r>
       </w:del>
-      <w:ins w:id="447" w:author="R1 revision" w:date="2026-10-15T01:53:00Z" w16du:dateUtc="2026-10-15T05:53:00Z">
+      <w:ins w:id="447" w:author="R1 revision" w:date="2026-10-15T01:57:00Z" w16du:dateUtc="2026-10-15T05:57:00Z">
         <w:r>
           <w:t>one</w:t>
         </w:r>
@@ -4066,12 +4066,12 @@
       <w:r>
         <w:t xml:space="preserve"> with individual grains exceeding 100 µm in width</w:t>
       </w:r>
-      <w:del w:id="448" w:author="R1 revision" w:date="2026-10-15T01:53:00Z" w16du:dateUtc="2026-10-15T05:53:00Z">
+      <w:del w:id="448" w:author="R1 revision" w:date="2026-10-15T01:57:00Z" w16du:dateUtc="2026-10-15T05:57:00Z">
         <w:r>
           <w:delText>. However, the dual-phase nature remains unchanged even after prolonged heat</w:delText>
         </w:r>
       </w:del>
-      <w:ins w:id="449" w:author="R1 revision" w:date="2026-10-15T01:53:00Z" w16du:dateUtc="2026-10-15T05:53:00Z">
+      <w:ins w:id="449" w:author="R1 revision" w:date="2026-10-15T01:57:00Z" w16du:dateUtc="2026-10-15T05:57:00Z">
         <w:r>
           <w:t>, in which two constituents remain visible. After the quartz-tube cyclic</w:t>
         </w:r>
@@ -4079,12 +4079,12 @@
       <w:r>
         <w:t xml:space="preserve"> treatment </w:t>
       </w:r>
-      <w:del w:id="450" w:author="R1 revision" w:date="2026-10-15T01:53:00Z" w16du:dateUtc="2026-10-15T05:53:00Z">
+      <w:del w:id="450" w:author="R1 revision" w:date="2026-10-15T01:57:00Z" w16du:dateUtc="2026-10-15T05:57:00Z">
         <w:r>
           <w:delText>at this temperature, as discussed further below</w:delText>
         </w:r>
       </w:del>
-      <w:ins w:id="451" w:author="R1 revision" w:date="2026-10-15T01:53:00Z" w16du:dateUtc="2026-10-15T05:53:00Z">
+      <w:ins w:id="451" w:author="R1 revision" w:date="2026-10-15T01:57:00Z" w16du:dateUtc="2026-10-15T05:57:00Z">
         <w:r>
           <w:t>of Sec. 2.2, the 0.36 mm wire (</w:t>
         </w:r>
@@ -4107,16 +4107,16 @@
       <w:pPr>
         <w:pStyle w:val="CaptionedFigure"/>
         <w:rPr>
-          <w:del w:id="452" w:author="R1 revision" w:date="2026-10-15T01:53:00Z" w16du:dateUtc="2026-10-15T05:53:00Z"/>
+          <w:del w:id="452" w:author="R1 revision" w:date="2026-10-15T01:57:00Z" w16du:dateUtc="2026-10-15T05:57:00Z"/>
         </w:rPr>
       </w:pPr>
-      <w:del w:id="453" w:author="R1 revision" w:date="2026-10-15T01:53:00Z" w16du:dateUtc="2026-10-15T05:53:00Z">
+      <w:del w:id="453" w:author="R1 revision" w:date="2026-10-15T01:57:00Z" w16du:dateUtc="2026-10-15T05:57:00Z">
         <w:r>
           <w:rPr>
             <w:noProof/>
           </w:rPr>
           <w:drawing>
-            <wp:inline distT="0" distB="0" distL="0" distR="0" wp14:anchorId="319933AB" wp14:editId="5D600468">
+            <wp:inline distT="0" distB="0" distL="0" distR="0" wp14:anchorId="70646D7A" wp14:editId="57C8D65B">
               <wp:extent cx="5334000" cy="1357799"/>
               <wp:effectExtent l="0" t="0" r="0" b="0"/>
               <wp:docPr id="18" name="Picture" descr="Fig. 1. Microstructure of the AI alloy after heat treatment: (a) 1200 °C, 1 min, optical; (b) 1200 °C, 1 min, SEM; (c) 1200 °C, 40 min, optical."/>
@@ -4163,16 +4163,16 @@
       <w:pPr>
         <w:pStyle w:val="CaptionedFigure"/>
         <w:rPr>
-          <w:ins w:id="454" w:author="R1 revision" w:date="2026-10-15T01:53:00Z" w16du:dateUtc="2026-10-15T05:53:00Z"/>
+          <w:ins w:id="454" w:author="R1 revision" w:date="2026-10-15T01:57:00Z" w16du:dateUtc="2026-10-15T05:57:00Z"/>
         </w:rPr>
       </w:pPr>
-      <w:ins w:id="455" w:author="R1 revision" w:date="2026-10-15T01:53:00Z" w16du:dateUtc="2026-10-15T05:53:00Z">
+      <w:ins w:id="455" w:author="R1 revision" w:date="2026-10-15T01:57:00Z" w16du:dateUtc="2026-10-15T05:57:00Z">
         <w:r>
           <w:rPr>
             <w:noProof/>
           </w:rPr>
           <w:drawing>
-            <wp:inline distT="0" distB="0" distL="0" distR="0" wp14:anchorId="5E8B80AB" wp14:editId="28D3FFE2">
+            <wp:inline distT="0" distB="0" distL="0" distR="0" wp14:anchorId="4BFD4C6A" wp14:editId="4F695C2B">
               <wp:extent cx="3642360" cy="2843784"/>
               <wp:effectExtent l="0" t="0" r="0" b="0"/>
               <wp:docPr id="19" name="Picture" descr="Fig. 1. Microstructure of the LLM alloy after heat treatment: (a) 1200 °C, 1 min, optical; (b) 1200 °C, 1 min, SEM; (c) 1200 °C, 40 min, optical; (d) 0.36 mm wire after the quartz-tube cyclic treatment of Sec. 2.2, optical."/>
@@ -4232,12 +4232,12 @@
       <w:r>
         <w:t xml:space="preserve">Microstructure of the </w:t>
       </w:r>
-      <w:del w:id="456" w:author="R1 revision" w:date="2026-10-15T01:53:00Z" w16du:dateUtc="2026-10-15T05:53:00Z">
+      <w:del w:id="456" w:author="R1 revision" w:date="2026-10-15T01:57:00Z" w16du:dateUtc="2026-10-15T05:57:00Z">
         <w:r>
           <w:delText>AI</w:delText>
         </w:r>
       </w:del>
-      <w:ins w:id="457" w:author="R1 revision" w:date="2026-10-15T01:53:00Z" w16du:dateUtc="2026-10-15T05:53:00Z">
+      <w:ins w:id="457" w:author="R1 revision" w:date="2026-10-15T01:57:00Z" w16du:dateUtc="2026-10-15T05:57:00Z">
         <w:r>
           <w:t>LLM</w:t>
         </w:r>
@@ -4245,12 +4245,12 @@
       <w:r>
         <w:t xml:space="preserve"> alloy after heat treatment: (a) 1200 °C, 1 min, optical; (b) 1200 °C, 1 min, SEM; (c) 1200 °C, 40 min, optical</w:t>
       </w:r>
-      <w:del w:id="458" w:author="R1 revision" w:date="2026-10-15T01:53:00Z" w16du:dateUtc="2026-10-15T05:53:00Z">
+      <w:del w:id="458" w:author="R1 revision" w:date="2026-10-15T01:57:00Z" w16du:dateUtc="2026-10-15T05:57:00Z">
         <w:r>
           <w:delText>.</w:delText>
         </w:r>
       </w:del>
-      <w:ins w:id="459" w:author="R1 revision" w:date="2026-10-15T01:53:00Z" w16du:dateUtc="2026-10-15T05:53:00Z">
+      <w:ins w:id="459" w:author="R1 revision" w:date="2026-10-15T01:57:00Z" w16du:dateUtc="2026-10-15T05:57:00Z">
         <w:r>
           <w:t>; (d) 0.36 mm wire after the quartz-tube cyclic treatment of Sec. 2.2, optical.</w:t>
         </w:r>
@@ -4270,8 +4270,8 @@
       <w:pPr>
         <w:pStyle w:val="FirstParagraph"/>
       </w:pPr>
-      <w:moveToRangeStart w:id="461" w:author="R1 revision" w:date="2026-10-15T01:53:00Z" w:name="move242921623"/>
-      <w:moveTo w:id="462" w:author="R1 revision" w:date="2026-10-15T01:53:00Z" w16du:dateUtc="2026-10-15T05:53:00Z">
+      <w:moveToRangeStart w:id="461" w:author="R1 revision" w:date="2026-10-15T01:57:00Z" w:name="move242921867"/>
+      <w:moveTo w:id="462" w:author="R1 revision" w:date="2026-10-15T01:57:00Z" w16du:dateUtc="2026-10-15T05:57:00Z">
         <w:r>
           <w:rPr>
             <w:b/>
@@ -4281,12 +4281,12 @@
         </w:r>
       </w:moveTo>
       <w:moveToRangeEnd w:id="461"/>
-      <w:del w:id="463" w:author="R1 revision" w:date="2026-10-15T01:53:00Z" w16du:dateUtc="2026-10-15T05:53:00Z">
+      <w:del w:id="463" w:author="R1 revision" w:date="2026-10-15T01:57:00Z" w16du:dateUtc="2026-10-15T05:57:00Z">
         <w:r>
           <w:delText>Cyclic</w:delText>
         </w:r>
       </w:del>
-      <w:ins w:id="464" w:author="R1 revision" w:date="2026-10-15T01:53:00Z" w16du:dateUtc="2026-10-15T05:53:00Z">
+      <w:ins w:id="464" w:author="R1 revision" w:date="2026-10-15T01:57:00Z" w16du:dateUtc="2026-10-15T05:57:00Z">
         <w:r>
           <w:rPr>
             <w:b/>
@@ -4301,12 +4301,12 @@
       <w:r>
         <w:t xml:space="preserve"> tensile stress–strain curves </w:t>
       </w:r>
-      <w:del w:id="465" w:author="R1 revision" w:date="2026-10-15T01:53:00Z" w16du:dateUtc="2026-10-15T05:53:00Z">
+      <w:del w:id="465" w:author="R1 revision" w:date="2026-10-15T01:57:00Z" w16du:dateUtc="2026-10-15T05:57:00Z">
         <w:r>
           <w:delText>for</w:delText>
         </w:r>
       </w:del>
-      <w:ins w:id="466" w:author="R1 revision" w:date="2026-10-15T01:53:00Z" w16du:dateUtc="2026-10-15T05:53:00Z">
+      <w:ins w:id="466" w:author="R1 revision" w:date="2026-10-15T01:57:00Z" w16du:dateUtc="2026-10-15T05:57:00Z">
         <w:r>
           <w:t>of</w:t>
         </w:r>
@@ -4314,12 +4314,12 @@
       <w:r>
         <w:t xml:space="preserve"> the </w:t>
       </w:r>
-      <w:del w:id="467" w:author="R1 revision" w:date="2026-10-15T01:53:00Z" w16du:dateUtc="2026-10-15T05:53:00Z">
+      <w:del w:id="467" w:author="R1 revision" w:date="2026-10-15T01:57:00Z" w16du:dateUtc="2026-10-15T05:57:00Z">
         <w:r>
           <w:delText>AI</w:delText>
         </w:r>
       </w:del>
-      <w:ins w:id="468" w:author="R1 revision" w:date="2026-10-15T01:53:00Z" w16du:dateUtc="2026-10-15T05:53:00Z">
+      <w:ins w:id="468" w:author="R1 revision" w:date="2026-10-15T01:57:00Z" w16du:dateUtc="2026-10-15T05:57:00Z">
         <w:r>
           <w:t>LLM</w:t>
         </w:r>
@@ -4327,7 +4327,7 @@
       <w:r>
         <w:t xml:space="preserve"> alloy after heat treatment at different temperatures</w:t>
       </w:r>
-      <w:del w:id="469" w:author="R1 revision" w:date="2026-10-15T01:53:00Z" w16du:dateUtc="2026-10-15T05:53:00Z">
+      <w:del w:id="469" w:author="R1 revision" w:date="2026-10-15T01:57:00Z" w16du:dateUtc="2026-10-15T05:57:00Z">
         <w:r>
           <w:delText xml:space="preserve"> are shown in </w:delText>
         </w:r>
@@ -4342,7 +4342,7 @@
       <w:r>
         <w:t xml:space="preserve">, and </w:t>
       </w:r>
-      <w:ins w:id="470" w:author="R1 revision" w:date="2026-10-15T01:53:00Z" w16du:dateUtc="2026-10-15T05:53:00Z">
+      <w:ins w:id="470" w:author="R1 revision" w:date="2026-10-15T01:57:00Z" w16du:dateUtc="2026-10-15T05:57:00Z">
         <w:r>
           <w:rPr>
             <w:b/>
@@ -4360,7 +4360,7 @@
       <w:r>
         <w:t>the corresponding data</w:t>
       </w:r>
-      <w:del w:id="471" w:author="R1 revision" w:date="2026-10-15T01:53:00Z" w16du:dateUtc="2026-10-15T05:53:00Z">
+      <w:del w:id="471" w:author="R1 revision" w:date="2026-10-15T01:57:00Z" w16du:dateUtc="2026-10-15T05:57:00Z">
         <w:r>
           <w:delText xml:space="preserve"> are listed in </w:delText>
         </w:r>
@@ -4375,7 +4375,7 @@
           <w:delText>. This information reveals</w:delText>
         </w:r>
       </w:del>
-      <w:ins w:id="472" w:author="R1 revision" w:date="2026-10-15T01:53:00Z" w16du:dateUtc="2026-10-15T05:53:00Z">
+      <w:ins w:id="472" w:author="R1 revision" w:date="2026-10-15T01:57:00Z" w16du:dateUtc="2026-10-15T05:57:00Z">
         <w:r>
           <w:t>. Together, they give</w:t>
         </w:r>
@@ -4383,7 +4383,7 @@
       <w:r>
         <w:t xml:space="preserve"> a broad picture of how heat treatment governs the </w:t>
       </w:r>
-      <w:del w:id="473" w:author="R1 revision" w:date="2026-10-15T01:53:00Z" w16du:dateUtc="2026-10-15T05:53:00Z">
+      <w:del w:id="473" w:author="R1 revision" w:date="2026-10-15T01:57:00Z" w16du:dateUtc="2026-10-15T05:57:00Z">
         <w:r>
           <w:delText xml:space="preserve">alloy’s </w:delText>
         </w:r>
@@ -4391,12 +4391,12 @@
       <w:r>
         <w:t>mechanical properties</w:t>
       </w:r>
-      <w:del w:id="474" w:author="R1 revision" w:date="2026-10-15T01:53:00Z" w16du:dateUtc="2026-10-15T05:53:00Z">
+      <w:del w:id="474" w:author="R1 revision" w:date="2026-10-15T01:57:00Z" w16du:dateUtc="2026-10-15T05:57:00Z">
         <w:r>
           <w:delText>.</w:delText>
         </w:r>
       </w:del>
-      <w:ins w:id="475" w:author="R1 revision" w:date="2026-10-15T01:53:00Z" w16du:dateUtc="2026-10-15T05:53:00Z">
+      <w:ins w:id="475" w:author="R1 revision" w:date="2026-10-15T01:57:00Z" w16du:dateUtc="2026-10-15T05:57:00Z">
         <w:r>
           <w:t xml:space="preserve"> of the alloy.</w:t>
         </w:r>
@@ -4404,12 +4404,12 @@
       <w:r>
         <w:t xml:space="preserve"> The response </w:t>
       </w:r>
-      <w:del w:id="476" w:author="R1 revision" w:date="2026-10-15T01:53:00Z" w16du:dateUtc="2026-10-15T05:53:00Z">
+      <w:del w:id="476" w:author="R1 revision" w:date="2026-10-15T01:57:00Z" w16du:dateUtc="2026-10-15T05:57:00Z">
         <w:r>
           <w:delText>is</w:delText>
         </w:r>
       </w:del>
-      <w:ins w:id="477" w:author="R1 revision" w:date="2026-10-15T01:53:00Z" w16du:dateUtc="2026-10-15T05:53:00Z">
+      <w:ins w:id="477" w:author="R1 revision" w:date="2026-10-15T01:57:00Z" w16du:dateUtc="2026-10-15T05:57:00Z">
         <w:r>
           <w:t>depends</w:t>
         </w:r>
@@ -4417,12 +4417,12 @@
       <w:r>
         <w:t xml:space="preserve"> strongly </w:t>
       </w:r>
-      <w:del w:id="478" w:author="R1 revision" w:date="2026-10-15T01:53:00Z" w16du:dateUtc="2026-10-15T05:53:00Z">
+      <w:del w:id="478" w:author="R1 revision" w:date="2026-10-15T01:57:00Z" w16du:dateUtc="2026-10-15T05:57:00Z">
         <w:r>
           <w:delText>anneal-dependent</w:delText>
         </w:r>
       </w:del>
-      <w:ins w:id="479" w:author="R1 revision" w:date="2026-10-15T01:53:00Z" w16du:dateUtc="2026-10-15T05:53:00Z">
+      <w:ins w:id="479" w:author="R1 revision" w:date="2026-10-15T01:57:00Z" w16du:dateUtc="2026-10-15T05:57:00Z">
         <w:r>
           <w:t>on the annealing temperature</w:t>
         </w:r>
@@ -4430,12 +4430,12 @@
       <w:r>
         <w:t xml:space="preserve">: low strand-anneal temperatures (600–700 °C) </w:t>
       </w:r>
-      <w:del w:id="480" w:author="R1 revision" w:date="2026-10-15T01:53:00Z" w16du:dateUtc="2026-10-15T05:53:00Z">
+      <w:del w:id="480" w:author="R1 revision" w:date="2026-10-15T01:57:00Z" w16du:dateUtc="2026-10-15T05:57:00Z">
         <w:r>
           <w:delText>leave</w:delText>
         </w:r>
       </w:del>
-      <w:ins w:id="481" w:author="R1 revision" w:date="2026-10-15T01:53:00Z" w16du:dateUtc="2026-10-15T05:53:00Z">
+      <w:ins w:id="481" w:author="R1 revision" w:date="2026-10-15T01:57:00Z" w16du:dateUtc="2026-10-15T05:57:00Z">
         <w:r>
           <w:t>left</w:t>
         </w:r>
@@ -4443,7 +4443,7 @@
       <w:r>
         <w:t xml:space="preserve"> the wire </w:t>
       </w:r>
-      <w:ins w:id="482" w:author="R1 revision" w:date="2026-10-15T01:53:00Z" w16du:dateUtc="2026-10-15T05:53:00Z">
+      <w:ins w:id="482" w:author="R1 revision" w:date="2026-10-15T01:57:00Z" w16du:dateUtc="2026-10-15T05:57:00Z">
         <w:r>
           <w:t xml:space="preserve">with </w:t>
         </w:r>
@@ -4451,7 +4451,7 @@
       <w:r>
         <w:t xml:space="preserve">high </w:t>
       </w:r>
-      <w:del w:id="483" w:author="R1 revision" w:date="2026-10-15T01:53:00Z" w16du:dateUtc="2026-10-15T05:53:00Z">
+      <w:del w:id="483" w:author="R1 revision" w:date="2026-10-15T01:57:00Z" w16du:dateUtc="2026-10-15T05:57:00Z">
         <w:r>
           <w:delText>-</w:delText>
         </w:r>
@@ -4459,12 +4459,12 @@
       <w:r>
         <w:t xml:space="preserve">strength but </w:t>
       </w:r>
-      <w:del w:id="484" w:author="R1 revision" w:date="2026-10-15T01:53:00Z" w16du:dateUtc="2026-10-15T05:53:00Z">
+      <w:del w:id="484" w:author="R1 revision" w:date="2026-10-15T01:57:00Z" w16du:dateUtc="2026-10-15T05:57:00Z">
         <w:r>
           <w:delText>brittle</w:delText>
         </w:r>
       </w:del>
-      <w:ins w:id="485" w:author="R1 revision" w:date="2026-10-15T01:53:00Z" w16du:dateUtc="2026-10-15T05:53:00Z">
+      <w:ins w:id="485" w:author="R1 revision" w:date="2026-10-15T01:57:00Z" w16du:dateUtc="2026-10-15T05:57:00Z">
         <w:r>
           <w:t>little ductility</w:t>
         </w:r>
@@ -4472,12 +4472,12 @@
       <w:r>
         <w:t xml:space="preserve"> (tensile strengths of ≈</w:t>
       </w:r>
-      <w:del w:id="486" w:author="R1 revision" w:date="2026-10-15T01:53:00Z" w16du:dateUtc="2026-10-15T05:53:00Z">
+      <w:del w:id="486" w:author="R1 revision" w:date="2026-10-15T01:57:00Z" w16du:dateUtc="2026-10-15T05:57:00Z">
         <w:r>
           <w:delText>2009–2293</w:delText>
         </w:r>
       </w:del>
-      <w:ins w:id="487" w:author="R1 revision" w:date="2026-10-15T01:53:00Z" w16du:dateUtc="2026-10-15T05:53:00Z">
+      <w:ins w:id="487" w:author="R1 revision" w:date="2026-10-15T01:57:00Z" w16du:dateUtc="2026-10-15T05:57:00Z">
         <w:r>
           <w:t>1876–2254</w:t>
         </w:r>
@@ -4485,12 +4485,12 @@
       <w:r>
         <w:t xml:space="preserve"> MPa and yield strengths of ≈</w:t>
       </w:r>
-      <w:del w:id="488" w:author="R1 revision" w:date="2026-10-15T01:53:00Z" w16du:dateUtc="2026-10-15T05:53:00Z">
+      <w:del w:id="488" w:author="R1 revision" w:date="2026-10-15T01:57:00Z" w16du:dateUtc="2026-10-15T05:57:00Z">
         <w:r>
           <w:delText>1683–1948</w:delText>
         </w:r>
       </w:del>
-      <w:ins w:id="489" w:author="R1 revision" w:date="2026-10-15T01:53:00Z" w16du:dateUtc="2026-10-15T05:53:00Z">
+      <w:ins w:id="489" w:author="R1 revision" w:date="2026-10-15T01:57:00Z" w16du:dateUtc="2026-10-15T05:57:00Z">
         <w:r>
           <w:t>1635–1908</w:t>
         </w:r>
@@ -4498,12 +4498,12 @@
       <w:r>
         <w:t xml:space="preserve"> MPa, </w:t>
       </w:r>
-      <w:del w:id="490" w:author="R1 revision" w:date="2026-10-15T01:53:00Z" w16du:dateUtc="2026-10-15T05:53:00Z">
+      <w:del w:id="490" w:author="R1 revision" w:date="2026-10-15T01:57:00Z" w16du:dateUtc="2026-10-15T05:57:00Z">
         <w:r>
           <w:delText>but</w:delText>
         </w:r>
       </w:del>
-      <w:ins w:id="491" w:author="R1 revision" w:date="2026-10-15T01:53:00Z" w16du:dateUtc="2026-10-15T05:53:00Z">
+      <w:ins w:id="491" w:author="R1 revision" w:date="2026-10-15T01:57:00Z" w16du:dateUtc="2026-10-15T05:57:00Z">
         <w:r>
           <w:t>with</w:t>
         </w:r>
@@ -4511,12 +4511,12 @@
       <w:r>
         <w:t xml:space="preserve"> elongation of only ≈2%), </w:t>
       </w:r>
-      <w:del w:id="492" w:author="R1 revision" w:date="2026-10-15T01:53:00Z" w16du:dateUtc="2026-10-15T05:53:00Z">
+      <w:del w:id="492" w:author="R1 revision" w:date="2026-10-15T01:57:00Z" w16du:dateUtc="2026-10-15T05:57:00Z">
         <w:r>
           <w:delText xml:space="preserve">reflecting </w:delText>
         </w:r>
       </w:del>
-      <w:ins w:id="493" w:author="R1 revision" w:date="2026-10-15T01:53:00Z" w16du:dateUtc="2026-10-15T05:53:00Z">
+      <w:ins w:id="493" w:author="R1 revision" w:date="2026-10-15T01:57:00Z" w16du:dateUtc="2026-10-15T05:57:00Z">
         <w:r>
           <w:t xml:space="preserve">consistent with </w:t>
         </w:r>
@@ -4524,12 +4524,12 @@
       <w:r>
         <w:t>incomplete recrystallization of the cold-drawn wire</w:t>
       </w:r>
-      <w:del w:id="494" w:author="R1 revision" w:date="2026-10-15T01:53:00Z" w16du:dateUtc="2026-10-15T05:53:00Z">
+      <w:del w:id="494" w:author="R1 revision" w:date="2026-10-15T01:57:00Z" w16du:dateUtc="2026-10-15T05:57:00Z">
         <w:r>
           <w:delText xml:space="preserve">, whereas annealing </w:delText>
         </w:r>
       </w:del>
-      <w:ins w:id="495" w:author="R1 revision" w:date="2026-10-15T01:53:00Z" w16du:dateUtc="2026-10-15T05:53:00Z">
+      <w:ins w:id="495" w:author="R1 revision" w:date="2026-10-15T01:57:00Z" w16du:dateUtc="2026-10-15T05:57:00Z">
         <w:r>
           <w:t xml:space="preserve">. Annealing </w:t>
         </w:r>
@@ -4537,7 +4537,7 @@
       <w:r>
         <w:t>at 800–1200 °C</w:t>
       </w:r>
-      <w:ins w:id="496" w:author="R1 revision" w:date="2026-10-15T01:53:00Z" w16du:dateUtc="2026-10-15T05:53:00Z">
+      <w:ins w:id="496" w:author="R1 revision" w:date="2026-10-15T01:57:00Z" w16du:dateUtc="2026-10-15T05:57:00Z">
         <w:r>
           <w:t>, by contrast,</w:t>
         </w:r>
@@ -4545,12 +4545,12 @@
       <w:r>
         <w:t xml:space="preserve"> progressively </w:t>
       </w:r>
-      <w:del w:id="497" w:author="R1 revision" w:date="2026-10-15T01:53:00Z" w16du:dateUtc="2026-10-15T05:53:00Z">
+      <w:del w:id="497" w:author="R1 revision" w:date="2026-10-15T01:57:00Z" w16du:dateUtc="2026-10-15T05:57:00Z">
         <w:r>
           <w:delText>softens</w:delText>
         </w:r>
       </w:del>
-      <w:ins w:id="498" w:author="R1 revision" w:date="2026-10-15T01:53:00Z" w16du:dateUtc="2026-10-15T05:53:00Z">
+      <w:ins w:id="498" w:author="R1 revision" w:date="2026-10-15T01:57:00Z" w16du:dateUtc="2026-10-15T05:57:00Z">
         <w:r>
           <w:t>softened</w:t>
         </w:r>
@@ -4558,12 +4558,12 @@
       <w:r>
         <w:t xml:space="preserve"> the wire and </w:t>
       </w:r>
-      <w:del w:id="499" w:author="R1 revision" w:date="2026-10-15T01:53:00Z" w16du:dateUtc="2026-10-15T05:53:00Z">
+      <w:del w:id="499" w:author="R1 revision" w:date="2026-10-15T01:57:00Z" w16du:dateUtc="2026-10-15T05:57:00Z">
         <w:r>
           <w:delText>restores</w:delText>
         </w:r>
       </w:del>
-      <w:ins w:id="500" w:author="R1 revision" w:date="2026-10-15T01:53:00Z" w16du:dateUtc="2026-10-15T05:53:00Z">
+      <w:ins w:id="500" w:author="R1 revision" w:date="2026-10-15T01:57:00Z" w16du:dateUtc="2026-10-15T05:57:00Z">
         <w:r>
           <w:t>restored</w:t>
         </w:r>
@@ -4571,7 +4571,7 @@
       <w:r>
         <w:t xml:space="preserve"> ductility, with elongation peaking near 33% at 1000 °C. The</w:t>
       </w:r>
-      <w:ins w:id="501" w:author="R1 revision" w:date="2026-10-15T01:53:00Z" w16du:dateUtc="2026-10-15T05:53:00Z">
+      <w:ins w:id="501" w:author="R1 revision" w:date="2026-10-15T01:57:00Z" w16du:dateUtc="2026-10-15T05:57:00Z">
         <w:r>
           <w:t xml:space="preserve"> apparent</w:t>
         </w:r>
@@ -4579,12 +4579,12 @@
       <w:r>
         <w:t xml:space="preserve"> elastic modulus, E, </w:t>
       </w:r>
-      <w:del w:id="502" w:author="R1 revision" w:date="2026-10-15T01:53:00Z" w16du:dateUtc="2026-10-15T05:53:00Z">
+      <w:del w:id="502" w:author="R1 revision" w:date="2026-10-15T01:57:00Z" w16du:dateUtc="2026-10-15T05:57:00Z">
         <w:r>
           <w:delText>stays in the</w:delText>
         </w:r>
       </w:del>
-      <w:ins w:id="503" w:author="R1 revision" w:date="2026-10-15T01:53:00Z" w16du:dateUtc="2026-10-15T05:53:00Z">
+      <w:ins w:id="503" w:author="R1 revision" w:date="2026-10-15T01:57:00Z" w16du:dateUtc="2026-10-15T05:57:00Z">
         <w:r>
           <w:t>remained within</w:t>
         </w:r>
@@ -4592,12 +4592,12 @@
       <w:r>
         <w:t xml:space="preserve"> ≈150–</w:t>
       </w:r>
-      <w:del w:id="504" w:author="R1 revision" w:date="2026-10-15T01:53:00Z" w16du:dateUtc="2026-10-15T05:53:00Z">
+      <w:del w:id="504" w:author="R1 revision" w:date="2026-10-15T01:57:00Z" w16du:dateUtc="2026-10-15T05:57:00Z">
         <w:r>
           <w:delText>165</w:delText>
         </w:r>
       </w:del>
-      <w:ins w:id="505" w:author="R1 revision" w:date="2026-10-15T01:53:00Z" w16du:dateUtc="2026-10-15T05:53:00Z">
+      <w:ins w:id="505" w:author="R1 revision" w:date="2026-10-15T01:57:00Z" w16du:dateUtc="2026-10-15T05:57:00Z">
         <w:r>
           <w:t>162</w:t>
         </w:r>
@@ -4605,7 +4605,7 @@
       <w:r>
         <w:t xml:space="preserve"> GPa </w:t>
       </w:r>
-      <w:del w:id="506" w:author="R1 revision" w:date="2026-10-15T01:53:00Z" w16du:dateUtc="2026-10-15T05:53:00Z">
+      <w:del w:id="506" w:author="R1 revision" w:date="2026-10-15T01:57:00Z" w16du:dateUtc="2026-10-15T05:57:00Z">
         <w:r>
           <w:delText xml:space="preserve">range </w:delText>
         </w:r>
@@ -4613,7 +4613,7 @@
       <w:r>
         <w:t xml:space="preserve">across the </w:t>
       </w:r>
-      <w:del w:id="507" w:author="R1 revision" w:date="2026-10-15T01:53:00Z" w16du:dateUtc="2026-10-15T05:53:00Z">
+      <w:del w:id="507" w:author="R1 revision" w:date="2026-10-15T01:57:00Z" w16du:dateUtc="2026-10-15T05:57:00Z">
         <w:r>
           <w:delText>well-</w:delText>
         </w:r>
@@ -4621,12 +4621,12 @@
       <w:r>
         <w:t xml:space="preserve">annealed conditions. </w:t>
       </w:r>
-      <w:del w:id="508" w:author="R1 revision" w:date="2026-10-15T01:53:00Z" w16du:dateUtc="2026-10-15T05:53:00Z">
+      <w:del w:id="508" w:author="R1 revision" w:date="2026-10-15T01:57:00Z" w16du:dateUtc="2026-10-15T05:57:00Z">
         <w:r>
           <w:delText xml:space="preserve">Across all AI-alloy heat treatments examined, the stress–strain curves rose monotonically with no defined transformation plateau, and </w:delText>
         </w:r>
       </w:del>
-      <w:ins w:id="509" w:author="R1 revision" w:date="2026-10-15T01:53:00Z" w16du:dateUtc="2026-10-15T05:53:00Z">
+      <w:ins w:id="509" w:author="R1 revision" w:date="2026-10-15T01:57:00Z" w16du:dateUtc="2026-10-15T05:57:00Z">
         <w:r>
           <w:t xml:space="preserve">In </w:t>
         </w:r>
@@ -4634,12 +4634,12 @@
       <w:r>
         <w:t xml:space="preserve">the </w:t>
       </w:r>
-      <w:del w:id="510" w:author="R1 revision" w:date="2026-10-15T01:53:00Z" w16du:dateUtc="2026-10-15T05:53:00Z">
+      <w:del w:id="510" w:author="R1 revision" w:date="2026-10-15T01:57:00Z" w16du:dateUtc="2026-10-15T05:57:00Z">
         <w:r>
           <w:delText xml:space="preserve">recovered strain on </w:delText>
         </w:r>
       </w:del>
-      <w:ins w:id="511" w:author="R1 revision" w:date="2026-10-15T01:53:00Z" w16du:dateUtc="2026-10-15T05:53:00Z">
+      <w:ins w:id="511" w:author="R1 revision" w:date="2026-10-15T01:57:00Z" w16du:dateUtc="2026-10-15T05:57:00Z">
         <w:r>
           <w:t>recrystallized conditions (800–1200 °C,</w:t>
         </w:r>
@@ -4660,12 +4660,12 @@
       <w:r>
         <w:t xml:space="preserve">unloading </w:t>
       </w:r>
-      <w:del w:id="512" w:author="R1 revision" w:date="2026-10-15T01:53:00Z" w16du:dateUtc="2026-10-15T05:53:00Z">
+      <w:del w:id="512" w:author="R1 revision" w:date="2026-10-15T01:57:00Z" w16du:dateUtc="2026-10-15T05:57:00Z">
         <w:r>
           <w:delText>is comparable</w:delText>
         </w:r>
       </w:del>
-      <w:ins w:id="513" w:author="R1 revision" w:date="2026-10-15T01:53:00Z" w16du:dateUtc="2026-10-15T05:53:00Z">
+      <w:ins w:id="513" w:author="R1 revision" w:date="2026-10-15T01:57:00Z" w16du:dateUtc="2026-10-15T05:57:00Z">
         <w:r>
           <w:t>segments are straight and parallel</w:t>
         </w:r>
@@ -4673,7 +4673,7 @@
       <w:r>
         <w:t xml:space="preserve"> to the </w:t>
       </w:r>
-      <w:ins w:id="514" w:author="R1 revision" w:date="2026-10-15T01:53:00Z" w16du:dateUtc="2026-10-15T05:53:00Z">
+      <w:ins w:id="514" w:author="R1 revision" w:date="2026-10-15T01:57:00Z" w16du:dateUtc="2026-10-15T05:57:00Z">
         <w:r>
           <w:t xml:space="preserve">initial loading line, and they return no strain beyond the </w:t>
         </w:r>
@@ -4681,12 +4681,12 @@
       <w:r>
         <w:t xml:space="preserve">elastic strain (σ/E) expected at the </w:t>
       </w:r>
-      <w:del w:id="515" w:author="R1 revision" w:date="2026-10-15T01:53:00Z" w16du:dateUtc="2026-10-15T05:53:00Z">
+      <w:del w:id="515" w:author="R1 revision" w:date="2026-10-15T01:57:00Z" w16du:dateUtc="2026-10-15T05:57:00Z">
         <w:r>
           <w:delText>unload</w:delText>
         </w:r>
       </w:del>
-      <w:ins w:id="516" w:author="R1 revision" w:date="2026-10-15T01:53:00Z" w16du:dateUtc="2026-10-15T05:53:00Z">
+      <w:ins w:id="516" w:author="R1 revision" w:date="2026-10-15T01:57:00Z" w16du:dateUtc="2026-10-15T05:57:00Z">
         <w:r>
           <w:t>unloading</w:t>
         </w:r>
@@ -4694,12 +4694,12 @@
       <w:r>
         <w:t xml:space="preserve"> stress</w:t>
       </w:r>
-      <w:del w:id="517" w:author="R1 revision" w:date="2026-10-15T01:53:00Z" w16du:dateUtc="2026-10-15T05:53:00Z">
+      <w:del w:id="517" w:author="R1 revision" w:date="2026-10-15T01:57:00Z" w16du:dateUtc="2026-10-15T05:57:00Z">
         <w:r>
           <w:delText>. In other words,</w:delText>
         </w:r>
       </w:del>
-      <w:ins w:id="518" w:author="R1 revision" w:date="2026-10-15T01:53:00Z" w16du:dateUtc="2026-10-15T05:53:00Z">
+      <w:ins w:id="518" w:author="R1 revision" w:date="2026-10-15T01:57:00Z" w16du:dateUtc="2026-10-15T05:57:00Z">
         <w:r>
           <w:t>:</w:t>
         </w:r>
@@ -4707,12 +4707,12 @@
       <w:r>
         <w:t xml:space="preserve"> the strain recovery is consistent with elastic springback alone, with no </w:t>
       </w:r>
-      <w:del w:id="519" w:author="R1 revision" w:date="2026-10-15T01:53:00Z" w16du:dateUtc="2026-10-15T05:53:00Z">
+      <w:del w:id="519" w:author="R1 revision" w:date="2026-10-15T01:57:00Z" w16du:dateUtc="2026-10-15T05:57:00Z">
         <w:r>
           <w:delText>resolvable pseudo-elastic</w:delText>
         </w:r>
       </w:del>
-      <w:ins w:id="520" w:author="R1 revision" w:date="2026-10-15T01:53:00Z" w16du:dateUtc="2026-10-15T05:53:00Z">
+      <w:ins w:id="520" w:author="R1 revision" w:date="2026-10-15T01:57:00Z" w16du:dateUtc="2026-10-15T05:57:00Z">
         <w:r>
           <w:t>pseudoelastic</w:t>
         </w:r>
@@ -4720,12 +4720,12 @@
       <w:r>
         <w:t xml:space="preserve"> contribution</w:t>
       </w:r>
-      <w:del w:id="521" w:author="R1 revision" w:date="2026-10-15T01:53:00Z" w16du:dateUtc="2026-10-15T05:53:00Z">
+      <w:del w:id="521" w:author="R1 revision" w:date="2026-10-15T01:57:00Z" w16du:dateUtc="2026-10-15T05:57:00Z">
         <w:r>
           <w:delText>.</w:delText>
         </w:r>
       </w:del>
-      <w:ins w:id="522" w:author="R1 revision" w:date="2026-10-15T01:53:00Z" w16du:dateUtc="2026-10-15T05:53:00Z">
+      <w:ins w:id="522" w:author="R1 revision" w:date="2026-10-15T01:57:00Z" w16du:dateUtc="2026-10-15T05:57:00Z">
         <w:r>
           <w:t xml:space="preserve"> resolvable at the scale of </w:t>
         </w:r>
@@ -4766,12 +4766,12 @@
       <w:r>
         <w:t xml:space="preserve"> It has been reported that aging at 200 °C can improve the </w:t>
       </w:r>
-      <w:del w:id="523" w:author="R1 revision" w:date="2026-10-15T01:53:00Z" w16du:dateUtc="2026-10-15T05:53:00Z">
+      <w:del w:id="523" w:author="R1 revision" w:date="2026-10-15T01:57:00Z" w16du:dateUtc="2026-10-15T05:57:00Z">
         <w:r>
           <w:delText>pseudo-elasticity</w:delText>
         </w:r>
       </w:del>
-      <w:ins w:id="524" w:author="R1 revision" w:date="2026-10-15T01:53:00Z" w16du:dateUtc="2026-10-15T05:53:00Z">
+      <w:ins w:id="524" w:author="R1 revision" w:date="2026-10-15T01:57:00Z" w16du:dateUtc="2026-10-15T05:57:00Z">
         <w:r>
           <w:t>pseudoelasticity</w:t>
         </w:r>
@@ -4779,12 +4779,12 @@
       <w:r>
         <w:t xml:space="preserve"> of Fe-Mn-Al-Ni </w:t>
       </w:r>
-      <w:del w:id="525" w:author="R1 revision" w:date="2026-10-15T01:53:00Z" w16du:dateUtc="2026-10-15T05:53:00Z">
+      <w:del w:id="525" w:author="R1 revision" w:date="2026-10-15T01:57:00Z" w16du:dateUtc="2026-10-15T05:57:00Z">
         <w:r>
           <w:delText>alloy</w:delText>
         </w:r>
       </w:del>
-      <w:ins w:id="526" w:author="R1 revision" w:date="2026-10-15T01:53:00Z" w16du:dateUtc="2026-10-15T05:53:00Z">
+      <w:ins w:id="526" w:author="R1 revision" w:date="2026-10-15T01:57:00Z" w16du:dateUtc="2026-10-15T05:57:00Z">
         <w:r>
           <w:t>alloys</w:t>
         </w:r>
@@ -4792,12 +4792,12 @@
       <w:r>
         <w:t xml:space="preserve"> (Ref </w:t>
       </w:r>
-      <w:del w:id="527" w:author="R1 revision" w:date="2026-10-15T01:53:00Z" w16du:dateUtc="2026-10-15T05:53:00Z">
+      <w:del w:id="527" w:author="R1 revision" w:date="2026-10-15T01:57:00Z" w16du:dateUtc="2026-10-15T05:57:00Z">
         <w:r>
           <w:delText>22,23</w:delText>
         </w:r>
       </w:del>
-      <w:ins w:id="528" w:author="R1 revision" w:date="2026-10-15T01:53:00Z" w16du:dateUtc="2026-10-15T05:53:00Z">
+      <w:ins w:id="528" w:author="R1 revision" w:date="2026-10-15T01:57:00Z" w16du:dateUtc="2026-10-15T05:57:00Z">
         <w:r>
           <w:t>31,32</w:t>
         </w:r>
@@ -4805,12 +4805,12 @@
       <w:r>
         <w:t xml:space="preserve">); this was not the case for the </w:t>
       </w:r>
-      <w:del w:id="529" w:author="R1 revision" w:date="2026-10-15T01:53:00Z" w16du:dateUtc="2026-10-15T05:53:00Z">
+      <w:del w:id="529" w:author="R1 revision" w:date="2026-10-15T01:57:00Z" w16du:dateUtc="2026-10-15T05:57:00Z">
         <w:r>
           <w:delText>AI</w:delText>
         </w:r>
       </w:del>
-      <w:ins w:id="530" w:author="R1 revision" w:date="2026-10-15T01:53:00Z" w16du:dateUtc="2026-10-15T05:53:00Z">
+      <w:ins w:id="530" w:author="R1 revision" w:date="2026-10-15T01:57:00Z" w16du:dateUtc="2026-10-15T05:57:00Z">
         <w:r>
           <w:t>LLM</w:t>
         </w:r>
@@ -4843,12 +4843,12 @@
       <w:r>
         <w:t xml:space="preserve"> Mechanical properties of the </w:t>
       </w:r>
-      <w:del w:id="531" w:author="R1 revision" w:date="2026-10-15T01:53:00Z" w16du:dateUtc="2026-10-15T05:53:00Z">
+      <w:del w:id="531" w:author="R1 revision" w:date="2026-10-15T01:57:00Z" w16du:dateUtc="2026-10-15T05:57:00Z">
         <w:r>
           <w:delText>AI</w:delText>
         </w:r>
       </w:del>
-      <w:ins w:id="532" w:author="R1 revision" w:date="2026-10-15T01:53:00Z" w16du:dateUtc="2026-10-15T05:53:00Z">
+      <w:ins w:id="532" w:author="R1 revision" w:date="2026-10-15T01:57:00Z" w16du:dateUtc="2026-10-15T05:57:00Z">
         <w:r>
           <w:t>LLM</w:t>
         </w:r>
@@ -4856,7 +4856,7 @@
       <w:r>
         <w:t xml:space="preserve"> alloy</w:t>
       </w:r>
-      <w:ins w:id="533" w:author="R1 revision" w:date="2026-10-15T01:53:00Z" w16du:dateUtc="2026-10-15T05:53:00Z">
+      <w:ins w:id="533" w:author="R1 revision" w:date="2026-10-15T01:57:00Z" w16du:dateUtc="2026-10-15T05:57:00Z">
         <w:r>
           <w:t xml:space="preserve"> (0.36 mm wire)</w:t>
         </w:r>
@@ -4864,7 +4864,7 @@
       <w:r>
         <w:t xml:space="preserve"> after heat treatment for 1 minute at different temperatures</w:t>
       </w:r>
-      <w:ins w:id="534" w:author="R1 revision" w:date="2026-10-15T01:53:00Z" w16du:dateUtc="2026-10-15T05:53:00Z">
+      <w:ins w:id="534" w:author="R1 revision" w:date="2026-10-15T01:57:00Z" w16du:dateUtc="2026-10-15T05:57:00Z">
         <w:r>
           <w:t>, tested on a 127 mm gauge (Sec. 2.4); E is the apparent modulus from crosshead strain. Each value is the mean of three specimens; the uncertainty is one standard deviation</w:t>
         </w:r>
@@ -4980,12 +4980,12 @@
             <w:pPr>
               <w:pStyle w:val="Compact"/>
             </w:pPr>
-            <w:del w:id="535" w:author="R1 revision" w:date="2026-10-15T01:53:00Z" w16du:dateUtc="2026-10-15T05:53:00Z">
+            <w:del w:id="535" w:author="R1 revision" w:date="2026-10-15T01:57:00Z" w16du:dateUtc="2026-10-15T05:57:00Z">
               <w:r>
                 <w:delText>1528</w:delText>
               </w:r>
             </w:del>
-            <w:ins w:id="536" w:author="R1 revision" w:date="2026-10-15T01:53:00Z" w16du:dateUtc="2026-10-15T05:53:00Z">
+            <w:ins w:id="536" w:author="R1 revision" w:date="2026-10-15T01:57:00Z" w16du:dateUtc="2026-10-15T05:57:00Z">
               <w:r>
                 <w:t>1587.9 ± 63.7</w:t>
               </w:r>
@@ -5000,12 +5000,12 @@
             <w:pPr>
               <w:pStyle w:val="Compact"/>
             </w:pPr>
-            <w:del w:id="537" w:author="R1 revision" w:date="2026-10-15T01:53:00Z" w16du:dateUtc="2026-10-15T05:53:00Z">
+            <w:del w:id="537" w:author="R1 revision" w:date="2026-10-15T01:57:00Z" w16du:dateUtc="2026-10-15T05:57:00Z">
               <w:r>
                 <w:delText>1925</w:delText>
               </w:r>
             </w:del>
-            <w:ins w:id="538" w:author="R1 revision" w:date="2026-10-15T01:53:00Z" w16du:dateUtc="2026-10-15T05:53:00Z">
+            <w:ins w:id="538" w:author="R1 revision" w:date="2026-10-15T01:57:00Z" w16du:dateUtc="2026-10-15T05:57:00Z">
               <w:r>
                 <w:t>1936.6 ± 19.2</w:t>
               </w:r>
@@ -5023,7 +5023,7 @@
             <w:r>
               <w:t>2.0</w:t>
             </w:r>
-            <w:ins w:id="539" w:author="R1 revision" w:date="2026-10-15T01:53:00Z" w16du:dateUtc="2026-10-15T05:53:00Z">
+            <w:ins w:id="539" w:author="R1 revision" w:date="2026-10-15T01:57:00Z" w16du:dateUtc="2026-10-15T05:57:00Z">
               <w:r>
                 <w:t xml:space="preserve"> ± 0.1</w:t>
               </w:r>
@@ -5038,12 +5038,12 @@
             <w:pPr>
               <w:pStyle w:val="Compact"/>
             </w:pPr>
-            <w:del w:id="540" w:author="R1 revision" w:date="2026-10-15T01:53:00Z" w16du:dateUtc="2026-10-15T05:53:00Z">
+            <w:del w:id="540" w:author="R1 revision" w:date="2026-10-15T01:57:00Z" w16du:dateUtc="2026-10-15T05:57:00Z">
               <w:r>
                 <w:delText>143.7</w:delText>
               </w:r>
             </w:del>
-            <w:ins w:id="541" w:author="R1 revision" w:date="2026-10-15T01:53:00Z" w16du:dateUtc="2026-10-15T05:53:00Z">
+            <w:ins w:id="541" w:author="R1 revision" w:date="2026-10-15T01:57:00Z" w16du:dateUtc="2026-10-15T05:57:00Z">
               <w:r>
                 <w:t>138.5 ± 5.1</w:t>
               </w:r>
@@ -5073,12 +5073,12 @@
             <w:pPr>
               <w:pStyle w:val="Compact"/>
             </w:pPr>
-            <w:del w:id="542" w:author="R1 revision" w:date="2026-10-15T01:53:00Z" w16du:dateUtc="2026-10-15T05:53:00Z">
+            <w:del w:id="542" w:author="R1 revision" w:date="2026-10-15T01:57:00Z" w16du:dateUtc="2026-10-15T05:57:00Z">
               <w:r>
                 <w:delText>1948</w:delText>
               </w:r>
             </w:del>
-            <w:ins w:id="543" w:author="R1 revision" w:date="2026-10-15T01:53:00Z" w16du:dateUtc="2026-10-15T05:53:00Z">
+            <w:ins w:id="543" w:author="R1 revision" w:date="2026-10-15T01:57:00Z" w16du:dateUtc="2026-10-15T05:57:00Z">
               <w:r>
                 <w:t>1908.0 ± 29.2</w:t>
               </w:r>
@@ -5093,12 +5093,12 @@
             <w:pPr>
               <w:pStyle w:val="Compact"/>
             </w:pPr>
-            <w:del w:id="544" w:author="R1 revision" w:date="2026-10-15T01:53:00Z" w16du:dateUtc="2026-10-15T05:53:00Z">
+            <w:del w:id="544" w:author="R1 revision" w:date="2026-10-15T01:57:00Z" w16du:dateUtc="2026-10-15T05:57:00Z">
               <w:r>
                 <w:delText>2293</w:delText>
               </w:r>
             </w:del>
-            <w:ins w:id="545" w:author="R1 revision" w:date="2026-10-15T01:53:00Z" w16du:dateUtc="2026-10-15T05:53:00Z">
+            <w:ins w:id="545" w:author="R1 revision" w:date="2026-10-15T01:57:00Z" w16du:dateUtc="2026-10-15T05:57:00Z">
               <w:r>
                 <w:t>2254.3 ± 27.3</w:t>
               </w:r>
@@ -5116,12 +5116,12 @@
             <w:r>
               <w:t>2.</w:t>
             </w:r>
-            <w:del w:id="546" w:author="R1 revision" w:date="2026-10-15T01:53:00Z" w16du:dateUtc="2026-10-15T05:53:00Z">
+            <w:del w:id="546" w:author="R1 revision" w:date="2026-10-15T01:57:00Z" w16du:dateUtc="2026-10-15T05:57:00Z">
               <w:r>
                 <w:delText>3</w:delText>
               </w:r>
             </w:del>
-            <w:ins w:id="547" w:author="R1 revision" w:date="2026-10-15T01:53:00Z" w16du:dateUtc="2026-10-15T05:53:00Z">
+            <w:ins w:id="547" w:author="R1 revision" w:date="2026-10-15T01:57:00Z" w16du:dateUtc="2026-10-15T05:57:00Z">
               <w:r>
                 <w:t>2 ± 0.1</w:t>
               </w:r>
@@ -5136,12 +5136,12 @@
             <w:pPr>
               <w:pStyle w:val="Compact"/>
             </w:pPr>
-            <w:del w:id="548" w:author="R1 revision" w:date="2026-10-15T01:53:00Z" w16du:dateUtc="2026-10-15T05:53:00Z">
+            <w:del w:id="548" w:author="R1 revision" w:date="2026-10-15T01:57:00Z" w16du:dateUtc="2026-10-15T05:57:00Z">
               <w:r>
                 <w:delText>157.4</w:delText>
               </w:r>
             </w:del>
-            <w:ins w:id="549" w:author="R1 revision" w:date="2026-10-15T01:53:00Z" w16du:dateUtc="2026-10-15T05:53:00Z">
+            <w:ins w:id="549" w:author="R1 revision" w:date="2026-10-15T01:57:00Z" w16du:dateUtc="2026-10-15T05:57:00Z">
               <w:r>
                 <w:t>155.7 ± 2.2</w:t>
               </w:r>
@@ -5171,12 +5171,12 @@
             <w:pPr>
               <w:pStyle w:val="Compact"/>
             </w:pPr>
-            <w:del w:id="550" w:author="R1 revision" w:date="2026-10-15T01:53:00Z" w16du:dateUtc="2026-10-15T05:53:00Z">
+            <w:del w:id="550" w:author="R1 revision" w:date="2026-10-15T01:57:00Z" w16du:dateUtc="2026-10-15T05:57:00Z">
               <w:r>
                 <w:delText>1683</w:delText>
               </w:r>
             </w:del>
-            <w:ins w:id="551" w:author="R1 revision" w:date="2026-10-15T01:53:00Z" w16du:dateUtc="2026-10-15T05:53:00Z">
+            <w:ins w:id="551" w:author="R1 revision" w:date="2026-10-15T01:57:00Z" w16du:dateUtc="2026-10-15T05:57:00Z">
               <w:r>
                 <w:t>1635.3 ± 35.9</w:t>
               </w:r>
@@ -5191,12 +5191,12 @@
             <w:pPr>
               <w:pStyle w:val="Compact"/>
             </w:pPr>
-            <w:del w:id="552" w:author="R1 revision" w:date="2026-10-15T01:53:00Z" w16du:dateUtc="2026-10-15T05:53:00Z">
+            <w:del w:id="552" w:author="R1 revision" w:date="2026-10-15T01:57:00Z" w16du:dateUtc="2026-10-15T05:57:00Z">
               <w:r>
                 <w:delText>2009</w:delText>
               </w:r>
             </w:del>
-            <w:ins w:id="553" w:author="R1 revision" w:date="2026-10-15T01:53:00Z" w16du:dateUtc="2026-10-15T05:53:00Z">
+            <w:ins w:id="553" w:author="R1 revision" w:date="2026-10-15T01:57:00Z" w16du:dateUtc="2026-10-15T05:57:00Z">
               <w:r>
                 <w:t>1876.0 ± 9.4</w:t>
               </w:r>
@@ -5214,7 +5214,7 @@
             <w:r>
               <w:t>2.2</w:t>
             </w:r>
-            <w:ins w:id="554" w:author="R1 revision" w:date="2026-10-15T01:53:00Z" w16du:dateUtc="2026-10-15T05:53:00Z">
+            <w:ins w:id="554" w:author="R1 revision" w:date="2026-10-15T01:57:00Z" w16du:dateUtc="2026-10-15T05:57:00Z">
               <w:r>
                 <w:t xml:space="preserve"> ± 0.0</w:t>
               </w:r>
@@ -5229,12 +5229,12 @@
             <w:pPr>
               <w:pStyle w:val="Compact"/>
             </w:pPr>
-            <w:del w:id="555" w:author="R1 revision" w:date="2026-10-15T01:53:00Z" w16du:dateUtc="2026-10-15T05:53:00Z">
+            <w:del w:id="555" w:author="R1 revision" w:date="2026-10-15T01:57:00Z" w16du:dateUtc="2026-10-15T05:57:00Z">
               <w:r>
                 <w:delText>164.8</w:delText>
               </w:r>
             </w:del>
-            <w:ins w:id="556" w:author="R1 revision" w:date="2026-10-15T01:53:00Z" w16du:dateUtc="2026-10-15T05:53:00Z">
+            <w:ins w:id="556" w:author="R1 revision" w:date="2026-10-15T01:57:00Z" w16du:dateUtc="2026-10-15T05:57:00Z">
               <w:r>
                 <w:t>156.1 ± 2.0</w:t>
               </w:r>
@@ -5264,12 +5264,12 @@
             <w:pPr>
               <w:pStyle w:val="Compact"/>
             </w:pPr>
-            <w:del w:id="557" w:author="R1 revision" w:date="2026-10-15T01:53:00Z" w16du:dateUtc="2026-10-15T05:53:00Z">
+            <w:del w:id="557" w:author="R1 revision" w:date="2026-10-15T01:57:00Z" w16du:dateUtc="2026-10-15T05:57:00Z">
               <w:r>
                 <w:delText>1167</w:delText>
               </w:r>
             </w:del>
-            <w:ins w:id="558" w:author="R1 revision" w:date="2026-10-15T01:53:00Z" w16du:dateUtc="2026-10-15T05:53:00Z">
+            <w:ins w:id="558" w:author="R1 revision" w:date="2026-10-15T01:57:00Z" w16du:dateUtc="2026-10-15T05:57:00Z">
               <w:r>
                 <w:t>1151.1 ± 11.3</w:t>
               </w:r>
@@ -5284,12 +5284,12 @@
             <w:pPr>
               <w:pStyle w:val="Compact"/>
             </w:pPr>
-            <w:del w:id="559" w:author="R1 revision" w:date="2026-10-15T01:53:00Z" w16du:dateUtc="2026-10-15T05:53:00Z">
+            <w:del w:id="559" w:author="R1 revision" w:date="2026-10-15T01:57:00Z" w16du:dateUtc="2026-10-15T05:57:00Z">
               <w:r>
                 <w:delText>1216</w:delText>
               </w:r>
             </w:del>
-            <w:ins w:id="560" w:author="R1 revision" w:date="2026-10-15T01:53:00Z" w16du:dateUtc="2026-10-15T05:53:00Z">
+            <w:ins w:id="560" w:author="R1 revision" w:date="2026-10-15T01:57:00Z" w16du:dateUtc="2026-10-15T05:57:00Z">
               <w:r>
                 <w:t>1208.6 ± 5.2</w:t>
               </w:r>
@@ -5304,12 +5304,12 @@
             <w:pPr>
               <w:pStyle w:val="Compact"/>
             </w:pPr>
-            <w:del w:id="561" w:author="R1 revision" w:date="2026-10-15T01:53:00Z" w16du:dateUtc="2026-10-15T05:53:00Z">
+            <w:del w:id="561" w:author="R1 revision" w:date="2026-10-15T01:57:00Z" w16du:dateUtc="2026-10-15T05:57:00Z">
               <w:r>
                 <w:delText>24.0</w:delText>
               </w:r>
             </w:del>
-            <w:ins w:id="562" w:author="R1 revision" w:date="2026-10-15T01:53:00Z" w16du:dateUtc="2026-10-15T05:53:00Z">
+            <w:ins w:id="562" w:author="R1 revision" w:date="2026-10-15T01:57:00Z" w16du:dateUtc="2026-10-15T05:57:00Z">
               <w:r>
                 <w:t>26.1 ± 1.7</w:t>
               </w:r>
@@ -5324,12 +5324,12 @@
             <w:pPr>
               <w:pStyle w:val="Compact"/>
             </w:pPr>
-            <w:del w:id="563" w:author="R1 revision" w:date="2026-10-15T01:53:00Z" w16du:dateUtc="2026-10-15T05:53:00Z">
+            <w:del w:id="563" w:author="R1 revision" w:date="2026-10-15T01:57:00Z" w16du:dateUtc="2026-10-15T05:57:00Z">
               <w:r>
                 <w:delText>155.5</w:delText>
               </w:r>
             </w:del>
-            <w:ins w:id="564" w:author="R1 revision" w:date="2026-10-15T01:53:00Z" w16du:dateUtc="2026-10-15T05:53:00Z">
+            <w:ins w:id="564" w:author="R1 revision" w:date="2026-10-15T01:57:00Z" w16du:dateUtc="2026-10-15T05:57:00Z">
               <w:r>
                 <w:t>151.4 ± 2.9</w:t>
               </w:r>
@@ -5359,12 +5359,12 @@
             <w:pPr>
               <w:pStyle w:val="Compact"/>
             </w:pPr>
-            <w:del w:id="565" w:author="R1 revision" w:date="2026-10-15T01:53:00Z" w16du:dateUtc="2026-10-15T05:53:00Z">
+            <w:del w:id="565" w:author="R1 revision" w:date="2026-10-15T01:57:00Z" w16du:dateUtc="2026-10-15T05:57:00Z">
               <w:r>
                 <w:delText>944</w:delText>
               </w:r>
             </w:del>
-            <w:ins w:id="566" w:author="R1 revision" w:date="2026-10-15T01:53:00Z" w16du:dateUtc="2026-10-15T05:53:00Z">
+            <w:ins w:id="566" w:author="R1 revision" w:date="2026-10-15T01:57:00Z" w16du:dateUtc="2026-10-15T05:57:00Z">
               <w:r>
                 <w:t>936.3 ± 5.5</w:t>
               </w:r>
@@ -5379,12 +5379,12 @@
             <w:pPr>
               <w:pStyle w:val="Compact"/>
             </w:pPr>
-            <w:del w:id="567" w:author="R1 revision" w:date="2026-10-15T01:53:00Z" w16du:dateUtc="2026-10-15T05:53:00Z">
+            <w:del w:id="567" w:author="R1 revision" w:date="2026-10-15T01:57:00Z" w16du:dateUtc="2026-10-15T05:57:00Z">
               <w:r>
                 <w:delText>1078</w:delText>
               </w:r>
             </w:del>
-            <w:ins w:id="568" w:author="R1 revision" w:date="2026-10-15T01:53:00Z" w16du:dateUtc="2026-10-15T05:53:00Z">
+            <w:ins w:id="568" w:author="R1 revision" w:date="2026-10-15T01:57:00Z" w16du:dateUtc="2026-10-15T05:57:00Z">
               <w:r>
                 <w:t>1081.5 ± 2.5</w:t>
               </w:r>
@@ -5399,12 +5399,12 @@
             <w:pPr>
               <w:pStyle w:val="Compact"/>
             </w:pPr>
-            <w:del w:id="569" w:author="R1 revision" w:date="2026-10-15T01:53:00Z" w16du:dateUtc="2026-10-15T05:53:00Z">
+            <w:del w:id="569" w:author="R1 revision" w:date="2026-10-15T01:57:00Z" w16du:dateUtc="2026-10-15T05:57:00Z">
               <w:r>
                 <w:delText>29.7</w:delText>
               </w:r>
             </w:del>
-            <w:ins w:id="570" w:author="R1 revision" w:date="2026-10-15T01:53:00Z" w16du:dateUtc="2026-10-15T05:53:00Z">
+            <w:ins w:id="570" w:author="R1 revision" w:date="2026-10-15T01:57:00Z" w16du:dateUtc="2026-10-15T05:57:00Z">
               <w:r>
                 <w:t>30.6 ± 0.6</w:t>
               </w:r>
@@ -5419,12 +5419,12 @@
             <w:pPr>
               <w:pStyle w:val="Compact"/>
             </w:pPr>
-            <w:del w:id="571" w:author="R1 revision" w:date="2026-10-15T01:53:00Z" w16du:dateUtc="2026-10-15T05:53:00Z">
+            <w:del w:id="571" w:author="R1 revision" w:date="2026-10-15T01:57:00Z" w16du:dateUtc="2026-10-15T05:57:00Z">
               <w:r>
                 <w:delText>152.2</w:delText>
               </w:r>
             </w:del>
-            <w:ins w:id="572" w:author="R1 revision" w:date="2026-10-15T01:53:00Z" w16du:dateUtc="2026-10-15T05:53:00Z">
+            <w:ins w:id="572" w:author="R1 revision" w:date="2026-10-15T01:57:00Z" w16du:dateUtc="2026-10-15T05:57:00Z">
               <w:r>
                 <w:t>153.1 ± 1.4</w:t>
               </w:r>
@@ -5454,12 +5454,12 @@
             <w:pPr>
               <w:pStyle w:val="Compact"/>
             </w:pPr>
-            <w:del w:id="573" w:author="R1 revision" w:date="2026-10-15T01:53:00Z" w16du:dateUtc="2026-10-15T05:53:00Z">
+            <w:del w:id="573" w:author="R1 revision" w:date="2026-10-15T01:57:00Z" w16du:dateUtc="2026-10-15T05:57:00Z">
               <w:r>
                 <w:delText>673</w:delText>
               </w:r>
             </w:del>
-            <w:ins w:id="574" w:author="R1 revision" w:date="2026-10-15T01:53:00Z" w16du:dateUtc="2026-10-15T05:53:00Z">
+            <w:ins w:id="574" w:author="R1 revision" w:date="2026-10-15T01:57:00Z" w16du:dateUtc="2026-10-15T05:57:00Z">
               <w:r>
                 <w:t>674.8 ± 1.5</w:t>
               </w:r>
@@ -5474,12 +5474,12 @@
             <w:pPr>
               <w:pStyle w:val="Compact"/>
             </w:pPr>
-            <w:del w:id="575" w:author="R1 revision" w:date="2026-10-15T01:53:00Z" w16du:dateUtc="2026-10-15T05:53:00Z">
+            <w:del w:id="575" w:author="R1 revision" w:date="2026-10-15T01:57:00Z" w16du:dateUtc="2026-10-15T05:57:00Z">
               <w:r>
                 <w:delText>967</w:delText>
               </w:r>
             </w:del>
-            <w:ins w:id="576" w:author="R1 revision" w:date="2026-10-15T01:53:00Z" w16du:dateUtc="2026-10-15T05:53:00Z">
+            <w:ins w:id="576" w:author="R1 revision" w:date="2026-10-15T01:57:00Z" w16du:dateUtc="2026-10-15T05:57:00Z">
               <w:r>
                 <w:t>977.8 ± 7.7</w:t>
               </w:r>
@@ -5497,12 +5497,12 @@
             <w:r>
               <w:t>33.</w:t>
             </w:r>
-            <w:del w:id="577" w:author="R1 revision" w:date="2026-10-15T01:53:00Z" w16du:dateUtc="2026-10-15T05:53:00Z">
+            <w:del w:id="577" w:author="R1 revision" w:date="2026-10-15T01:57:00Z" w16du:dateUtc="2026-10-15T05:57:00Z">
               <w:r>
                 <w:delText>4</w:delText>
               </w:r>
             </w:del>
-            <w:ins w:id="578" w:author="R1 revision" w:date="2026-10-15T01:53:00Z" w16du:dateUtc="2026-10-15T05:53:00Z">
+            <w:ins w:id="578" w:author="R1 revision" w:date="2026-10-15T01:57:00Z" w16du:dateUtc="2026-10-15T05:57:00Z">
               <w:r>
                 <w:t>0 ± 0.3</w:t>
               </w:r>
@@ -5517,12 +5517,12 @@
             <w:pPr>
               <w:pStyle w:val="Compact"/>
             </w:pPr>
-            <w:del w:id="579" w:author="R1 revision" w:date="2026-10-15T01:53:00Z" w16du:dateUtc="2026-10-15T05:53:00Z">
+            <w:del w:id="579" w:author="R1 revision" w:date="2026-10-15T01:57:00Z" w16du:dateUtc="2026-10-15T05:57:00Z">
               <w:r>
                 <w:delText>155.6</w:delText>
               </w:r>
             </w:del>
-            <w:ins w:id="580" w:author="R1 revision" w:date="2026-10-15T01:53:00Z" w16du:dateUtc="2026-10-15T05:53:00Z">
+            <w:ins w:id="580" w:author="R1 revision" w:date="2026-10-15T01:57:00Z" w16du:dateUtc="2026-10-15T05:57:00Z">
               <w:r>
                 <w:t>156.0 ± 2.0</w:t>
               </w:r>
@@ -5552,12 +5552,12 @@
             <w:pPr>
               <w:pStyle w:val="Compact"/>
             </w:pPr>
-            <w:del w:id="581" w:author="R1 revision" w:date="2026-10-15T01:53:00Z" w16du:dateUtc="2026-10-15T05:53:00Z">
+            <w:del w:id="581" w:author="R1 revision" w:date="2026-10-15T01:57:00Z" w16du:dateUtc="2026-10-15T05:57:00Z">
               <w:r>
                 <w:delText>556</w:delText>
               </w:r>
             </w:del>
-            <w:ins w:id="582" w:author="R1 revision" w:date="2026-10-15T01:53:00Z" w16du:dateUtc="2026-10-15T05:53:00Z">
+            <w:ins w:id="582" w:author="R1 revision" w:date="2026-10-15T01:57:00Z" w16du:dateUtc="2026-10-15T05:57:00Z">
               <w:r>
                 <w:t>570.6 ± 10.3</w:t>
               </w:r>
@@ -5572,12 +5572,12 @@
             <w:pPr>
               <w:pStyle w:val="Compact"/>
             </w:pPr>
-            <w:del w:id="583" w:author="R1 revision" w:date="2026-10-15T01:53:00Z" w16du:dateUtc="2026-10-15T05:53:00Z">
+            <w:del w:id="583" w:author="R1 revision" w:date="2026-10-15T01:57:00Z" w16du:dateUtc="2026-10-15T05:57:00Z">
               <w:r>
                 <w:delText>947</w:delText>
               </w:r>
             </w:del>
-            <w:ins w:id="584" w:author="R1 revision" w:date="2026-10-15T01:53:00Z" w16du:dateUtc="2026-10-15T05:53:00Z">
+            <w:ins w:id="584" w:author="R1 revision" w:date="2026-10-15T01:57:00Z" w16du:dateUtc="2026-10-15T05:57:00Z">
               <w:r>
                 <w:t>970.3 ± 16.5</w:t>
               </w:r>
@@ -5595,12 +5595,12 @@
             <w:r>
               <w:t>29.</w:t>
             </w:r>
-            <w:del w:id="585" w:author="R1 revision" w:date="2026-10-15T01:53:00Z" w16du:dateUtc="2026-10-15T05:53:00Z">
+            <w:del w:id="585" w:author="R1 revision" w:date="2026-10-15T01:57:00Z" w16du:dateUtc="2026-10-15T05:57:00Z">
               <w:r>
                 <w:delText>7</w:delText>
               </w:r>
             </w:del>
-            <w:ins w:id="586" w:author="R1 revision" w:date="2026-10-15T01:53:00Z" w16du:dateUtc="2026-10-15T05:53:00Z">
+            <w:ins w:id="586" w:author="R1 revision" w:date="2026-10-15T01:57:00Z" w16du:dateUtc="2026-10-15T05:57:00Z">
               <w:r>
                 <w:t>1 ± 0.6</w:t>
               </w:r>
@@ -5615,12 +5615,12 @@
             <w:pPr>
               <w:pStyle w:val="Compact"/>
             </w:pPr>
-            <w:del w:id="587" w:author="R1 revision" w:date="2026-10-15T01:53:00Z" w16du:dateUtc="2026-10-15T05:53:00Z">
+            <w:del w:id="587" w:author="R1 revision" w:date="2026-10-15T01:57:00Z" w16du:dateUtc="2026-10-15T05:57:00Z">
               <w:r>
                 <w:delText>156.8</w:delText>
               </w:r>
             </w:del>
-            <w:ins w:id="588" w:author="R1 revision" w:date="2026-10-15T01:53:00Z" w16du:dateUtc="2026-10-15T05:53:00Z">
+            <w:ins w:id="588" w:author="R1 revision" w:date="2026-10-15T01:57:00Z" w16du:dateUtc="2026-10-15T05:57:00Z">
               <w:r>
                 <w:t>161.9 ± 3.6</w:t>
               </w:r>
@@ -5650,12 +5650,12 @@
             <w:pPr>
               <w:pStyle w:val="Compact"/>
             </w:pPr>
-            <w:del w:id="589" w:author="R1 revision" w:date="2026-10-15T01:53:00Z" w16du:dateUtc="2026-10-15T05:53:00Z">
+            <w:del w:id="589" w:author="R1 revision" w:date="2026-10-15T01:57:00Z" w16du:dateUtc="2026-10-15T05:57:00Z">
               <w:r>
                 <w:delText>502</w:delText>
               </w:r>
             </w:del>
-            <w:ins w:id="590" w:author="R1 revision" w:date="2026-10-15T01:53:00Z" w16du:dateUtc="2026-10-15T05:53:00Z">
+            <w:ins w:id="590" w:author="R1 revision" w:date="2026-10-15T01:57:00Z" w16du:dateUtc="2026-10-15T05:57:00Z">
               <w:r>
                 <w:t>518.7 ± 11.8</w:t>
               </w:r>
@@ -5670,12 +5670,12 @@
             <w:pPr>
               <w:pStyle w:val="Compact"/>
             </w:pPr>
-            <w:del w:id="591" w:author="R1 revision" w:date="2026-10-15T01:53:00Z" w16du:dateUtc="2026-10-15T05:53:00Z">
+            <w:del w:id="591" w:author="R1 revision" w:date="2026-10-15T01:57:00Z" w16du:dateUtc="2026-10-15T05:57:00Z">
               <w:r>
                 <w:delText>938</w:delText>
               </w:r>
             </w:del>
-            <w:ins w:id="592" w:author="R1 revision" w:date="2026-10-15T01:53:00Z" w16du:dateUtc="2026-10-15T05:53:00Z">
+            <w:ins w:id="592" w:author="R1 revision" w:date="2026-10-15T01:57:00Z" w16du:dateUtc="2026-10-15T05:57:00Z">
               <w:r>
                 <w:t>968.3 ± 21.4</w:t>
               </w:r>
@@ -5690,12 +5690,12 @@
             <w:pPr>
               <w:pStyle w:val="Compact"/>
             </w:pPr>
-            <w:del w:id="593" w:author="R1 revision" w:date="2026-10-15T01:53:00Z" w16du:dateUtc="2026-10-15T05:53:00Z">
+            <w:del w:id="593" w:author="R1 revision" w:date="2026-10-15T01:57:00Z" w16du:dateUtc="2026-10-15T05:57:00Z">
               <w:r>
                 <w:delText>23.9</w:delText>
               </w:r>
             </w:del>
-            <w:ins w:id="594" w:author="R1 revision" w:date="2026-10-15T01:53:00Z" w16du:dateUtc="2026-10-15T05:53:00Z">
+            <w:ins w:id="594" w:author="R1 revision" w:date="2026-10-15T01:57:00Z" w16du:dateUtc="2026-10-15T05:57:00Z">
               <w:r>
                 <w:t>25.6 ± 1.2</w:t>
               </w:r>
@@ -5710,12 +5710,12 @@
             <w:pPr>
               <w:pStyle w:val="Compact"/>
             </w:pPr>
-            <w:del w:id="595" w:author="R1 revision" w:date="2026-10-15T01:53:00Z" w16du:dateUtc="2026-10-15T05:53:00Z">
+            <w:del w:id="595" w:author="R1 revision" w:date="2026-10-15T01:57:00Z" w16du:dateUtc="2026-10-15T05:57:00Z">
               <w:r>
                 <w:delText>163.0</w:delText>
               </w:r>
             </w:del>
-            <w:ins w:id="596" w:author="R1 revision" w:date="2026-10-15T01:53:00Z" w16du:dateUtc="2026-10-15T05:53:00Z">
+            <w:ins w:id="596" w:author="R1 revision" w:date="2026-10-15T01:57:00Z" w16du:dateUtc="2026-10-15T05:57:00Z">
               <w:r>
                 <w:t>161.2 ± 5.5</w:t>
               </w:r>
@@ -5733,7 +5733,7 @@
           <w:noProof/>
         </w:rPr>
         <w:drawing>
-          <wp:inline distT="0" distB="0" distL="0" distR="0" wp14:anchorId="680C39D2" wp14:editId="38131A63">
+          <wp:inline distT="0" distB="0" distL="0" distR="0" wp14:anchorId="1801B969" wp14:editId="1532B82E">
             <wp:extent cx="4937760" cy="2849880"/>
             <wp:effectExtent l="0" t="0" r="0" b="0"/>
             <wp:docPr id="22" name="Picture" descr="Fig. 2. Cyclic stress–strain curves of the AI alloy after annealing for 1 minute at various temperatures. Wire diameter is 0.36 mm. Panel (f) shows the stress–strain response of the annealed-plus-aged sample."/>
@@ -5792,12 +5792,12 @@
       <w:r>
         <w:t xml:space="preserve">Cyclic stress–strain curves of the </w:t>
       </w:r>
-      <w:del w:id="597" w:author="R1 revision" w:date="2026-10-15T01:53:00Z" w16du:dateUtc="2026-10-15T05:53:00Z">
+      <w:del w:id="597" w:author="R1 revision" w:date="2026-10-15T01:57:00Z" w16du:dateUtc="2026-10-15T05:57:00Z">
         <w:r>
           <w:delText>AI</w:delText>
         </w:r>
       </w:del>
-      <w:ins w:id="598" w:author="R1 revision" w:date="2026-10-15T01:53:00Z" w16du:dateUtc="2026-10-15T05:53:00Z">
+      <w:ins w:id="598" w:author="R1 revision" w:date="2026-10-15T01:57:00Z" w16du:dateUtc="2026-10-15T05:57:00Z">
         <w:r>
           <w:t>LLM</w:t>
         </w:r>
@@ -5805,7 +5805,7 @@
       <w:r>
         <w:t xml:space="preserve"> alloy </w:t>
       </w:r>
-      <w:ins w:id="599" w:author="R1 revision" w:date="2026-10-15T01:53:00Z" w16du:dateUtc="2026-10-15T05:53:00Z">
+      <w:ins w:id="599" w:author="R1 revision" w:date="2026-10-15T01:57:00Z" w16du:dateUtc="2026-10-15T05:57:00Z">
         <w:r>
           <w:t xml:space="preserve">(a) as drawn and </w:t>
         </w:r>
@@ -5813,12 +5813,12 @@
       <w:r>
         <w:t xml:space="preserve">after annealing for 1 minute at </w:t>
       </w:r>
-      <w:del w:id="600" w:author="R1 revision" w:date="2026-10-15T01:53:00Z" w16du:dateUtc="2026-10-15T05:53:00Z">
+      <w:del w:id="600" w:author="R1 revision" w:date="2026-10-15T01:57:00Z" w16du:dateUtc="2026-10-15T05:57:00Z">
         <w:r>
           <w:delText>various temperatures. Wire</w:delText>
         </w:r>
       </w:del>
-      <w:ins w:id="601" w:author="R1 revision" w:date="2026-10-15T01:53:00Z" w16du:dateUtc="2026-10-15T05:53:00Z">
+      <w:ins w:id="601" w:author="R1 revision" w:date="2026-10-15T01:57:00Z" w16du:dateUtc="2026-10-15T05:57:00Z">
         <w:r>
           <w:t>(b) 600, (c) 800, (d) 1000 and (e) 1200 °C, and (f) after the 1200 °C anneal followed by aging at 200 °C for 3 hours. The wire</w:t>
         </w:r>
@@ -5826,12 +5826,12 @@
       <w:r>
         <w:t xml:space="preserve"> diameter is 0.36 mm</w:t>
       </w:r>
-      <w:del w:id="602" w:author="R1 revision" w:date="2026-10-15T01:53:00Z" w16du:dateUtc="2026-10-15T05:53:00Z">
+      <w:del w:id="602" w:author="R1 revision" w:date="2026-10-15T01:57:00Z" w16du:dateUtc="2026-10-15T05:57:00Z">
         <w:r>
           <w:delText>. Panel (f) shows the stress–</w:delText>
         </w:r>
       </w:del>
-      <w:ins w:id="603" w:author="R1 revision" w:date="2026-10-15T01:53:00Z" w16du:dateUtc="2026-10-15T05:53:00Z">
+      <w:ins w:id="603" w:author="R1 revision" w:date="2026-10-15T01:57:00Z" w16du:dateUtc="2026-10-15T05:57:00Z">
         <w:r>
           <w:t xml:space="preserve"> (nominal); </w:t>
         </w:r>
@@ -5839,12 +5839,12 @@
       <w:r>
         <w:t xml:space="preserve">strain </w:t>
       </w:r>
-      <w:del w:id="604" w:author="R1 revision" w:date="2026-10-15T01:53:00Z" w16du:dateUtc="2026-10-15T05:53:00Z">
+      <w:del w:id="604" w:author="R1 revision" w:date="2026-10-15T01:57:00Z" w16du:dateUtc="2026-10-15T05:57:00Z">
         <w:r>
           <w:delText>response</w:delText>
         </w:r>
       </w:del>
-      <w:ins w:id="605" w:author="R1 revision" w:date="2026-10-15T01:53:00Z" w16du:dateUtc="2026-10-15T05:53:00Z">
+      <w:ins w:id="605" w:author="R1 revision" w:date="2026-10-15T01:57:00Z" w16du:dateUtc="2026-10-15T05:57:00Z">
         <w:r>
           <w:t>is crosshead extension over the 127 mm gauge (Sec. 2.4). Each panel shows a single specimen; Table 2 gives the means</w:t>
         </w:r>
@@ -5852,12 +5852,12 @@
       <w:r>
         <w:t xml:space="preserve"> of </w:t>
       </w:r>
-      <w:del w:id="606" w:author="R1 revision" w:date="2026-10-15T01:53:00Z" w16du:dateUtc="2026-10-15T05:53:00Z">
+      <w:del w:id="606" w:author="R1 revision" w:date="2026-10-15T01:57:00Z" w16du:dateUtc="2026-10-15T05:57:00Z">
         <w:r>
           <w:delText>the annealed-plus-aged sample</w:delText>
         </w:r>
       </w:del>
-      <w:ins w:id="607" w:author="R1 revision" w:date="2026-10-15T01:53:00Z" w16du:dateUtc="2026-10-15T05:53:00Z">
+      <w:ins w:id="607" w:author="R1 revision" w:date="2026-10-15T01:57:00Z" w16du:dateUtc="2026-10-15T05:57:00Z">
         <w:r>
           <w:t>three specimens per annealing condition</w:t>
         </w:r>
@@ -5870,8 +5870,8 @@
       <w:pPr>
         <w:pStyle w:val="BodyText"/>
       </w:pPr>
-      <w:moveToRangeStart w:id="608" w:author="R1 revision" w:date="2026-10-15T01:53:00Z" w:name="move242921624"/>
-      <w:moveTo w:id="609" w:author="R1 revision" w:date="2026-10-15T01:53:00Z" w16du:dateUtc="2026-10-15T05:53:00Z">
+      <w:moveToRangeStart w:id="608" w:author="R1 revision" w:date="2026-10-15T01:57:00Z" w:name="move242921868"/>
+      <w:moveTo w:id="609" w:author="R1 revision" w:date="2026-10-15T01:57:00Z" w16du:dateUtc="2026-10-15T05:57:00Z">
         <w:r>
           <w:rPr>
             <w:b/>
@@ -5880,9 +5880,9 @@
           <w:t xml:space="preserve">Fig. </w:t>
         </w:r>
       </w:moveTo>
-      <w:moveFromRangeStart w:id="610" w:author="R1 revision" w:date="2026-10-15T01:53:00Z" w:name="move242921624"/>
+      <w:moveFromRangeStart w:id="610" w:author="R1 revision" w:date="2026-10-15T01:57:00Z" w:name="move242921868"/>
       <w:moveToRangeEnd w:id="608"/>
-      <w:moveFrom w:id="611" w:author="R1 revision" w:date="2026-10-15T01:53:00Z" w16du:dateUtc="2026-10-15T05:53:00Z">
+      <w:moveFrom w:id="611" w:author="R1 revision" w:date="2026-10-15T01:57:00Z" w16du:dateUtc="2026-10-15T05:57:00Z">
         <w:r>
           <w:rPr>
             <w:b/>
@@ -5905,12 +5905,12 @@
       <w:r>
         <w:t xml:space="preserve">compares the stress–strain behavior of the </w:t>
       </w:r>
-      <w:del w:id="612" w:author="R1 revision" w:date="2026-10-15T01:53:00Z" w16du:dateUtc="2026-10-15T05:53:00Z">
+      <w:del w:id="612" w:author="R1 revision" w:date="2026-10-15T01:57:00Z" w16du:dateUtc="2026-10-15T05:57:00Z">
         <w:r>
           <w:delText>AI</w:delText>
         </w:r>
       </w:del>
-      <w:ins w:id="613" w:author="R1 revision" w:date="2026-10-15T01:53:00Z" w16du:dateUtc="2026-10-15T05:53:00Z">
+      <w:ins w:id="613" w:author="R1 revision" w:date="2026-10-15T01:57:00Z" w16du:dateUtc="2026-10-15T05:57:00Z">
         <w:r>
           <w:t>LLM</w:t>
         </w:r>
@@ -5918,12 +5918,12 @@
       <w:r>
         <w:t xml:space="preserve"> and Omori alloys </w:t>
       </w:r>
-      <w:del w:id="614" w:author="R1 revision" w:date="2026-10-15T01:53:00Z" w16du:dateUtc="2026-10-15T05:53:00Z">
+      <w:del w:id="614" w:author="R1 revision" w:date="2026-10-15T01:57:00Z" w16du:dateUtc="2026-10-15T05:57:00Z">
         <w:r>
           <w:delText xml:space="preserve">during cyclic </w:delText>
         </w:r>
       </w:del>
-      <w:ins w:id="615" w:author="R1 revision" w:date="2026-10-15T01:53:00Z" w16du:dateUtc="2026-10-15T05:53:00Z">
+      <w:ins w:id="615" w:author="R1 revision" w:date="2026-10-15T01:57:00Z" w16du:dateUtc="2026-10-15T05:57:00Z">
         <w:r>
           <w:t xml:space="preserve">in the </w:t>
         </w:r>
@@ -5931,12 +5931,12 @@
       <w:r>
         <w:t xml:space="preserve">loading–unloading–heating </w:t>
       </w:r>
-      <w:del w:id="616" w:author="R1 revision" w:date="2026-10-15T01:53:00Z" w16du:dateUtc="2026-10-15T05:53:00Z">
+      <w:del w:id="616" w:author="R1 revision" w:date="2026-10-15T01:57:00Z" w16du:dateUtc="2026-10-15T05:57:00Z">
         <w:r>
           <w:delText>deformation</w:delText>
         </w:r>
       </w:del>
-      <w:ins w:id="617" w:author="R1 revision" w:date="2026-10-15T01:53:00Z" w16du:dateUtc="2026-10-15T05:53:00Z">
+      <w:ins w:id="617" w:author="R1 revision" w:date="2026-10-15T01:57:00Z" w16du:dateUtc="2026-10-15T05:57:00Z">
         <w:r>
           <w:t>test</w:t>
         </w:r>
@@ -5944,7 +5944,7 @@
       <w:r>
         <w:t xml:space="preserve">. In this test, any </w:t>
       </w:r>
-      <w:del w:id="618" w:author="R1 revision" w:date="2026-10-15T01:53:00Z" w16du:dateUtc="2026-10-15T05:53:00Z">
+      <w:del w:id="618" w:author="R1 revision" w:date="2026-10-15T01:57:00Z" w16du:dateUtc="2026-10-15T05:57:00Z">
         <w:r>
           <w:delText xml:space="preserve">residual </w:delText>
         </w:r>
@@ -5952,12 +5952,12 @@
       <w:r>
         <w:t xml:space="preserve">stress-induced martensite </w:t>
       </w:r>
-      <w:del w:id="619" w:author="R1 revision" w:date="2026-10-15T01:53:00Z" w16du:dateUtc="2026-10-15T05:53:00Z">
+      <w:del w:id="619" w:author="R1 revision" w:date="2026-10-15T01:57:00Z" w16du:dateUtc="2026-10-15T05:57:00Z">
         <w:r>
           <w:delText>present</w:delText>
         </w:r>
       </w:del>
-      <w:ins w:id="620" w:author="R1 revision" w:date="2026-10-15T01:53:00Z" w16du:dateUtc="2026-10-15T05:53:00Z">
+      <w:ins w:id="620" w:author="R1 revision" w:date="2026-10-15T01:57:00Z" w16du:dateUtc="2026-10-15T05:57:00Z">
         <w:r>
           <w:t>remaining</w:t>
         </w:r>
@@ -5965,12 +5965,12 @@
       <w:r>
         <w:t xml:space="preserve"> at zero stress should transform back to austenite </w:t>
       </w:r>
-      <w:del w:id="621" w:author="R1 revision" w:date="2026-10-15T01:53:00Z" w16du:dateUtc="2026-10-15T05:53:00Z">
+      <w:del w:id="621" w:author="R1 revision" w:date="2026-10-15T01:57:00Z" w16du:dateUtc="2026-10-15T05:57:00Z">
         <w:r>
           <w:delText>upon</w:delText>
         </w:r>
       </w:del>
-      <w:ins w:id="622" w:author="R1 revision" w:date="2026-10-15T01:53:00Z" w16du:dateUtc="2026-10-15T05:53:00Z">
+      <w:ins w:id="622" w:author="R1 revision" w:date="2026-10-15T01:57:00Z" w16du:dateUtc="2026-10-15T05:57:00Z">
         <w:r>
           <w:t>on</w:t>
         </w:r>
@@ -5978,12 +5978,12 @@
       <w:r>
         <w:t xml:space="preserve"> heating, causing the reloading stress to rise at a strain lower than the </w:t>
       </w:r>
-      <w:del w:id="623" w:author="R1 revision" w:date="2026-10-15T01:53:00Z" w16du:dateUtc="2026-10-15T05:53:00Z">
+      <w:del w:id="623" w:author="R1 revision" w:date="2026-10-15T01:57:00Z" w16du:dateUtc="2026-10-15T05:57:00Z">
         <w:r>
           <w:delText>last</w:delText>
         </w:r>
       </w:del>
-      <w:ins w:id="624" w:author="R1 revision" w:date="2026-10-15T01:53:00Z" w16du:dateUtc="2026-10-15T05:53:00Z">
+      <w:ins w:id="624" w:author="R1 revision" w:date="2026-10-15T01:57:00Z" w16du:dateUtc="2026-10-15T05:57:00Z">
         <w:r>
           <w:t>residual strain after</w:t>
         </w:r>
@@ -5991,7 +5991,7 @@
       <w:r>
         <w:t xml:space="preserve"> unloading</w:t>
       </w:r>
-      <w:del w:id="625" w:author="R1 revision" w:date="2026-10-15T01:53:00Z" w16du:dateUtc="2026-10-15T05:53:00Z">
+      <w:del w:id="625" w:author="R1 revision" w:date="2026-10-15T01:57:00Z" w16du:dateUtc="2026-10-15T05:57:00Z">
         <w:r>
           <w:delText xml:space="preserve"> strain</w:delText>
         </w:r>
@@ -5999,12 +5999,12 @@
       <w:r>
         <w:t xml:space="preserve">. This </w:t>
       </w:r>
-      <w:del w:id="626" w:author="R1 revision" w:date="2026-10-15T01:53:00Z" w16du:dateUtc="2026-10-15T05:53:00Z">
+      <w:del w:id="626" w:author="R1 revision" w:date="2026-10-15T01:57:00Z" w16du:dateUtc="2026-10-15T05:57:00Z">
         <w:r>
           <w:delText>is exactly what happened</w:delText>
         </w:r>
       </w:del>
-      <w:ins w:id="627" w:author="R1 revision" w:date="2026-10-15T01:53:00Z" w16du:dateUtc="2026-10-15T05:53:00Z">
+      <w:ins w:id="627" w:author="R1 revision" w:date="2026-10-15T01:57:00Z" w16du:dateUtc="2026-10-15T05:57:00Z">
         <w:r>
           <w:t>occurred</w:t>
         </w:r>
@@ -6012,7 +6012,7 @@
       <w:r>
         <w:t xml:space="preserve"> in the Omori alloy</w:t>
       </w:r>
-      <w:ins w:id="628" w:author="R1 revision" w:date="2026-10-15T01:53:00Z" w16du:dateUtc="2026-10-15T05:53:00Z">
+      <w:ins w:id="628" w:author="R1 revision" w:date="2026-10-15T01:57:00Z" w16du:dateUtc="2026-10-15T05:57:00Z">
         <w:r>
           <w:t xml:space="preserve"> in the single test performed on it</w:t>
         </w:r>
@@ -6033,12 +6033,12 @@
       <w:r>
         <w:t xml:space="preserve">shows that its residual strain after unloading from 3% </w:t>
       </w:r>
-      <w:del w:id="629" w:author="R1 revision" w:date="2026-10-15T01:53:00Z" w16du:dateUtc="2026-10-15T05:53:00Z">
+      <w:del w:id="629" w:author="R1 revision" w:date="2026-10-15T01:57:00Z" w16du:dateUtc="2026-10-15T05:57:00Z">
         <w:r>
           <w:delText>deformation</w:delText>
         </w:r>
       </w:del>
-      <w:ins w:id="630" w:author="R1 revision" w:date="2026-10-15T01:53:00Z" w16du:dateUtc="2026-10-15T05:53:00Z">
+      <w:ins w:id="630" w:author="R1 revision" w:date="2026-10-15T01:57:00Z" w16du:dateUtc="2026-10-15T05:57:00Z">
         <w:r>
           <w:t>strain</w:t>
         </w:r>
@@ -6046,12 +6046,12 @@
       <w:r>
         <w:t xml:space="preserve"> is ≈2.2%, and </w:t>
       </w:r>
-      <w:del w:id="631" w:author="R1 revision" w:date="2026-10-15T01:53:00Z" w16du:dateUtc="2026-10-15T05:53:00Z">
+      <w:del w:id="631" w:author="R1 revision" w:date="2026-10-15T01:57:00Z" w16du:dateUtc="2026-10-15T05:57:00Z">
         <w:r>
           <w:delText>upon</w:delText>
         </w:r>
       </w:del>
-      <w:ins w:id="632" w:author="R1 revision" w:date="2026-10-15T01:53:00Z" w16du:dateUtc="2026-10-15T05:53:00Z">
+      <w:ins w:id="632" w:author="R1 revision" w:date="2026-10-15T01:57:00Z" w16du:dateUtc="2026-10-15T05:57:00Z">
         <w:r>
           <w:t>that on</w:t>
         </w:r>
@@ -6059,12 +6059,12 @@
       <w:r>
         <w:t xml:space="preserve"> reloading</w:t>
       </w:r>
-      <w:del w:id="633" w:author="R1 revision" w:date="2026-10-15T01:53:00Z" w16du:dateUtc="2026-10-15T05:53:00Z">
+      <w:del w:id="633" w:author="R1 revision" w:date="2026-10-15T01:57:00Z" w16du:dateUtc="2026-10-15T05:57:00Z">
         <w:r>
           <w:delText>,</w:delText>
         </w:r>
       </w:del>
-      <w:ins w:id="634" w:author="R1 revision" w:date="2026-10-15T01:53:00Z" w16du:dateUtc="2026-10-15T05:53:00Z">
+      <w:ins w:id="634" w:author="R1 revision" w:date="2026-10-15T01:57:00Z" w16du:dateUtc="2026-10-15T05:57:00Z">
         <w:r>
           <w:t xml:space="preserve"> the</w:t>
         </w:r>
@@ -6072,12 +6072,12 @@
       <w:r>
         <w:t xml:space="preserve"> stress rises at a strain of ≈1.7%. This 0.5% </w:t>
       </w:r>
-      <w:del w:id="635" w:author="R1 revision" w:date="2026-10-15T01:53:00Z" w16du:dateUtc="2026-10-15T05:53:00Z">
+      <w:del w:id="635" w:author="R1 revision" w:date="2026-10-15T01:57:00Z" w16du:dateUtc="2026-10-15T05:57:00Z">
         <w:r>
           <w:delText>strain</w:delText>
         </w:r>
       </w:del>
-      <w:ins w:id="636" w:author="R1 revision" w:date="2026-10-15T01:53:00Z" w16du:dateUtc="2026-10-15T05:53:00Z">
+      <w:ins w:id="636" w:author="R1 revision" w:date="2026-10-15T01:57:00Z" w16du:dateUtc="2026-10-15T05:57:00Z">
         <w:r>
           <w:t>heating-induced (shape-memory)</w:t>
         </w:r>
@@ -6085,12 +6085,12 @@
       <w:r>
         <w:t xml:space="preserve"> recovery</w:t>
       </w:r>
-      <w:del w:id="637" w:author="R1 revision" w:date="2026-10-15T01:53:00Z" w16du:dateUtc="2026-10-15T05:53:00Z">
+      <w:del w:id="637" w:author="R1 revision" w:date="2026-10-15T01:57:00Z" w16du:dateUtc="2026-10-15T05:57:00Z">
         <w:r>
           <w:delText xml:space="preserve"> caused by heating</w:delText>
         </w:r>
       </w:del>
-      <w:ins w:id="638" w:author="R1 revision" w:date="2026-10-15T01:53:00Z" w16du:dateUtc="2026-10-15T05:53:00Z">
+      <w:ins w:id="638" w:author="R1 revision" w:date="2026-10-15T01:57:00Z" w16du:dateUtc="2026-10-15T05:57:00Z">
         <w:r>
           <w:t>, a single observation,</w:t>
         </w:r>
@@ -6098,7 +6098,7 @@
       <w:r>
         <w:t xml:space="preserve"> is evidence of stress-induced martensite </w:t>
       </w:r>
-      <w:del w:id="639" w:author="R1 revision" w:date="2026-10-15T01:53:00Z" w16du:dateUtc="2026-10-15T05:53:00Z">
+      <w:del w:id="639" w:author="R1 revision" w:date="2026-10-15T01:57:00Z" w16du:dateUtc="2026-10-15T05:57:00Z">
         <w:r>
           <w:delText xml:space="preserve">transformation </w:delText>
         </w:r>
@@ -6106,12 +6106,12 @@
       <w:r>
         <w:t xml:space="preserve">in the Omori alloy </w:t>
       </w:r>
-      <w:del w:id="640" w:author="R1 revision" w:date="2026-10-15T01:53:00Z" w16du:dateUtc="2026-10-15T05:53:00Z">
+      <w:del w:id="640" w:author="R1 revision" w:date="2026-10-15T01:57:00Z" w16du:dateUtc="2026-10-15T05:57:00Z">
         <w:r>
           <w:delText>— the stress-induced martensite</w:delText>
         </w:r>
       </w:del>
-      <w:ins w:id="641" w:author="R1 revision" w:date="2026-10-15T01:53:00Z" w16du:dateUtc="2026-10-15T05:53:00Z">
+      <w:ins w:id="641" w:author="R1 revision" w:date="2026-10-15T01:57:00Z" w16du:dateUtc="2026-10-15T05:57:00Z">
         <w:r>
           <w:t>that</w:t>
         </w:r>
@@ -6132,12 +6132,12 @@
       <w:r>
         <w:t xml:space="preserve">shows no strain recovery </w:t>
       </w:r>
-      <w:del w:id="642" w:author="R1 revision" w:date="2026-10-15T01:53:00Z" w16du:dateUtc="2026-10-15T05:53:00Z">
+      <w:del w:id="642" w:author="R1 revision" w:date="2026-10-15T01:57:00Z" w16du:dateUtc="2026-10-15T05:57:00Z">
         <w:r>
           <w:delText>of</w:delText>
         </w:r>
       </w:del>
-      <w:ins w:id="643" w:author="R1 revision" w:date="2026-10-15T01:53:00Z" w16du:dateUtc="2026-10-15T05:53:00Z">
+      <w:ins w:id="643" w:author="R1 revision" w:date="2026-10-15T01:57:00Z" w16du:dateUtc="2026-10-15T05:57:00Z">
         <w:r>
           <w:t>for</w:t>
         </w:r>
@@ -6145,12 +6145,12 @@
       <w:r>
         <w:t xml:space="preserve"> the </w:t>
       </w:r>
-      <w:del w:id="644" w:author="R1 revision" w:date="2026-10-15T01:53:00Z" w16du:dateUtc="2026-10-15T05:53:00Z">
+      <w:del w:id="644" w:author="R1 revision" w:date="2026-10-15T01:57:00Z" w16du:dateUtc="2026-10-15T05:57:00Z">
         <w:r>
           <w:delText>AI</w:delText>
         </w:r>
       </w:del>
-      <w:ins w:id="645" w:author="R1 revision" w:date="2026-10-15T01:53:00Z" w16du:dateUtc="2026-10-15T05:53:00Z">
+      <w:ins w:id="645" w:author="R1 revision" w:date="2026-10-15T01:57:00Z" w16du:dateUtc="2026-10-15T05:57:00Z">
         <w:r>
           <w:t>LLM</w:t>
         </w:r>
@@ -6158,12 +6158,12 @@
       <w:r>
         <w:t xml:space="preserve"> alloy </w:t>
       </w:r>
-      <w:del w:id="646" w:author="R1 revision" w:date="2026-10-15T01:53:00Z" w16du:dateUtc="2026-10-15T05:53:00Z">
+      <w:del w:id="646" w:author="R1 revision" w:date="2026-10-15T01:57:00Z" w16du:dateUtc="2026-10-15T05:57:00Z">
         <w:r>
           <w:delText>during</w:delText>
         </w:r>
       </w:del>
-      <w:ins w:id="647" w:author="R1 revision" w:date="2026-10-15T01:53:00Z" w16du:dateUtc="2026-10-15T05:53:00Z">
+      <w:ins w:id="647" w:author="R1 revision" w:date="2026-10-15T01:57:00Z" w16du:dateUtc="2026-10-15T05:57:00Z">
         <w:r>
           <w:t>in</w:t>
         </w:r>
@@ -6171,12 +6171,12 @@
       <w:r>
         <w:t xml:space="preserve"> this test</w:t>
       </w:r>
-      <w:del w:id="648" w:author="R1 revision" w:date="2026-10-15T01:53:00Z" w16du:dateUtc="2026-10-15T05:53:00Z">
+      <w:del w:id="648" w:author="R1 revision" w:date="2026-10-15T01:57:00Z" w16du:dateUtc="2026-10-15T05:57:00Z">
         <w:r>
           <w:delText xml:space="preserve">, indicating that it deforms plastically with no pseudo-elasticity regardless of heat-treating condition. We conclude that the microstructure of the AI alloy is very stable and that </w:delText>
         </w:r>
       </w:del>
-      <w:ins w:id="649" w:author="R1 revision" w:date="2026-10-15T01:53:00Z" w16du:dateUtc="2026-10-15T05:53:00Z">
+      <w:ins w:id="649" w:author="R1 revision" w:date="2026-10-15T01:57:00Z" w16du:dateUtc="2026-10-15T05:57:00Z">
         <w:r>
           <w:t xml:space="preserve">. The test was performed on one specimen in the 1200 °C/1 min condition, and its result is confined to that state: no stress-induced martensite stable enough to survive unloading was present to revert on heating. The unloading evidence is broader: apart from the small non-linearity of the unrecrystallized wire noted above, no condition in </w:t>
         </w:r>
@@ -6197,12 +6197,12 @@
       <w:r>
         <w:t xml:space="preserve">stress-induced phase transformation </w:t>
       </w:r>
-      <w:del w:id="650" w:author="R1 revision" w:date="2026-10-15T01:53:00Z" w16du:dateUtc="2026-10-15T05:53:00Z">
+      <w:del w:id="650" w:author="R1 revision" w:date="2026-10-15T01:57:00Z" w16du:dateUtc="2026-10-15T05:57:00Z">
         <w:r>
           <w:delText>is not one of its active deformation mechanisms</w:delText>
         </w:r>
       </w:del>
-      <w:ins w:id="651" w:author="R1 revision" w:date="2026-10-15T01:53:00Z" w16du:dateUtc="2026-10-15T05:53:00Z">
+      <w:ins w:id="651" w:author="R1 revision" w:date="2026-10-15T01:57:00Z" w16du:dateUtc="2026-10-15T05:57:00Z">
         <w:r>
           <w:t>was detected in the LLM alloy</w:t>
         </w:r>
@@ -6220,7 +6220,7 @@
           <w:noProof/>
         </w:rPr>
         <w:drawing>
-          <wp:inline distT="0" distB="0" distL="0" distR="0" wp14:anchorId="4FE80D6C" wp14:editId="1457D0B0">
+          <wp:inline distT="0" distB="0" distL="0" distR="0" wp14:anchorId="55D077AE" wp14:editId="398C262D">
             <wp:extent cx="3630167" cy="1371600"/>
             <wp:effectExtent l="0" t="0" r="0" b="0"/>
             <wp:docPr id="25" name="Picture" descr="Fig. 3. Loading–unloading–heating tests of (a) the AI alloy and (b) the Omori alloy. Samples were heat treated at 1200 °C for 1 minute. Black arrows show the deformation path; the red arrow highlights the strain recovery caused by heating."/>
@@ -6279,12 +6279,12 @@
       <w:r>
         <w:t xml:space="preserve">Loading–unloading–heating tests of (a) the </w:t>
       </w:r>
-      <w:del w:id="652" w:author="R1 revision" w:date="2026-10-15T01:53:00Z" w16du:dateUtc="2026-10-15T05:53:00Z">
+      <w:del w:id="652" w:author="R1 revision" w:date="2026-10-15T01:57:00Z" w16du:dateUtc="2026-10-15T05:57:00Z">
         <w:r>
           <w:delText>AI</w:delText>
         </w:r>
       </w:del>
-      <w:ins w:id="653" w:author="R1 revision" w:date="2026-10-15T01:53:00Z" w16du:dateUtc="2026-10-15T05:53:00Z">
+      <w:ins w:id="653" w:author="R1 revision" w:date="2026-10-15T01:57:00Z" w16du:dateUtc="2026-10-15T05:57:00Z">
         <w:r>
           <w:t>LLM</w:t>
         </w:r>
@@ -6292,12 +6292,12 @@
       <w:r>
         <w:t xml:space="preserve"> alloy and (b) the Omori alloy</w:t>
       </w:r>
-      <w:del w:id="654" w:author="R1 revision" w:date="2026-10-15T01:53:00Z" w16du:dateUtc="2026-10-15T05:53:00Z">
+      <w:del w:id="654" w:author="R1 revision" w:date="2026-10-15T01:57:00Z" w16du:dateUtc="2026-10-15T05:57:00Z">
         <w:r>
           <w:delText xml:space="preserve">. Samples were </w:delText>
         </w:r>
       </w:del>
-      <w:ins w:id="655" w:author="R1 revision" w:date="2026-10-15T01:53:00Z" w16du:dateUtc="2026-10-15T05:53:00Z">
+      <w:ins w:id="655" w:author="R1 revision" w:date="2026-10-15T01:57:00Z" w16du:dateUtc="2026-10-15T05:57:00Z">
         <w:r>
           <w:t xml:space="preserve">, both </w:t>
         </w:r>
@@ -6305,7 +6305,7 @@
       <w:r>
         <w:t xml:space="preserve">heat treated at 1200 °C for 1 minute. </w:t>
       </w:r>
-      <w:ins w:id="656" w:author="R1 revision" w:date="2026-10-15T01:53:00Z" w16du:dateUtc="2026-10-15T05:53:00Z">
+      <w:ins w:id="656" w:author="R1 revision" w:date="2026-10-15T01:57:00Z" w16du:dateUtc="2026-10-15T05:57:00Z">
         <w:r>
           <w:t xml:space="preserve">The wire diameters are 0.35 mm (a) and 0.54 mm (b); strain is crosshead extension over the 127 mm gauge (Sec. 2.4). </w:t>
         </w:r>
@@ -6313,12 +6313,12 @@
       <w:r>
         <w:t>Black arrows show the deformation path</w:t>
       </w:r>
-      <w:del w:id="657" w:author="R1 revision" w:date="2026-10-15T01:53:00Z" w16du:dateUtc="2026-10-15T05:53:00Z">
+      <w:del w:id="657" w:author="R1 revision" w:date="2026-10-15T01:57:00Z" w16du:dateUtc="2026-10-15T05:57:00Z">
         <w:r>
           <w:delText>; the</w:delText>
         </w:r>
       </w:del>
-      <w:ins w:id="658" w:author="R1 revision" w:date="2026-10-15T01:53:00Z" w16du:dateUtc="2026-10-15T05:53:00Z">
+      <w:ins w:id="658" w:author="R1 revision" w:date="2026-10-15T01:57:00Z" w16du:dateUtc="2026-10-15T05:57:00Z">
         <w:r>
           <w:t>: 1, unloading from 3% strain; 2, return of the crosshead at zero stress while the specimen is heated; 3, reloading. The</w:t>
         </w:r>
@@ -6331,10 +6331,10 @@
       <w:pPr>
         <w:pStyle w:val="BodyText"/>
         <w:rPr>
-          <w:ins w:id="659" w:author="R1 revision" w:date="2026-10-15T01:53:00Z" w16du:dateUtc="2026-10-15T05:53:00Z"/>
+          <w:ins w:id="659" w:author="R1 revision" w:date="2026-10-15T01:57:00Z" w16du:dateUtc="2026-10-15T05:57:00Z"/>
         </w:rPr>
       </w:pPr>
-      <w:ins w:id="660" w:author="R1 revision" w:date="2026-10-15T01:53:00Z" w16du:dateUtc="2026-10-15T05:53:00Z">
+      <w:ins w:id="660" w:author="R1 revision" w:date="2026-10-15T01:57:00Z" w16du:dateUtc="2026-10-15T05:57:00Z">
         <w:r>
           <w:t>The longer and cyclic treatments of Sec. 2.2 did not change this result, and the coarsened conditions were brittle. After the 40-minute hold at 1200 °C (</w:t>
         </w:r>
@@ -6383,15 +6383,15 @@
       <w:pPr>
         <w:pStyle w:val="FirstParagraph"/>
         <w:rPr>
-          <w:ins w:id="662" w:author="R1 revision" w:date="2026-10-15T01:53:00Z" w16du:dateUtc="2026-10-15T05:53:00Z"/>
+          <w:ins w:id="662" w:author="R1 revision" w:date="2026-10-15T01:57:00Z" w16du:dateUtc="2026-10-15T05:57:00Z"/>
         </w:rPr>
       </w:pPr>
-      <w:del w:id="663" w:author="R1 revision" w:date="2026-10-15T01:53:00Z" w16du:dateUtc="2026-10-15T05:53:00Z">
+      <w:del w:id="663" w:author="R1 revision" w:date="2026-10-15T01:57:00Z" w16du:dateUtc="2026-10-15T05:57:00Z">
         <w:r>
           <w:delText xml:space="preserve">Synchrotron </w:delText>
         </w:r>
       </w:del>
-      <w:ins w:id="664" w:author="R1 revision" w:date="2026-10-15T01:53:00Z" w16du:dateUtc="2026-10-15T05:53:00Z">
+      <w:ins w:id="664" w:author="R1 revision" w:date="2026-10-15T01:57:00Z" w16du:dateUtc="2026-10-15T05:57:00Z">
         <w:r>
           <w:rPr>
             <w:b/>
@@ -6406,7 +6406,7 @@
       <w:r>
         <w:t xml:space="preserve">XRD </w:t>
       </w:r>
-      <w:ins w:id="665" w:author="R1 revision" w:date="2026-10-15T01:53:00Z" w16du:dateUtc="2026-10-15T05:53:00Z">
+      <w:ins w:id="665" w:author="R1 revision" w:date="2026-10-15T01:57:00Z" w16du:dateUtc="2026-10-15T05:57:00Z">
         <w:r>
           <w:t xml:space="preserve">patterns </w:t>
         </w:r>
@@ -6414,7 +6414,7 @@
       <w:r>
         <w:t>of samples before and after deformation</w:t>
       </w:r>
-      <w:del w:id="666" w:author="R1 revision" w:date="2026-10-15T01:53:00Z" w16du:dateUtc="2026-10-15T05:53:00Z">
+      <w:del w:id="666" w:author="R1 revision" w:date="2026-10-15T01:57:00Z" w16du:dateUtc="2026-10-15T05:57:00Z">
         <w:r>
           <w:delText xml:space="preserve"> is shown in </w:delText>
         </w:r>
@@ -6429,7 +6429,7 @@
           <w:delText>.</w:delText>
         </w:r>
       </w:del>
-      <w:ins w:id="667" w:author="R1 revision" w:date="2026-10-15T01:53:00Z" w16du:dateUtc="2026-10-15T05:53:00Z">
+      <w:ins w:id="667" w:author="R1 revision" w:date="2026-10-15T01:57:00Z" w16du:dateUtc="2026-10-15T05:57:00Z">
         <w:r>
           <w:t>.</w:t>
         </w:r>
@@ -6447,12 +6447,12 @@
       <w:r>
         <w:t xml:space="preserve"> </w:t>
       </w:r>
-      <w:del w:id="668" w:author="R1 revision" w:date="2026-10-15T01:53:00Z" w16du:dateUtc="2026-10-15T05:53:00Z">
+      <w:del w:id="668" w:author="R1 revision" w:date="2026-10-15T01:57:00Z" w16du:dateUtc="2026-10-15T05:57:00Z">
         <w:r>
           <w:delText>shows good overall agreement between</w:delText>
         </w:r>
       </w:del>
-      <w:ins w:id="669" w:author="R1 revision" w:date="2026-10-15T01:53:00Z" w16du:dateUtc="2026-10-15T05:53:00Z">
+      <w:ins w:id="669" w:author="R1 revision" w:date="2026-10-15T01:57:00Z" w16du:dateUtc="2026-10-15T05:57:00Z">
         <w:r>
           <w:t>compares</w:t>
         </w:r>
@@ -6460,12 +6460,12 @@
       <w:r>
         <w:t xml:space="preserve"> the experimental data (lower half</w:t>
       </w:r>
-      <w:del w:id="670" w:author="R1 revision" w:date="2026-10-15T01:53:00Z" w16du:dateUtc="2026-10-15T05:53:00Z">
+      <w:del w:id="670" w:author="R1 revision" w:date="2026-10-15T01:57:00Z" w16du:dateUtc="2026-10-15T05:57:00Z">
         <w:r>
           <w:delText>) and</w:delText>
         </w:r>
       </w:del>
-      <w:ins w:id="671" w:author="R1 revision" w:date="2026-10-15T01:53:00Z" w16du:dateUtc="2026-10-15T05:53:00Z">
+      <w:ins w:id="671" w:author="R1 revision" w:date="2026-10-15T01:57:00Z" w16du:dateUtc="2026-10-15T05:57:00Z">
         <w:r>
           <w:t xml:space="preserve"> of each panel) with</w:t>
         </w:r>
@@ -6473,12 +6473,12 @@
       <w:r>
         <w:t xml:space="preserve"> the results of Rietveld refinement (upper half) for the </w:t>
       </w:r>
-      <w:del w:id="672" w:author="R1 revision" w:date="2026-10-15T01:53:00Z" w16du:dateUtc="2026-10-15T05:53:00Z">
+      <w:del w:id="672" w:author="R1 revision" w:date="2026-10-15T01:57:00Z" w16du:dateUtc="2026-10-15T05:57:00Z">
         <w:r>
           <w:delText xml:space="preserve">AI alloy. Based </w:delText>
         </w:r>
       </w:del>
-      <w:ins w:id="673" w:author="R1 revision" w:date="2026-10-15T01:53:00Z" w16du:dateUtc="2026-10-15T05:53:00Z">
+      <w:ins w:id="673" w:author="R1 revision" w:date="2026-10-15T01:57:00Z" w16du:dateUtc="2026-10-15T05:57:00Z">
         <w:r>
           <w:t>LLM alloy before deformation (</w:t>
         </w:r>
@@ -6506,7 +6506,7 @@
       <w:r>
         <w:t xml:space="preserve">on </w:t>
       </w:r>
-      <w:ins w:id="674" w:author="R1 revision" w:date="2026-10-15T01:53:00Z" w16du:dateUtc="2026-10-15T05:53:00Z">
+      <w:ins w:id="674" w:author="R1 revision" w:date="2026-10-15T01:57:00Z" w16du:dateUtc="2026-10-15T05:57:00Z">
         <w:r>
           <w:t xml:space="preserve">which powder averaging depends. The refinement of the undeformed pattern is therefore limited by grain statistics as well as by the strong drawing texture. The orientation distribution obtained from the refinement shows </w:t>
         </w:r>
@@ -6514,12 +6514,12 @@
       <w:r>
         <w:t xml:space="preserve">this </w:t>
       </w:r>
-      <w:del w:id="675" w:author="R1 revision" w:date="2026-10-15T01:53:00Z" w16du:dateUtc="2026-10-15T05:53:00Z">
+      <w:del w:id="675" w:author="R1 revision" w:date="2026-10-15T01:57:00Z" w16du:dateUtc="2026-10-15T05:57:00Z">
         <w:r>
           <w:delText>result, the AI</w:delText>
         </w:r>
       </w:del>
-      <w:ins w:id="676" w:author="R1 revision" w:date="2026-10-15T01:53:00Z" w16du:dateUtc="2026-10-15T05:53:00Z">
+      <w:ins w:id="676" w:author="R1 revision" w:date="2026-10-15T01:57:00Z" w16du:dateUtc="2026-10-15T05:57:00Z">
         <w:r>
           <w:t>texture along the wire axis: {111} and {100} fiber components in γ and a {110} fiber component in α, the components characteristic of cold-drawn FCC and BCC metals</w:t>
         </w:r>
@@ -6530,7 +6530,7 @@
       <w:r>
         <w:t xml:space="preserve"> alloy </w:t>
       </w:r>
-      <w:del w:id="677" w:author="R1 revision" w:date="2026-10-15T01:53:00Z" w16du:dateUtc="2026-10-15T05:53:00Z">
+      <w:del w:id="677" w:author="R1 revision" w:date="2026-10-15T01:57:00Z" w16du:dateUtc="2026-10-15T05:57:00Z">
         <w:r>
           <w:delText xml:space="preserve">is </w:delText>
         </w:r>
@@ -6538,12 +6538,12 @@
       <w:r>
         <w:t xml:space="preserve">estimated </w:t>
       </w:r>
-      <w:del w:id="678" w:author="R1 revision" w:date="2026-10-15T01:53:00Z" w16du:dateUtc="2026-10-15T05:53:00Z">
+      <w:del w:id="678" w:author="R1 revision" w:date="2026-10-15T01:57:00Z" w16du:dateUtc="2026-10-15T05:57:00Z">
         <w:r>
           <w:delText xml:space="preserve">to consist of </w:delText>
         </w:r>
       </w:del>
-      <w:ins w:id="679" w:author="R1 revision" w:date="2026-10-15T01:53:00Z" w16du:dateUtc="2026-10-15T05:53:00Z">
+      <w:ins w:id="679" w:author="R1 revision" w:date="2026-10-15T01:57:00Z" w16du:dateUtc="2026-10-15T05:57:00Z">
         <w:r>
           <w:t>from the undeformed pattern (</w:t>
         </w:r>
@@ -6561,7 +6561,7 @@
       <w:r>
         <w:t>≈62% FCC γ-phase, ≈34% BCC α-phase</w:t>
       </w:r>
-      <w:del w:id="680" w:author="R1 revision" w:date="2026-10-15T01:53:00Z" w16du:dateUtc="2026-10-15T05:53:00Z">
+      <w:del w:id="680" w:author="R1 revision" w:date="2026-10-15T01:57:00Z" w16du:dateUtc="2026-10-15T05:57:00Z">
         <w:r>
           <w:delText>,</w:delText>
         </w:r>
@@ -6569,12 +6569,12 @@
       <w:r>
         <w:t xml:space="preserve"> and ≈4% </w:t>
       </w:r>
-      <w:del w:id="681" w:author="R1 revision" w:date="2026-10-15T01:53:00Z" w16du:dateUtc="2026-10-15T05:53:00Z">
+      <w:del w:id="681" w:author="R1 revision" w:date="2026-10-15T01:57:00Z" w16du:dateUtc="2026-10-15T05:57:00Z">
         <w:r>
           <w:delText>DO</w:delText>
         </w:r>
       </w:del>
-      <w:ins w:id="682" w:author="R1 revision" w:date="2026-10-15T01:53:00Z" w16du:dateUtc="2026-10-15T05:53:00Z">
+      <w:ins w:id="682" w:author="R1 revision" w:date="2026-10-15T01:57:00Z" w16du:dateUtc="2026-10-15T05:57:00Z">
         <w:r>
           <w:t>of an ordered phase indexed as D0</w:t>
         </w:r>
@@ -6582,12 +6582,12 @@
       <w:r>
         <w:t>₃ Fe₃Al</w:t>
       </w:r>
-      <w:del w:id="683" w:author="R1 revision" w:date="2026-10-15T01:53:00Z" w16du:dateUtc="2026-10-15T05:53:00Z">
+      <w:del w:id="683" w:author="R1 revision" w:date="2026-10-15T01:57:00Z" w16du:dateUtc="2026-10-15T05:57:00Z">
         <w:r>
           <w:delText xml:space="preserve"> phase. Its</w:delText>
         </w:r>
       </w:del>
-      <w:ins w:id="684" w:author="R1 revision" w:date="2026-10-15T01:53:00Z" w16du:dateUtc="2026-10-15T05:53:00Z">
+      <w:ins w:id="684" w:author="R1 revision" w:date="2026-10-15T01:57:00Z" w16du:dateUtc="2026-10-15T05:57:00Z">
         <w:r>
           <w:t>; these fractions are semi-quantitative, were held fixed in the final refinement (Sec. 2.5) and carry no uncertainty. The fractions were also held fixed in the refinement of the deformed pattern (</w:t>
         </w:r>
@@ -6605,7 +6605,7 @@
       <w:r>
         <w:t xml:space="preserve"> diffraction patterns </w:t>
       </w:r>
-      <w:ins w:id="685" w:author="R1 revision" w:date="2026-10-15T01:53:00Z" w16du:dateUtc="2026-10-15T05:53:00Z">
+      <w:ins w:id="685" w:author="R1 revision" w:date="2026-10-15T01:57:00Z" w16du:dateUtc="2026-10-15T05:57:00Z">
         <w:r>
           <w:t xml:space="preserve">of the LLM alloy </w:t>
         </w:r>
@@ -6623,7 +6623,7 @@
       <w:r>
         <w:t xml:space="preserve">), and </w:t>
       </w:r>
-      <w:ins w:id="686" w:author="R1 revision" w:date="2026-10-15T01:53:00Z" w16du:dateUtc="2026-10-15T05:53:00Z">
+      <w:ins w:id="686" w:author="R1 revision" w:date="2026-10-15T01:57:00Z" w16du:dateUtc="2026-10-15T05:57:00Z">
         <w:r>
           <w:t xml:space="preserve">the </w:t>
         </w:r>
@@ -6641,7 +6641,7 @@
       <w:r>
         <w:t>) are essentially unchanged: no new diffraction peaks appear</w:t>
       </w:r>
-      <w:ins w:id="687" w:author="R1 revision" w:date="2026-10-15T01:53:00Z" w16du:dateUtc="2026-10-15T05:53:00Z">
+      <w:ins w:id="687" w:author="R1 revision" w:date="2026-10-15T01:57:00Z" w16du:dateUtc="2026-10-15T05:57:00Z">
         <w:r>
           <w:t>,</w:t>
         </w:r>
@@ -6649,7 +6649,7 @@
       <w:r>
         <w:t xml:space="preserve"> and none disappear.</w:t>
       </w:r>
-      <w:del w:id="688" w:author="R1 revision" w:date="2026-10-15T01:53:00Z" w16du:dateUtc="2026-10-15T05:53:00Z">
+      <w:del w:id="688" w:author="R1 revision" w:date="2026-10-15T01:57:00Z" w16du:dateUtc="2026-10-15T05:57:00Z">
         <w:r>
           <w:delText xml:space="preserve"> Although an</w:delText>
         </w:r>
@@ -6659,10 +6659,10 @@
       <w:pPr>
         <w:pStyle w:val="BodyText"/>
         <w:rPr>
-          <w:ins w:id="689" w:author="R1 revision" w:date="2026-10-15T01:53:00Z" w16du:dateUtc="2026-10-15T05:53:00Z"/>
+          <w:ins w:id="689" w:author="R1 revision" w:date="2026-10-15T01:57:00Z" w16du:dateUtc="2026-10-15T05:57:00Z"/>
         </w:rPr>
       </w:pPr>
-      <w:ins w:id="690" w:author="R1 revision" w:date="2026-10-15T01:53:00Z" w16du:dateUtc="2026-10-15T05:53:00Z">
+      <w:ins w:id="690" w:author="R1 revision" w:date="2026-10-15T01:57:00Z" w16du:dateUtc="2026-10-15T05:57:00Z">
         <w:r>
           <w:t>An</w:t>
         </w:r>
@@ -6670,7 +6670,7 @@
       <w:r>
         <w:t xml:space="preserve"> ex-situ measurement made after unloading cannot, on its own, exclude a fully reversible transformation that reverts </w:t>
       </w:r>
-      <w:del w:id="691" w:author="R1 revision" w:date="2026-10-15T01:53:00Z" w16du:dateUtc="2026-10-15T05:53:00Z">
+      <w:del w:id="691" w:author="R1 revision" w:date="2026-10-15T01:57:00Z" w16du:dateUtc="2026-10-15T05:57:00Z">
         <w:r>
           <w:delText>on unloading, the absence of any mechanical recovery (</w:delText>
         </w:r>
@@ -6685,7 +6685,7 @@
           <w:delText>) together with the unchanged multi-phase pattern points consistently</w:delText>
         </w:r>
       </w:del>
-      <w:ins w:id="692" w:author="R1 revision" w:date="2026-10-15T01:53:00Z" w16du:dateUtc="2026-10-15T05:53:00Z">
+      <w:ins w:id="692" w:author="R1 revision" w:date="2026-10-15T01:57:00Z" w16du:dateUtc="2026-10-15T05:57:00Z">
         <w:r>
           <w:t>as the load is removed; the diffraction data are therefore not the primary evidence here. A transformation reversible enough</w:t>
         </w:r>
@@ -6693,12 +6693,12 @@
       <w:r>
         <w:t xml:space="preserve"> to </w:t>
       </w:r>
-      <w:del w:id="693" w:author="R1 revision" w:date="2026-10-15T01:53:00Z" w16du:dateUtc="2026-10-15T05:53:00Z">
+      <w:del w:id="693" w:author="R1 revision" w:date="2026-10-15T01:57:00Z" w16du:dateUtc="2026-10-15T05:57:00Z">
         <w:r>
           <w:delText xml:space="preserve">deformation by dislocation slip rather than </w:delText>
         </w:r>
       </w:del>
-      <w:ins w:id="694" w:author="R1 revision" w:date="2026-10-15T01:53:00Z" w16du:dateUtc="2026-10-15T05:53:00Z">
+      <w:ins w:id="694" w:author="R1 revision" w:date="2026-10-15T01:57:00Z" w16du:dateUtc="2026-10-15T05:57:00Z">
         <w:r>
           <w:t>leave no diffraction signature after unloading would still have had to produce recoverable strain during that unloading, and the unloading segments of the 1200 °C/1 min condition (</w:t>
         </w:r>
@@ -6729,12 +6729,12 @@
       <w:r>
         <w:t xml:space="preserve">stress-induced </w:t>
       </w:r>
-      <w:del w:id="695" w:author="R1 revision" w:date="2026-10-15T01:53:00Z" w16du:dateUtc="2026-10-15T05:53:00Z">
+      <w:del w:id="695" w:author="R1 revision" w:date="2026-10-15T01:57:00Z" w16du:dateUtc="2026-10-15T05:57:00Z">
         <w:r>
           <w:delText xml:space="preserve">phase transformation. The shift </w:delText>
         </w:r>
       </w:del>
-      <w:ins w:id="696" w:author="R1 revision" w:date="2026-10-15T01:53:00Z" w16du:dateUtc="2026-10-15T05:53:00Z">
+      <w:ins w:id="696" w:author="R1 revision" w:date="2026-10-15T01:57:00Z" w16du:dateUtc="2026-10-15T05:57:00Z">
         <w:r>
           <w:t xml:space="preserve">martensite retained after unloading and able to revert on heating to ≈200 °C would have appeared as strain recovery. The unchanged pattern corroborates this mechanical evidence and describes the state retained after unloading; a loading-stage or in-situ measurement would be the direct test for a transient transformation (Sec. 4.3). The change </w:t>
         </w:r>
@@ -6742,12 +6742,12 @@
       <w:r>
         <w:t xml:space="preserve">from sharp, discrete </w:t>
       </w:r>
-      <w:del w:id="697" w:author="R1 revision" w:date="2026-10-15T01:53:00Z" w16du:dateUtc="2026-10-15T05:53:00Z">
+      <w:del w:id="697" w:author="R1 revision" w:date="2026-10-15T01:57:00Z" w16du:dateUtc="2026-10-15T05:57:00Z">
         <w:r>
           <w:delText>spotty patterns</w:delText>
         </w:r>
       </w:del>
-      <w:ins w:id="698" w:author="R1 revision" w:date="2026-10-15T01:53:00Z" w16du:dateUtc="2026-10-15T05:53:00Z">
+      <w:ins w:id="698" w:author="R1 revision" w:date="2026-10-15T01:57:00Z" w16du:dateUtc="2026-10-15T05:57:00Z">
         <w:r>
           <w:t>spots</w:t>
         </w:r>
@@ -6775,12 +6775,12 @@
       <w:r>
         <w:t xml:space="preserve">) </w:t>
       </w:r>
-      <w:del w:id="699" w:author="R1 revision" w:date="2026-10-15T01:53:00Z" w16du:dateUtc="2026-10-15T05:53:00Z">
+      <w:del w:id="699" w:author="R1 revision" w:date="2026-10-15T01:57:00Z" w16du:dateUtc="2026-10-15T05:57:00Z">
         <w:r>
           <w:delText>can be attributed to</w:delText>
         </w:r>
       </w:del>
-      <w:ins w:id="700" w:author="R1 revision" w:date="2026-10-15T01:53:00Z" w16du:dateUtc="2026-10-15T05:53:00Z">
+      <w:ins w:id="700" w:author="R1 revision" w:date="2026-10-15T01:57:00Z" w16du:dateUtc="2026-10-15T05:57:00Z">
         <w:r>
           <w:t>is consistent with</w:t>
         </w:r>
@@ -6788,12 +6788,12 @@
       <w:r>
         <w:t xml:space="preserve"> dislocation activity, which </w:t>
       </w:r>
-      <w:del w:id="701" w:author="R1 revision" w:date="2026-10-15T01:53:00Z" w16du:dateUtc="2026-10-15T05:53:00Z">
+      <w:del w:id="701" w:author="R1 revision" w:date="2026-10-15T01:57:00Z" w16du:dateUtc="2026-10-15T05:57:00Z">
         <w:r>
           <w:delText>results in peak broadening and/or the formation of tiny</w:delText>
         </w:r>
       </w:del>
-      <w:ins w:id="702" w:author="R1 revision" w:date="2026-10-15T01:53:00Z" w16du:dateUtc="2026-10-15T05:53:00Z">
+      <w:ins w:id="702" w:author="R1 revision" w:date="2026-10-15T01:57:00Z" w16du:dateUtc="2026-10-15T05:57:00Z">
         <w:r>
           <w:t>broadens peaks and can form</w:t>
         </w:r>
@@ -6801,7 +6801,7 @@
       <w:r>
         <w:t xml:space="preserve"> sub-grains. </w:t>
       </w:r>
-      <w:ins w:id="703" w:author="R1 revision" w:date="2026-10-15T01:53:00Z" w16du:dateUtc="2026-10-15T05:53:00Z">
+      <w:ins w:id="703" w:author="R1 revision" w:date="2026-10-15T01:57:00Z" w16du:dateUtc="2026-10-15T05:57:00Z">
         <w:r>
           <w:t>This change was not quantified by line-profile analysis, and texture evolution and the illumination of different grains in a separate specimen may also contribute.</w:t>
         </w:r>
@@ -6814,7 +6814,7 @@
       <w:r>
         <w:t xml:space="preserve">In comparison, the </w:t>
       </w:r>
-      <w:ins w:id="704" w:author="R1 revision" w:date="2026-10-15T01:53:00Z" w16du:dateUtc="2026-10-15T05:53:00Z">
+      <w:ins w:id="704" w:author="R1 revision" w:date="2026-10-15T01:57:00Z" w16du:dateUtc="2026-10-15T05:57:00Z">
         <w:r>
           <w:t xml:space="preserve">undeformed </w:t>
         </w:r>
@@ -6822,12 +6822,12 @@
       <w:r>
         <w:t xml:space="preserve">Omori alloy </w:t>
       </w:r>
-      <w:del w:id="705" w:author="R1 revision" w:date="2026-10-15T01:53:00Z" w16du:dateUtc="2026-10-15T05:53:00Z">
+      <w:del w:id="705" w:author="R1 revision" w:date="2026-10-15T01:57:00Z" w16du:dateUtc="2026-10-15T05:57:00Z">
         <w:r>
           <w:delText>presents</w:delText>
         </w:r>
       </w:del>
-      <w:ins w:id="706" w:author="R1 revision" w:date="2026-10-15T01:53:00Z" w16du:dateUtc="2026-10-15T05:53:00Z">
+      <w:ins w:id="706" w:author="R1 revision" w:date="2026-10-15T01:57:00Z" w16du:dateUtc="2026-10-15T05:57:00Z">
         <w:r>
           <w:t>gives</w:t>
         </w:r>
@@ -6835,12 +6835,12 @@
       <w:r>
         <w:t xml:space="preserve"> a </w:t>
       </w:r>
-      <w:del w:id="707" w:author="R1 revision" w:date="2026-10-15T01:53:00Z" w16du:dateUtc="2026-10-15T05:53:00Z">
+      <w:del w:id="707" w:author="R1 revision" w:date="2026-10-15T01:57:00Z" w16du:dateUtc="2026-10-15T05:57:00Z">
         <w:r>
           <w:delText>BCC α-</w:delText>
         </w:r>
       </w:del>
-      <w:ins w:id="708" w:author="R1 revision" w:date="2026-10-15T01:53:00Z" w16du:dateUtc="2026-10-15T05:53:00Z">
+      <w:ins w:id="708" w:author="R1 revision" w:date="2026-10-15T01:57:00Z" w16du:dateUtc="2026-10-15T05:57:00Z">
         <w:r>
           <w:t xml:space="preserve">pattern </w:t>
         </w:r>
@@ -6848,12 +6848,12 @@
       <w:r>
         <w:t xml:space="preserve">dominated </w:t>
       </w:r>
-      <w:del w:id="709" w:author="R1 revision" w:date="2026-10-15T01:53:00Z" w16du:dateUtc="2026-10-15T05:53:00Z">
+      <w:del w:id="709" w:author="R1 revision" w:date="2026-10-15T01:57:00Z" w16du:dateUtc="2026-10-15T05:57:00Z">
         <w:r>
           <w:delText>pattern</w:delText>
         </w:r>
       </w:del>
-      <w:ins w:id="710" w:author="R1 revision" w:date="2026-10-15T01:53:00Z" w16du:dateUtc="2026-10-15T05:53:00Z">
+      <w:ins w:id="710" w:author="R1 revision" w:date="2026-10-15T01:57:00Z" w16du:dateUtc="2026-10-15T05:57:00Z">
         <w:r>
           <w:t>by BCC α,</w:t>
         </w:r>
@@ -6861,12 +6861,12 @@
       <w:r>
         <w:t xml:space="preserve"> with FCC γ</w:t>
       </w:r>
-      <w:del w:id="711" w:author="R1 revision" w:date="2026-10-15T01:53:00Z" w16du:dateUtc="2026-10-15T05:53:00Z">
+      <w:del w:id="711" w:author="R1 revision" w:date="2026-10-15T01:57:00Z" w16du:dateUtc="2026-10-15T05:57:00Z">
         <w:r>
           <w:delText>-phase</w:delText>
         </w:r>
       </w:del>
-      <w:ins w:id="712" w:author="R1 revision" w:date="2026-10-15T01:53:00Z" w16du:dateUtc="2026-10-15T05:53:00Z">
+      <w:ins w:id="712" w:author="R1 revision" w:date="2026-10-15T01:57:00Z" w16du:dateUtc="2026-10-15T05:57:00Z">
         <w:r>
           <w:t xml:space="preserve"> reflections</w:t>
         </w:r>
@@ -6874,12 +6874,12 @@
       <w:r>
         <w:t xml:space="preserve"> and </w:t>
       </w:r>
-      <w:del w:id="713" w:author="R1 revision" w:date="2026-10-15T01:53:00Z" w16du:dateUtc="2026-10-15T05:53:00Z">
+      <w:del w:id="713" w:author="R1 revision" w:date="2026-10-15T01:57:00Z" w16du:dateUtc="2026-10-15T05:57:00Z">
         <w:r>
           <w:delText>ordered</w:delText>
         </w:r>
       </w:del>
-      <w:ins w:id="714" w:author="R1 revision" w:date="2026-10-15T01:53:00Z" w16du:dateUtc="2026-10-15T05:53:00Z">
+      <w:ins w:id="714" w:author="R1 revision" w:date="2026-10-15T01:57:00Z" w16du:dateUtc="2026-10-15T05:57:00Z">
         <w:r>
           <w:t>a B2 superlattice reflection (</w:t>
         </w:r>
@@ -6897,7 +6897,7 @@
       <w:r>
         <w:t xml:space="preserve"> β-NiAl</w:t>
       </w:r>
-      <w:del w:id="715" w:author="R1 revision" w:date="2026-10-15T01:53:00Z" w16du:dateUtc="2026-10-15T05:53:00Z">
+      <w:del w:id="715" w:author="R1 revision" w:date="2026-10-15T01:57:00Z" w16du:dateUtc="2026-10-15T05:57:00Z">
         <w:r>
           <w:delText xml:space="preserve"> (B2) precipitate diffractions in the undeformed state (</w:delText>
         </w:r>
@@ -6912,7 +6912,7 @@
           <w:delText>); after</w:delText>
         </w:r>
       </w:del>
-      <w:ins w:id="716" w:author="R1 revision" w:date="2026-10-15T01:53:00Z" w16du:dateUtc="2026-10-15T05:53:00Z">
+      <w:ins w:id="716" w:author="R1 revision" w:date="2026-10-15T01:57:00Z" w16du:dateUtc="2026-10-15T05:57:00Z">
         <w:r>
           <w:t>-type ordering whose spatial scale was not examined. After</w:t>
         </w:r>
@@ -6920,7 +6920,7 @@
       <w:r>
         <w:t xml:space="preserve"> 8% applied strain, the {111}γ reflection intensifies and the overlapping {200}α </w:t>
       </w:r>
-      <w:ins w:id="717" w:author="R1 revision" w:date="2026-10-15T01:53:00Z" w16du:dateUtc="2026-10-15T05:53:00Z">
+      <w:ins w:id="717" w:author="R1 revision" w:date="2026-10-15T01:57:00Z" w16du:dateUtc="2026-10-15T05:57:00Z">
         <w:r>
           <w:t xml:space="preserve">reflection </w:t>
         </w:r>
@@ -6938,12 +6938,12 @@
       <w:r>
         <w:t xml:space="preserve">), consistent with stress-induced γ formation and partial variant activation. </w:t>
       </w:r>
-      <w:del w:id="718" w:author="R1 revision" w:date="2026-10-15T01:53:00Z" w16du:dateUtc="2026-10-15T05:53:00Z">
+      <w:del w:id="718" w:author="R1 revision" w:date="2026-10-15T01:57:00Z" w16du:dateUtc="2026-10-15T05:57:00Z">
         <w:r>
           <w:delText xml:space="preserve">The change in peak intensity after deformation of the Omori alloy is also clearly shown in </w:delText>
         </w:r>
       </w:del>
-      <w:ins w:id="719" w:author="R1 revision" w:date="2026-10-15T01:53:00Z" w16du:dateUtc="2026-10-15T05:53:00Z">
+      <w:ins w:id="719" w:author="R1 revision" w:date="2026-10-15T01:57:00Z" w16du:dateUtc="2026-10-15T05:57:00Z">
         <w:r>
           <w:rPr>
             <w:b/>
@@ -7008,8 +7008,8 @@
           <w:t>, and the established transformation behavior of this composition (Ref 12–14).</w:t>
         </w:r>
       </w:ins>
-      <w:moveFromRangeStart w:id="720" w:author="R1 revision" w:date="2026-10-15T01:53:00Z" w:name="move242921623"/>
-      <w:moveFrom w:id="721" w:author="R1 revision" w:date="2026-10-15T01:53:00Z" w16du:dateUtc="2026-10-15T05:53:00Z">
+      <w:moveFromRangeStart w:id="720" w:author="R1 revision" w:date="2026-10-15T01:57:00Z" w:name="move242921867"/>
+      <w:moveFrom w:id="721" w:author="R1 revision" w:date="2026-10-15T01:57:00Z" w16du:dateUtc="2026-10-15T05:57:00Z">
         <w:r>
           <w:rPr>
             <w:b/>
@@ -7019,7 +7019,7 @@
         </w:r>
       </w:moveFrom>
       <w:moveFromRangeEnd w:id="720"/>
-      <w:del w:id="722" w:author="R1 revision" w:date="2026-10-15T01:53:00Z" w16du:dateUtc="2026-10-15T05:53:00Z">
+      <w:del w:id="722" w:author="R1 revision" w:date="2026-10-15T01:57:00Z" w16du:dateUtc="2026-10-15T05:57:00Z">
         <w:r>
           <w:rPr>
             <w:b/>
@@ -7036,10 +7036,10 @@
       <w:pPr>
         <w:pStyle w:val="BodyText"/>
         <w:rPr>
-          <w:del w:id="723" w:author="R1 revision" w:date="2026-10-15T01:53:00Z" w16du:dateUtc="2026-10-15T05:53:00Z"/>
+          <w:del w:id="723" w:author="R1 revision" w:date="2026-10-15T01:57:00Z" w16du:dateUtc="2026-10-15T05:57:00Z"/>
         </w:rPr>
       </w:pPr>
-      <w:del w:id="724" w:author="R1 revision" w:date="2026-10-15T01:53:00Z" w16du:dateUtc="2026-10-15T05:53:00Z">
+      <w:del w:id="724" w:author="R1 revision" w:date="2026-10-15T01:57:00Z" w16du:dateUtc="2026-10-15T05:57:00Z">
         <w:r>
           <w:delText xml:space="preserve">It is worth noting that the AI alloy after AGG heat treatment showed an X-ray diffraction pattern similar to </w:delText>
         </w:r>
@@ -7059,10 +7059,10 @@
       <w:pPr>
         <w:pStyle w:val="BodyText"/>
         <w:rPr>
-          <w:ins w:id="725" w:author="R1 revision" w:date="2026-10-15T01:53:00Z" w16du:dateUtc="2026-10-15T05:53:00Z"/>
+          <w:ins w:id="725" w:author="R1 revision" w:date="2026-10-15T01:57:00Z" w16du:dateUtc="2026-10-15T05:57:00Z"/>
         </w:rPr>
       </w:pPr>
-      <w:ins w:id="726" w:author="R1 revision" w:date="2026-10-15T01:53:00Z" w16du:dateUtc="2026-10-15T05:53:00Z">
+      <w:ins w:id="726" w:author="R1 revision" w:date="2026-10-15T01:57:00Z" w16du:dateUtc="2026-10-15T05:57:00Z">
         <w:r>
           <w:t>No B2 superlattice reflection was resolved in the LLM alloy above the detection limit of the present measurement. At the B2-allowed {200} superlattice position, the LLM alloy shows 0.50–1.06% of the maximum intensity, compared with 3.83–7.17% in the Omori alloy, and the LLM-alloy intensity is accounted for by D0₃, which produces the same reflection. The discriminating reflection is the D0₃-only {111} reflection. It is present in the LLM alloy at 0.49–1.02% of the maximum intensity, with a signal-to-noise ra</w:t>
         </w:r>
@@ -7078,10 +7078,10 @@
       <w:pPr>
         <w:pStyle w:val="BodyText"/>
         <w:rPr>
-          <w:ins w:id="727" w:author="R1 revision" w:date="2026-10-15T01:53:00Z" w16du:dateUtc="2026-10-15T05:53:00Z"/>
+          <w:ins w:id="727" w:author="R1 revision" w:date="2026-10-15T01:57:00Z" w16du:dateUtc="2026-10-15T05:57:00Z"/>
         </w:rPr>
       </w:pPr>
-      <w:ins w:id="728" w:author="R1 revision" w:date="2026-10-15T01:53:00Z" w16du:dateUtc="2026-10-15T05:53:00Z">
+      <w:ins w:id="728" w:author="R1 revision" w:date="2026-10-15T01:57:00Z" w16du:dateUtc="2026-10-15T05:57:00Z">
         <w:r>
           <w:t xml:space="preserve">After the three-cycle treatment of Sec. 2.2, the ≈1 mm LLM-alloy rod gave a pattern (not shown; Table S1) with the same γ, α and D0₃ reflections as </w:t>
         </w:r>
@@ -7106,7 +7106,7 @@
           <w:noProof/>
         </w:rPr>
         <w:drawing>
-          <wp:inline distT="0" distB="0" distL="0" distR="0" wp14:anchorId="07EDAB5C" wp14:editId="43D39D79">
+          <wp:inline distT="0" distB="0" distL="0" distR="0" wp14:anchorId="50A16FA0" wp14:editId="5C4440D0">
             <wp:extent cx="2426208" cy="2292096"/>
             <wp:effectExtent l="0" t="0" r="0" b="0"/>
             <wp:docPr id="29" name="Picture" descr="Fig. 4. 2D synchrotron X-ray diffraction images of (a) AI alloy annealed at 1200 °C for 1 min, (b) annealed AI alloy after 10% tensile strain, (c) Omori alloy annealed at 1200 °C for 1 min, and (d) annealed Omori alloy after 8% tensile strain."/>
@@ -7165,12 +7165,12 @@
       <w:r>
         <w:t xml:space="preserve">2D synchrotron X-ray diffraction images of (a) </w:t>
       </w:r>
-      <w:del w:id="729" w:author="R1 revision" w:date="2026-10-15T01:53:00Z" w16du:dateUtc="2026-10-15T05:53:00Z">
+      <w:del w:id="729" w:author="R1 revision" w:date="2026-10-15T01:57:00Z" w16du:dateUtc="2026-10-15T05:57:00Z">
         <w:r>
           <w:delText>AI</w:delText>
         </w:r>
       </w:del>
-      <w:ins w:id="730" w:author="R1 revision" w:date="2026-10-15T01:53:00Z" w16du:dateUtc="2026-10-15T05:53:00Z">
+      <w:ins w:id="730" w:author="R1 revision" w:date="2026-10-15T01:57:00Z" w16du:dateUtc="2026-10-15T05:57:00Z">
         <w:r>
           <w:t>the LLM</w:t>
         </w:r>
@@ -7178,7 +7178,7 @@
       <w:r>
         <w:t xml:space="preserve"> alloy annealed at 1200 °C for 1 min, (b) </w:t>
       </w:r>
-      <w:ins w:id="731" w:author="R1 revision" w:date="2026-10-15T01:53:00Z" w16du:dateUtc="2026-10-15T05:53:00Z">
+      <w:ins w:id="731" w:author="R1 revision" w:date="2026-10-15T01:57:00Z" w16du:dateUtc="2026-10-15T05:57:00Z">
         <w:r>
           <w:t xml:space="preserve">the </w:t>
         </w:r>
@@ -7186,12 +7186,12 @@
       <w:r>
         <w:t xml:space="preserve">annealed </w:t>
       </w:r>
-      <w:del w:id="732" w:author="R1 revision" w:date="2026-10-15T01:53:00Z" w16du:dateUtc="2026-10-15T05:53:00Z">
+      <w:del w:id="732" w:author="R1 revision" w:date="2026-10-15T01:57:00Z" w16du:dateUtc="2026-10-15T05:57:00Z">
         <w:r>
           <w:delText>AI</w:delText>
         </w:r>
       </w:del>
-      <w:ins w:id="733" w:author="R1 revision" w:date="2026-10-15T01:53:00Z" w16du:dateUtc="2026-10-15T05:53:00Z">
+      <w:ins w:id="733" w:author="R1 revision" w:date="2026-10-15T01:57:00Z" w16du:dateUtc="2026-10-15T05:57:00Z">
         <w:r>
           <w:t>LLM</w:t>
         </w:r>
@@ -7199,7 +7199,7 @@
       <w:r>
         <w:t xml:space="preserve"> alloy after 10% tensile strain, (c) </w:t>
       </w:r>
-      <w:ins w:id="734" w:author="R1 revision" w:date="2026-10-15T01:53:00Z" w16du:dateUtc="2026-10-15T05:53:00Z">
+      <w:ins w:id="734" w:author="R1 revision" w:date="2026-10-15T01:57:00Z" w16du:dateUtc="2026-10-15T05:57:00Z">
         <w:r>
           <w:t xml:space="preserve">the </w:t>
         </w:r>
@@ -7207,7 +7207,7 @@
       <w:r>
         <w:t xml:space="preserve">Omori alloy annealed at 1200 °C for 1 min, and (d) </w:t>
       </w:r>
-      <w:ins w:id="735" w:author="R1 revision" w:date="2026-10-15T01:53:00Z" w16du:dateUtc="2026-10-15T05:53:00Z">
+      <w:ins w:id="735" w:author="R1 revision" w:date="2026-10-15T01:57:00Z" w16du:dateUtc="2026-10-15T05:57:00Z">
         <w:r>
           <w:t xml:space="preserve">the </w:t>
         </w:r>
@@ -7215,7 +7215,7 @@
       <w:r>
         <w:t>annealed Omori alloy after 8% tensile strain.</w:t>
       </w:r>
-      <w:ins w:id="736" w:author="R1 revision" w:date="2026-10-15T01:53:00Z" w16du:dateUtc="2026-10-15T05:53:00Z">
+      <w:ins w:id="736" w:author="R1 revision" w:date="2026-10-15T01:57:00Z" w16du:dateUtc="2026-10-15T05:57:00Z">
         <w:r>
           <w:t xml:space="preserve"> Each image is from a single specimen; (a) and (b) are from separate specimens, as are (c) and (d).</w:t>
         </w:r>
@@ -7225,16 +7225,16 @@
       <w:pPr>
         <w:pStyle w:val="CaptionedFigure"/>
         <w:rPr>
-          <w:del w:id="737" w:author="R1 revision" w:date="2026-10-15T01:53:00Z" w16du:dateUtc="2026-10-15T05:53:00Z"/>
+          <w:del w:id="737" w:author="R1 revision" w:date="2026-10-15T01:57:00Z" w16du:dateUtc="2026-10-15T05:57:00Z"/>
         </w:rPr>
       </w:pPr>
-      <w:del w:id="738" w:author="R1 revision" w:date="2026-10-15T01:53:00Z" w16du:dateUtc="2026-10-15T05:53:00Z">
+      <w:del w:id="738" w:author="R1 revision" w:date="2026-10-15T01:57:00Z" w16du:dateUtc="2026-10-15T05:57:00Z">
         <w:r>
           <w:rPr>
             <w:noProof/>
           </w:rPr>
           <w:drawing>
-            <wp:inline distT="0" distB="0" distL="0" distR="0" wp14:anchorId="00ED3E21" wp14:editId="287519C8">
+            <wp:inline distT="0" distB="0" distL="0" distR="0" wp14:anchorId="0A0CE22B" wp14:editId="2B4D43AB">
               <wp:extent cx="2895600" cy="2313432"/>
               <wp:effectExtent l="0" t="0" r="0" b="0"/>
               <wp:docPr id="32" name="Picture" descr="Fig. 5. Comparison between synchrotron X-ray diffraction data (lower half) and results of Rietveld refinement (upper half) for the AI alloy heat treated at 1200 °C for 1 minute."/>
@@ -7281,16 +7281,16 @@
       <w:pPr>
         <w:pStyle w:val="CaptionedFigure"/>
         <w:rPr>
-          <w:ins w:id="739" w:author="R1 revision" w:date="2026-10-15T01:53:00Z" w16du:dateUtc="2026-10-15T05:53:00Z"/>
+          <w:ins w:id="739" w:author="R1 revision" w:date="2026-10-15T01:57:00Z" w16du:dateUtc="2026-10-15T05:57:00Z"/>
         </w:rPr>
       </w:pPr>
-      <w:ins w:id="740" w:author="R1 revision" w:date="2026-10-15T01:53:00Z" w16du:dateUtc="2026-10-15T05:53:00Z">
+      <w:ins w:id="740" w:author="R1 revision" w:date="2026-10-15T01:57:00Z" w16du:dateUtc="2026-10-15T05:57:00Z">
         <w:r>
           <w:rPr>
             <w:noProof/>
           </w:rPr>
           <w:drawing>
-            <wp:inline distT="0" distB="0" distL="0" distR="0" wp14:anchorId="284CF583" wp14:editId="2B73722A">
+            <wp:inline distT="0" distB="0" distL="0" distR="0" wp14:anchorId="417756C9" wp14:editId="1A493417">
               <wp:extent cx="2993136" cy="4465320"/>
               <wp:effectExtent l="0" t="0" r="0" b="0"/>
               <wp:docPr id="33" name="Picture" descr="Fig. 5. Comparison of synchrotron X-ray diffraction data (lower half of each panel) with Rietveld refinement results (upper half of each panel) for the LLM alloy: (a) heat treated at 1200 °C for 1 minute (R_wp = 21.4%, R_p = 8.7%) and (b) after unloading from 10% strain (R_wp = 12.5%, R_p = 5.9%). Both refinements used the three-phase model of Sec. 2.5, with lattice parameters fixed at a = 3.6366 Å (γ) and 2.8865 Å (α), and for D0₃ at 5.7734 Å in (a) and 5.7801 Å in (b)."/>
@@ -7350,12 +7350,12 @@
       <w:r>
         <w:t xml:space="preserve">Comparison </w:t>
       </w:r>
-      <w:del w:id="741" w:author="R1 revision" w:date="2026-10-15T01:53:00Z" w16du:dateUtc="2026-10-15T05:53:00Z">
+      <w:del w:id="741" w:author="R1 revision" w:date="2026-10-15T01:57:00Z" w16du:dateUtc="2026-10-15T05:57:00Z">
         <w:r>
           <w:delText>between</w:delText>
         </w:r>
       </w:del>
-      <w:ins w:id="742" w:author="R1 revision" w:date="2026-10-15T01:53:00Z" w16du:dateUtc="2026-10-15T05:53:00Z">
+      <w:ins w:id="742" w:author="R1 revision" w:date="2026-10-15T01:57:00Z" w16du:dateUtc="2026-10-15T05:57:00Z">
         <w:r>
           <w:t>of</w:t>
         </w:r>
@@ -7363,7 +7363,7 @@
       <w:r>
         <w:t xml:space="preserve"> synchrotron X-ray diffraction data (lower half</w:t>
       </w:r>
-      <w:del w:id="743" w:author="R1 revision" w:date="2026-10-15T01:53:00Z" w16du:dateUtc="2026-10-15T05:53:00Z">
+      <w:del w:id="743" w:author="R1 revision" w:date="2026-10-15T01:57:00Z" w16du:dateUtc="2026-10-15T05:57:00Z">
         <w:r>
           <w:delText>) and results</w:delText>
         </w:r>
@@ -7371,7 +7371,7 @@
       <w:r>
         <w:t xml:space="preserve"> of</w:t>
       </w:r>
-      <w:ins w:id="744" w:author="R1 revision" w:date="2026-10-15T01:53:00Z" w16du:dateUtc="2026-10-15T05:53:00Z">
+      <w:ins w:id="744" w:author="R1 revision" w:date="2026-10-15T01:57:00Z" w16du:dateUtc="2026-10-15T05:57:00Z">
         <w:r>
           <w:t xml:space="preserve"> each panel) with</w:t>
         </w:r>
@@ -7379,7 +7379,7 @@
       <w:r>
         <w:t xml:space="preserve"> Rietveld refinement </w:t>
       </w:r>
-      <w:ins w:id="745" w:author="R1 revision" w:date="2026-10-15T01:53:00Z" w16du:dateUtc="2026-10-15T05:53:00Z">
+      <w:ins w:id="745" w:author="R1 revision" w:date="2026-10-15T01:57:00Z" w16du:dateUtc="2026-10-15T05:57:00Z">
         <w:r>
           <w:t xml:space="preserve">results </w:t>
         </w:r>
@@ -7387,7 +7387,7 @@
       <w:r>
         <w:t>(upper half</w:t>
       </w:r>
-      <w:ins w:id="746" w:author="R1 revision" w:date="2026-10-15T01:53:00Z" w16du:dateUtc="2026-10-15T05:53:00Z">
+      <w:ins w:id="746" w:author="R1 revision" w:date="2026-10-15T01:57:00Z" w16du:dateUtc="2026-10-15T05:57:00Z">
         <w:r>
           <w:t xml:space="preserve"> of each panel</w:t>
         </w:r>
@@ -7395,12 +7395,12 @@
       <w:r>
         <w:t xml:space="preserve">) for the </w:t>
       </w:r>
-      <w:del w:id="747" w:author="R1 revision" w:date="2026-10-15T01:53:00Z" w16du:dateUtc="2026-10-15T05:53:00Z">
+      <w:del w:id="747" w:author="R1 revision" w:date="2026-10-15T01:57:00Z" w16du:dateUtc="2026-10-15T05:57:00Z">
         <w:r>
           <w:delText>AI</w:delText>
         </w:r>
       </w:del>
-      <w:ins w:id="748" w:author="R1 revision" w:date="2026-10-15T01:53:00Z" w16du:dateUtc="2026-10-15T05:53:00Z">
+      <w:ins w:id="748" w:author="R1 revision" w:date="2026-10-15T01:57:00Z" w16du:dateUtc="2026-10-15T05:57:00Z">
         <w:r>
           <w:t>LLM</w:t>
         </w:r>
@@ -7408,7 +7408,7 @@
       <w:r>
         <w:t xml:space="preserve"> alloy</w:t>
       </w:r>
-      <w:ins w:id="749" w:author="R1 revision" w:date="2026-10-15T01:53:00Z" w16du:dateUtc="2026-10-15T05:53:00Z">
+      <w:ins w:id="749" w:author="R1 revision" w:date="2026-10-15T01:57:00Z" w16du:dateUtc="2026-10-15T05:57:00Z">
         <w:r>
           <w:t>: (a)</w:t>
         </w:r>
@@ -7416,12 +7416,12 @@
       <w:r>
         <w:t xml:space="preserve"> heat treated at 1200 °C for 1 minute</w:t>
       </w:r>
-      <w:del w:id="750" w:author="R1 revision" w:date="2026-10-15T01:53:00Z" w16du:dateUtc="2026-10-15T05:53:00Z">
+      <w:del w:id="750" w:author="R1 revision" w:date="2026-10-15T01:57:00Z" w16du:dateUtc="2026-10-15T05:57:00Z">
         <w:r>
           <w:delText>.</w:delText>
         </w:r>
       </w:del>
-      <w:ins w:id="751" w:author="R1 revision" w:date="2026-10-15T01:53:00Z" w16du:dateUtc="2026-10-15T05:53:00Z">
+      <w:ins w:id="751" w:author="R1 revision" w:date="2026-10-15T01:57:00Z" w16du:dateUtc="2026-10-15T05:57:00Z">
         <w:r>
           <w:t xml:space="preserve"> (R_wp = 21.4%, R_p = 8.7%) and (b) after unloading from 10% strain (R_wp = 12.5%, R_p = 5.9%). Both refinements used the three-phase model of Sec. 2.5, with lattice parameters fixed at a = 3.6366 Å (γ) and 2.8865 Å (α), and for D0₃ at 5.7734 Å in (a) and 5.7801 Å in (b).</w:t>
         </w:r>
@@ -7431,16 +7431,16 @@
       <w:pPr>
         <w:pStyle w:val="CaptionedFigure"/>
         <w:rPr>
-          <w:del w:id="752" w:author="R1 revision" w:date="2026-10-15T01:53:00Z" w16du:dateUtc="2026-10-15T05:53:00Z"/>
+          <w:del w:id="752" w:author="R1 revision" w:date="2026-10-15T01:57:00Z" w16du:dateUtc="2026-10-15T05:57:00Z"/>
         </w:rPr>
       </w:pPr>
-      <w:del w:id="753" w:author="R1 revision" w:date="2026-10-15T01:53:00Z" w16du:dateUtc="2026-10-15T05:53:00Z">
+      <w:del w:id="753" w:author="R1 revision" w:date="2026-10-15T01:57:00Z" w16du:dateUtc="2026-10-15T05:57:00Z">
         <w:r>
           <w:rPr>
             <w:noProof/>
           </w:rPr>
           <w:drawing>
-            <wp:inline distT="0" distB="0" distL="0" distR="0" wp14:anchorId="2F6AE46D" wp14:editId="32C9F59D">
+            <wp:inline distT="0" distB="0" distL="0" distR="0" wp14:anchorId="4E29CBDD" wp14:editId="347EC7D6">
               <wp:extent cx="2337816" cy="2709672"/>
               <wp:effectExtent l="0" t="0" r="0" b="0"/>
               <wp:docPr id="35" name="Picture" descr="Fig. 6. Azimuthally integrated X-ray diffraction spectra of (a) the AI alloy and (b) the Omori alloy before and after deformation. Samples were heat treated at 1200 °C for 1 minute before deformation."/>
@@ -7487,16 +7487,16 @@
       <w:pPr>
         <w:pStyle w:val="CaptionedFigure"/>
         <w:rPr>
-          <w:ins w:id="754" w:author="R1 revision" w:date="2026-10-15T01:53:00Z" w16du:dateUtc="2026-10-15T05:53:00Z"/>
+          <w:ins w:id="754" w:author="R1 revision" w:date="2026-10-15T01:57:00Z" w16du:dateUtc="2026-10-15T05:57:00Z"/>
         </w:rPr>
       </w:pPr>
-      <w:ins w:id="755" w:author="R1 revision" w:date="2026-10-15T01:53:00Z" w16du:dateUtc="2026-10-15T05:53:00Z">
+      <w:ins w:id="755" w:author="R1 revision" w:date="2026-10-15T01:57:00Z" w16du:dateUtc="2026-10-15T05:57:00Z">
         <w:r>
           <w:rPr>
             <w:noProof/>
           </w:rPr>
           <w:drawing>
-            <wp:inline distT="0" distB="0" distL="0" distR="0" wp14:anchorId="06EF8B5B" wp14:editId="2EC1CA39">
+            <wp:inline distT="0" distB="0" distL="0" distR="0" wp14:anchorId="05600C62" wp14:editId="50C7BDA7">
               <wp:extent cx="5120640" cy="5943600"/>
               <wp:effectExtent l="0" t="0" r="0" b="0"/>
               <wp:docPr id="36" name="Picture" descr="Fig. 6. Azimuthally integrated X-ray diffraction spectra of (a) the LLM alloy and (b) the Omori alloy before and after deformation to 10% (a) and 8% (b) strain. Samples were heat treated at 1200 °C for 1 minute before deformation. In (b), the spectrum after deformation is divided by 1.625 (= 2.6/1.6), the exposure normalization factor recorded with the data; the other three spectra are shown as integrated, without offset."/>
@@ -7556,12 +7556,12 @@
       <w:r>
         <w:t xml:space="preserve">Azimuthally integrated X-ray diffraction spectra of (a) the </w:t>
       </w:r>
-      <w:del w:id="756" w:author="R1 revision" w:date="2026-10-15T01:53:00Z" w16du:dateUtc="2026-10-15T05:53:00Z">
+      <w:del w:id="756" w:author="R1 revision" w:date="2026-10-15T01:57:00Z" w16du:dateUtc="2026-10-15T05:57:00Z">
         <w:r>
           <w:delText>AI</w:delText>
         </w:r>
       </w:del>
-      <w:ins w:id="757" w:author="R1 revision" w:date="2026-10-15T01:53:00Z" w16du:dateUtc="2026-10-15T05:53:00Z">
+      <w:ins w:id="757" w:author="R1 revision" w:date="2026-10-15T01:57:00Z" w16du:dateUtc="2026-10-15T05:57:00Z">
         <w:r>
           <w:t>LLM</w:t>
         </w:r>
@@ -7569,7 +7569,7 @@
       <w:r>
         <w:t xml:space="preserve"> alloy and (b) the Omori alloy before and after deformation</w:t>
       </w:r>
-      <w:ins w:id="758" w:author="R1 revision" w:date="2026-10-15T01:53:00Z" w16du:dateUtc="2026-10-15T05:53:00Z">
+      <w:ins w:id="758" w:author="R1 revision" w:date="2026-10-15T01:57:00Z" w16du:dateUtc="2026-10-15T05:57:00Z">
         <w:r>
           <w:t xml:space="preserve"> to 10% (a) and 8% (b) strain</w:t>
         </w:r>
@@ -7577,7 +7577,7 @@
       <w:r>
         <w:t>. Samples were heat treated at 1200 °C for 1 minute before deformation.</w:t>
       </w:r>
-      <w:ins w:id="759" w:author="R1 revision" w:date="2026-10-15T01:53:00Z" w16du:dateUtc="2026-10-15T05:53:00Z">
+      <w:ins w:id="759" w:author="R1 revision" w:date="2026-10-15T01:57:00Z" w16du:dateUtc="2026-10-15T05:57:00Z">
         <w:r>
           <w:t xml:space="preserve"> In (b), the spectrum after deformation is divided by 1.625 (= 2.6/1.6), the exposure normalization factor recorded with the data; the other three spectra are shown as integrated, without offset.</w:t>
         </w:r>
@@ -7587,12 +7587,12 @@
       <w:pPr>
         <w:pStyle w:val="Heading2"/>
         <w:rPr>
-          <w:ins w:id="760" w:author="R1 revision" w:date="2026-10-15T01:53:00Z" w16du:dateUtc="2026-10-15T05:53:00Z"/>
+          <w:ins w:id="760" w:author="R1 revision" w:date="2026-10-15T01:57:00Z" w16du:dateUtc="2026-10-15T05:57:00Z"/>
         </w:rPr>
       </w:pPr>
       <w:bookmarkStart w:id="761" w:name="equilibrium-phase-stability"/>
       <w:bookmarkEnd w:id="661"/>
-      <w:ins w:id="762" w:author="R1 revision" w:date="2026-10-15T01:53:00Z" w16du:dateUtc="2026-10-15T05:53:00Z">
+      <w:ins w:id="762" w:author="R1 revision" w:date="2026-10-15T01:57:00Z" w16du:dateUtc="2026-10-15T05:57:00Z">
         <w:r>
           <w:t>3.4 Equilibrium phase stability</w:t>
         </w:r>
@@ -7602,10 +7602,10 @@
       <w:pPr>
         <w:pStyle w:val="FirstParagraph"/>
         <w:rPr>
-          <w:ins w:id="763" w:author="R1 revision" w:date="2026-10-15T01:53:00Z" w16du:dateUtc="2026-10-15T05:53:00Z"/>
+          <w:ins w:id="763" w:author="R1 revision" w:date="2026-10-15T01:57:00Z" w16du:dateUtc="2026-10-15T05:57:00Z"/>
         </w:rPr>
       </w:pPr>
-      <w:ins w:id="764" w:author="R1 revision" w:date="2026-10-15T01:53:00Z" w16du:dateUtc="2026-10-15T05:53:00Z">
+      <w:ins w:id="764" w:author="R1 revision" w:date="2026-10-15T01:57:00Z" w16du:dateUtc="2026-10-15T05:57:00Z">
         <w:r>
           <w:rPr>
             <w:b/>
@@ -7631,10 +7631,10 @@
       <w:pPr>
         <w:pStyle w:val="BodyText"/>
         <w:rPr>
-          <w:ins w:id="765" w:author="R1 revision" w:date="2026-10-15T01:53:00Z" w16du:dateUtc="2026-10-15T05:53:00Z"/>
+          <w:ins w:id="765" w:author="R1 revision" w:date="2026-10-15T01:57:00Z" w16du:dateUtc="2026-10-15T05:57:00Z"/>
         </w:rPr>
       </w:pPr>
-      <w:ins w:id="766" w:author="R1 revision" w:date="2026-10-15T01:53:00Z" w16du:dateUtc="2026-10-15T05:53:00Z">
+      <w:ins w:id="766" w:author="R1 revision" w:date="2026-10-15T01:57:00Z" w16du:dateUtc="2026-10-15T05:57:00Z">
         <w:r>
           <w:t xml:space="preserve">The LLM alloy is calculated to be a two-phase α + γ mixture at 1200 °C in all three databases (62–71% α), and in none of them does a single-phase α field open before melting begins (≈1240 °C in mc_fe, ≈1295 °C in mpea-02b and PrecHiMn-04). According to these calculations, no solution temperature in the solid state brings this composition to single-phase α, irrespective of the 1200 °C limit of the process. Removing carbon from the measured chemistry, with every other element held fixed, opens a single-phase </w:t>
         </w:r>
@@ -7656,10 +7656,10 @@
       <w:pPr>
         <w:pStyle w:val="BodyText"/>
         <w:rPr>
-          <w:ins w:id="767" w:author="R1 revision" w:date="2026-10-15T01:53:00Z" w16du:dateUtc="2026-10-15T05:53:00Z"/>
+          <w:ins w:id="767" w:author="R1 revision" w:date="2026-10-15T01:57:00Z" w16du:dateUtc="2026-10-15T05:57:00Z"/>
         </w:rPr>
       </w:pPr>
-      <w:ins w:id="768" w:author="R1 revision" w:date="2026-10-15T01:53:00Z" w16du:dateUtc="2026-10-15T05:53:00Z">
+      <w:ins w:id="768" w:author="R1 revision" w:date="2026-10-15T01:57:00Z" w16du:dateUtc="2026-10-15T05:57:00Z">
         <w:r>
           <w:t>Carbide phases are calculated to be stable only well below the processing range: M₂₃C₆ only below ≈420 °C (mpea-02b) and κ-(Fe,Mn)₃AlC, at no more than 2.4%, only below ≈590 °C (PrecHiMn-04 and mc_fe). At 1200 °C, both silicon and carbon are therefore in solid solution, and both are calculated to concentrate in γ: carbon strongly (1.0–1.3 at% in γ versus ≈0.1 at% in α in all three databases) and silicon mildly (2.6–2.7 versus 1.7–1.8 at% in the two databases that carry it). Aluminum is calculated to partiti</w:t>
         </w:r>
@@ -7688,10 +7688,10 @@
       <w:pPr>
         <w:pStyle w:val="BodyText"/>
         <w:rPr>
-          <w:ins w:id="769" w:author="R1 revision" w:date="2026-10-15T01:53:00Z" w16du:dateUtc="2026-10-15T05:53:00Z"/>
+          <w:ins w:id="769" w:author="R1 revision" w:date="2026-10-15T01:57:00Z" w16du:dateUtc="2026-10-15T05:57:00Z"/>
         </w:rPr>
       </w:pPr>
-      <w:ins w:id="770" w:author="R1 revision" w:date="2026-10-15T01:53:00Z" w16du:dateUtc="2026-10-15T05:53:00Z">
+      <w:ins w:id="770" w:author="R1 revision" w:date="2026-10-15T01:57:00Z" w16du:dateUtc="2026-10-15T05:57:00Z">
         <w:r>
           <w:rPr>
             <w:b/>
@@ -7720,7 +7720,7 @@
         <w:trPr>
           <w:cnfStyle w:val="100000000000" w:firstRow="1" w:lastRow="0" w:firstColumn="0" w:lastColumn="0" w:oddVBand="0" w:evenVBand="0" w:oddHBand="0" w:evenHBand="0" w:firstRowFirstColumn="0" w:firstRowLastColumn="0" w:lastRowFirstColumn="0" w:lastRowLastColumn="0"/>
           <w:tblHeader/>
-          <w:ins w:id="771" w:author="R1 revision" w:date="2026-10-15T01:53:00Z" w16du:dateUtc="2026-10-15T05:53:00Z"/>
+          <w:ins w:id="771" w:author="R1 revision" w:date="2026-10-15T01:57:00Z" w16du:dateUtc="2026-10-15T05:57:00Z"/>
         </w:trPr>
         <w:tc>
           <w:tcPr>
@@ -7730,10 +7730,10 @@
             <w:pPr>
               <w:pStyle w:val="Compact"/>
               <w:rPr>
-                <w:ins w:id="772" w:author="R1 revision" w:date="2026-10-15T01:53:00Z" w16du:dateUtc="2026-10-15T05:53:00Z"/>
+                <w:ins w:id="772" w:author="R1 revision" w:date="2026-10-15T01:57:00Z" w16du:dateUtc="2026-10-15T05:57:00Z"/>
               </w:rPr>
             </w:pPr>
-            <w:ins w:id="773" w:author="R1 revision" w:date="2026-10-15T01:53:00Z" w16du:dateUtc="2026-10-15T05:53:00Z">
+            <w:ins w:id="773" w:author="R1 revision" w:date="2026-10-15T01:57:00Z" w16du:dateUtc="2026-10-15T05:57:00Z">
               <w:r>
                 <w:t>Alloy</w:t>
               </w:r>
@@ -7748,10 +7748,10 @@
             <w:pPr>
               <w:pStyle w:val="Compact"/>
               <w:rPr>
-                <w:ins w:id="774" w:author="R1 revision" w:date="2026-10-15T01:53:00Z" w16du:dateUtc="2026-10-15T05:53:00Z"/>
+                <w:ins w:id="774" w:author="R1 revision" w:date="2026-10-15T01:57:00Z" w16du:dateUtc="2026-10-15T05:57:00Z"/>
               </w:rPr>
             </w:pPr>
-            <w:ins w:id="775" w:author="R1 revision" w:date="2026-10-15T01:53:00Z" w16du:dateUtc="2026-10-15T05:53:00Z">
+            <w:ins w:id="775" w:author="R1 revision" w:date="2026-10-15T01:57:00Z" w16du:dateUtc="2026-10-15T05:57:00Z">
               <w:r>
                 <w:t>mpea-02b</w:t>
               </w:r>
@@ -7766,10 +7766,10 @@
             <w:pPr>
               <w:pStyle w:val="Compact"/>
               <w:rPr>
-                <w:ins w:id="776" w:author="R1 revision" w:date="2026-10-15T01:53:00Z" w16du:dateUtc="2026-10-15T05:53:00Z"/>
+                <w:ins w:id="776" w:author="R1 revision" w:date="2026-10-15T01:57:00Z" w16du:dateUtc="2026-10-15T05:57:00Z"/>
               </w:rPr>
             </w:pPr>
-            <w:ins w:id="777" w:author="R1 revision" w:date="2026-10-15T01:53:00Z" w16du:dateUtc="2026-10-15T05:53:00Z">
+            <w:ins w:id="777" w:author="R1 revision" w:date="2026-10-15T01:57:00Z" w16du:dateUtc="2026-10-15T05:57:00Z">
               <w:r>
                 <w:t>PrecHiMn-04</w:t>
               </w:r>
@@ -7784,10 +7784,10 @@
             <w:pPr>
               <w:pStyle w:val="Compact"/>
               <w:rPr>
-                <w:ins w:id="778" w:author="R1 revision" w:date="2026-10-15T01:53:00Z" w16du:dateUtc="2026-10-15T05:53:00Z"/>
+                <w:ins w:id="778" w:author="R1 revision" w:date="2026-10-15T01:57:00Z" w16du:dateUtc="2026-10-15T05:57:00Z"/>
               </w:rPr>
             </w:pPr>
-            <w:ins w:id="779" w:author="R1 revision" w:date="2026-10-15T01:53:00Z" w16du:dateUtc="2026-10-15T05:53:00Z">
+            <w:ins w:id="779" w:author="R1 revision" w:date="2026-10-15T01:57:00Z" w16du:dateUtc="2026-10-15T05:57:00Z">
               <w:r>
                 <w:t>mc_fe v2.059</w:t>
               </w:r>
@@ -7797,7 +7797,7 @@
       </w:tr>
       <w:tr>
         <w:trPr>
-          <w:ins w:id="780" w:author="R1 revision" w:date="2026-10-15T01:53:00Z" w16du:dateUtc="2026-10-15T05:53:00Z"/>
+          <w:ins w:id="780" w:author="R1 revision" w:date="2026-10-15T01:57:00Z" w16du:dateUtc="2026-10-15T05:57:00Z"/>
         </w:trPr>
         <w:tc>
           <w:tcPr>
@@ -7807,10 +7807,10 @@
             <w:pPr>
               <w:pStyle w:val="Compact"/>
               <w:rPr>
-                <w:ins w:id="781" w:author="R1 revision" w:date="2026-10-15T01:53:00Z" w16du:dateUtc="2026-10-15T05:53:00Z"/>
+                <w:ins w:id="781" w:author="R1 revision" w:date="2026-10-15T01:57:00Z" w16du:dateUtc="2026-10-15T05:57:00Z"/>
               </w:rPr>
             </w:pPr>
-            <w:ins w:id="782" w:author="R1 revision" w:date="2026-10-15T01:53:00Z" w16du:dateUtc="2026-10-15T05:53:00Z">
+            <w:ins w:id="782" w:author="R1 revision" w:date="2026-10-15T01:57:00Z" w16du:dateUtc="2026-10-15T05:57:00Z">
               <w:r>
                 <w:t>Omori alloy</w:t>
               </w:r>
@@ -7825,10 +7825,10 @@
             <w:pPr>
               <w:pStyle w:val="Compact"/>
               <w:rPr>
-                <w:ins w:id="783" w:author="R1 revision" w:date="2026-10-15T01:53:00Z" w16du:dateUtc="2026-10-15T05:53:00Z"/>
+                <w:ins w:id="783" w:author="R1 revision" w:date="2026-10-15T01:57:00Z" w16du:dateUtc="2026-10-15T05:57:00Z"/>
               </w:rPr>
             </w:pPr>
-            <w:ins w:id="784" w:author="R1 revision" w:date="2026-10-15T01:53:00Z" w16du:dateUtc="2026-10-15T05:53:00Z">
+            <w:ins w:id="784" w:author="R1 revision" w:date="2026-10-15T01:57:00Z" w16du:dateUtc="2026-10-15T05:57:00Z">
               <w:r>
                 <w:t>100 α</w:t>
               </w:r>
@@ -7843,10 +7843,10 @@
             <w:pPr>
               <w:pStyle w:val="Compact"/>
               <w:rPr>
-                <w:ins w:id="785" w:author="R1 revision" w:date="2026-10-15T01:53:00Z" w16du:dateUtc="2026-10-15T05:53:00Z"/>
+                <w:ins w:id="785" w:author="R1 revision" w:date="2026-10-15T01:57:00Z" w16du:dateUtc="2026-10-15T05:57:00Z"/>
               </w:rPr>
             </w:pPr>
-            <w:ins w:id="786" w:author="R1 revision" w:date="2026-10-15T01:53:00Z" w16du:dateUtc="2026-10-15T05:53:00Z">
+            <w:ins w:id="786" w:author="R1 revision" w:date="2026-10-15T01:57:00Z" w16du:dateUtc="2026-10-15T05:57:00Z">
               <w:r>
                 <w:t>–</w:t>
               </w:r>
@@ -7861,10 +7861,10 @@
             <w:pPr>
               <w:pStyle w:val="Compact"/>
               <w:rPr>
-                <w:ins w:id="787" w:author="R1 revision" w:date="2026-10-15T01:53:00Z" w16du:dateUtc="2026-10-15T05:53:00Z"/>
+                <w:ins w:id="787" w:author="R1 revision" w:date="2026-10-15T01:57:00Z" w16du:dateUtc="2026-10-15T05:57:00Z"/>
               </w:rPr>
             </w:pPr>
-            <w:ins w:id="788" w:author="R1 revision" w:date="2026-10-15T01:53:00Z" w16du:dateUtc="2026-10-15T05:53:00Z">
+            <w:ins w:id="788" w:author="R1 revision" w:date="2026-10-15T01:57:00Z" w16du:dateUtc="2026-10-15T05:57:00Z">
               <w:r>
                 <w:t>100 α</w:t>
               </w:r>
@@ -7874,7 +7874,7 @@
       </w:tr>
       <w:tr>
         <w:trPr>
-          <w:ins w:id="789" w:author="R1 revision" w:date="2026-10-15T01:53:00Z" w16du:dateUtc="2026-10-15T05:53:00Z"/>
+          <w:ins w:id="789" w:author="R1 revision" w:date="2026-10-15T01:57:00Z" w16du:dateUtc="2026-10-15T05:57:00Z"/>
         </w:trPr>
         <w:tc>
           <w:tcPr>
@@ -7884,10 +7884,10 @@
             <w:pPr>
               <w:pStyle w:val="Compact"/>
               <w:rPr>
-                <w:ins w:id="790" w:author="R1 revision" w:date="2026-10-15T01:53:00Z" w16du:dateUtc="2026-10-15T05:53:00Z"/>
+                <w:ins w:id="790" w:author="R1 revision" w:date="2026-10-15T01:57:00Z" w16du:dateUtc="2026-10-15T05:57:00Z"/>
               </w:rPr>
             </w:pPr>
-            <w:ins w:id="791" w:author="R1 revision" w:date="2026-10-15T01:53:00Z" w16du:dateUtc="2026-10-15T05:53:00Z">
+            <w:ins w:id="791" w:author="R1 revision" w:date="2026-10-15T01:57:00Z" w16du:dateUtc="2026-10-15T05:57:00Z">
               <w:r>
                 <w:t>LLM alloy</w:t>
               </w:r>
@@ -7902,10 +7902,10 @@
             <w:pPr>
               <w:pStyle w:val="Compact"/>
               <w:rPr>
-                <w:ins w:id="792" w:author="R1 revision" w:date="2026-10-15T01:53:00Z" w16du:dateUtc="2026-10-15T05:53:00Z"/>
+                <w:ins w:id="792" w:author="R1 revision" w:date="2026-10-15T01:57:00Z" w16du:dateUtc="2026-10-15T05:57:00Z"/>
               </w:rPr>
             </w:pPr>
-            <w:ins w:id="793" w:author="R1 revision" w:date="2026-10-15T01:53:00Z" w16du:dateUtc="2026-10-15T05:53:00Z">
+            <w:ins w:id="793" w:author="R1 revision" w:date="2026-10-15T01:57:00Z" w16du:dateUtc="2026-10-15T05:57:00Z">
               <w:r>
                 <w:t>71.1 α + 28.9 γ</w:t>
               </w:r>
@@ -7920,10 +7920,10 @@
             <w:pPr>
               <w:pStyle w:val="Compact"/>
               <w:rPr>
-                <w:ins w:id="794" w:author="R1 revision" w:date="2026-10-15T01:53:00Z" w16du:dateUtc="2026-10-15T05:53:00Z"/>
+                <w:ins w:id="794" w:author="R1 revision" w:date="2026-10-15T01:57:00Z" w16du:dateUtc="2026-10-15T05:57:00Z"/>
               </w:rPr>
             </w:pPr>
-            <w:ins w:id="795" w:author="R1 revision" w:date="2026-10-15T01:53:00Z" w16du:dateUtc="2026-10-15T05:53:00Z">
+            <w:ins w:id="795" w:author="R1 revision" w:date="2026-10-15T01:57:00Z" w16du:dateUtc="2026-10-15T05:57:00Z">
               <w:r>
                 <w:t>64.5 α + 35.5 γ</w:t>
               </w:r>
@@ -7938,10 +7938,10 @@
             <w:pPr>
               <w:pStyle w:val="Compact"/>
               <w:rPr>
-                <w:ins w:id="796" w:author="R1 revision" w:date="2026-10-15T01:53:00Z" w16du:dateUtc="2026-10-15T05:53:00Z"/>
+                <w:ins w:id="796" w:author="R1 revision" w:date="2026-10-15T01:57:00Z" w16du:dateUtc="2026-10-15T05:57:00Z"/>
               </w:rPr>
             </w:pPr>
-            <w:ins w:id="797" w:author="R1 revision" w:date="2026-10-15T01:53:00Z" w16du:dateUtc="2026-10-15T05:53:00Z">
+            <w:ins w:id="797" w:author="R1 revision" w:date="2026-10-15T01:57:00Z" w16du:dateUtc="2026-10-15T05:57:00Z">
               <w:r>
                 <w:t>61.9 α + 38.1 γ</w:t>
               </w:r>
@@ -7951,7 +7951,7 @@
       </w:tr>
       <w:tr>
         <w:trPr>
-          <w:ins w:id="798" w:author="R1 revision" w:date="2026-10-15T01:53:00Z" w16du:dateUtc="2026-10-15T05:53:00Z"/>
+          <w:ins w:id="798" w:author="R1 revision" w:date="2026-10-15T01:57:00Z" w16du:dateUtc="2026-10-15T05:57:00Z"/>
         </w:trPr>
         <w:tc>
           <w:tcPr>
@@ -7961,10 +7961,10 @@
             <w:pPr>
               <w:pStyle w:val="Compact"/>
               <w:rPr>
-                <w:ins w:id="799" w:author="R1 revision" w:date="2026-10-15T01:53:00Z" w16du:dateUtc="2026-10-15T05:53:00Z"/>
+                <w:ins w:id="799" w:author="R1 revision" w:date="2026-10-15T01:57:00Z" w16du:dateUtc="2026-10-15T05:57:00Z"/>
               </w:rPr>
             </w:pPr>
-            <w:ins w:id="800" w:author="R1 revision" w:date="2026-10-15T01:53:00Z" w16du:dateUtc="2026-10-15T05:53:00Z">
+            <w:ins w:id="800" w:author="R1 revision" w:date="2026-10-15T01:57:00Z" w16du:dateUtc="2026-10-15T05:57:00Z">
               <w:r>
                 <w:t>LLM alloy, C removed</w:t>
               </w:r>
@@ -7979,10 +7979,10 @@
             <w:pPr>
               <w:pStyle w:val="Compact"/>
               <w:rPr>
-                <w:ins w:id="801" w:author="R1 revision" w:date="2026-10-15T01:53:00Z" w16du:dateUtc="2026-10-15T05:53:00Z"/>
+                <w:ins w:id="801" w:author="R1 revision" w:date="2026-10-15T01:57:00Z" w16du:dateUtc="2026-10-15T05:57:00Z"/>
               </w:rPr>
             </w:pPr>
-            <w:ins w:id="802" w:author="R1 revision" w:date="2026-10-15T01:53:00Z" w16du:dateUtc="2026-10-15T05:53:00Z">
+            <w:ins w:id="802" w:author="R1 revision" w:date="2026-10-15T01:57:00Z" w16du:dateUtc="2026-10-15T05:57:00Z">
               <w:r>
                 <w:t>100 α</w:t>
               </w:r>
@@ -7997,10 +7997,10 @@
             <w:pPr>
               <w:pStyle w:val="Compact"/>
               <w:rPr>
-                <w:ins w:id="803" w:author="R1 revision" w:date="2026-10-15T01:53:00Z" w16du:dateUtc="2026-10-15T05:53:00Z"/>
+                <w:ins w:id="803" w:author="R1 revision" w:date="2026-10-15T01:57:00Z" w16du:dateUtc="2026-10-15T05:57:00Z"/>
               </w:rPr>
             </w:pPr>
-            <w:ins w:id="804" w:author="R1 revision" w:date="2026-10-15T01:53:00Z" w16du:dateUtc="2026-10-15T05:53:00Z">
+            <w:ins w:id="804" w:author="R1 revision" w:date="2026-10-15T01:57:00Z" w16du:dateUtc="2026-10-15T05:57:00Z">
               <w:r>
                 <w:t>100 α</w:t>
               </w:r>
@@ -8015,10 +8015,10 @@
             <w:pPr>
               <w:pStyle w:val="Compact"/>
               <w:rPr>
-                <w:ins w:id="805" w:author="R1 revision" w:date="2026-10-15T01:53:00Z" w16du:dateUtc="2026-10-15T05:53:00Z"/>
+                <w:ins w:id="805" w:author="R1 revision" w:date="2026-10-15T01:57:00Z" w16du:dateUtc="2026-10-15T05:57:00Z"/>
               </w:rPr>
             </w:pPr>
-            <w:ins w:id="806" w:author="R1 revision" w:date="2026-10-15T01:53:00Z" w16du:dateUtc="2026-10-15T05:53:00Z">
+            <w:ins w:id="806" w:author="R1 revision" w:date="2026-10-15T01:57:00Z" w16du:dateUtc="2026-10-15T05:57:00Z">
               <w:r>
                 <w:t>100 α</w:t>
               </w:r>
@@ -8029,7 +8029,7 @@
     </w:tbl>
     <w:p>
       <w:r>
-        <w:pict w14:anchorId="5B77ADF8">
+        <w:pict w14:anchorId="19C39666">
           <v:rect id="_x0000_i1029" style="width:0;height:1.5pt" o:hralign="center" o:hrstd="t" o:hr="t"/>
         </w:pict>
       </w:r>
@@ -8054,12 +8054,12 @@
       <w:r>
         <w:t xml:space="preserve">4.1 </w:t>
       </w:r>
-      <w:del w:id="810" w:author="R1 revision" w:date="2026-10-15T01:53:00Z" w16du:dateUtc="2026-10-15T05:53:00Z">
+      <w:del w:id="810" w:author="R1 revision" w:date="2026-10-15T01:57:00Z" w16du:dateUtc="2026-10-15T05:57:00Z">
         <w:r>
           <w:delText>Origin of</w:delText>
         </w:r>
       </w:del>
-      <w:ins w:id="811" w:author="R1 revision" w:date="2026-10-15T01:53:00Z" w16du:dateUtc="2026-10-15T05:53:00Z">
+      <w:ins w:id="811" w:author="R1 revision" w:date="2026-10-15T01:57:00Z" w16du:dateUtc="2026-10-15T05:57:00Z">
         <w:r>
           <w:t>Interpreting</w:t>
         </w:r>
@@ -8072,18 +8072,18 @@
       <w:pPr>
         <w:pStyle w:val="FirstParagraph"/>
         <w:rPr>
-          <w:ins w:id="812" w:author="R1 revision" w:date="2026-10-15T01:53:00Z" w16du:dateUtc="2026-10-15T05:53:00Z"/>
+          <w:ins w:id="812" w:author="R1 revision" w:date="2026-10-15T01:57:00Z" w16du:dateUtc="2026-10-15T05:57:00Z"/>
         </w:rPr>
       </w:pPr>
       <w:r>
         <w:t xml:space="preserve">The </w:t>
       </w:r>
-      <w:del w:id="813" w:author="R1 revision" w:date="2026-10-15T01:53:00Z" w16du:dateUtc="2026-10-15T05:53:00Z">
+      <w:del w:id="813" w:author="R1 revision" w:date="2026-10-15T01:57:00Z" w16du:dateUtc="2026-10-15T05:57:00Z">
         <w:r>
           <w:delText>failure</w:delText>
         </w:r>
       </w:del>
-      <w:ins w:id="814" w:author="R1 revision" w:date="2026-10-15T01:53:00Z" w16du:dateUtc="2026-10-15T05:53:00Z">
+      <w:ins w:id="814" w:author="R1 revision" w:date="2026-10-15T01:57:00Z" w16du:dateUtc="2026-10-15T05:57:00Z">
         <w:r>
           <w:t>measured results are as follows. On unloading, the LLM alloy showed no transformation plateau and no recovery beyond elastic springback in any condition in which unloading was recorded, apart from a non-linearity of at most ≈0.3% in the unrecrystallized wire (Sec. 3.2). On heating, the LLM alloy showed no recovery in the one condition given the heating test (</w:t>
         </w:r>
@@ -8111,12 +8111,12 @@
       <w:r>
         <w:t xml:space="preserve"> of the </w:t>
       </w:r>
-      <w:del w:id="815" w:author="R1 revision" w:date="2026-10-15T01:53:00Z" w16du:dateUtc="2026-10-15T05:53:00Z">
+      <w:del w:id="815" w:author="R1 revision" w:date="2026-10-15T01:57:00Z" w16du:dateUtc="2026-10-15T05:57:00Z">
         <w:r>
           <w:delText>AI-hypothesized alloy (50Fe-30Mn-12Al-4Ni-4Si at% with 1000 ppm C)</w:delText>
         </w:r>
       </w:del>
-      <w:ins w:id="816" w:author="R1 revision" w:date="2026-10-15T01:53:00Z" w16du:dateUtc="2026-10-15T05:53:00Z">
+      <w:ins w:id="816" w:author="R1 revision" w:date="2026-10-15T01:57:00Z" w16du:dateUtc="2026-10-15T05:57:00Z">
         <w:r>
           <w:t>LLM alloy after the 1200 °C/1 min anneal (γ-majority after cooling) was essentially unchanged by 10% strain. We do not claim that the composition is incapable of superelasticity under any processing. Identical nominal processing does not guarantee identical microstructures in two different compositions, and the route used here was the Omori alloy’s rather than one optimized for the LLM alloy, so the processing may have contributed</w:t>
         </w:r>
@@ -8124,12 +8124,12 @@
       <w:r>
         <w:t xml:space="preserve"> to </w:t>
       </w:r>
-      <w:del w:id="817" w:author="R1 revision" w:date="2026-10-15T01:53:00Z" w16du:dateUtc="2026-10-15T05:53:00Z">
+      <w:del w:id="817" w:author="R1 revision" w:date="2026-10-15T01:57:00Z" w16du:dateUtc="2026-10-15T05:57:00Z">
         <w:r>
           <w:delText>exhibit super-elasticity or</w:delText>
         </w:r>
       </w:del>
-      <w:ins w:id="818" w:author="R1 revision" w:date="2026-10-15T01:53:00Z" w16du:dateUtc="2026-10-15T05:53:00Z">
+      <w:ins w:id="818" w:author="R1 revision" w:date="2026-10-15T01:57:00Z" w16du:dateUtc="2026-10-15T05:57:00Z">
         <w:r>
           <w:t>the result. Two observations constrain that possibility without removing it. First, the LLM alloy was given a wider range of treatments than the Omori alloy (Secs. 2.2 and 3.2), and none produced recovery; these included the 200 °C/3 h age reported to develop pseudoelasticity in this alloy family</w:t>
         </w:r>
@@ -8152,10 +8152,10 @@
       <w:pPr>
         <w:pStyle w:val="BodyText"/>
         <w:rPr>
-          <w:ins w:id="819" w:author="R1 revision" w:date="2026-10-15T01:53:00Z" w16du:dateUtc="2026-10-15T05:53:00Z"/>
+          <w:ins w:id="819" w:author="R1 revision" w:date="2026-10-15T01:57:00Z" w16du:dateUtc="2026-10-15T05:57:00Z"/>
         </w:rPr>
       </w:pPr>
-      <w:ins w:id="820" w:author="R1 revision" w:date="2026-10-15T01:53:00Z" w16du:dateUtc="2026-10-15T05:53:00Z">
+      <w:ins w:id="820" w:author="R1 revision" w:date="2026-10-15T01:57:00Z" w16du:dateUtc="2026-10-15T05:57:00Z">
         <w:r>
           <w:t>The absence of superelasticity and of</w:t>
         </w:r>
@@ -8163,12 +8163,12 @@
       <w:r>
         <w:t xml:space="preserve"> a shape-memory response </w:t>
       </w:r>
-      <w:del w:id="821" w:author="R1 revision" w:date="2026-10-15T01:53:00Z" w16du:dateUtc="2026-10-15T05:53:00Z">
+      <w:del w:id="821" w:author="R1 revision" w:date="2026-10-15T01:57:00Z" w16du:dateUtc="2026-10-15T05:57:00Z">
         <w:r>
           <w:delText>can be attributed to a fundamental</w:delText>
         </w:r>
       </w:del>
-      <w:ins w:id="822" w:author="R1 revision" w:date="2026-10-15T01:53:00Z" w16du:dateUtc="2026-10-15T05:53:00Z">
+      <w:ins w:id="822" w:author="R1 revision" w:date="2026-10-15T01:57:00Z" w16du:dateUtc="2026-10-15T05:57:00Z">
         <w:r>
           <w:t>in the LLM alloy (measured composition 51.5Fe-29.8Mn-11.9Al-4.2Ni-2.0Si-0.45C at%) is interpreted here in terms of a</w:t>
         </w:r>
@@ -8176,12 +8176,12 @@
       <w:r>
         <w:t xml:space="preserve"> misalignment between its phase stability and its active deformation mechanisms. In Fe-Mn-Al-Ni shape-memory systems, </w:t>
       </w:r>
-      <w:del w:id="823" w:author="R1 revision" w:date="2026-10-15T01:53:00Z" w16du:dateUtc="2026-10-15T05:53:00Z">
+      <w:del w:id="823" w:author="R1 revision" w:date="2026-10-15T01:57:00Z" w16du:dateUtc="2026-10-15T05:57:00Z">
         <w:r>
           <w:delText xml:space="preserve">super-elastic </w:delText>
         </w:r>
       </w:del>
-      <w:ins w:id="824" w:author="R1 revision" w:date="2026-10-15T01:53:00Z" w16du:dateUtc="2026-10-15T05:53:00Z">
+      <w:ins w:id="824" w:author="R1 revision" w:date="2026-10-15T01:57:00Z" w16du:dateUtc="2026-10-15T05:57:00Z">
         <w:r>
           <w:t xml:space="preserve">superelastic </w:t>
         </w:r>
@@ -8189,12 +8189,12 @@
       <w:r>
         <w:t xml:space="preserve">behavior </w:t>
       </w:r>
-      <w:del w:id="825" w:author="R1 revision" w:date="2026-10-15T01:53:00Z" w16du:dateUtc="2026-10-15T05:53:00Z">
+      <w:del w:id="825" w:author="R1 revision" w:date="2026-10-15T01:57:00Z" w16du:dateUtc="2026-10-15T05:57:00Z">
         <w:r>
           <w:delText>is contingent upon</w:delText>
         </w:r>
       </w:del>
-      <w:ins w:id="826" w:author="R1 revision" w:date="2026-10-15T01:53:00Z" w16du:dateUtc="2026-10-15T05:53:00Z">
+      <w:ins w:id="826" w:author="R1 revision" w:date="2026-10-15T01:57:00Z" w16du:dateUtc="2026-10-15T05:57:00Z">
         <w:r>
           <w:t>requires</w:t>
         </w:r>
@@ -8202,7 +8202,7 @@
       <w:r>
         <w:t xml:space="preserve"> a reversible, stress-induced martensitic transformation from a BCC α parent phase to FCC γ martensite. However, </w:t>
       </w:r>
-      <w:ins w:id="827" w:author="R1 revision" w:date="2026-10-15T01:53:00Z" w16du:dateUtc="2026-10-15T05:53:00Z">
+      <w:ins w:id="827" w:author="R1 revision" w:date="2026-10-15T01:57:00Z" w16du:dateUtc="2026-10-15T05:57:00Z">
         <w:r>
           <w:t>semi-</w:t>
         </w:r>
@@ -8210,12 +8210,12 @@
       <w:r>
         <w:t xml:space="preserve">quantitative Rietveld refinement of the synchrotron XRD data </w:t>
       </w:r>
-      <w:del w:id="828" w:author="R1 revision" w:date="2026-10-15T01:53:00Z" w16du:dateUtc="2026-10-15T05:53:00Z">
+      <w:del w:id="828" w:author="R1 revision" w:date="2026-10-15T01:57:00Z" w16du:dateUtc="2026-10-15T05:57:00Z">
         <w:r>
           <w:delText>reveals</w:delText>
         </w:r>
       </w:del>
-      <w:ins w:id="829" w:author="R1 revision" w:date="2026-10-15T01:53:00Z" w16du:dateUtc="2026-10-15T05:53:00Z">
+      <w:ins w:id="829" w:author="R1 revision" w:date="2026-10-15T01:57:00Z" w16du:dateUtc="2026-10-15T05:57:00Z">
         <w:r>
           <w:t>indicates</w:t>
         </w:r>
@@ -8223,12 +8223,12 @@
       <w:r>
         <w:t xml:space="preserve"> that the </w:t>
       </w:r>
-      <w:del w:id="830" w:author="R1 revision" w:date="2026-10-15T01:53:00Z" w16du:dateUtc="2026-10-15T05:53:00Z">
+      <w:del w:id="830" w:author="R1 revision" w:date="2026-10-15T01:57:00Z" w16du:dateUtc="2026-10-15T05:57:00Z">
         <w:r>
           <w:delText>AI-</w:delText>
         </w:r>
       </w:del>
-      <w:ins w:id="831" w:author="R1 revision" w:date="2026-10-15T01:53:00Z" w16du:dateUtc="2026-10-15T05:53:00Z">
+      <w:ins w:id="831" w:author="R1 revision" w:date="2026-10-15T01:57:00Z" w16du:dateUtc="2026-10-15T05:57:00Z">
         <w:r>
           <w:t xml:space="preserve">LLM </w:t>
         </w:r>
@@ -8236,7 +8236,7 @@
       <w:r>
         <w:t>alloy</w:t>
       </w:r>
-      <w:ins w:id="832" w:author="R1 revision" w:date="2026-10-15T01:53:00Z" w16du:dateUtc="2026-10-15T05:53:00Z">
+      <w:ins w:id="832" w:author="R1 revision" w:date="2026-10-15T01:57:00Z" w16du:dateUtc="2026-10-15T05:57:00Z">
         <w:r>
           <w:t>, as cooled from 1200 °C,</w:t>
         </w:r>
@@ -8244,7 +8244,7 @@
       <w:r>
         <w:t xml:space="preserve"> is </w:t>
       </w:r>
-      <w:del w:id="833" w:author="R1 revision" w:date="2026-10-15T01:53:00Z" w16du:dateUtc="2026-10-15T05:53:00Z">
+      <w:del w:id="833" w:author="R1 revision" w:date="2026-10-15T01:57:00Z" w16du:dateUtc="2026-10-15T05:57:00Z">
         <w:r>
           <w:delText xml:space="preserve">structurally </w:delText>
         </w:r>
@@ -8252,7 +8252,7 @@
       <w:r>
         <w:t xml:space="preserve">dominated by the γ </w:t>
       </w:r>
-      <w:del w:id="834" w:author="R1 revision" w:date="2026-10-15T01:53:00Z" w16du:dateUtc="2026-10-15T05:53:00Z">
+      <w:del w:id="834" w:author="R1 revision" w:date="2026-10-15T01:57:00Z" w16du:dateUtc="2026-10-15T05:57:00Z">
         <w:r>
           <w:delText>-</w:delText>
         </w:r>
@@ -8260,12 +8260,12 @@
       <w:r>
         <w:t>phase (≈62</w:t>
       </w:r>
-      <w:del w:id="835" w:author="R1 revision" w:date="2026-10-15T01:53:00Z" w16du:dateUtc="2026-10-15T05:53:00Z">
+      <w:del w:id="835" w:author="R1 revision" w:date="2026-10-15T01:57:00Z" w16du:dateUtc="2026-10-15T05:57:00Z">
         <w:r>
           <w:delText>%),</w:delText>
         </w:r>
       </w:del>
-      <w:ins w:id="836" w:author="R1 revision" w:date="2026-10-15T01:53:00Z" w16du:dateUtc="2026-10-15T05:53:00Z">
+      <w:ins w:id="836" w:author="R1 revision" w:date="2026-10-15T01:57:00Z" w16du:dateUtc="2026-10-15T05:57:00Z">
         <w:r>
           <w:t>% by volume),</w:t>
         </w:r>
@@ -8273,7 +8273,7 @@
       <w:r>
         <w:t xml:space="preserve"> whereas the α </w:t>
       </w:r>
-      <w:del w:id="837" w:author="R1 revision" w:date="2026-10-15T01:53:00Z" w16du:dateUtc="2026-10-15T05:53:00Z">
+      <w:del w:id="837" w:author="R1 revision" w:date="2026-10-15T01:57:00Z" w16du:dateUtc="2026-10-15T05:57:00Z">
         <w:r>
           <w:delText>-</w:delText>
         </w:r>
@@ -8281,12 +8281,12 @@
       <w:r>
         <w:t>phase accounts for only ≈</w:t>
       </w:r>
-      <w:del w:id="838" w:author="R1 revision" w:date="2026-10-15T01:53:00Z" w16du:dateUtc="2026-10-15T05:53:00Z">
+      <w:del w:id="838" w:author="R1 revision" w:date="2026-10-15T01:57:00Z" w16du:dateUtc="2026-10-15T05:57:00Z">
         <w:r>
           <w:delText>37% of the volume fraction</w:delText>
         </w:r>
       </w:del>
-      <w:ins w:id="839" w:author="R1 revision" w:date="2026-10-15T01:53:00Z" w16du:dateUtc="2026-10-15T05:53:00Z">
+      <w:ins w:id="839" w:author="R1 revision" w:date="2026-10-15T01:57:00Z" w16du:dateUtc="2026-10-15T05:57:00Z">
         <w:r>
           <w:t>34%, and a further ≈4% is indexed as ordered D0₃</w:t>
         </w:r>
@@ -8294,12 +8294,12 @@
       <w:r>
         <w:t xml:space="preserve"> (Sec. 3.3). Compared </w:t>
       </w:r>
-      <w:del w:id="840" w:author="R1 revision" w:date="2026-10-15T01:53:00Z" w16du:dateUtc="2026-10-15T05:53:00Z">
+      <w:del w:id="840" w:author="R1 revision" w:date="2026-10-15T01:57:00Z" w16du:dateUtc="2026-10-15T05:57:00Z">
         <w:r>
           <w:delText>to</w:delText>
         </w:r>
       </w:del>
-      <w:ins w:id="841" w:author="R1 revision" w:date="2026-10-15T01:53:00Z" w16du:dateUtc="2026-10-15T05:53:00Z">
+      <w:ins w:id="841" w:author="R1 revision" w:date="2026-10-15T01:57:00Z" w16du:dateUtc="2026-10-15T05:57:00Z">
         <w:r>
           <w:t>with</w:t>
         </w:r>
@@ -8307,12 +8307,12 @@
       <w:r>
         <w:t xml:space="preserve"> the Omori alloy (43.5Fe-34Mn-15Al-7.5Ni at%), the </w:t>
       </w:r>
-      <w:del w:id="842" w:author="R1 revision" w:date="2026-10-15T01:53:00Z" w16du:dateUtc="2026-10-15T05:53:00Z">
+      <w:del w:id="842" w:author="R1 revision" w:date="2026-10-15T01:57:00Z" w16du:dateUtc="2026-10-15T05:57:00Z">
         <w:r>
           <w:delText>AI</w:delText>
         </w:r>
       </w:del>
-      <w:ins w:id="843" w:author="R1 revision" w:date="2026-10-15T01:53:00Z" w16du:dateUtc="2026-10-15T05:53:00Z">
+      <w:ins w:id="843" w:author="R1 revision" w:date="2026-10-15T01:57:00Z" w16du:dateUtc="2026-10-15T05:57:00Z">
         <w:r>
           <w:t>LLM</w:t>
         </w:r>
@@ -8320,12 +8320,12 @@
       <w:r>
         <w:t xml:space="preserve"> alloy </w:t>
       </w:r>
-      <w:del w:id="844" w:author="R1 revision" w:date="2026-10-15T01:53:00Z" w16du:dateUtc="2026-10-15T05:53:00Z">
+      <w:del w:id="844" w:author="R1 revision" w:date="2026-10-15T01:57:00Z" w16du:dateUtc="2026-10-15T05:57:00Z">
         <w:r>
           <w:delText>has</w:delText>
         </w:r>
       </w:del>
-      <w:ins w:id="845" w:author="R1 revision" w:date="2026-10-15T01:53:00Z" w16du:dateUtc="2026-10-15T05:53:00Z">
+      <w:ins w:id="845" w:author="R1 revision" w:date="2026-10-15T01:57:00Z" w16du:dateUtc="2026-10-15T05:57:00Z">
         <w:r>
           <w:t>contains</w:t>
         </w:r>
@@ -8333,7 +8333,7 @@
       <w:r>
         <w:t xml:space="preserve"> less Mn, Al, and Ni</w:t>
       </w:r>
-      <w:del w:id="846" w:author="R1 revision" w:date="2026-10-15T01:53:00Z" w16du:dateUtc="2026-10-15T05:53:00Z">
+      <w:del w:id="846" w:author="R1 revision" w:date="2026-10-15T01:57:00Z" w16du:dateUtc="2026-10-15T05:57:00Z">
         <w:r>
           <w:delText>,</w:delText>
         </w:r>
@@ -8341,12 +8341,12 @@
       <w:r>
         <w:t xml:space="preserve"> but </w:t>
       </w:r>
-      <w:del w:id="847" w:author="R1 revision" w:date="2026-10-15T01:53:00Z" w16du:dateUtc="2026-10-15T05:53:00Z">
+      <w:del w:id="847" w:author="R1 revision" w:date="2026-10-15T01:57:00Z" w16du:dateUtc="2026-10-15T05:57:00Z">
         <w:r>
           <w:delText>higher</w:delText>
         </w:r>
       </w:del>
-      <w:ins w:id="848" w:author="R1 revision" w:date="2026-10-15T01:53:00Z" w16du:dateUtc="2026-10-15T05:53:00Z">
+      <w:ins w:id="848" w:author="R1 revision" w:date="2026-10-15T01:57:00Z" w16du:dateUtc="2026-10-15T05:57:00Z">
         <w:r>
           <w:t>more</w:t>
         </w:r>
@@ -8354,12 +8354,12 @@
       <w:r>
         <w:t xml:space="preserve"> Fe, Si, and C. </w:t>
       </w:r>
-      <w:del w:id="849" w:author="R1 revision" w:date="2026-10-15T01:53:00Z" w16du:dateUtc="2026-10-15T05:53:00Z">
+      <w:del w:id="849" w:author="R1 revision" w:date="2026-10-15T01:57:00Z" w16du:dateUtc="2026-10-15T05:57:00Z">
         <w:r>
           <w:delText xml:space="preserve">It is known that </w:delText>
         </w:r>
       </w:del>
-      <w:ins w:id="850" w:author="R1 revision" w:date="2026-10-15T01:53:00Z" w16du:dateUtc="2026-10-15T05:53:00Z">
+      <w:ins w:id="850" w:author="R1 revision" w:date="2026-10-15T01:57:00Z" w16du:dateUtc="2026-10-15T05:57:00Z">
         <w:r>
           <w:t xml:space="preserve">Taken element by element, these changes pull in opposite directions: </w:t>
         </w:r>
@@ -8367,12 +8367,12 @@
       <w:r>
         <w:t xml:space="preserve">Fe, Si, and Al </w:t>
       </w:r>
-      <w:del w:id="851" w:author="R1 revision" w:date="2026-10-15T01:53:00Z" w16du:dateUtc="2026-10-15T05:53:00Z">
+      <w:del w:id="851" w:author="R1 revision" w:date="2026-10-15T01:57:00Z" w16du:dateUtc="2026-10-15T05:57:00Z">
         <w:r>
           <w:delText xml:space="preserve">stabilize the BCC α-phase, while </w:delText>
         </w:r>
       </w:del>
-      <w:ins w:id="852" w:author="R1 revision" w:date="2026-10-15T01:53:00Z" w16du:dateUtc="2026-10-15T05:53:00Z">
+      <w:ins w:id="852" w:author="R1 revision" w:date="2026-10-15T01:57:00Z" w16du:dateUtc="2026-10-15T05:57:00Z">
         <w:r>
           <w:t xml:space="preserve">are conventionally ferrite stabilizers, and </w:t>
         </w:r>
@@ -8380,7 +8380,7 @@
       <w:r>
         <w:t xml:space="preserve">Mn, Ni, and C </w:t>
       </w:r>
-      <w:del w:id="853" w:author="R1 revision" w:date="2026-10-15T01:53:00Z" w16du:dateUtc="2026-10-15T05:53:00Z">
+      <w:del w:id="853" w:author="R1 revision" w:date="2026-10-15T01:57:00Z" w16du:dateUtc="2026-10-15T05:57:00Z">
         <w:r>
           <w:delText>stabilize the FCC γ-phase</w:delText>
         </w:r>
@@ -8391,7 +8391,7 @@
           <w:delText xml:space="preserve">. The original hypothesis was that these </w:delText>
         </w:r>
       </w:del>
-      <w:ins w:id="854" w:author="R1 revision" w:date="2026-10-15T01:53:00Z" w16du:dateUtc="2026-10-15T05:53:00Z">
+      <w:ins w:id="854" w:author="R1 revision" w:date="2026-10-15T01:57:00Z" w16du:dateUtc="2026-10-15T05:57:00Z">
         <w:r>
           <w:t>austenite stabilizers</w:t>
         </w:r>
@@ -8405,7 +8405,7 @@
       <w:r>
         <w:t xml:space="preserve">chemistry </w:t>
       </w:r>
-      <w:del w:id="855" w:author="R1 revision" w:date="2026-10-15T01:53:00Z" w16du:dateUtc="2026-10-15T05:53:00Z">
+      <w:del w:id="855" w:author="R1 revision" w:date="2026-10-15T01:57:00Z" w16du:dateUtc="2026-10-15T05:57:00Z">
         <w:r>
           <w:delText xml:space="preserve">changes </w:delText>
         </w:r>
@@ -8413,12 +8413,12 @@
       <w:r>
         <w:t xml:space="preserve">would not alter the phase constitution or stability, and that the </w:t>
       </w:r>
-      <w:del w:id="856" w:author="R1 revision" w:date="2026-10-15T01:53:00Z" w16du:dateUtc="2026-10-15T05:53:00Z">
+      <w:del w:id="856" w:author="R1 revision" w:date="2026-10-15T01:57:00Z" w16du:dateUtc="2026-10-15T05:57:00Z">
         <w:r>
           <w:delText>additional</w:delText>
         </w:r>
       </w:del>
-      <w:ins w:id="857" w:author="R1 revision" w:date="2026-10-15T01:53:00Z" w16du:dateUtc="2026-10-15T05:53:00Z">
+      <w:ins w:id="857" w:author="R1 revision" w:date="2026-10-15T01:57:00Z" w16du:dateUtc="2026-10-15T05:57:00Z">
         <w:r>
           <w:t>added</w:t>
         </w:r>
@@ -8426,12 +8426,12 @@
       <w:r>
         <w:t xml:space="preserve"> C could also </w:t>
       </w:r>
-      <w:del w:id="858" w:author="R1 revision" w:date="2026-10-15T01:53:00Z" w16du:dateUtc="2026-10-15T05:53:00Z">
+      <w:del w:id="858" w:author="R1 revision" w:date="2026-10-15T01:57:00Z" w16du:dateUtc="2026-10-15T05:57:00Z">
         <w:r>
           <w:delText>increase</w:delText>
         </w:r>
       </w:del>
-      <w:ins w:id="859" w:author="R1 revision" w:date="2026-10-15T01:53:00Z" w16du:dateUtc="2026-10-15T05:53:00Z">
+      <w:ins w:id="859" w:author="R1 revision" w:date="2026-10-15T01:57:00Z" w16du:dateUtc="2026-10-15T05:57:00Z">
         <w:r>
           <w:t>strengthen the</w:t>
         </w:r>
@@ -8439,12 +8439,12 @@
       <w:r>
         <w:t xml:space="preserve"> material</w:t>
       </w:r>
-      <w:del w:id="860" w:author="R1 revision" w:date="2026-10-15T01:53:00Z" w16du:dateUtc="2026-10-15T05:53:00Z">
+      <w:del w:id="860" w:author="R1 revision" w:date="2026-10-15T01:57:00Z" w16du:dateUtc="2026-10-15T05:57:00Z">
         <w:r>
           <w:delText xml:space="preserve"> strength to impede</w:delText>
         </w:r>
       </w:del>
-      <w:ins w:id="861" w:author="R1 revision" w:date="2026-10-15T01:53:00Z" w16du:dateUtc="2026-10-15T05:53:00Z">
+      <w:ins w:id="861" w:author="R1 revision" w:date="2026-10-15T01:57:00Z" w16du:dateUtc="2026-10-15T05:57:00Z">
         <w:r>
           <w:t>, impeding</w:t>
         </w:r>
@@ -8452,12 +8452,12 @@
       <w:r>
         <w:t xml:space="preserve"> dislocation slip and </w:t>
       </w:r>
-      <w:del w:id="862" w:author="R1 revision" w:date="2026-10-15T01:53:00Z" w16du:dateUtc="2026-10-15T05:53:00Z">
+      <w:del w:id="862" w:author="R1 revision" w:date="2026-10-15T01:57:00Z" w16du:dateUtc="2026-10-15T05:57:00Z">
         <w:r>
           <w:delText>promote</w:delText>
         </w:r>
       </w:del>
-      <w:ins w:id="863" w:author="R1 revision" w:date="2026-10-15T01:53:00Z" w16du:dateUtc="2026-10-15T05:53:00Z">
+      <w:ins w:id="863" w:author="R1 revision" w:date="2026-10-15T01:57:00Z" w16du:dateUtc="2026-10-15T05:57:00Z">
         <w:r>
           <w:t>promoting</w:t>
         </w:r>
@@ -8465,12 +8465,12 @@
       <w:r>
         <w:t xml:space="preserve"> stress-induced phase transformation. </w:t>
       </w:r>
-      <w:del w:id="864" w:author="R1 revision" w:date="2026-10-15T01:53:00Z" w16du:dateUtc="2026-10-15T05:53:00Z">
+      <w:del w:id="864" w:author="R1 revision" w:date="2026-10-15T01:57:00Z" w16du:dateUtc="2026-10-15T05:57:00Z">
         <w:r>
           <w:delText>In practice, this chemistry modification favors the FCC crystal structure and raises γ-phase stability — adding C appears</w:delText>
         </w:r>
       </w:del>
-      <w:ins w:id="865" w:author="R1 revision" w:date="2026-10-15T01:53:00Z" w16du:dateUtc="2026-10-15T05:53:00Z">
+      <w:ins w:id="865" w:author="R1 revision" w:date="2026-10-15T01:57:00Z" w16du:dateUtc="2026-10-15T05:57:00Z">
         <w:r>
           <w:t>The multicomponent calculations of Sec. 3.4, made on the measured chemistry, find instead that the alloy is two-phase α + γ at the solution-treatment temperature and has no single-phase α field below its melting point. They also find that removing its carbon opens that field at 1200 °C, whereas restoring the Omori alloy’s nickel or raising aluminum to the top of the proposed range does not, and that silicon at its measured level does not obstruct it. Carbon is therefore one plausible contributor to the outc</w:t>
         </w:r>
@@ -8483,7 +8483,7 @@
       <w:pPr>
         <w:pStyle w:val="BodyText"/>
       </w:pPr>
-      <w:ins w:id="866" w:author="R1 revision" w:date="2026-10-15T01:53:00Z" w16du:dateUtc="2026-10-15T05:53:00Z">
+      <w:ins w:id="866" w:author="R1 revision" w:date="2026-10-15T01:57:00Z" w16du:dateUtc="2026-10-15T05:57:00Z">
         <w:r>
           <w:t>The calculation and the measurement agree that the alloy is dual-phase but disagree on which phase dominates: α is calculated</w:t>
         </w:r>
@@ -8491,12 +8491,12 @@
       <w:r>
         <w:t xml:space="preserve"> to be </w:t>
       </w:r>
-      <w:del w:id="867" w:author="R1 revision" w:date="2026-10-15T01:53:00Z" w16du:dateUtc="2026-10-15T05:53:00Z">
+      <w:del w:id="867" w:author="R1 revision" w:date="2026-10-15T01:57:00Z" w16du:dateUtc="2026-10-15T05:57:00Z">
         <w:r>
           <w:delText>more consequential than the changes in other elements. It is also worth noting that formation of the minor Fe₃Al phase extracts Fe and Al from the matrix, which could further decrease α-phase stability. Consequently, the AI alloy lacks the chemical driving force necessary</w:delText>
         </w:r>
       </w:del>
-      <w:ins w:id="868" w:author="R1 revision" w:date="2026-10-15T01:53:00Z" w16du:dateUtc="2026-10-15T05:53:00Z">
+      <w:ins w:id="868" w:author="R1 revision" w:date="2026-10-15T01:57:00Z" w16du:dateUtc="2026-10-15T05:57:00Z">
         <w:r>
           <w:t xml:space="preserve">the majority at 1200 °C (62–71%, </w:t>
         </w:r>
@@ -8514,12 +8514,12 @@
       <w:r>
         <w:t xml:space="preserve"> to </w:t>
       </w:r>
-      <w:del w:id="869" w:author="R1 revision" w:date="2026-10-15T01:53:00Z" w16du:dateUtc="2026-10-15T05:53:00Z">
+      <w:del w:id="869" w:author="R1 revision" w:date="2026-10-15T01:57:00Z" w16du:dateUtc="2026-10-15T05:57:00Z">
         <w:r>
           <w:delText>trigger a stress-induced</w:delText>
         </w:r>
       </w:del>
-      <w:ins w:id="870" w:author="R1 revision" w:date="2026-10-15T01:53:00Z" w16du:dateUtc="2026-10-15T05:53:00Z">
+      <w:ins w:id="870" w:author="R1 revision" w:date="2026-10-15T01:57:00Z" w16du:dateUtc="2026-10-15T05:57:00Z">
         <w:r>
           <w:t>equilibrium. In the second, part of the α present at temperature transformed to γ on cooling, which would place a transformation temperature above room temperature. The present data do not distinguish between them: no transformation temperatures were measured for these conditions, and the qualitative EDS partitioning of</w:t>
         </w:r>
@@ -8540,12 +8540,12 @@
       <w:r>
         <w:t xml:space="preserve"> phase </w:t>
       </w:r>
-      <w:del w:id="871" w:author="R1 revision" w:date="2026-10-15T01:53:00Z" w16du:dateUtc="2026-10-15T05:53:00Z">
+      <w:del w:id="871" w:author="R1 revision" w:date="2026-10-15T01:57:00Z" w16du:dateUtc="2026-10-15T05:57:00Z">
         <w:r>
           <w:delText>transformation</w:delText>
         </w:r>
       </w:del>
-      <w:ins w:id="872" w:author="R1 revision" w:date="2026-10-15T01:53:00Z" w16du:dateUtc="2026-10-15T05:53:00Z">
+      <w:ins w:id="872" w:author="R1 revision" w:date="2026-10-15T01:57:00Z" w16du:dateUtc="2026-10-15T05:57:00Z">
         <w:r>
           <w:t>and composition mapping of the same area (EBSD with EDS) would discriminate between the two readings. Attributing the absence of transformation to the missing single-phase parent state is therefore an interpretation consistent with both readings, not a demonstrated mechanism</w:t>
         </w:r>
@@ -8558,12 +8558,12 @@
       <w:pPr>
         <w:pStyle w:val="BodyText"/>
       </w:pPr>
-      <w:del w:id="873" w:author="R1 revision" w:date="2026-10-15T01:53:00Z" w16du:dateUtc="2026-10-15T05:53:00Z">
+      <w:del w:id="873" w:author="R1 revision" w:date="2026-10-15T01:57:00Z" w16du:dateUtc="2026-10-15T05:57:00Z">
         <w:r>
           <w:delText>Furthermore,</w:delText>
         </w:r>
       </w:del>
-      <w:ins w:id="874" w:author="R1 revision" w:date="2026-10-15T01:53:00Z" w16du:dateUtc="2026-10-15T05:53:00Z">
+      <w:ins w:id="874" w:author="R1 revision" w:date="2026-10-15T01:57:00Z" w16du:dateUtc="2026-10-15T05:57:00Z">
         <w:r>
           <w:t>The</w:t>
         </w:r>
@@ -8571,12 +8571,12 @@
       <w:r>
         <w:t xml:space="preserve"> mechanical and structural </w:t>
       </w:r>
-      <w:del w:id="875" w:author="R1 revision" w:date="2026-10-15T01:53:00Z" w16du:dateUtc="2026-10-15T05:53:00Z">
+      <w:del w:id="875" w:author="R1 revision" w:date="2026-10-15T01:57:00Z" w16du:dateUtc="2026-10-15T05:57:00Z">
         <w:r>
           <w:delText>analyses</w:delText>
         </w:r>
       </w:del>
-      <w:ins w:id="876" w:author="R1 revision" w:date="2026-10-15T01:53:00Z" w16du:dateUtc="2026-10-15T05:53:00Z">
+      <w:ins w:id="876" w:author="R1 revision" w:date="2026-10-15T01:57:00Z" w16du:dateUtc="2026-10-15T05:57:00Z">
         <w:r>
           <w:t>results further</w:t>
         </w:r>
@@ -8584,12 +8584,12 @@
       <w:r>
         <w:t xml:space="preserve"> indicate that the </w:t>
       </w:r>
-      <w:del w:id="877" w:author="R1 revision" w:date="2026-10-15T01:53:00Z" w16du:dateUtc="2026-10-15T05:53:00Z">
+      <w:del w:id="877" w:author="R1 revision" w:date="2026-10-15T01:57:00Z" w16du:dateUtc="2026-10-15T05:57:00Z">
         <w:r>
           <w:delText>AI-</w:delText>
         </w:r>
       </w:del>
-      <w:ins w:id="878" w:author="R1 revision" w:date="2026-10-15T01:53:00Z" w16du:dateUtc="2026-10-15T05:53:00Z">
+      <w:ins w:id="878" w:author="R1 revision" w:date="2026-10-15T01:57:00Z" w16du:dateUtc="2026-10-15T05:57:00Z">
         <w:r>
           <w:t xml:space="preserve">LLM </w:t>
         </w:r>
@@ -8597,12 +8597,12 @@
       <w:r>
         <w:t xml:space="preserve">alloy accommodates macroscopic deformation </w:t>
       </w:r>
-      <w:del w:id="879" w:author="R1 revision" w:date="2026-10-15T01:53:00Z" w16du:dateUtc="2026-10-15T05:53:00Z">
+      <w:del w:id="879" w:author="R1 revision" w:date="2026-10-15T01:57:00Z" w16du:dateUtc="2026-10-15T05:57:00Z">
         <w:r>
           <w:delText>via</w:delText>
         </w:r>
       </w:del>
-      <w:ins w:id="880" w:author="R1 revision" w:date="2026-10-15T01:53:00Z" w16du:dateUtc="2026-10-15T05:53:00Z">
+      <w:ins w:id="880" w:author="R1 revision" w:date="2026-10-15T01:57:00Z" w16du:dateUtc="2026-10-15T05:57:00Z">
         <w:r>
           <w:t>by</w:t>
         </w:r>
@@ -8610,7 +8610,7 @@
       <w:r>
         <w:t xml:space="preserve"> irreversible dislocation slip rather than </w:t>
       </w:r>
-      <w:ins w:id="881" w:author="R1 revision" w:date="2026-10-15T01:53:00Z" w16du:dateUtc="2026-10-15T05:53:00Z">
+      <w:ins w:id="881" w:author="R1 revision" w:date="2026-10-15T01:57:00Z" w16du:dateUtc="2026-10-15T05:57:00Z">
         <w:r>
           <w:t xml:space="preserve">by </w:t>
         </w:r>
@@ -8618,12 +8618,12 @@
       <w:r>
         <w:t xml:space="preserve">phase </w:t>
       </w:r>
-      <w:del w:id="882" w:author="R1 revision" w:date="2026-10-15T01:53:00Z" w16du:dateUtc="2026-10-15T05:53:00Z">
+      <w:del w:id="882" w:author="R1 revision" w:date="2026-10-15T01:57:00Z" w16du:dateUtc="2026-10-15T05:57:00Z">
         <w:r>
           <w:delText>transitions. Whereas</w:delText>
         </w:r>
       </w:del>
-      <w:ins w:id="883" w:author="R1 revision" w:date="2026-10-15T01:53:00Z" w16du:dateUtc="2026-10-15T05:53:00Z">
+      <w:ins w:id="883" w:author="R1 revision" w:date="2026-10-15T01:57:00Z" w16du:dateUtc="2026-10-15T05:57:00Z">
         <w:r>
           <w:t>transformation. In</w:t>
         </w:r>
@@ -8631,7 +8631,7 @@
       <w:r>
         <w:t xml:space="preserve"> the Omori </w:t>
       </w:r>
-      <w:del w:id="884" w:author="R1 revision" w:date="2026-10-15T01:53:00Z" w16du:dateUtc="2026-10-15T05:53:00Z">
+      <w:del w:id="884" w:author="R1 revision" w:date="2026-10-15T01:57:00Z" w16du:dateUtc="2026-10-15T05:57:00Z">
         <w:r>
           <w:delText>-</w:delText>
         </w:r>
@@ -8639,12 +8639,12 @@
       <w:r>
         <w:t>alloy</w:t>
       </w:r>
-      <w:del w:id="885" w:author="R1 revision" w:date="2026-10-15T01:53:00Z" w16du:dateUtc="2026-10-15T05:53:00Z">
+      <w:del w:id="885" w:author="R1 revision" w:date="2026-10-15T01:57:00Z" w16du:dateUtc="2026-10-15T05:57:00Z">
         <w:r>
           <w:delText xml:space="preserve"> relies on</w:delText>
         </w:r>
       </w:del>
-      <w:ins w:id="886" w:author="R1 revision" w:date="2026-10-15T01:53:00Z" w16du:dateUtc="2026-10-15T05:53:00Z">
+      <w:ins w:id="886" w:author="R1 revision" w:date="2026-10-15T01:57:00Z" w16du:dateUtc="2026-10-15T05:57:00Z">
         <w:r>
           <w:t>,</w:t>
         </w:r>
@@ -8652,12 +8652,12 @@
       <w:r>
         <w:t xml:space="preserve"> coherent, ordered β-NiAl (B2) precipitates within </w:t>
       </w:r>
-      <w:del w:id="887" w:author="R1 revision" w:date="2026-10-15T01:53:00Z" w16du:dateUtc="2026-10-15T05:53:00Z">
+      <w:del w:id="887" w:author="R1 revision" w:date="2026-10-15T01:57:00Z" w16du:dateUtc="2026-10-15T05:57:00Z">
         <w:r>
           <w:delText>its BCC matrix to suppress permanent slip and promote transformation reversibility, the AI-alloy instead forms a DO₃ Fe₃Al phase. Without the precipitation-hardening effect provided by fine B2 precipitates, the matrix lacks sufficient</w:delText>
         </w:r>
       </w:del>
-      <w:ins w:id="888" w:author="R1 revision" w:date="2026-10-15T01:53:00Z" w16du:dateUtc="2026-10-15T05:53:00Z">
+      <w:ins w:id="888" w:author="R1 revision" w:date="2026-10-15T01:57:00Z" w16du:dateUtc="2026-10-15T05:57:00Z">
         <w:r>
           <w:t>the BCC parent contribute to the reversibility of the transformation (Ref 34)</w:t>
         </w:r>
@@ -8668,12 +8668,12 @@
       <w:r>
         <w:t xml:space="preserve"> resistance to plastic flow</w:t>
       </w:r>
-      <w:del w:id="889" w:author="R1 revision" w:date="2026-10-15T01:53:00Z" w16du:dateUtc="2026-10-15T05:53:00Z">
+      <w:del w:id="889" w:author="R1 revision" w:date="2026-10-15T01:57:00Z" w16du:dateUtc="2026-10-15T05:57:00Z">
         <w:r>
           <w:delText>. This is confirmed by the</w:delText>
         </w:r>
       </w:del>
-      <w:ins w:id="890" w:author="R1 revision" w:date="2026-10-15T01:53:00Z" w16du:dateUtc="2026-10-15T05:53:00Z">
+      <w:ins w:id="890" w:author="R1 revision" w:date="2026-10-15T01:57:00Z" w16du:dateUtc="2026-10-15T05:57:00Z">
         <w:r>
           <w:t xml:space="preserve"> as B2 does in the Omori alloy. The</w:t>
         </w:r>
@@ -8681,7 +8681,7 @@
       <w:r>
         <w:t xml:space="preserve"> post-deformation synchrotron </w:t>
       </w:r>
-      <w:del w:id="891" w:author="R1 revision" w:date="2026-10-15T01:53:00Z" w16du:dateUtc="2026-10-15T05:53:00Z">
+      <w:del w:id="891" w:author="R1 revision" w:date="2026-10-15T01:57:00Z" w16du:dateUtc="2026-10-15T05:57:00Z">
         <w:r>
           <w:delText xml:space="preserve">XRD </w:delText>
         </w:r>
@@ -8689,12 +8689,12 @@
       <w:r>
         <w:t>patterns</w:t>
       </w:r>
-      <w:del w:id="892" w:author="R1 revision" w:date="2026-10-15T01:53:00Z" w16du:dateUtc="2026-10-15T05:53:00Z">
+      <w:del w:id="892" w:author="R1 revision" w:date="2026-10-15T01:57:00Z" w16du:dateUtc="2026-10-15T05:57:00Z">
         <w:r>
           <w:delText>, where the transition</w:delText>
         </w:r>
       </w:del>
-      <w:ins w:id="893" w:author="R1 revision" w:date="2026-10-15T01:53:00Z" w16du:dateUtc="2026-10-15T05:53:00Z">
+      <w:ins w:id="893" w:author="R1 revision" w:date="2026-10-15T01:57:00Z" w16du:dateUtc="2026-10-15T05:57:00Z">
         <w:r>
           <w:t xml:space="preserve"> are consistent with this interpretation: the change</w:t>
         </w:r>
@@ -8702,12 +8702,12 @@
       <w:r>
         <w:t xml:space="preserve"> from sharp, discrete spots to </w:t>
       </w:r>
-      <w:del w:id="894" w:author="R1 revision" w:date="2026-10-15T01:53:00Z" w16du:dateUtc="2026-10-15T05:53:00Z">
+      <w:del w:id="894" w:author="R1 revision" w:date="2026-10-15T01:57:00Z" w16du:dateUtc="2026-10-15T05:57:00Z">
         <w:r>
           <w:delText>broad</w:delText>
         </w:r>
       </w:del>
-      <w:ins w:id="895" w:author="R1 revision" w:date="2026-10-15T01:53:00Z" w16du:dateUtc="2026-10-15T05:53:00Z">
+      <w:ins w:id="895" w:author="R1 revision" w:date="2026-10-15T01:57:00Z" w16du:dateUtc="2026-10-15T05:57:00Z">
         <w:r>
           <w:t>broader</w:t>
         </w:r>
@@ -8715,12 +8715,12 @@
       <w:r>
         <w:t xml:space="preserve">, partially arced rings </w:t>
       </w:r>
-      <w:del w:id="896" w:author="R1 revision" w:date="2026-10-15T01:53:00Z" w16du:dateUtc="2026-10-15T05:53:00Z">
+      <w:del w:id="896" w:author="R1 revision" w:date="2026-10-15T01:57:00Z" w16du:dateUtc="2026-10-15T05:57:00Z">
         <w:r>
           <w:delText>reflects</w:delText>
         </w:r>
       </w:del>
-      <w:ins w:id="897" w:author="R1 revision" w:date="2026-10-15T01:53:00Z" w16du:dateUtc="2026-10-15T05:53:00Z">
+      <w:ins w:id="897" w:author="R1 revision" w:date="2026-10-15T01:57:00Z" w16du:dateUtc="2026-10-15T05:57:00Z">
         <w:r>
           <w:t>is what</w:t>
         </w:r>
@@ -8728,12 +8728,12 @@
       <w:r>
         <w:t xml:space="preserve"> dislocation multiplication and sub-grain formation</w:t>
       </w:r>
-      <w:del w:id="898" w:author="R1 revision" w:date="2026-10-15T01:53:00Z" w16du:dateUtc="2026-10-15T05:53:00Z">
+      <w:del w:id="898" w:author="R1 revision" w:date="2026-10-15T01:57:00Z" w16du:dateUtc="2026-10-15T05:57:00Z">
         <w:r>
           <w:delText>.</w:delText>
         </w:r>
       </w:del>
-      <w:ins w:id="899" w:author="R1 revision" w:date="2026-10-15T01:53:00Z" w16du:dateUtc="2026-10-15T05:53:00Z">
+      <w:ins w:id="899" w:author="R1 revision" w:date="2026-10-15T01:57:00Z" w16du:dateUtc="2026-10-15T05:57:00Z">
         <w:r>
           <w:t xml:space="preserve"> would produce, although this change was not quantified and texture evolution could also contribute to it.</w:t>
         </w:r>
@@ -8741,12 +8741,12 @@
       <w:r>
         <w:t xml:space="preserve"> Thus, </w:t>
       </w:r>
-      <w:del w:id="900" w:author="R1 revision" w:date="2026-10-15T01:53:00Z" w16du:dateUtc="2026-10-15T05:53:00Z">
+      <w:del w:id="900" w:author="R1 revision" w:date="2026-10-15T01:57:00Z" w16du:dateUtc="2026-10-15T05:57:00Z">
         <w:r>
           <w:delText>the microstructural state of the AI-alloy remains highly stable at 1200 °C, favoring</w:delText>
         </w:r>
       </w:del>
-      <w:ins w:id="901" w:author="R1 revision" w:date="2026-10-15T01:53:00Z" w16du:dateUtc="2026-10-15T05:53:00Z">
+      <w:ins w:id="901" w:author="R1 revision" w:date="2026-10-15T01:57:00Z" w16du:dateUtc="2026-10-15T05:57:00Z">
         <w:r>
           <w:t>as processed here, the dual-phase LLM alloy is interpreted to deform by</w:t>
         </w:r>
@@ -8754,12 +8754,12 @@
       <w:r>
         <w:t xml:space="preserve"> dislocation</w:t>
       </w:r>
-      <w:del w:id="902" w:author="R1 revision" w:date="2026-10-15T01:53:00Z" w16du:dateUtc="2026-10-15T05:53:00Z">
+      <w:del w:id="902" w:author="R1 revision" w:date="2026-10-15T01:57:00Z" w16du:dateUtc="2026-10-15T05:57:00Z">
         <w:r>
           <w:delText>- or twinning-mediated plasticity over</w:delText>
         </w:r>
       </w:del>
-      <w:ins w:id="903" w:author="R1 revision" w:date="2026-10-15T01:53:00Z" w16du:dateUtc="2026-10-15T05:53:00Z">
+      <w:ins w:id="903" w:author="R1 revision" w:date="2026-10-15T01:57:00Z" w16du:dateUtc="2026-10-15T05:57:00Z">
         <w:r>
           <w:t xml:space="preserve"> slip rather than by</w:t>
         </w:r>
@@ -8786,12 +8786,12 @@
       <w:r>
         <w:t xml:space="preserve">Although the </w:t>
       </w:r>
-      <w:del w:id="905" w:author="R1 revision" w:date="2026-10-15T01:53:00Z" w16du:dateUtc="2026-10-15T05:53:00Z">
+      <w:del w:id="905" w:author="R1 revision" w:date="2026-10-15T01:57:00Z" w16du:dateUtc="2026-10-15T05:57:00Z">
         <w:r>
           <w:delText>AI</w:delText>
         </w:r>
       </w:del>
-      <w:ins w:id="906" w:author="R1 revision" w:date="2026-10-15T01:53:00Z" w16du:dateUtc="2026-10-15T05:53:00Z">
+      <w:ins w:id="906" w:author="R1 revision" w:date="2026-10-15T01:57:00Z" w16du:dateUtc="2026-10-15T05:57:00Z">
         <w:r>
           <w:t>LLM</w:t>
         </w:r>
@@ -8799,12 +8799,12 @@
       <w:r>
         <w:t xml:space="preserve"> alloy did not show </w:t>
       </w:r>
-      <w:del w:id="907" w:author="R1 revision" w:date="2026-10-15T01:53:00Z" w16du:dateUtc="2026-10-15T05:53:00Z">
+      <w:del w:id="907" w:author="R1 revision" w:date="2026-10-15T01:57:00Z" w16du:dateUtc="2026-10-15T05:57:00Z">
         <w:r>
           <w:delText>super-elastic</w:delText>
         </w:r>
       </w:del>
-      <w:ins w:id="908" w:author="R1 revision" w:date="2026-10-15T01:53:00Z" w16du:dateUtc="2026-10-15T05:53:00Z">
+      <w:ins w:id="908" w:author="R1 revision" w:date="2026-10-15T01:57:00Z" w16du:dateUtc="2026-10-15T05:57:00Z">
         <w:r>
           <w:t>superelastic</w:t>
         </w:r>
@@ -8812,7 +8812,7 @@
       <w:r>
         <w:t xml:space="preserve"> behavior, its </w:t>
       </w:r>
-      <w:del w:id="909" w:author="R1 revision" w:date="2026-10-15T01:53:00Z" w16du:dateUtc="2026-10-15T05:53:00Z">
+      <w:del w:id="909" w:author="R1 revision" w:date="2026-10-15T01:57:00Z" w16du:dateUtc="2026-10-15T05:57:00Z">
         <w:r>
           <w:delText xml:space="preserve">monotonic </w:delText>
         </w:r>
@@ -8820,12 +8820,12 @@
       <w:r>
         <w:t xml:space="preserve">tensile </w:t>
       </w:r>
-      <w:del w:id="910" w:author="R1 revision" w:date="2026-10-15T01:53:00Z" w16du:dateUtc="2026-10-15T05:53:00Z">
+      <w:del w:id="910" w:author="R1 revision" w:date="2026-10-15T01:57:00Z" w16du:dateUtc="2026-10-15T05:57:00Z">
         <w:r>
           <w:delText>behavior varies</w:delText>
         </w:r>
       </w:del>
-      <w:ins w:id="911" w:author="R1 revision" w:date="2026-10-15T01:53:00Z" w16du:dateUtc="2026-10-15T05:53:00Z">
+      <w:ins w:id="911" w:author="R1 revision" w:date="2026-10-15T01:57:00Z" w16du:dateUtc="2026-10-15T05:57:00Z">
         <w:r>
           <w:t>properties varied</w:t>
         </w:r>
@@ -8833,12 +8833,12 @@
       <w:r>
         <w:t xml:space="preserve"> strongly with annealing temperature, and the trends are </w:t>
       </w:r>
-      <w:del w:id="912" w:author="R1 revision" w:date="2026-10-15T01:53:00Z" w16du:dateUtc="2026-10-15T05:53:00Z">
+      <w:del w:id="912" w:author="R1 revision" w:date="2026-10-15T01:57:00Z" w16du:dateUtc="2026-10-15T05:57:00Z">
         <w:r>
           <w:delText>exactly</w:delText>
         </w:r>
       </w:del>
-      <w:ins w:id="913" w:author="R1 revision" w:date="2026-10-15T01:53:00Z" w16du:dateUtc="2026-10-15T05:53:00Z">
+      <w:ins w:id="913" w:author="R1 revision" w:date="2026-10-15T01:57:00Z" w16du:dateUtc="2026-10-15T05:57:00Z">
         <w:r>
           <w:t>consistent with</w:t>
         </w:r>
@@ -8846,12 +8846,12 @@
       <w:r>
         <w:t xml:space="preserve"> those expected for a cold-drawn wire passing through recovery, recrystallization, and grain growth. </w:t>
       </w:r>
-      <w:del w:id="914" w:author="R1 revision" w:date="2026-10-15T01:53:00Z" w16du:dateUtc="2026-10-15T05:53:00Z">
+      <w:del w:id="914" w:author="R1 revision" w:date="2026-10-15T01:57:00Z" w16du:dateUtc="2026-10-15T05:57:00Z">
         <w:r>
           <w:delText>Reading these as a single-specimen</w:delText>
         </w:r>
       </w:del>
-      <w:ins w:id="915" w:author="R1 revision" w:date="2026-10-15T01:53:00Z" w16du:dateUtc="2026-10-15T05:53:00Z">
+      <w:ins w:id="915" w:author="R1 revision" w:date="2026-10-15T01:57:00Z" w16du:dateUtc="2026-10-15T05:57:00Z">
         <w:r>
           <w:t xml:space="preserve">Microstructures were examined only after the 1200 °C anneals (Sec. 3.1), so the regimes described below are interpretations of the mechanical trends rather than observed microstructural stages. In addition, because the values in </w:t>
         </w:r>
@@ -8872,12 +8872,12 @@
       <w:r>
         <w:t xml:space="preserve"> survey</w:t>
       </w:r>
-      <w:del w:id="916" w:author="R1 revision" w:date="2026-10-15T01:53:00Z" w16du:dateUtc="2026-10-15T05:53:00Z">
+      <w:del w:id="916" w:author="R1 revision" w:date="2026-10-15T01:57:00Z" w16du:dateUtc="2026-10-15T05:57:00Z">
         <w:r>
           <w:delText>,</w:delText>
         </w:r>
       </w:del>
-      <w:ins w:id="917" w:author="R1 revision" w:date="2026-10-15T01:53:00Z" w16du:dateUtc="2026-10-15T05:53:00Z">
+      <w:ins w:id="917" w:author="R1 revision" w:date="2026-10-15T01:57:00Z" w16du:dateUtc="2026-10-15T05:57:00Z">
         <w:r>
           <w:t xml:space="preserve"> rather than as a designed experiment, the data fall into</w:t>
         </w:r>
@@ -8885,7 +8885,7 @@
       <w:r>
         <w:t xml:space="preserve"> three regimes</w:t>
       </w:r>
-      <w:del w:id="918" w:author="R1 revision" w:date="2026-10-15T01:53:00Z" w16du:dateUtc="2026-10-15T05:53:00Z">
+      <w:del w:id="918" w:author="R1 revision" w:date="2026-10-15T01:57:00Z" w16du:dateUtc="2026-10-15T05:57:00Z">
         <w:r>
           <w:delText xml:space="preserve"> emerge</w:delText>
         </w:r>
@@ -8901,12 +8901,12 @@
       <w:r>
         <w:t>At the lowest temperatures (600–700 °C</w:t>
       </w:r>
-      <w:del w:id="919" w:author="R1 revision" w:date="2026-10-15T01:53:00Z" w16du:dateUtc="2026-10-15T05:53:00Z">
+      <w:del w:id="919" w:author="R1 revision" w:date="2026-10-15T01:57:00Z" w16du:dateUtc="2026-10-15T05:57:00Z">
         <w:r>
           <w:delText>)</w:delText>
         </w:r>
       </w:del>
-      <w:ins w:id="920" w:author="R1 revision" w:date="2026-10-15T01:53:00Z" w16du:dateUtc="2026-10-15T05:53:00Z">
+      <w:ins w:id="920" w:author="R1 revision" w:date="2026-10-15T01:57:00Z" w16du:dateUtc="2026-10-15T05:57:00Z">
         <w:r>
           <w:t>),</w:t>
         </w:r>
@@ -8914,12 +8914,12 @@
       <w:r>
         <w:t xml:space="preserve"> the wire </w:t>
       </w:r>
-      <w:del w:id="921" w:author="R1 revision" w:date="2026-10-15T01:53:00Z" w16du:dateUtc="2026-10-15T05:53:00Z">
+      <w:del w:id="921" w:author="R1 revision" w:date="2026-10-15T01:57:00Z" w16du:dateUtc="2026-10-15T05:57:00Z">
         <w:r>
           <w:delText>is</w:delText>
         </w:r>
       </w:del>
-      <w:ins w:id="922" w:author="R1 revision" w:date="2026-10-15T01:53:00Z" w16du:dateUtc="2026-10-15T05:53:00Z">
+      <w:ins w:id="922" w:author="R1 revision" w:date="2026-10-15T01:57:00Z" w16du:dateUtc="2026-10-15T05:57:00Z">
         <w:r>
           <w:t>was</w:t>
         </w:r>
@@ -8927,12 +8927,12 @@
       <w:r>
         <w:t xml:space="preserve"> very strong but essentially brittle</w:t>
       </w:r>
-      <w:del w:id="923" w:author="R1 revision" w:date="2026-10-15T01:53:00Z" w16du:dateUtc="2026-10-15T05:53:00Z">
+      <w:del w:id="923" w:author="R1 revision" w:date="2026-10-15T01:57:00Z" w16du:dateUtc="2026-10-15T05:57:00Z">
         <w:r>
           <w:delText>:</w:delText>
         </w:r>
       </w:del>
-      <w:ins w:id="924" w:author="R1 revision" w:date="2026-10-15T01:53:00Z" w16du:dateUtc="2026-10-15T05:53:00Z">
+      <w:ins w:id="924" w:author="R1 revision" w:date="2026-10-15T01:57:00Z" w16du:dateUtc="2026-10-15T05:57:00Z">
         <w:r>
           <w:t>, with</w:t>
         </w:r>
@@ -8940,12 +8940,12 @@
       <w:r>
         <w:t xml:space="preserve"> tensile strengths of ≈</w:t>
       </w:r>
-      <w:del w:id="925" w:author="R1 revision" w:date="2026-10-15T01:53:00Z" w16du:dateUtc="2026-10-15T05:53:00Z">
+      <w:del w:id="925" w:author="R1 revision" w:date="2026-10-15T01:57:00Z" w16du:dateUtc="2026-10-15T05:57:00Z">
         <w:r>
           <w:delText>2009–2293</w:delText>
         </w:r>
       </w:del>
-      <w:ins w:id="926" w:author="R1 revision" w:date="2026-10-15T01:53:00Z" w16du:dateUtc="2026-10-15T05:53:00Z">
+      <w:ins w:id="926" w:author="R1 revision" w:date="2026-10-15T01:57:00Z" w16du:dateUtc="2026-10-15T05:57:00Z">
         <w:r>
           <w:t>1876–2254</w:t>
         </w:r>
@@ -8953,12 +8953,12 @@
       <w:r>
         <w:t xml:space="preserve"> MPa and yield strengths of ≈</w:t>
       </w:r>
-      <w:del w:id="927" w:author="R1 revision" w:date="2026-10-15T01:53:00Z" w16du:dateUtc="2026-10-15T05:53:00Z">
+      <w:del w:id="927" w:author="R1 revision" w:date="2026-10-15T01:57:00Z" w16du:dateUtc="2026-10-15T05:57:00Z">
         <w:r>
           <w:delText>1683–1948</w:delText>
         </w:r>
       </w:del>
-      <w:ins w:id="928" w:author="R1 revision" w:date="2026-10-15T01:53:00Z" w16du:dateUtc="2026-10-15T05:53:00Z">
+      <w:ins w:id="928" w:author="R1 revision" w:date="2026-10-15T01:57:00Z" w16du:dateUtc="2026-10-15T05:57:00Z">
         <w:r>
           <w:t>1635–1908</w:t>
         </w:r>
@@ -8966,7 +8966,7 @@
       <w:r>
         <w:t xml:space="preserve"> MPa</w:t>
       </w:r>
-      <w:del w:id="929" w:author="R1 revision" w:date="2026-10-15T01:53:00Z" w16du:dateUtc="2026-10-15T05:53:00Z">
+      <w:del w:id="929" w:author="R1 revision" w:date="2026-10-15T01:57:00Z" w16du:dateUtc="2026-10-15T05:57:00Z">
         <w:r>
           <w:delText>,</w:delText>
         </w:r>
@@ -8974,7 +8974,7 @@
       <w:r>
         <w:t xml:space="preserve"> but </w:t>
       </w:r>
-      <w:ins w:id="930" w:author="R1 revision" w:date="2026-10-15T01:53:00Z" w16du:dateUtc="2026-10-15T05:53:00Z">
+      <w:ins w:id="930" w:author="R1 revision" w:date="2026-10-15T01:57:00Z" w16du:dateUtc="2026-10-15T05:57:00Z">
         <w:r>
           <w:t xml:space="preserve">an </w:t>
         </w:r>
@@ -8982,7 +8982,7 @@
       <w:r>
         <w:t xml:space="preserve">elongation of only ≈2%. These temperatures are </w:t>
       </w:r>
-      <w:ins w:id="931" w:author="R1 revision" w:date="2026-10-15T01:53:00Z" w16du:dateUtc="2026-10-15T05:53:00Z">
+      <w:ins w:id="931" w:author="R1 revision" w:date="2026-10-15T01:57:00Z" w16du:dateUtc="2026-10-15T05:57:00Z">
         <w:r>
           <w:t xml:space="preserve">interpreted as lying </w:t>
         </w:r>
@@ -8990,7 +8990,7 @@
       <w:r>
         <w:t xml:space="preserve">below the recrystallization range of the heavily cold-drawn wire, so </w:t>
       </w:r>
-      <w:ins w:id="932" w:author="R1 revision" w:date="2026-10-15T01:53:00Z" w16du:dateUtc="2026-10-15T05:53:00Z">
+      <w:ins w:id="932" w:author="R1 revision" w:date="2026-10-15T01:57:00Z" w16du:dateUtc="2026-10-15T05:57:00Z">
         <w:r>
           <w:t xml:space="preserve">that </w:t>
         </w:r>
@@ -8998,12 +8998,12 @@
       <w:r>
         <w:t xml:space="preserve">annealing </w:t>
       </w:r>
-      <w:del w:id="933" w:author="R1 revision" w:date="2026-10-15T01:53:00Z" w16du:dateUtc="2026-10-15T05:53:00Z">
+      <w:del w:id="933" w:author="R1 revision" w:date="2026-10-15T01:57:00Z" w16du:dateUtc="2026-10-15T05:57:00Z">
         <w:r>
           <w:delText>here</w:delText>
         </w:r>
       </w:del>
-      <w:ins w:id="934" w:author="R1 revision" w:date="2026-10-15T01:53:00Z" w16du:dateUtc="2026-10-15T05:53:00Z">
+      <w:ins w:id="934" w:author="R1 revision" w:date="2026-10-15T01:57:00Z" w16du:dateUtc="2026-10-15T05:57:00Z">
         <w:r>
           <w:t>there</w:t>
         </w:r>
@@ -9011,12 +9011,12 @@
       <w:r>
         <w:t xml:space="preserve"> drives only recovery (relief of residual drawing stresses and partial rearrangement of the dislocation substructure) without nucleating new strain-free grains. </w:t>
       </w:r>
-      <w:del w:id="935" w:author="R1 revision" w:date="2026-10-15T01:53:00Z" w16du:dateUtc="2026-10-15T05:53:00Z">
+      <w:del w:id="935" w:author="R1 revision" w:date="2026-10-15T01:57:00Z" w16du:dateUtc="2026-10-15T05:57:00Z">
         <w:r>
           <w:delText>The</w:delText>
         </w:r>
       </w:del>
-      <w:ins w:id="936" w:author="R1 revision" w:date="2026-10-15T01:53:00Z" w16du:dateUtc="2026-10-15T05:53:00Z">
+      <w:ins w:id="936" w:author="R1 revision" w:date="2026-10-15T01:57:00Z" w16du:dateUtc="2026-10-15T05:57:00Z">
         <w:r>
           <w:t>On that reading, the</w:t>
         </w:r>
@@ -9024,7 +9024,7 @@
       <w:r>
         <w:t xml:space="preserve"> high dislocation density retained from cold drawing</w:t>
       </w:r>
-      <w:del w:id="937" w:author="R1 revision" w:date="2026-10-15T01:53:00Z" w16du:dateUtc="2026-10-15T05:53:00Z">
+      <w:del w:id="937" w:author="R1 revision" w:date="2026-10-15T01:57:00Z" w16du:dateUtc="2026-10-15T05:57:00Z">
         <w:r>
           <w:delText xml:space="preserve"> is what</w:delText>
         </w:r>
@@ -9032,12 +9032,12 @@
       <w:r>
         <w:t xml:space="preserve"> sustains the high strength, and the small ductility gains in this window reflect stress relief rather than any genuine restoration of formability; the wire still </w:t>
       </w:r>
-      <w:del w:id="938" w:author="R1 revision" w:date="2026-10-15T01:53:00Z" w16du:dateUtc="2026-10-15T05:53:00Z">
+      <w:del w:id="938" w:author="R1 revision" w:date="2026-10-15T01:57:00Z" w16du:dateUtc="2026-10-15T05:57:00Z">
         <w:r>
           <w:delText>fractures</w:delText>
         </w:r>
       </w:del>
-      <w:ins w:id="939" w:author="R1 revision" w:date="2026-10-15T01:53:00Z" w16du:dateUtc="2026-10-15T05:53:00Z">
+      <w:ins w:id="939" w:author="R1 revision" w:date="2026-10-15T01:57:00Z" w16du:dateUtc="2026-10-15T05:57:00Z">
         <w:r>
           <w:t>fractured</w:t>
         </w:r>
@@ -9045,12 +9045,12 @@
       <w:r>
         <w:t xml:space="preserve"> soon after </w:t>
       </w:r>
-      <w:del w:id="940" w:author="R1 revision" w:date="2026-10-15T01:53:00Z" w16du:dateUtc="2026-10-15T05:53:00Z">
+      <w:del w:id="940" w:author="R1 revision" w:date="2026-10-15T01:57:00Z" w16du:dateUtc="2026-10-15T05:57:00Z">
         <w:r>
           <w:delText>yield</w:delText>
         </w:r>
       </w:del>
-      <w:ins w:id="941" w:author="R1 revision" w:date="2026-10-15T01:53:00Z" w16du:dateUtc="2026-10-15T05:53:00Z">
+      <w:ins w:id="941" w:author="R1 revision" w:date="2026-10-15T01:57:00Z" w16du:dateUtc="2026-10-15T05:57:00Z">
         <w:r>
           <w:t>yielding</w:t>
         </w:r>
@@ -9066,12 +9066,12 @@
       <w:r>
         <w:t xml:space="preserve">The abrupt change near 800 °C </w:t>
       </w:r>
-      <w:del w:id="942" w:author="R1 revision" w:date="2026-10-15T01:53:00Z" w16du:dateUtc="2026-10-15T05:53:00Z">
+      <w:del w:id="942" w:author="R1 revision" w:date="2026-10-15T01:57:00Z" w16du:dateUtc="2026-10-15T05:57:00Z">
         <w:r>
           <w:delText>marks</w:delText>
         </w:r>
       </w:del>
-      <w:ins w:id="943" w:author="R1 revision" w:date="2026-10-15T01:53:00Z" w16du:dateUtc="2026-10-15T05:53:00Z">
+      <w:ins w:id="943" w:author="R1 revision" w:date="2026-10-15T01:57:00Z" w16du:dateUtc="2026-10-15T05:57:00Z">
         <w:r>
           <w:t>is consistent with</w:t>
         </w:r>
@@ -9079,12 +9079,12 @@
       <w:r>
         <w:t xml:space="preserve"> the onset of recrystallization. Elongation </w:t>
       </w:r>
-      <w:del w:id="944" w:author="R1 revision" w:date="2026-10-15T01:53:00Z" w16du:dateUtc="2026-10-15T05:53:00Z">
+      <w:del w:id="944" w:author="R1 revision" w:date="2026-10-15T01:57:00Z" w16du:dateUtc="2026-10-15T05:57:00Z">
         <w:r>
           <w:delText>jumps</w:delText>
         </w:r>
       </w:del>
-      <w:ins w:id="945" w:author="R1 revision" w:date="2026-10-15T01:53:00Z" w16du:dateUtc="2026-10-15T05:53:00Z">
+      <w:ins w:id="945" w:author="R1 revision" w:date="2026-10-15T01:57:00Z" w16du:dateUtc="2026-10-15T05:57:00Z">
         <w:r>
           <w:t>jumped</w:t>
         </w:r>
@@ -9092,12 +9092,12 @@
       <w:r>
         <w:t xml:space="preserve"> from 2.2% at 700 °C to </w:t>
       </w:r>
-      <w:del w:id="946" w:author="R1 revision" w:date="2026-10-15T01:53:00Z" w16du:dateUtc="2026-10-15T05:53:00Z">
+      <w:del w:id="946" w:author="R1 revision" w:date="2026-10-15T01:57:00Z" w16du:dateUtc="2026-10-15T05:57:00Z">
         <w:r>
           <w:delText>24.0</w:delText>
         </w:r>
       </w:del>
-      <w:ins w:id="947" w:author="R1 revision" w:date="2026-10-15T01:53:00Z" w16du:dateUtc="2026-10-15T05:53:00Z">
+      <w:ins w:id="947" w:author="R1 revision" w:date="2026-10-15T01:57:00Z" w16du:dateUtc="2026-10-15T05:57:00Z">
         <w:r>
           <w:t>26.1</w:t>
         </w:r>
@@ -9105,12 +9105,12 @@
       <w:r>
         <w:t xml:space="preserve">% at 800 °C, while tensile strength </w:t>
       </w:r>
-      <w:del w:id="948" w:author="R1 revision" w:date="2026-10-15T01:53:00Z" w16du:dateUtc="2026-10-15T05:53:00Z">
+      <w:del w:id="948" w:author="R1 revision" w:date="2026-10-15T01:57:00Z" w16du:dateUtc="2026-10-15T05:57:00Z">
         <w:r>
           <w:delText>falls</w:delText>
         </w:r>
       </w:del>
-      <w:ins w:id="949" w:author="R1 revision" w:date="2026-10-15T01:53:00Z" w16du:dateUtc="2026-10-15T05:53:00Z">
+      <w:ins w:id="949" w:author="R1 revision" w:date="2026-10-15T01:57:00Z" w16du:dateUtc="2026-10-15T05:57:00Z">
         <w:r>
           <w:t>fell</w:t>
         </w:r>
@@ -9118,12 +9118,12 @@
       <w:r>
         <w:t xml:space="preserve"> from </w:t>
       </w:r>
-      <w:del w:id="950" w:author="R1 revision" w:date="2026-10-15T01:53:00Z" w16du:dateUtc="2026-10-15T05:53:00Z">
+      <w:del w:id="950" w:author="R1 revision" w:date="2026-10-15T01:57:00Z" w16du:dateUtc="2026-10-15T05:57:00Z">
         <w:r>
           <w:delText>2009</w:delText>
         </w:r>
       </w:del>
-      <w:ins w:id="951" w:author="R1 revision" w:date="2026-10-15T01:53:00Z" w16du:dateUtc="2026-10-15T05:53:00Z">
+      <w:ins w:id="951" w:author="R1 revision" w:date="2026-10-15T01:57:00Z" w16du:dateUtc="2026-10-15T05:57:00Z">
         <w:r>
           <w:t>1876</w:t>
         </w:r>
@@ -9131,12 +9131,12 @@
       <w:r>
         <w:t xml:space="preserve"> to </w:t>
       </w:r>
-      <w:del w:id="952" w:author="R1 revision" w:date="2026-10-15T01:53:00Z" w16du:dateUtc="2026-10-15T05:53:00Z">
+      <w:del w:id="952" w:author="R1 revision" w:date="2026-10-15T01:57:00Z" w16du:dateUtc="2026-10-15T05:57:00Z">
         <w:r>
           <w:delText>1216</w:delText>
         </w:r>
       </w:del>
-      <w:ins w:id="953" w:author="R1 revision" w:date="2026-10-15T01:53:00Z" w16du:dateUtc="2026-10-15T05:53:00Z">
+      <w:ins w:id="953" w:author="R1 revision" w:date="2026-10-15T01:57:00Z" w16du:dateUtc="2026-10-15T05:57:00Z">
         <w:r>
           <w:t>1209</w:t>
         </w:r>
@@ -9144,12 +9144,12 @@
       <w:r>
         <w:t xml:space="preserve"> MPa and yield strength from </w:t>
       </w:r>
-      <w:del w:id="954" w:author="R1 revision" w:date="2026-10-15T01:53:00Z" w16du:dateUtc="2026-10-15T05:53:00Z">
+      <w:del w:id="954" w:author="R1 revision" w:date="2026-10-15T01:57:00Z" w16du:dateUtc="2026-10-15T05:57:00Z">
         <w:r>
           <w:delText>1683</w:delText>
         </w:r>
       </w:del>
-      <w:ins w:id="955" w:author="R1 revision" w:date="2026-10-15T01:53:00Z" w16du:dateUtc="2026-10-15T05:53:00Z">
+      <w:ins w:id="955" w:author="R1 revision" w:date="2026-10-15T01:57:00Z" w16du:dateUtc="2026-10-15T05:57:00Z">
         <w:r>
           <w:t>1635</w:t>
         </w:r>
@@ -9157,12 +9157,12 @@
       <w:r>
         <w:t xml:space="preserve"> to </w:t>
       </w:r>
-      <w:del w:id="956" w:author="R1 revision" w:date="2026-10-15T01:53:00Z" w16du:dateUtc="2026-10-15T05:53:00Z">
+      <w:del w:id="956" w:author="R1 revision" w:date="2026-10-15T01:57:00Z" w16du:dateUtc="2026-10-15T05:57:00Z">
         <w:r>
           <w:delText>1167</w:delText>
         </w:r>
       </w:del>
-      <w:ins w:id="957" w:author="R1 revision" w:date="2026-10-15T01:53:00Z" w16du:dateUtc="2026-10-15T05:53:00Z">
+      <w:ins w:id="957" w:author="R1 revision" w:date="2026-10-15T01:57:00Z" w16du:dateUtc="2026-10-15T05:57:00Z">
         <w:r>
           <w:t>1151</w:t>
         </w:r>
@@ -9170,12 +9170,12 @@
       <w:r>
         <w:t xml:space="preserve"> MPa. </w:t>
       </w:r>
-      <w:del w:id="958" w:author="R1 revision" w:date="2026-10-15T01:53:00Z" w16du:dateUtc="2026-10-15T05:53:00Z">
+      <w:del w:id="958" w:author="R1 revision" w:date="2026-10-15T01:57:00Z" w16du:dateUtc="2026-10-15T05:57:00Z">
         <w:r>
           <w:delText>This</w:delText>
         </w:r>
       </w:del>
-      <w:ins w:id="959" w:author="R1 revision" w:date="2026-10-15T01:53:00Z" w16du:dateUtc="2026-10-15T05:53:00Z">
+      <w:ins w:id="959" w:author="R1 revision" w:date="2026-10-15T01:57:00Z" w16du:dateUtc="2026-10-15T05:57:00Z">
         <w:r>
           <w:t>A</w:t>
         </w:r>
@@ -9183,12 +9183,12 @@
       <w:r>
         <w:t xml:space="preserve"> discontinuity </w:t>
       </w:r>
-      <w:del w:id="960" w:author="R1 revision" w:date="2026-10-15T01:53:00Z" w16du:dateUtc="2026-10-15T05:53:00Z">
+      <w:del w:id="960" w:author="R1 revision" w:date="2026-10-15T01:57:00Z" w16du:dateUtc="2026-10-15T05:57:00Z">
         <w:r>
           <w:delText>—</w:delText>
         </w:r>
       </w:del>
-      <w:ins w:id="961" w:author="R1 revision" w:date="2026-10-15T01:53:00Z" w16du:dateUtc="2026-10-15T05:53:00Z">
+      <w:ins w:id="961" w:author="R1 revision" w:date="2026-10-15T01:57:00Z" w16du:dateUtc="2026-10-15T05:57:00Z">
         <w:r>
           <w:t>of this kind,</w:t>
         </w:r>
@@ -9196,7 +9196,7 @@
       <w:r>
         <w:t xml:space="preserve"> rather than </w:t>
       </w:r>
-      <w:del w:id="962" w:author="R1 revision" w:date="2026-10-15T01:53:00Z" w16du:dateUtc="2026-10-15T05:53:00Z">
+      <w:del w:id="962" w:author="R1 revision" w:date="2026-10-15T01:57:00Z" w16du:dateUtc="2026-10-15T05:57:00Z">
         <w:r>
           <w:delText xml:space="preserve">a </w:delText>
         </w:r>
@@ -9204,12 +9204,12 @@
       <w:r>
         <w:t>smooth softening</w:t>
       </w:r>
-      <w:del w:id="963" w:author="R1 revision" w:date="2026-10-15T01:53:00Z" w16du:dateUtc="2026-10-15T05:53:00Z">
+      <w:del w:id="963" w:author="R1 revision" w:date="2026-10-15T01:57:00Z" w16du:dateUtc="2026-10-15T05:57:00Z">
         <w:r>
           <w:delText xml:space="preserve"> —</w:delText>
         </w:r>
       </w:del>
-      <w:ins w:id="964" w:author="R1 revision" w:date="2026-10-15T01:53:00Z" w16du:dateUtc="2026-10-15T05:53:00Z">
+      <w:ins w:id="964" w:author="R1 revision" w:date="2026-10-15T01:57:00Z" w16du:dateUtc="2026-10-15T05:57:00Z">
         <w:r>
           <w:t>,</w:t>
         </w:r>
@@ -9217,12 +9217,12 @@
       <w:r>
         <w:t xml:space="preserve"> is </w:t>
       </w:r>
-      <w:del w:id="965" w:author="R1 revision" w:date="2026-10-15T01:53:00Z" w16du:dateUtc="2026-10-15T05:53:00Z">
+      <w:del w:id="965" w:author="R1 revision" w:date="2026-10-15T01:57:00Z" w16du:dateUtc="2026-10-15T05:57:00Z">
         <w:r>
           <w:delText>the signature</w:delText>
         </w:r>
       </w:del>
-      <w:ins w:id="966" w:author="R1 revision" w:date="2026-10-15T01:53:00Z" w16du:dateUtc="2026-10-15T05:53:00Z">
+      <w:ins w:id="966" w:author="R1 revision" w:date="2026-10-15T01:57:00Z" w16du:dateUtc="2026-10-15T05:57:00Z">
         <w:r>
           <w:t>characteristic</w:t>
         </w:r>
@@ -9230,12 +9230,12 @@
       <w:r>
         <w:t xml:space="preserve"> of recrystallization</w:t>
       </w:r>
-      <w:del w:id="967" w:author="R1 revision" w:date="2026-10-15T01:53:00Z" w16du:dateUtc="2026-10-15T05:53:00Z">
+      <w:del w:id="967" w:author="R1 revision" w:date="2026-10-15T01:57:00Z" w16du:dateUtc="2026-10-15T05:57:00Z">
         <w:r>
           <w:delText>:</w:delText>
         </w:r>
       </w:del>
-      <w:ins w:id="968" w:author="R1 revision" w:date="2026-10-15T01:53:00Z" w16du:dateUtc="2026-10-15T05:53:00Z">
+      <w:ins w:id="968" w:author="R1 revision" w:date="2026-10-15T01:57:00Z" w16du:dateUtc="2026-10-15T05:57:00Z">
         <w:r>
           <w:t>, in which</w:t>
         </w:r>
@@ -9243,12 +9243,12 @@
       <w:r>
         <w:t xml:space="preserve"> new equiaxed, strain-free grains nucleate and consume the deformed matrix, removing most of the stored dislocation content and abruptly restoring ductility. </w:t>
       </w:r>
-      <w:del w:id="969" w:author="R1 revision" w:date="2026-10-15T01:53:00Z" w16du:dateUtc="2026-10-15T05:53:00Z">
+      <w:del w:id="969" w:author="R1 revision" w:date="2026-10-15T01:57:00Z" w16du:dateUtc="2026-10-15T05:57:00Z">
         <w:r>
           <w:delText>It is this</w:delText>
         </w:r>
       </w:del>
-      <w:ins w:id="970" w:author="R1 revision" w:date="2026-10-15T01:53:00Z" w16du:dateUtc="2026-10-15T05:53:00Z">
+      <w:ins w:id="970" w:author="R1 revision" w:date="2026-10-15T01:57:00Z" w16du:dateUtc="2026-10-15T05:57:00Z">
         <w:r>
           <w:t>The onset of</w:t>
         </w:r>
@@ -9256,12 +9256,12 @@
       <w:r>
         <w:t xml:space="preserve"> recrystallization </w:t>
       </w:r>
-      <w:del w:id="971" w:author="R1 revision" w:date="2026-10-15T01:53:00Z" w16du:dateUtc="2026-10-15T05:53:00Z">
+      <w:del w:id="971" w:author="R1 revision" w:date="2026-10-15T01:57:00Z" w16du:dateUtc="2026-10-15T05:57:00Z">
         <w:r>
           <w:delText>threshold,</w:delText>
         </w:r>
       </w:del>
-      <w:ins w:id="972" w:author="R1 revision" w:date="2026-10-15T01:53:00Z" w16du:dateUtc="2026-10-15T05:53:00Z">
+      <w:ins w:id="972" w:author="R1 revision" w:date="2026-10-15T01:57:00Z" w16du:dateUtc="2026-10-15T05:57:00Z">
         <w:r>
           <w:t>is inferred from the mechanical response rather than observed, since micrographs were</w:t>
         </w:r>
@@ -9269,12 +9269,12 @@
       <w:r>
         <w:t xml:space="preserve"> not </w:t>
       </w:r>
-      <w:del w:id="973" w:author="R1 revision" w:date="2026-10-15T01:53:00Z" w16du:dateUtc="2026-10-15T05:53:00Z">
+      <w:del w:id="973" w:author="R1 revision" w:date="2026-10-15T01:57:00Z" w16du:dateUtc="2026-10-15T05:57:00Z">
         <w:r>
           <w:delText>a gradual process, that makes ductility appear only above ≈800 °C</w:delText>
         </w:r>
       </w:del>
-      <w:ins w:id="974" w:author="R1 revision" w:date="2026-10-15T01:53:00Z" w16du:dateUtc="2026-10-15T05:53:00Z">
+      <w:ins w:id="974" w:author="R1 revision" w:date="2026-10-15T01:57:00Z" w16du:dateUtc="2026-10-15T05:57:00Z">
         <w:r>
           <w:t>taken at every anneal temperature</w:t>
         </w:r>
@@ -9290,7 +9290,7 @@
       <w:r>
         <w:t>From 800 to 1200 °C</w:t>
       </w:r>
-      <w:ins w:id="975" w:author="R1 revision" w:date="2026-10-15T01:53:00Z" w16du:dateUtc="2026-10-15T05:53:00Z">
+      <w:ins w:id="975" w:author="R1 revision" w:date="2026-10-15T01:57:00Z" w16du:dateUtc="2026-10-15T05:57:00Z">
         <w:r>
           <w:t>,</w:t>
         </w:r>
@@ -9298,12 +9298,12 @@
       <w:r>
         <w:t xml:space="preserve"> the </w:t>
       </w:r>
-      <w:del w:id="976" w:author="R1 revision" w:date="2026-10-15T01:53:00Z" w16du:dateUtc="2026-10-15T05:53:00Z">
+      <w:del w:id="976" w:author="R1 revision" w:date="2026-10-15T01:57:00Z" w16du:dateUtc="2026-10-15T05:57:00Z">
         <w:r>
           <w:delText>wire</w:delText>
         </w:r>
       </w:del>
-      <w:ins w:id="977" w:author="R1 revision" w:date="2026-10-15T01:53:00Z" w16du:dateUtc="2026-10-15T05:53:00Z">
+      <w:ins w:id="977" w:author="R1 revision" w:date="2026-10-15T01:57:00Z" w16du:dateUtc="2026-10-15T05:57:00Z">
         <w:r>
           <w:t>behavior</w:t>
         </w:r>
@@ -9311,12 +9311,12 @@
       <w:r>
         <w:t xml:space="preserve"> is </w:t>
       </w:r>
-      <w:del w:id="978" w:author="R1 revision" w:date="2026-10-15T01:53:00Z" w16du:dateUtc="2026-10-15T05:53:00Z">
+      <w:del w:id="978" w:author="R1 revision" w:date="2026-10-15T01:57:00Z" w16du:dateUtc="2026-10-15T05:57:00Z">
         <w:r>
           <w:delText xml:space="preserve">fully </w:delText>
         </w:r>
       </w:del>
-      <w:ins w:id="979" w:author="R1 revision" w:date="2026-10-15T01:53:00Z" w16du:dateUtc="2026-10-15T05:53:00Z">
+      <w:ins w:id="979" w:author="R1 revision" w:date="2026-10-15T01:57:00Z" w16du:dateUtc="2026-10-15T05:57:00Z">
         <w:r>
           <w:t xml:space="preserve">consistent with a </w:t>
         </w:r>
@@ -9324,12 +9324,12 @@
       <w:r>
         <w:t xml:space="preserve">recrystallized </w:t>
       </w:r>
-      <w:del w:id="980" w:author="R1 revision" w:date="2026-10-15T01:53:00Z" w16du:dateUtc="2026-10-15T05:53:00Z">
+      <w:del w:id="980" w:author="R1 revision" w:date="2026-10-15T01:57:00Z" w16du:dateUtc="2026-10-15T05:57:00Z">
         <w:r>
           <w:delText xml:space="preserve">and the dominant process is </w:delText>
         </w:r>
       </w:del>
-      <w:ins w:id="981" w:author="R1 revision" w:date="2026-10-15T01:53:00Z" w16du:dateUtc="2026-10-15T05:53:00Z">
+      <w:ins w:id="981" w:author="R1 revision" w:date="2026-10-15T01:57:00Z" w16du:dateUtc="2026-10-15T05:57:00Z">
         <w:r>
           <w:t xml:space="preserve">wire in which </w:t>
         </w:r>
@@ -9337,7 +9337,7 @@
       <w:r>
         <w:t>grain growth</w:t>
       </w:r>
-      <w:ins w:id="982" w:author="R1 revision" w:date="2026-10-15T01:53:00Z" w16du:dateUtc="2026-10-15T05:53:00Z">
+      <w:ins w:id="982" w:author="R1 revision" w:date="2026-10-15T01:57:00Z" w16du:dateUtc="2026-10-15T05:57:00Z">
         <w:r>
           <w:t xml:space="preserve"> dominates</w:t>
         </w:r>
@@ -9345,12 +9345,12 @@
       <w:r>
         <w:t xml:space="preserve">. Yield strength </w:t>
       </w:r>
-      <w:del w:id="983" w:author="R1 revision" w:date="2026-10-15T01:53:00Z" w16du:dateUtc="2026-10-15T05:53:00Z">
+      <w:del w:id="983" w:author="R1 revision" w:date="2026-10-15T01:57:00Z" w16du:dateUtc="2026-10-15T05:57:00Z">
         <w:r>
           <w:delText xml:space="preserve">falls monotonically with </w:delText>
         </w:r>
       </w:del>
-      <w:ins w:id="984" w:author="R1 revision" w:date="2026-10-15T01:53:00Z" w16du:dateUtc="2026-10-15T05:53:00Z">
+      <w:ins w:id="984" w:author="R1 revision" w:date="2026-10-15T01:57:00Z" w16du:dateUtc="2026-10-15T05:57:00Z">
         <w:r>
           <w:t xml:space="preserve">fell at each successive anneal </w:t>
         </w:r>
@@ -9358,12 +9358,12 @@
       <w:r>
         <w:t>temperature (</w:t>
       </w:r>
-      <w:del w:id="985" w:author="R1 revision" w:date="2026-10-15T01:53:00Z" w16du:dateUtc="2026-10-15T05:53:00Z">
+      <w:del w:id="985" w:author="R1 revision" w:date="2026-10-15T01:57:00Z" w16du:dateUtc="2026-10-15T05:57:00Z">
         <w:r>
           <w:delText>1167 → 502</w:delText>
         </w:r>
       </w:del>
-      <w:ins w:id="986" w:author="R1 revision" w:date="2026-10-15T01:53:00Z" w16du:dateUtc="2026-10-15T05:53:00Z">
+      <w:ins w:id="986" w:author="R1 revision" w:date="2026-10-15T01:57:00Z" w16du:dateUtc="2026-10-15T05:57:00Z">
         <w:r>
           <w:t>1151 → 519</w:t>
         </w:r>
@@ -9371,12 +9371,12 @@
       <w:r>
         <w:t xml:space="preserve"> MPa</w:t>
       </w:r>
-      <w:del w:id="987" w:author="R1 revision" w:date="2026-10-15T01:53:00Z" w16du:dateUtc="2026-10-15T05:53:00Z">
+      <w:del w:id="987" w:author="R1 revision" w:date="2026-10-15T01:57:00Z" w16du:dateUtc="2026-10-15T05:57:00Z">
         <w:r>
           <w:delText>) as a result of continuous</w:delText>
         </w:r>
       </w:del>
-      <w:ins w:id="988" w:author="R1 revision" w:date="2026-10-15T01:53:00Z" w16du:dateUtc="2026-10-15T05:53:00Z">
+      <w:ins w:id="988" w:author="R1 revision" w:date="2026-10-15T01:57:00Z" w16du:dateUtc="2026-10-15T05:57:00Z">
         <w:r>
           <w:t>), which we interpret as reflecting</w:t>
         </w:r>
@@ -9384,12 +9384,12 @@
       <w:r>
         <w:t xml:space="preserve"> grain growth</w:t>
       </w:r>
-      <w:del w:id="989" w:author="R1 revision" w:date="2026-10-15T01:53:00Z" w16du:dateUtc="2026-10-15T05:53:00Z">
+      <w:del w:id="989" w:author="R1 revision" w:date="2026-10-15T01:57:00Z" w16du:dateUtc="2026-10-15T05:57:00Z">
         <w:r>
           <w:delText xml:space="preserve">; larger grains allow more uniform slip, which raises </w:delText>
         </w:r>
       </w:del>
-      <w:ins w:id="990" w:author="R1 revision" w:date="2026-10-15T01:53:00Z" w16du:dateUtc="2026-10-15T05:53:00Z">
+      <w:ins w:id="990" w:author="R1 revision" w:date="2026-10-15T01:57:00Z" w16du:dateUtc="2026-10-15T05:57:00Z">
         <w:r>
           <w:t xml:space="preserve">, and </w:t>
         </w:r>
@@ -9397,7 +9397,7 @@
       <w:r>
         <w:t xml:space="preserve">elongation </w:t>
       </w:r>
-      <w:ins w:id="991" w:author="R1 revision" w:date="2026-10-15T01:53:00Z" w16du:dateUtc="2026-10-15T05:53:00Z">
+      <w:ins w:id="991" w:author="R1 revision" w:date="2026-10-15T01:57:00Z" w16du:dateUtc="2026-10-15T05:57:00Z">
         <w:r>
           <w:t xml:space="preserve">rose </w:t>
         </w:r>
@@ -9405,12 +9405,12 @@
       <w:r>
         <w:t xml:space="preserve">to a peak of ≈33% near 1000 °C. </w:t>
       </w:r>
-      <w:del w:id="992" w:author="R1 revision" w:date="2026-10-15T01:53:00Z" w16du:dateUtc="2026-10-15T05:53:00Z">
+      <w:del w:id="992" w:author="R1 revision" w:date="2026-10-15T01:57:00Z" w16du:dateUtc="2026-10-15T05:57:00Z">
         <w:r>
           <w:delText xml:space="preserve">In other words, across this regime, increasing grain size simultaneously decreases </w:delText>
         </w:r>
       </w:del>
-      <w:ins w:id="993" w:author="R1 revision" w:date="2026-10-15T01:53:00Z" w16du:dateUtc="2026-10-15T05:53:00Z">
+      <w:ins w:id="993" w:author="R1 revision" w:date="2026-10-15T01:57:00Z" w16du:dateUtc="2026-10-15T05:57:00Z">
         <w:r>
           <w:t xml:space="preserve">Between 800 and 1000 °C, </w:t>
         </w:r>
@@ -9418,7 +9418,7 @@
       <w:r>
         <w:t xml:space="preserve">strength and </w:t>
       </w:r>
-      <w:del w:id="994" w:author="R1 revision" w:date="2026-10-15T01:53:00Z" w16du:dateUtc="2026-10-15T05:53:00Z">
+      <w:del w:id="994" w:author="R1 revision" w:date="2026-10-15T01:57:00Z" w16du:dateUtc="2026-10-15T05:57:00Z">
         <w:r>
           <w:delText xml:space="preserve">increases </w:delText>
         </w:r>
@@ -9426,12 +9426,12 @@
       <w:r>
         <w:t xml:space="preserve">ductility </w:t>
       </w:r>
-      <w:del w:id="995" w:author="R1 revision" w:date="2026-10-15T01:53:00Z" w16du:dateUtc="2026-10-15T05:53:00Z">
+      <w:del w:id="995" w:author="R1 revision" w:date="2026-10-15T01:57:00Z" w16du:dateUtc="2026-10-15T05:57:00Z">
         <w:r>
           <w:delText>— the classic strength–ductility trade-</w:delText>
         </w:r>
       </w:del>
-      <w:ins w:id="996" w:author="R1 revision" w:date="2026-10-15T01:53:00Z" w16du:dateUtc="2026-10-15T05:53:00Z">
+      <w:ins w:id="996" w:author="R1 revision" w:date="2026-10-15T01:57:00Z" w16du:dateUtc="2026-10-15T05:57:00Z">
         <w:r>
           <w:t xml:space="preserve">therefore traded </w:t>
         </w:r>
@@ -9439,12 +9439,12 @@
       <w:r>
         <w:t xml:space="preserve">off </w:t>
       </w:r>
-      <w:del w:id="997" w:author="R1 revision" w:date="2026-10-15T01:53:00Z" w16du:dateUtc="2026-10-15T05:53:00Z">
+      <w:del w:id="997" w:author="R1 revision" w:date="2026-10-15T01:57:00Z" w16du:dateUtc="2026-10-15T05:57:00Z">
         <w:r>
           <w:delText>of a single-phase-controlled structural metal.</w:delText>
         </w:r>
       </w:del>
-      <w:ins w:id="998" w:author="R1 revision" w:date="2026-10-15T01:53:00Z" w16du:dateUtc="2026-10-15T05:53:00Z">
+      <w:ins w:id="998" w:author="R1 revision" w:date="2026-10-15T01:57:00Z" w16du:dateUtc="2026-10-15T05:57:00Z">
         <w:r>
           <w:t>against each other, as expected when flow stress is controlled by grain size. In this dual-phase wire, however, the phase fractions, ordering and drawing texture may also have changed across the series (they were measured only after the 1200 °C anneal), and the residual effect of the prior cold work was not separated, so grain size need not be the only variable.</w:t>
         </w:r>
@@ -9452,12 +9452,12 @@
       <w:r>
         <w:t xml:space="preserve"> Above 1000 °C, elongation </w:t>
       </w:r>
-      <w:del w:id="999" w:author="R1 revision" w:date="2026-10-15T01:53:00Z" w16du:dateUtc="2026-10-15T05:53:00Z">
+      <w:del w:id="999" w:author="R1 revision" w:date="2026-10-15T01:57:00Z" w16du:dateUtc="2026-10-15T05:57:00Z">
         <w:r>
           <w:delText>eases back slightly</w:delText>
         </w:r>
       </w:del>
-      <w:ins w:id="1000" w:author="R1 revision" w:date="2026-10-15T01:53:00Z" w16du:dateUtc="2026-10-15T05:53:00Z">
+      <w:ins w:id="1000" w:author="R1 revision" w:date="2026-10-15T01:57:00Z" w16du:dateUtc="2026-10-15T05:57:00Z">
         <w:r>
           <w:t>decreased</w:t>
         </w:r>
@@ -9465,12 +9465,12 @@
       <w:r>
         <w:t xml:space="preserve"> (29.</w:t>
       </w:r>
-      <w:del w:id="1001" w:author="R1 revision" w:date="2026-10-15T01:53:00Z" w16du:dateUtc="2026-10-15T05:53:00Z">
+      <w:del w:id="1001" w:author="R1 revision" w:date="2026-10-15T01:57:00Z" w16du:dateUtc="2026-10-15T05:57:00Z">
         <w:r>
           <w:delText>7</w:delText>
         </w:r>
       </w:del>
-      <w:ins w:id="1002" w:author="R1 revision" w:date="2026-10-15T01:53:00Z" w16du:dateUtc="2026-10-15T05:53:00Z">
+      <w:ins w:id="1002" w:author="R1 revision" w:date="2026-10-15T01:57:00Z" w16du:dateUtc="2026-10-15T05:57:00Z">
         <w:r>
           <w:t>1</w:t>
         </w:r>
@@ -9478,12 +9478,12 @@
       <w:r>
         <w:t xml:space="preserve">% at 1100 °C, </w:t>
       </w:r>
-      <w:del w:id="1003" w:author="R1 revision" w:date="2026-10-15T01:53:00Z" w16du:dateUtc="2026-10-15T05:53:00Z">
+      <w:del w:id="1003" w:author="R1 revision" w:date="2026-10-15T01:57:00Z" w16du:dateUtc="2026-10-15T05:57:00Z">
         <w:r>
           <w:delText>23.9</w:delText>
         </w:r>
       </w:del>
-      <w:ins w:id="1004" w:author="R1 revision" w:date="2026-10-15T01:53:00Z" w16du:dateUtc="2026-10-15T05:53:00Z">
+      <w:ins w:id="1004" w:author="R1 revision" w:date="2026-10-15T01:57:00Z" w16du:dateUtc="2026-10-15T05:57:00Z">
         <w:r>
           <w:t>25.6</w:t>
         </w:r>
@@ -9491,12 +9491,12 @@
       <w:r>
         <w:t>% at 1200 °C</w:t>
       </w:r>
-      <w:del w:id="1005" w:author="R1 revision" w:date="2026-10-15T01:53:00Z" w16du:dateUtc="2026-10-15T05:53:00Z">
+      <w:del w:id="1005" w:author="R1 revision" w:date="2026-10-15T01:57:00Z" w16du:dateUtc="2026-10-15T05:57:00Z">
         <w:r>
           <w:delText xml:space="preserve">), which we attribute </w:delText>
         </w:r>
       </w:del>
-      <w:ins w:id="1006" w:author="R1 revision" w:date="2026-10-15T01:53:00Z" w16du:dateUtc="2026-10-15T05:53:00Z">
+      <w:ins w:id="1006" w:author="R1 revision" w:date="2026-10-15T01:57:00Z" w16du:dateUtc="2026-10-15T05:57:00Z">
         <w:r>
           <w:t>) by more than the specimen-</w:t>
         </w:r>
@@ -9504,12 +9504,12 @@
       <w:r>
         <w:t>to</w:t>
       </w:r>
-      <w:del w:id="1007" w:author="R1 revision" w:date="2026-10-15T01:53:00Z" w16du:dateUtc="2026-10-15T05:53:00Z">
+      <w:del w:id="1007" w:author="R1 revision" w:date="2026-10-15T01:57:00Z" w16du:dateUtc="2026-10-15T05:57:00Z">
         <w:r>
           <w:delText xml:space="preserve"> excessive</w:delText>
         </w:r>
       </w:del>
-      <w:ins w:id="1008" w:author="R1 revision" w:date="2026-10-15T01:53:00Z" w16du:dateUtc="2026-10-15T05:53:00Z">
+      <w:ins w:id="1008" w:author="R1 revision" w:date="2026-10-15T01:57:00Z" w16du:dateUtc="2026-10-15T05:57:00Z">
         <w:r>
           <w:t>-specimen scatter in</w:t>
         </w:r>
@@ -9530,12 +9530,12 @@
       <w:r>
         <w:t xml:space="preserve"> coarsening</w:t>
       </w:r>
-      <w:del w:id="1009" w:author="R1 revision" w:date="2026-10-15T01:53:00Z" w16du:dateUtc="2026-10-15T05:53:00Z">
+      <w:del w:id="1009" w:author="R1 revision" w:date="2026-10-15T01:57:00Z" w16du:dateUtc="2026-10-15T05:57:00Z">
         <w:r>
           <w:delText xml:space="preserve"> reducing uniform elongation even as the matrix continues to soften.</w:delText>
         </w:r>
       </w:del>
-      <w:ins w:id="1010" w:author="R1 revision" w:date="2026-10-15T01:53:00Z" w16du:dateUtc="2026-10-15T05:53:00Z">
+      <w:ins w:id="1010" w:author="R1 revision" w:date="2026-10-15T01:57:00Z" w16du:dateUtc="2026-10-15T05:57:00Z">
         <w:r>
           <w:t>, surface oxidation or decarburization of the 0.36 mm wire at the higher temperatures, quench effects, grain-boundary phases, and changes in phase fractions are all possible, and none was measured across the series.</w:t>
         </w:r>
@@ -9543,12 +9543,12 @@
       <w:r>
         <w:t xml:space="preserve"> Throughout the sweep, the </w:t>
       </w:r>
-      <w:del w:id="1011" w:author="R1 revision" w:date="2026-10-15T01:53:00Z" w16du:dateUtc="2026-10-15T05:53:00Z">
+      <w:del w:id="1011" w:author="R1 revision" w:date="2026-10-15T01:57:00Z" w16du:dateUtc="2026-10-15T05:57:00Z">
         <w:r>
           <w:delText>elastic</w:delText>
         </w:r>
       </w:del>
-      <w:ins w:id="1012" w:author="R1 revision" w:date="2026-10-15T01:53:00Z" w16du:dateUtc="2026-10-15T05:53:00Z">
+      <w:ins w:id="1012" w:author="R1 revision" w:date="2026-10-15T01:57:00Z" w16du:dateUtc="2026-10-15T05:57:00Z">
         <w:r>
           <w:t>apparent</w:t>
         </w:r>
@@ -9556,12 +9556,12 @@
       <w:r>
         <w:t xml:space="preserve"> modulus </w:t>
       </w:r>
-      <w:del w:id="1013" w:author="R1 revision" w:date="2026-10-15T01:53:00Z" w16du:dateUtc="2026-10-15T05:53:00Z">
+      <w:del w:id="1013" w:author="R1 revision" w:date="2026-10-15T01:57:00Z" w16du:dateUtc="2026-10-15T05:57:00Z">
         <w:r>
           <w:delText>stays</w:delText>
         </w:r>
       </w:del>
-      <w:ins w:id="1014" w:author="R1 revision" w:date="2026-10-15T01:53:00Z" w16du:dateUtc="2026-10-15T05:53:00Z">
+      <w:ins w:id="1014" w:author="R1 revision" w:date="2026-10-15T01:57:00Z" w16du:dateUtc="2026-10-15T05:57:00Z">
         <w:r>
           <w:t>stayed</w:t>
         </w:r>
@@ -9569,12 +9569,12 @@
       <w:r>
         <w:t xml:space="preserve"> within ≈150–</w:t>
       </w:r>
-      <w:del w:id="1015" w:author="R1 revision" w:date="2026-10-15T01:53:00Z" w16du:dateUtc="2026-10-15T05:53:00Z">
+      <w:del w:id="1015" w:author="R1 revision" w:date="2026-10-15T01:57:00Z" w16du:dateUtc="2026-10-15T05:57:00Z">
         <w:r>
           <w:delText>165</w:delText>
         </w:r>
       </w:del>
-      <w:ins w:id="1016" w:author="R1 revision" w:date="2026-10-15T01:53:00Z" w16du:dateUtc="2026-10-15T05:53:00Z">
+      <w:ins w:id="1016" w:author="R1 revision" w:date="2026-10-15T01:57:00Z" w16du:dateUtc="2026-10-15T05:57:00Z">
         <w:r>
           <w:t>162</w:t>
         </w:r>
@@ -9582,12 +9582,12 @@
       <w:r>
         <w:t xml:space="preserve"> GPa</w:t>
       </w:r>
-      <w:del w:id="1017" w:author="R1 revision" w:date="2026-10-15T01:53:00Z" w16du:dateUtc="2026-10-15T05:53:00Z">
+      <w:del w:id="1017" w:author="R1 revision" w:date="2026-10-15T01:57:00Z" w16du:dateUtc="2026-10-15T05:57:00Z">
         <w:r>
           <w:delText>, as expected for a structure-insensitive property of an essentially unchanged multi-phase mixture</w:delText>
         </w:r>
       </w:del>
-      <w:ins w:id="1018" w:author="R1 revision" w:date="2026-10-15T01:53:00Z" w16du:dateUtc="2026-10-15T05:53:00Z">
+      <w:ins w:id="1018" w:author="R1 revision" w:date="2026-10-15T01:57:00Z" w16du:dateUtc="2026-10-15T05:57:00Z">
         <w:r>
           <w:t>; because it was measured from crosshead strain (Sec. 2.4), it is not used to infer any structural change</w:t>
         </w:r>
@@ -9610,12 +9610,12 @@
       <w:pPr>
         <w:pStyle w:val="FirstParagraph"/>
       </w:pPr>
-      <w:del w:id="1020" w:author="R1 revision" w:date="2026-10-15T01:53:00Z" w16du:dateUtc="2026-10-15T05:53:00Z">
+      <w:del w:id="1020" w:author="R1 revision" w:date="2026-10-15T01:57:00Z" w16du:dateUtc="2026-10-15T05:57:00Z">
         <w:r>
           <w:delText>The AI-guided alloy design did not achieve the intended super-elastic or shape-memory behavior because the model primarily relied on thermodynamic and literature-based correlations rather than a complete understanding of the complex phase-transformation mechanisms required for functional Fe-based SMAs. As shown in this study, the AI-hypothesized alloy developed a stable</w:delText>
         </w:r>
       </w:del>
-      <w:ins w:id="1021" w:author="R1 revision" w:date="2026-10-15T01:53:00Z" w16du:dateUtc="2026-10-15T05:53:00Z">
+      <w:ins w:id="1021" w:author="R1 revision" w:date="2026-10-15T01:57:00Z" w16du:dateUtc="2026-10-15T05:57:00Z">
         <w:r>
           <w:t>The workflow that produced this alloy should be described before its outcome is interpreted, because the outcome is attributable to that workflow and not to AI-assisted design in general. A deep-research agent was asked for lower-cost Fe-based compositions with the potential for superelasticity, and it returned six ranked candidate families, each with a stated rationale and a performance target (Sec. 2.1). One family was chosen, and a composition drawn from it, outside its stated range in manganese and alum</w:t>
         </w:r>
@@ -9626,12 +9626,12 @@
       <w:r>
         <w:t xml:space="preserve"> multiphase microstructure consisting mainly of FCC γ and BCC α phases, and neither mechanical testing nor synchrotron diffraction provided evidence of stress-induced martensitic transformation</w:t>
       </w:r>
-      <w:del w:id="1022" w:author="R1 revision" w:date="2026-10-15T01:53:00Z" w16du:dateUtc="2026-10-15T05:53:00Z">
+      <w:del w:id="1022" w:author="R1 revision" w:date="2026-10-15T01:57:00Z" w16du:dateUtc="2026-10-15T05:57:00Z">
         <w:r>
           <w:delText>;</w:delText>
         </w:r>
       </w:del>
-      <w:ins w:id="1023" w:author="R1 revision" w:date="2026-10-15T01:53:00Z" w16du:dateUtc="2026-10-15T05:53:00Z">
+      <w:ins w:id="1023" w:author="R1 revision" w:date="2026-10-15T01:57:00Z" w16du:dateUtc="2026-10-15T05:57:00Z">
         <w:r>
           <w:t xml:space="preserve"> in the conditions reported; instead,</w:t>
         </w:r>
@@ -9639,12 +9639,12 @@
       <w:r>
         <w:t xml:space="preserve"> deformation </w:t>
       </w:r>
-      <w:del w:id="1024" w:author="R1 revision" w:date="2026-10-15T01:53:00Z" w16du:dateUtc="2026-10-15T05:53:00Z">
+      <w:del w:id="1024" w:author="R1 revision" w:date="2026-10-15T01:57:00Z" w16du:dateUtc="2026-10-15T05:57:00Z">
         <w:r>
           <w:delText>was instead</w:delText>
         </w:r>
       </w:del>
-      <w:ins w:id="1025" w:author="R1 revision" w:date="2026-10-15T01:53:00Z" w16du:dateUtc="2026-10-15T05:53:00Z">
+      <w:ins w:id="1025" w:author="R1 revision" w:date="2026-10-15T01:57:00Z" w16du:dateUtc="2026-10-15T05:57:00Z">
         <w:r>
           <w:t>is interpreted to have been</w:t>
         </w:r>
@@ -9652,7 +9652,7 @@
       <w:r>
         <w:t xml:space="preserve"> accommodated largely by </w:t>
       </w:r>
-      <w:del w:id="1026" w:author="R1 revision" w:date="2026-10-15T01:53:00Z" w16du:dateUtc="2026-10-15T05:53:00Z">
+      <w:del w:id="1026" w:author="R1 revision" w:date="2026-10-15T01:57:00Z" w16du:dateUtc="2026-10-15T05:57:00Z">
         <w:r>
           <w:delText xml:space="preserve">conventional </w:delText>
         </w:r>
@@ -9660,12 +9660,12 @@
       <w:r>
         <w:t xml:space="preserve">dislocation slip. </w:t>
       </w:r>
-      <w:del w:id="1027" w:author="R1 revision" w:date="2026-10-15T01:53:00Z" w16du:dateUtc="2026-10-15T05:53:00Z">
+      <w:del w:id="1027" w:author="R1 revision" w:date="2026-10-15T01:57:00Z" w16du:dateUtc="2026-10-15T05:57:00Z">
         <w:r>
           <w:delText>Although the</w:delText>
         </w:r>
       </w:del>
-      <w:ins w:id="1028" w:author="R1 revision" w:date="2026-10-15T01:53:00Z" w16du:dateUtc="2026-10-15T05:53:00Z">
+      <w:ins w:id="1028" w:author="R1 revision" w:date="2026-10-15T01:57:00Z" w16du:dateUtc="2026-10-15T05:57:00Z">
         <w:r>
           <w:t>The</w:t>
         </w:r>
@@ -9673,12 +9673,12 @@
       <w:r>
         <w:t xml:space="preserve"> composition appeared reasonable from </w:t>
       </w:r>
-      <w:del w:id="1029" w:author="R1 revision" w:date="2026-10-15T01:53:00Z" w16du:dateUtc="2026-10-15T05:53:00Z">
+      <w:del w:id="1029" w:author="R1 revision" w:date="2026-10-15T01:57:00Z" w16du:dateUtc="2026-10-15T05:57:00Z">
         <w:r>
           <w:delText xml:space="preserve">a thermodynamic and </w:delText>
         </w:r>
       </w:del>
-      <w:ins w:id="1030" w:author="R1 revision" w:date="2026-10-15T01:53:00Z" w16du:dateUtc="2026-10-15T05:53:00Z">
+      <w:ins w:id="1030" w:author="R1 revision" w:date="2026-10-15T01:57:00Z" w16du:dateUtc="2026-10-15T05:57:00Z">
         <w:r>
           <w:t xml:space="preserve">the standpoint of </w:t>
         </w:r>
@@ -9686,12 +9686,12 @@
       <w:r>
         <w:t xml:space="preserve">strengthening </w:t>
       </w:r>
-      <w:del w:id="1031" w:author="R1 revision" w:date="2026-10-15T01:53:00Z" w16du:dateUtc="2026-10-15T05:53:00Z">
+      <w:del w:id="1031" w:author="R1 revision" w:date="2026-10-15T01:57:00Z" w16du:dateUtc="2026-10-15T05:57:00Z">
         <w:r>
           <w:delText>perspective, the AI model was unable to accurately predict</w:delText>
         </w:r>
       </w:del>
-      <w:ins w:id="1032" w:author="R1 revision" w:date="2026-10-15T01:53:00Z" w16du:dateUtc="2026-10-15T05:53:00Z">
+      <w:ins w:id="1032" w:author="R1 revision" w:date="2026-10-15T01:57:00Z" w16du:dateUtc="2026-10-15T05:57:00Z">
         <w:r>
           <w:t>and of</w:t>
         </w:r>
@@ -9699,12 +9699,12 @@
       <w:r>
         <w:t xml:space="preserve"> the </w:t>
       </w:r>
-      <w:del w:id="1033" w:author="R1 revision" w:date="2026-10-15T01:53:00Z" w16du:dateUtc="2026-10-15T05:53:00Z">
+      <w:del w:id="1033" w:author="R1 revision" w:date="2026-10-15T01:57:00Z" w16du:dateUtc="2026-10-15T05:57:00Z">
         <w:r>
           <w:delText>delicate balance among phase stability, transformation driving force, defect structure, precipitation behavior</w:delText>
         </w:r>
       </w:del>
-      <w:ins w:id="1034" w:author="R1 revision" w:date="2026-10-15T01:53:00Z" w16du:dateUtc="2026-10-15T05:53:00Z">
+      <w:ins w:id="1034" w:author="R1 revision" w:date="2026-10-15T01:57:00Z" w16du:dateUtc="2026-10-15T05:57:00Z">
         <w:r>
           <w:t>literature. What its rationale did not contain</w:t>
         </w:r>
@@ -9712,12 +9712,12 @@
       <w:r>
         <w:t xml:space="preserve">, and </w:t>
       </w:r>
-      <w:del w:id="1035" w:author="R1 revision" w:date="2026-10-15T01:53:00Z" w16du:dateUtc="2026-10-15T05:53:00Z">
+      <w:del w:id="1035" w:author="R1 revision" w:date="2026-10-15T01:57:00Z" w16du:dateUtc="2026-10-15T05:57:00Z">
         <w:r>
           <w:delText>processing history</w:delText>
         </w:r>
       </w:del>
-      <w:ins w:id="1036" w:author="R1 revision" w:date="2026-10-15T01:53:00Z" w16du:dateUtc="2026-10-15T05:53:00Z">
+      <w:ins w:id="1036" w:author="R1 revision" w:date="2026-10-15T01:57:00Z" w16du:dateUtc="2026-10-15T05:57:00Z">
         <w:r>
           <w:t>what nothing later in the workflow supplied, was a check</w:t>
         </w:r>
@@ -9725,12 +9725,12 @@
       <w:r>
         <w:t xml:space="preserve"> that </w:t>
       </w:r>
-      <w:del w:id="1037" w:author="R1 revision" w:date="2026-10-15T01:53:00Z" w16du:dateUtc="2026-10-15T05:53:00Z">
+      <w:del w:id="1037" w:author="R1 revision" w:date="2026-10-15T01:57:00Z" w16du:dateUtc="2026-10-15T05:57:00Z">
         <w:r>
           <w:delText>governs pseudo-elasticity. This outcome highlights a current limitation of AI-assisted alloy design: available models are often trained on composition–property relationships and equilibrium thermodynamics, while kinetic effects and microstructure evolution during manufacturing remain insufficiently represented</w:delText>
         </w:r>
       </w:del>
-      <w:ins w:id="1038" w:author="R1 revision" w:date="2026-10-15T01:53:00Z" w16du:dateUtc="2026-10-15T05:53:00Z">
+      <w:ins w:id="1038" w:author="R1 revision" w:date="2026-10-15T01:57:00Z" w16du:dateUtc="2026-10-15T05:57:00Z">
         <w:r>
           <w:t>the parent phase it specified could be produced by any treatment within the 1200 °C limit of the process</w:t>
         </w:r>
@@ -9743,10 +9743,10 @@
       <w:pPr>
         <w:pStyle w:val="BodyText"/>
         <w:rPr>
-          <w:ins w:id="1039" w:author="R1 revision" w:date="2026-10-15T01:53:00Z" w16du:dateUtc="2026-10-15T05:53:00Z"/>
+          <w:ins w:id="1039" w:author="R1 revision" w:date="2026-10-15T01:57:00Z" w16du:dateUtc="2026-10-15T05:57:00Z"/>
         </w:rPr>
       </w:pPr>
-      <w:ins w:id="1040" w:author="R1 revision" w:date="2026-10-15T01:53:00Z" w16du:dateUtc="2026-10-15T05:53:00Z">
+      <w:ins w:id="1040" w:author="R1 revision" w:date="2026-10-15T01:57:00Z" w16du:dateUtc="2026-10-15T05:57:00Z">
         <w:r>
           <w:t xml:space="preserve">The failure chain can be followed link by link, and the links do not carry equal weight. The first is the proposal itself: the carbon-bearing compositions sampled inside A2’s range reach no single-phase disordered α at 1200 °C in either database able to evaluate them (Sec. 3.4), so according to the calculations the obstacle is not peculiar to the composition that was melted (A2’s boron option was not evaluated). The second is the human down-selection: the composition melted lies outside A2 in manganese and </w:t>
         </w:r>
@@ -9768,10 +9768,10 @@
       <w:pPr>
         <w:pStyle w:val="BodyText"/>
         <w:rPr>
-          <w:ins w:id="1041" w:author="R1 revision" w:date="2026-10-15T01:53:00Z" w16du:dateUtc="2026-10-15T05:53:00Z"/>
+          <w:ins w:id="1041" w:author="R1 revision" w:date="2026-10-15T01:57:00Z" w16du:dateUtc="2026-10-15T05:57:00Z"/>
         </w:rPr>
       </w:pPr>
-      <w:ins w:id="1042" w:author="R1 revision" w:date="2026-10-15T01:53:00Z" w16du:dateUtc="2026-10-15T05:53:00Z">
+      <w:ins w:id="1042" w:author="R1 revision" w:date="2026-10-15T01:57:00Z" w16du:dateUtc="2026-10-15T05:57:00Z">
         <w:r>
           <w:t>The workflow examined here sits at one end of a range of AI-assisted alloy-design approaches. Domain-trained language models learn composition–property relationships from explicit datasets and report quantitative test-set errors: AlloyBERT does so for elastic modulus and yield strength (Ref 36), and AlloyGPT, trained on CALPHAD-generated records of Al-based alloys for additive manufacturing, does so for forward prediction and inverse design (Ref 37)</w:t>
         </w:r>
@@ -9810,10 +9810,10 @@
       <w:pPr>
         <w:pStyle w:val="BodyText"/>
         <w:rPr>
-          <w:ins w:id="1043" w:author="R1 revision" w:date="2026-10-15T01:53:00Z" w16du:dateUtc="2026-10-15T05:53:00Z"/>
+          <w:ins w:id="1043" w:author="R1 revision" w:date="2026-10-15T01:57:00Z" w16du:dateUtc="2026-10-15T05:57:00Z"/>
         </w:rPr>
       </w:pPr>
-      <w:ins w:id="1044" w:author="R1 revision" w:date="2026-10-15T01:53:00Z" w16du:dateUtc="2026-10-15T05:53:00Z">
+      <w:ins w:id="1044" w:author="R1 revision" w:date="2026-10-15T01:57:00Z" w16du:dateUtc="2026-10-15T05:57:00Z">
         <w:r>
           <w:t>The scope of what this study supports should be stated plainly. One composition, drawn from one agent’s proposal in one session and processed by one route, is a case study of that composition. It is not an experimental test of Hypothesis A2 as a whole, and still less an evaluation of AI-assisted alloy design as a practice. Run-to-run variation in the agent’s output was not tested, so nothing here establishes a failure rate; a different prompt, agent or processing window might have produced a different outco</w:t>
         </w:r>
@@ -9835,12 +9835,12 @@
       <w:r>
         <w:t xml:space="preserve">and machine learning may better capture the conditions required for martensitic transformations and functional properties. Rather than replacing metallurgical expertise, AI is expected to serve as a powerful tool for rapidly narrowing the compositional search space, generating testable hypotheses, and accelerating discovery. The present study should therefore be </w:t>
       </w:r>
-      <w:del w:id="1045" w:author="R1 revision" w:date="2026-10-15T01:53:00Z" w16du:dateUtc="2026-10-15T05:53:00Z">
+      <w:del w:id="1045" w:author="R1 revision" w:date="2026-10-15T01:57:00Z" w16du:dateUtc="2026-10-15T05:57:00Z">
         <w:r>
           <w:delText>viewed not</w:delText>
         </w:r>
       </w:del>
-      <w:ins w:id="1046" w:author="R1 revision" w:date="2026-10-15T01:53:00Z" w16du:dateUtc="2026-10-15T05:53:00Z">
+      <w:ins w:id="1046" w:author="R1 revision" w:date="2026-10-15T01:57:00Z" w16du:dateUtc="2026-10-15T05:57:00Z">
         <w:r>
           <w:t>read neither</w:t>
         </w:r>
@@ -9848,12 +9848,12 @@
       <w:r>
         <w:t xml:space="preserve"> as a failure of AI itself</w:t>
       </w:r>
-      <w:del w:id="1047" w:author="R1 revision" w:date="2026-10-15T01:53:00Z" w16du:dateUtc="2026-10-15T05:53:00Z">
+      <w:del w:id="1047" w:author="R1 revision" w:date="2026-10-15T01:57:00Z" w16du:dateUtc="2026-10-15T05:57:00Z">
         <w:r>
           <w:delText>, but</w:delText>
         </w:r>
       </w:del>
-      <w:ins w:id="1048" w:author="R1 revision" w:date="2026-10-15T01:53:00Z" w16du:dateUtc="2026-10-15T05:53:00Z">
+      <w:ins w:id="1048" w:author="R1 revision" w:date="2026-10-15T01:57:00Z" w16du:dateUtc="2026-10-15T05:57:00Z">
         <w:r>
           <w:t xml:space="preserve"> nor</w:t>
         </w:r>
@@ -9861,12 +9861,12 @@
       <w:r>
         <w:t xml:space="preserve"> as </w:t>
       </w:r>
-      <w:del w:id="1049" w:author="R1 revision" w:date="2026-10-15T01:53:00Z" w16du:dateUtc="2026-10-15T05:53:00Z">
+      <w:del w:id="1049" w:author="R1 revision" w:date="2026-10-15T01:57:00Z" w16du:dateUtc="2026-10-15T05:57:00Z">
         <w:r>
           <w:delText>evidence that</w:delText>
         </w:r>
       </w:del>
-      <w:ins w:id="1050" w:author="R1 revision" w:date="2026-10-15T01:53:00Z" w16du:dateUtc="2026-10-15T05:53:00Z">
+      <w:ins w:id="1050" w:author="R1 revision" w:date="2026-10-15T01:57:00Z" w16du:dateUtc="2026-10-15T05:57:00Z">
         <w:r>
           <w:t>a measure of what</w:t>
         </w:r>
@@ -9874,7 +9874,7 @@
       <w:r>
         <w:t xml:space="preserve"> current </w:t>
       </w:r>
-      <w:del w:id="1051" w:author="R1 revision" w:date="2026-10-15T01:53:00Z" w16du:dateUtc="2026-10-15T05:53:00Z">
+      <w:del w:id="1051" w:author="R1 revision" w:date="2026-10-15T01:57:00Z" w16du:dateUtc="2026-10-15T05:57:00Z">
         <w:r>
           <w:delText xml:space="preserve">AI </w:delText>
         </w:r>
@@ -9882,12 +9882,12 @@
       <w:r>
         <w:t xml:space="preserve">models </w:t>
       </w:r>
-      <w:del w:id="1052" w:author="R1 revision" w:date="2026-10-15T01:53:00Z" w16du:dateUtc="2026-10-15T05:53:00Z">
+      <w:del w:id="1052" w:author="R1 revision" w:date="2026-10-15T01:57:00Z" w16du:dateUtc="2026-10-15T05:57:00Z">
         <w:r>
           <w:delText>have not yet fully captured</w:delText>
         </w:r>
       </w:del>
-      <w:ins w:id="1053" w:author="R1 revision" w:date="2026-10-15T01:53:00Z" w16du:dateUtc="2026-10-15T05:53:00Z">
+      <w:ins w:id="1053" w:author="R1 revision" w:date="2026-10-15T01:57:00Z" w16du:dateUtc="2026-10-15T05:57:00Z">
         <w:r>
           <w:t>can or cannot capture, but as a documented instance of a design workflow that stopped one calculation short of</w:t>
         </w:r>
@@ -9895,12 +9895,12 @@
       <w:r>
         <w:t xml:space="preserve"> the </w:t>
       </w:r>
-      <w:del w:id="1054" w:author="R1 revision" w:date="2026-10-15T01:53:00Z" w16du:dateUtc="2026-10-15T05:53:00Z">
+      <w:del w:id="1054" w:author="R1 revision" w:date="2026-10-15T01:57:00Z" w16du:dateUtc="2026-10-15T05:57:00Z">
         <w:r>
           <w:delText>complexity of structure–processing–property relationships in shape memory alloys</w:delText>
         </w:r>
       </w:del>
-      <w:ins w:id="1055" w:author="R1 revision" w:date="2026-10-15T01:53:00Z" w16du:dateUtc="2026-10-15T05:53:00Z">
+      <w:ins w:id="1055" w:author="R1 revision" w:date="2026-10-15T01:57:00Z" w16du:dateUtc="2026-10-15T05:57:00Z">
         <w:r>
           <w:t>check that its own output recommended</w:t>
         </w:r>
@@ -9911,7 +9911,7 @@
     </w:p>
     <w:p>
       <w:r>
-        <w:pict w14:anchorId="1959E4F4">
+        <w:pict w14:anchorId="7F6D7BA7">
           <v:rect id="_x0000_i1030" style="width:0;height:1.5pt" o:hralign="center" o:hrstd="t" o:hr="t"/>
         </w:pict>
       </w:r>
@@ -9934,12 +9934,12 @@
       <w:r>
         <w:t xml:space="preserve">An </w:t>
       </w:r>
-      <w:del w:id="1057" w:author="R1 revision" w:date="2026-10-15T01:53:00Z" w16du:dateUtc="2026-10-15T05:53:00Z">
+      <w:del w:id="1057" w:author="R1 revision" w:date="2026-10-15T01:57:00Z" w16du:dateUtc="2026-10-15T05:57:00Z">
         <w:r>
           <w:delText>AI-guided</w:delText>
         </w:r>
       </w:del>
-      <w:ins w:id="1058" w:author="R1 revision" w:date="2026-10-15T01:53:00Z" w16du:dateUtc="2026-10-15T05:53:00Z">
+      <w:ins w:id="1058" w:author="R1 revision" w:date="2026-10-15T01:57:00Z" w16du:dateUtc="2026-10-15T05:57:00Z">
         <w:r>
           <w:t>LLM</w:t>
         </w:r>
@@ -9947,12 +9947,12 @@
       <w:r>
         <w:t xml:space="preserve"> deep-research workflow was </w:t>
       </w:r>
-      <w:del w:id="1059" w:author="R1 revision" w:date="2026-10-15T01:53:00Z" w16du:dateUtc="2026-10-15T05:53:00Z">
+      <w:del w:id="1059" w:author="R1 revision" w:date="2026-10-15T01:57:00Z" w16du:dateUtc="2026-10-15T05:57:00Z">
         <w:r>
           <w:delText>used to design</w:delText>
         </w:r>
       </w:del>
-      <w:ins w:id="1060" w:author="R1 revision" w:date="2026-10-15T01:53:00Z" w16du:dateUtc="2026-10-15T05:53:00Z">
+      <w:ins w:id="1060" w:author="R1 revision" w:date="2026-10-15T01:57:00Z" w16du:dateUtc="2026-10-15T05:57:00Z">
         <w:r>
           <w:t>asked for</w:t>
         </w:r>
@@ -9960,12 +9960,12 @@
       <w:r>
         <w:t xml:space="preserve"> a </w:t>
       </w:r>
-      <w:del w:id="1061" w:author="R1 revision" w:date="2026-10-15T01:53:00Z" w16du:dateUtc="2026-10-15T05:53:00Z">
+      <w:del w:id="1061" w:author="R1 revision" w:date="2026-10-15T01:57:00Z" w16du:dateUtc="2026-10-15T05:57:00Z">
         <w:r>
           <w:delText>low</w:delText>
         </w:r>
       </w:del>
-      <w:ins w:id="1062" w:author="R1 revision" w:date="2026-10-15T01:53:00Z" w16du:dateUtc="2026-10-15T05:53:00Z">
+      <w:ins w:id="1062" w:author="R1 revision" w:date="2026-10-15T01:57:00Z" w16du:dateUtc="2026-10-15T05:57:00Z">
         <w:r>
           <w:t>lower</w:t>
         </w:r>
@@ -9973,12 +9973,12 @@
       <w:r>
         <w:t xml:space="preserve">-cost Fe-Mn-Al-based alloy targeting room-temperature </w:t>
       </w:r>
-      <w:del w:id="1063" w:author="R1 revision" w:date="2026-10-15T01:53:00Z" w16du:dateUtc="2026-10-15T05:53:00Z">
+      <w:del w:id="1063" w:author="R1 revision" w:date="2026-10-15T01:57:00Z" w16du:dateUtc="2026-10-15T05:57:00Z">
         <w:r>
           <w:delText>super-elasticity. The proposed alloy</w:delText>
         </w:r>
       </w:del>
-      <w:ins w:id="1064" w:author="R1 revision" w:date="2026-10-15T01:53:00Z" w16du:dateUtc="2026-10-15T05:53:00Z">
+      <w:ins w:id="1064" w:author="R1 revision" w:date="2026-10-15T01:57:00Z" w16du:dateUtc="2026-10-15T05:57:00Z">
         <w:r>
           <w:t>superelasticity; cost</w:t>
         </w:r>
@@ -9986,12 +9986,12 @@
       <w:r>
         <w:t xml:space="preserve"> was </w:t>
       </w:r>
-      <w:del w:id="1065" w:author="R1 revision" w:date="2026-10-15T01:53:00Z" w16du:dateUtc="2026-10-15T05:53:00Z">
+      <w:del w:id="1065" w:author="R1 revision" w:date="2026-10-15T01:57:00Z" w16du:dateUtc="2026-10-15T05:57:00Z">
         <w:r>
           <w:delText xml:space="preserve">successfully </w:delText>
         </w:r>
       </w:del>
-      <w:ins w:id="1066" w:author="R1 revision" w:date="2026-10-15T01:53:00Z" w16du:dateUtc="2026-10-15T05:53:00Z">
+      <w:ins w:id="1066" w:author="R1 revision" w:date="2026-10-15T01:57:00Z" w16du:dateUtc="2026-10-15T05:57:00Z">
         <w:r>
           <w:t xml:space="preserve">the objective of that request and is not evaluated here. One composition drawn from the proposal, outside the proposed range in Mn and Al, was </w:t>
         </w:r>
@@ -9999,7 +9999,7 @@
       <w:r>
         <w:t xml:space="preserve">synthesized and compared with the </w:t>
       </w:r>
-      <w:del w:id="1067" w:author="R1 revision" w:date="2026-10-15T01:53:00Z" w16du:dateUtc="2026-10-15T05:53:00Z">
+      <w:del w:id="1067" w:author="R1 revision" w:date="2026-10-15T01:57:00Z" w16du:dateUtc="2026-10-15T05:57:00Z">
         <w:r>
           <w:delText xml:space="preserve">benchmark </w:delText>
         </w:r>
@@ -10014,7 +10014,7 @@
         </w:rPr>
         <w:t>et al</w:t>
       </w:r>
-      <w:del w:id="1068" w:author="R1 revision" w:date="2026-10-15T01:53:00Z" w16du:dateUtc="2026-10-15T05:53:00Z">
+      <w:del w:id="1068" w:author="R1 revision" w:date="2026-10-15T01:57:00Z" w16du:dateUtc="2026-10-15T05:57:00Z">
         <w:r>
           <w:rPr>
             <w:i/>
@@ -10029,7 +10029,7 @@
           <w:delText>under identical processing conditions. The AI-designed alloy developed</w:delText>
         </w:r>
       </w:del>
-      <w:ins w:id="1069" w:author="R1 revision" w:date="2026-10-15T01:53:00Z" w16du:dateUtc="2026-10-15T05:53:00Z">
+      <w:ins w:id="1069" w:author="R1 revision" w:date="2026-10-15T01:57:00Z" w16du:dateUtc="2026-10-15T05:57:00Z">
         <w:r>
           <w:rPr>
             <w:i/>
@@ -10044,12 +10044,12 @@
       <w:r>
         <w:t xml:space="preserve"> a </w:t>
       </w:r>
-      <w:del w:id="1070" w:author="R1 revision" w:date="2026-10-15T01:53:00Z" w16du:dateUtc="2026-10-15T05:53:00Z">
+      <w:del w:id="1070" w:author="R1 revision" w:date="2026-10-15T01:57:00Z" w16du:dateUtc="2026-10-15T05:57:00Z">
         <w:r>
           <w:delText>stable</w:delText>
         </w:r>
       </w:del>
-      <w:ins w:id="1071" w:author="R1 revision" w:date="2026-10-15T01:53:00Z" w16du:dateUtc="2026-10-15T05:53:00Z">
+      <w:ins w:id="1071" w:author="R1 revision" w:date="2026-10-15T01:57:00Z" w16du:dateUtc="2026-10-15T05:57:00Z">
         <w:r>
           <w:t>reference composition processed in parallel by the same nominal route. After the 1200 °C/1 min anneal, the LLM alloy had a γ-majority,</w:t>
         </w:r>
@@ -10057,12 +10057,12 @@
       <w:r>
         <w:t xml:space="preserve"> dual-phase FCC/BCC microstructure </w:t>
       </w:r>
-      <w:del w:id="1072" w:author="R1 revision" w:date="2026-10-15T01:53:00Z" w16du:dateUtc="2026-10-15T05:53:00Z">
+      <w:del w:id="1072" w:author="R1 revision" w:date="2026-10-15T01:57:00Z" w16du:dateUtc="2026-10-15T05:57:00Z">
         <w:r>
           <w:delText>and exhibited deformation primarily through</w:delText>
         </w:r>
       </w:del>
-      <w:ins w:id="1073" w:author="R1 revision" w:date="2026-10-15T01:53:00Z" w16du:dateUtc="2026-10-15T05:53:00Z">
+      <w:ins w:id="1073" w:author="R1 revision" w:date="2026-10-15T01:57:00Z" w16du:dateUtc="2026-10-15T05:57:00Z">
         <w:r>
           <w:t>(by semi-quantitative Rietveld refinement) with a minor ordered phase indexed as D0₃. In the conditions tested, it is interpreted to deform by</w:t>
         </w:r>
@@ -10070,7 +10070,7 @@
       <w:r>
         <w:t xml:space="preserve"> dislocation slip rather than </w:t>
       </w:r>
-      <w:ins w:id="1074" w:author="R1 revision" w:date="2026-10-15T01:53:00Z" w16du:dateUtc="2026-10-15T05:53:00Z">
+      <w:ins w:id="1074" w:author="R1 revision" w:date="2026-10-15T01:57:00Z" w16du:dateUtc="2026-10-15T05:57:00Z">
         <w:r>
           <w:t xml:space="preserve">by </w:t>
         </w:r>
@@ -10078,12 +10078,12 @@
       <w:r>
         <w:t xml:space="preserve">stress-induced martensitic transformation. </w:t>
       </w:r>
-      <w:del w:id="1075" w:author="R1 revision" w:date="2026-10-15T01:53:00Z" w16du:dateUtc="2026-10-15T05:53:00Z">
+      <w:del w:id="1075" w:author="R1 revision" w:date="2026-10-15T01:57:00Z" w16du:dateUtc="2026-10-15T05:57:00Z">
         <w:r>
           <w:delText>Consequently, neither super-elasticity nor</w:delText>
         </w:r>
       </w:del>
-      <w:ins w:id="1076" w:author="R1 revision" w:date="2026-10-15T01:53:00Z" w16du:dateUtc="2026-10-15T05:53:00Z">
+      <w:ins w:id="1076" w:author="R1 revision" w:date="2026-10-15T01:57:00Z" w16du:dateUtc="2026-10-15T05:57:00Z">
         <w:r>
           <w:t>Superelasticity was not observed in any condition in which unloading was recorded, and no</w:t>
         </w:r>
@@ -10091,12 +10091,12 @@
       <w:r>
         <w:t xml:space="preserve"> shape-memory </w:t>
       </w:r>
-      <w:del w:id="1077" w:author="R1 revision" w:date="2026-10-15T01:53:00Z" w16du:dateUtc="2026-10-15T05:53:00Z">
+      <w:del w:id="1077" w:author="R1 revision" w:date="2026-10-15T01:57:00Z" w16du:dateUtc="2026-10-15T05:57:00Z">
         <w:r>
           <w:delText>behavior</w:delText>
         </w:r>
       </w:del>
-      <w:ins w:id="1078" w:author="R1 revision" w:date="2026-10-15T01:53:00Z" w16du:dateUtc="2026-10-15T05:53:00Z">
+      <w:ins w:id="1078" w:author="R1 revision" w:date="2026-10-15T01:57:00Z" w16du:dateUtc="2026-10-15T05:57:00Z">
         <w:r>
           <w:t>recovery on heating</w:t>
         </w:r>
@@ -10104,7 +10104,7 @@
       <w:r>
         <w:t xml:space="preserve"> was observed</w:t>
       </w:r>
-      <w:ins w:id="1079" w:author="R1 revision" w:date="2026-10-15T01:53:00Z" w16du:dateUtc="2026-10-15T05:53:00Z">
+      <w:ins w:id="1079" w:author="R1 revision" w:date="2026-10-15T01:57:00Z" w16du:dateUtc="2026-10-15T05:57:00Z">
         <w:r>
           <w:t xml:space="preserve"> in the one condition given the heating test</w:t>
         </w:r>
@@ -10112,12 +10112,12 @@
       <w:r>
         <w:t xml:space="preserve">, whereas the reference alloy </w:t>
       </w:r>
-      <w:del w:id="1080" w:author="R1 revision" w:date="2026-10-15T01:53:00Z" w16du:dateUtc="2026-10-15T05:53:00Z">
+      <w:del w:id="1080" w:author="R1 revision" w:date="2026-10-15T01:57:00Z" w16du:dateUtc="2026-10-15T05:57:00Z">
         <w:r>
           <w:delText>showed clear evidence of transformational deformation</w:delText>
         </w:r>
       </w:del>
-      <w:ins w:id="1081" w:author="R1 revision" w:date="2026-10-15T01:53:00Z" w16du:dateUtc="2026-10-15T05:53:00Z">
+      <w:ins w:id="1081" w:author="R1 revision" w:date="2026-10-15T01:57:00Z" w16du:dateUtc="2026-10-15T05:57:00Z">
         <w:r>
           <w:t>recovered ≈0.5% on heating in a single test. Because the diffraction was ex situ, a transformation that reverses on unloading is bounded by the unloading curves rather than by diffraction; in the recrystallized conditions, these curves show no transformation plateau and no recovery beyond elastic springback</w:t>
         </w:r>
@@ -10130,10 +10130,10 @@
       <w:pPr>
         <w:pStyle w:val="BodyText"/>
         <w:rPr>
-          <w:ins w:id="1082" w:author="R1 revision" w:date="2026-10-15T01:53:00Z" w16du:dateUtc="2026-10-15T05:53:00Z"/>
+          <w:ins w:id="1082" w:author="R1 revision" w:date="2026-10-15T01:57:00Z" w16du:dateUtc="2026-10-15T05:57:00Z"/>
         </w:rPr>
       </w:pPr>
-      <w:ins w:id="1083" w:author="R1 revision" w:date="2026-10-15T01:53:00Z" w16du:dateUtc="2026-10-15T05:53:00Z">
+      <w:ins w:id="1083" w:author="R1 revision" w:date="2026-10-15T01:57:00Z" w16du:dateUtc="2026-10-15T05:57:00Z">
         <w:r>
           <w:t>Equilibrium calculations with three independent open databases, two of which reproduce the reference alloy’s single-phase α field without fitting, find the LLM alloy to be two-phase α + γ at the 1200 °C solution-treatment temperature, with no single-phase α field below its melting point. In the calculations, removing its ≈0.10 wt% carbon opens that field at 1200 °C, whereas restoring the reference alloy’s nickel or raising aluminum to the top of the proposed range does not. Carbon is therefore one plausible</w:t>
         </w:r>
@@ -10149,12 +10149,12 @@
       <w:r>
         <w:t xml:space="preserve">These results </w:t>
       </w:r>
-      <w:del w:id="1084" w:author="R1 revision" w:date="2026-10-15T01:53:00Z" w16du:dateUtc="2026-10-15T05:53:00Z">
+      <w:del w:id="1084" w:author="R1 revision" w:date="2026-10-15T01:57:00Z" w16du:dateUtc="2026-10-15T05:57:00Z">
         <w:r>
           <w:delText>highlight an important</w:delText>
         </w:r>
       </w:del>
-      <w:ins w:id="1085" w:author="R1 revision" w:date="2026-10-15T01:53:00Z" w16du:dateUtc="2026-10-15T05:53:00Z">
+      <w:ins w:id="1085" w:author="R1 revision" w:date="2026-10-15T01:57:00Z" w16du:dateUtc="2026-10-15T05:57:00Z">
         <w:r>
           <w:t>document a</w:t>
         </w:r>
@@ -10162,12 +10162,12 @@
       <w:r>
         <w:t xml:space="preserve"> limitation of </w:t>
       </w:r>
-      <w:del w:id="1086" w:author="R1 revision" w:date="2026-10-15T01:53:00Z" w16du:dateUtc="2026-10-15T05:53:00Z">
+      <w:del w:id="1086" w:author="R1 revision" w:date="2026-10-15T01:57:00Z" w16du:dateUtc="2026-10-15T05:57:00Z">
         <w:r>
           <w:delText>current AI-assisted alloy design. While AI</w:delText>
         </w:r>
       </w:del>
-      <w:ins w:id="1087" w:author="R1 revision" w:date="2026-10-15T01:53:00Z" w16du:dateUtc="2026-10-15T05:53:00Z">
+      <w:ins w:id="1087" w:author="R1 revision" w:date="2026-10-15T01:57:00Z" w16du:dateUtc="2026-10-15T05:57:00Z">
         <w:r>
           <w:t>the workflow as it was run, not a demonstrated limit on what an LLM</w:t>
         </w:r>
@@ -10175,12 +10175,12 @@
       <w:r>
         <w:t xml:space="preserve"> can </w:t>
       </w:r>
-      <w:del w:id="1088" w:author="R1 revision" w:date="2026-10-15T01:53:00Z" w16du:dateUtc="2026-10-15T05:53:00Z">
+      <w:del w:id="1088" w:author="R1 revision" w:date="2026-10-15T01:57:00Z" w16du:dateUtc="2026-10-15T05:57:00Z">
         <w:r>
           <w:delText>rapidly generate compositionally plausible alloy candidates based on thermodynamic considerations and literature knowledge, it does not yet fully capture the complex interactions among composition, processing, microstructure evolution, and deformation mechanisms that govern shape-memory performance.</w:delText>
         </w:r>
       </w:del>
-      <w:ins w:id="1089" w:author="R1 revision" w:date="2026-10-15T01:53:00Z" w16du:dateUtc="2026-10-15T05:53:00Z">
+      <w:ins w:id="1089" w:author="R1 revision" w:date="2026-10-15T01:57:00Z" w16du:dateUtc="2026-10-15T05:57:00Z">
         <w:r>
           <w:t>propose: the agent’s report recommended a CALPHAD check, and the melt proceeded without one. This single-composition case study cannot establish how often such workflows fail. Its experimental conclusions are confined to the conditions reported and remain valid even if another processing route is later found to produce superelasticity in this composition; the calculated absence of a single-phase α field, in contrast, is a property of the composition rather than of the route.</w:t>
         </w:r>
@@ -10188,7 +10188,7 @@
       <w:r>
         <w:t xml:space="preserve"> Nevertheless, this work demonstrates the value of </w:t>
       </w:r>
-      <w:del w:id="1090" w:author="R1 revision" w:date="2026-10-15T01:53:00Z" w16du:dateUtc="2026-10-15T05:53:00Z">
+      <w:del w:id="1090" w:author="R1 revision" w:date="2026-10-15T01:57:00Z" w16du:dateUtc="2026-10-15T05:57:00Z">
         <w:r>
           <w:delText xml:space="preserve">experimentally </w:delText>
         </w:r>
@@ -10196,12 +10196,12 @@
       <w:r>
         <w:t xml:space="preserve">validating AI-generated hypotheses </w:t>
       </w:r>
-      <w:del w:id="1091" w:author="R1 revision" w:date="2026-10-15T01:53:00Z" w16du:dateUtc="2026-10-15T05:53:00Z">
+      <w:del w:id="1091" w:author="R1 revision" w:date="2026-10-15T01:57:00Z" w16du:dateUtc="2026-10-15T05:57:00Z">
         <w:r>
           <w:delText>and</w:delText>
         </w:r>
       </w:del>
-      <w:ins w:id="1092" w:author="R1 revision" w:date="2026-10-15T01:53:00Z" w16du:dateUtc="2026-10-15T05:53:00Z">
+      <w:ins w:id="1092" w:author="R1 revision" w:date="2026-10-15T01:57:00Z" w16du:dateUtc="2026-10-15T05:57:00Z">
         <w:r>
           <w:t>experimentally and of screening them for phase stability against the intended processing route before synthesis. It also</w:t>
         </w:r>
@@ -10209,12 +10209,12 @@
       <w:r>
         <w:t xml:space="preserve"> suggests that future models incorporating kinetic effects, phase transformations, and processing history may become powerful tools for </w:t>
       </w:r>
-      <w:del w:id="1093" w:author="R1 revision" w:date="2026-10-15T01:53:00Z" w16du:dateUtc="2026-10-15T05:53:00Z">
+      <w:del w:id="1093" w:author="R1 revision" w:date="2026-10-15T01:57:00Z" w16du:dateUtc="2026-10-15T05:57:00Z">
         <w:r>
           <w:delText>accelerated</w:delText>
         </w:r>
       </w:del>
-      <w:ins w:id="1094" w:author="R1 revision" w:date="2026-10-15T01:53:00Z" w16du:dateUtc="2026-10-15T05:53:00Z">
+      <w:ins w:id="1094" w:author="R1 revision" w:date="2026-10-15T01:57:00Z" w16du:dateUtc="2026-10-15T05:57:00Z">
         <w:r>
           <w:t>accelerating</w:t>
         </w:r>
@@ -10225,7 +10225,7 @@
     </w:p>
     <w:p>
       <w:r>
-        <w:pict w14:anchorId="28B120A9">
+        <w:pict w14:anchorId="262DA324">
           <v:rect id="_x0000_i1031" style="width:0;height:1.5pt" o:hralign="center" o:hrstd="t" o:hr="t"/>
         </w:pict>
       </w:r>
@@ -10258,7 +10258,7 @@
     </w:p>
     <w:p>
       <w:r>
-        <w:pict w14:anchorId="2E3EB9D4">
+        <w:pict w14:anchorId="3FD85E17">
           <v:rect id="_x0000_i1032" style="width:0;height:1.5pt" o:hralign="center" o:hrstd="t" o:hr="t"/>
         </w:pict>
       </w:r>
@@ -10295,10 +10295,10 @@
       <w:pPr>
         <w:pStyle w:val="BodyText"/>
         <w:rPr>
-          <w:ins w:id="1097" w:author="R1 revision" w:date="2026-10-15T01:53:00Z" w16du:dateUtc="2026-10-15T05:53:00Z"/>
+          <w:ins w:id="1097" w:author="R1 revision" w:date="2026-10-15T01:57:00Z" w16du:dateUtc="2026-10-15T05:57:00Z"/>
         </w:rPr>
       </w:pPr>
-      <w:ins w:id="1098" w:author="R1 revision" w:date="2026-10-15T01:53:00Z" w16du:dateUtc="2026-10-15T05:53:00Z">
+      <w:ins w:id="1098" w:author="R1 revision" w:date="2026-10-15T01:57:00Z" w16du:dateUtc="2026-10-15T05:57:00Z">
         <w:r>
           <w:rPr>
             <w:b/>
@@ -10317,7 +10317,7 @@
       <w:r>
         <w:t xml:space="preserve"> </w:t>
       </w:r>
-      <w:ins w:id="1099" w:author="R1 revision" w:date="2026-10-15T01:53:00Z" w16du:dateUtc="2026-10-15T05:53:00Z">
+      <w:ins w:id="1099" w:author="R1 revision" w:date="2026-10-15T01:57:00Z" w16du:dateUtc="2026-10-15T05:57:00Z">
         <w:r>
           <w:t xml:space="preserve">S. Cai is employed by Fort Wayne Metals, which provided the melting, hot-rolling, cold-drawing and metallography facilities used in this work. </w:t>
         </w:r>
@@ -10325,12 +10325,12 @@
       <w:r>
         <w:t xml:space="preserve">The authors </w:t>
       </w:r>
-      <w:del w:id="1100" w:author="R1 revision" w:date="2026-10-15T01:53:00Z" w16du:dateUtc="2026-10-15T05:53:00Z">
+      <w:del w:id="1100" w:author="R1 revision" w:date="2026-10-15T01:57:00Z" w16du:dateUtc="2026-10-15T05:57:00Z">
         <w:r>
           <w:delText>declare</w:delText>
         </w:r>
       </w:del>
-      <w:ins w:id="1101" w:author="R1 revision" w:date="2026-10-15T01:53:00Z" w16du:dateUtc="2026-10-15T05:53:00Z">
+      <w:ins w:id="1101" w:author="R1 revision" w:date="2026-10-15T01:57:00Z" w16du:dateUtc="2026-10-15T05:57:00Z">
         <w:r>
           <w:t>have</w:t>
         </w:r>
@@ -10338,12 +10338,12 @@
       <w:r>
         <w:t xml:space="preserve"> no </w:t>
       </w:r>
-      <w:del w:id="1102" w:author="R1 revision" w:date="2026-10-15T01:53:00Z" w16du:dateUtc="2026-10-15T05:53:00Z">
+      <w:del w:id="1102" w:author="R1 revision" w:date="2026-10-15T01:57:00Z" w16du:dateUtc="2026-10-15T05:57:00Z">
         <w:r>
           <w:delText>competing</w:delText>
         </w:r>
       </w:del>
-      <w:ins w:id="1103" w:author="R1 revision" w:date="2026-10-15T01:53:00Z" w16du:dateUtc="2026-10-15T05:53:00Z">
+      <w:ins w:id="1103" w:author="R1 revision" w:date="2026-10-15T01:57:00Z" w16du:dateUtc="2026-10-15T05:57:00Z">
         <w:r>
           <w:t>other relevant financial or non-financial</w:t>
         </w:r>
@@ -10351,7 +10351,7 @@
       <w:r>
         <w:t xml:space="preserve"> interests</w:t>
       </w:r>
-      <w:ins w:id="1104" w:author="R1 revision" w:date="2026-10-15T01:53:00Z" w16du:dateUtc="2026-10-15T05:53:00Z">
+      <w:ins w:id="1104" w:author="R1 revision" w:date="2026-10-15T01:57:00Z" w16du:dateUtc="2026-10-15T05:57:00Z">
         <w:r>
           <w:t xml:space="preserve"> to disclose.</w:t>
         </w:r>
@@ -10361,10 +10361,10 @@
       <w:pPr>
         <w:pStyle w:val="BodyText"/>
         <w:rPr>
-          <w:ins w:id="1105" w:author="R1 revision" w:date="2026-10-15T01:53:00Z" w16du:dateUtc="2026-10-15T05:53:00Z"/>
+          <w:ins w:id="1105" w:author="R1 revision" w:date="2026-10-15T01:57:00Z" w16du:dateUtc="2026-10-15T05:57:00Z"/>
         </w:rPr>
       </w:pPr>
-      <w:ins w:id="1106" w:author="R1 revision" w:date="2026-10-15T01:53:00Z" w16du:dateUtc="2026-10-15T05:53:00Z">
+      <w:ins w:id="1106" w:author="R1 revision" w:date="2026-10-15T01:57:00Z" w16du:dateUtc="2026-10-15T05:57:00Z">
         <w:r>
           <w:rPr>
             <w:b/>
@@ -10384,7 +10384,7 @@
       <w:pPr>
         <w:pStyle w:val="BodyText"/>
       </w:pPr>
-      <w:ins w:id="1107" w:author="R1 revision" w:date="2026-10-15T01:53:00Z" w16du:dateUtc="2026-10-15T05:53:00Z">
+      <w:ins w:id="1107" w:author="R1 revision" w:date="2026-10-15T01:57:00Z" w16du:dateUtc="2026-10-15T05:57:00Z">
         <w:r>
           <w:rPr>
             <w:b/>
@@ -10417,12 +10417,12 @@
       <w:r>
         <w:t xml:space="preserve">An LLM deep-research agent (Google Gemini 2.5, Deep Research) was used to hypothesize the </w:t>
       </w:r>
-      <w:del w:id="1108" w:author="R1 revision" w:date="2026-10-15T01:53:00Z" w16du:dateUtc="2026-10-15T05:53:00Z">
+      <w:del w:id="1108" w:author="R1 revision" w:date="2026-10-15T01:57:00Z" w16du:dateUtc="2026-10-15T05:57:00Z">
         <w:r>
           <w:delText>AI</w:delText>
         </w:r>
       </w:del>
-      <w:ins w:id="1109" w:author="R1 revision" w:date="2026-10-15T01:53:00Z" w16du:dateUtc="2026-10-15T05:53:00Z">
+      <w:ins w:id="1109" w:author="R1 revision" w:date="2026-10-15T01:57:00Z" w16du:dateUtc="2026-10-15T05:57:00Z">
         <w:r>
           <w:t>LLM</w:t>
         </w:r>
@@ -10430,12 +10430,12 @@
       <w:r>
         <w:t>-alloy composition under study, as described in Sec. 2.1; this use is a study method</w:t>
       </w:r>
-      <w:del w:id="1110" w:author="R1 revision" w:date="2026-10-15T01:53:00Z" w16du:dateUtc="2026-10-15T05:53:00Z">
+      <w:del w:id="1110" w:author="R1 revision" w:date="2026-10-15T01:57:00Z" w16du:dateUtc="2026-10-15T05:57:00Z">
         <w:r>
           <w:delText>, not a</w:delText>
         </w:r>
       </w:del>
-      <w:ins w:id="1111" w:author="R1 revision" w:date="2026-10-15T01:53:00Z" w16du:dateUtc="2026-10-15T05:53:00Z">
+      <w:ins w:id="1111" w:author="R1 revision" w:date="2026-10-15T01:57:00Z" w16du:dateUtc="2026-10-15T05:57:00Z">
         <w:r>
           <w:t xml:space="preserve"> and is itself the object of the investigation. No AI system generated experimental data or determined any reported measurement, and the authors reviewed the entire</w:t>
         </w:r>
@@ -10443,12 +10443,12 @@
       <w:r>
         <w:t xml:space="preserve"> manuscript</w:t>
       </w:r>
-      <w:del w:id="1112" w:author="R1 revision" w:date="2026-10-15T01:53:00Z" w16du:dateUtc="2026-10-15T05:53:00Z">
+      <w:del w:id="1112" w:author="R1 revision" w:date="2026-10-15T01:57:00Z" w16du:dateUtc="2026-10-15T05:57:00Z">
         <w:r>
           <w:delText>-preparation aid. No generative AI tools were</w:delText>
         </w:r>
       </w:del>
-      <w:ins w:id="1113" w:author="R1 revision" w:date="2026-10-15T01:53:00Z" w16du:dateUtc="2026-10-15T05:53:00Z">
+      <w:ins w:id="1113" w:author="R1 revision" w:date="2026-10-15T01:57:00Z" w16du:dateUtc="2026-10-15T05:57:00Z">
         <w:r>
           <w:t xml:space="preserve"> and take full responsibility for its content. Anthropic Claude was</w:t>
         </w:r>
@@ -10456,12 +10456,12 @@
       <w:r>
         <w:t xml:space="preserve"> used to </w:t>
       </w:r>
-      <w:del w:id="1114" w:author="R1 revision" w:date="2026-10-15T01:53:00Z" w16du:dateUtc="2026-10-15T05:53:00Z">
+      <w:del w:id="1114" w:author="R1 revision" w:date="2026-10-15T01:57:00Z" w16du:dateUtc="2026-10-15T05:57:00Z">
         <w:r>
           <w:delText>draft, edit, or otherwise prepare the text of this</w:delText>
         </w:r>
       </w:del>
-      <w:ins w:id="1115" w:author="R1 revision" w:date="2026-10-15T01:53:00Z" w16du:dateUtc="2026-10-15T05:53:00Z">
+      <w:ins w:id="1115" w:author="R1 revision" w:date="2026-10-15T01:57:00Z" w16du:dateUtc="2026-10-15T05:57:00Z">
         <w:r>
           <w:t>assist with writing and editing the</w:t>
         </w:r>
@@ -10469,7 +10469,7 @@
       <w:r>
         <w:t xml:space="preserve"> manuscript</w:t>
       </w:r>
-      <w:ins w:id="1116" w:author="R1 revision" w:date="2026-10-15T01:53:00Z" w16du:dateUtc="2026-10-15T05:53:00Z">
+      <w:ins w:id="1116" w:author="R1 revision" w:date="2026-10-15T01:57:00Z" w16du:dateUtc="2026-10-15T05:57:00Z">
         <w:r>
           <w:t xml:space="preserve"> text, under the authors’ direction; the authors checked all resulting text against the experimental records and take full responsibility for it</w:t>
         </w:r>
@@ -10492,12 +10492,12 @@
       <w:r>
         <w:t xml:space="preserve"> </w:t>
       </w:r>
-      <w:del w:id="1117" w:author="R1 revision" w:date="2026-10-15T01:53:00Z" w16du:dateUtc="2026-10-15T05:53:00Z">
+      <w:del w:id="1117" w:author="R1 revision" w:date="2026-10-15T01:57:00Z" w16du:dateUtc="2026-10-15T05:57:00Z">
         <w:r>
           <w:delText>ICP-AES</w:delText>
         </w:r>
       </w:del>
-      <w:ins w:id="1118" w:author="R1 revision" w:date="2026-10-15T01:53:00Z" w16du:dateUtc="2026-10-15T05:53:00Z">
+      <w:ins w:id="1118" w:author="R1 revision" w:date="2026-10-15T01:57:00Z" w16du:dateUtc="2026-10-15T05:57:00Z">
         <w:r>
           <w:t>Every specimen behind the figures</w:t>
         </w:r>
@@ -10505,12 +10505,12 @@
       <w:r>
         <w:t xml:space="preserve"> and </w:t>
       </w:r>
-      <w:del w:id="1119" w:author="R1 revision" w:date="2026-10-15T01:53:00Z" w16du:dateUtc="2026-10-15T05:53:00Z">
+      <w:del w:id="1119" w:author="R1 revision" w:date="2026-10-15T01:57:00Z" w16du:dateUtc="2026-10-15T05:57:00Z">
         <w:r>
           <w:delText>interstitial-gas (ASTM E1019)</w:delText>
         </w:r>
       </w:del>
-      <w:ins w:id="1120" w:author="R1 revision" w:date="2026-10-15T01:53:00Z" w16du:dateUtc="2026-10-15T05:53:00Z">
+      <w:ins w:id="1120" w:author="R1 revision" w:date="2026-10-15T01:57:00Z" w16du:dateUtc="2026-10-15T05:57:00Z">
         <w:r>
           <w:t>tables is listed in Table S1 (Online Resource 2), with its heat, form, heat treatment and test and, where applicable, its measured diameter, gauge length and number of specimens; every thermodynamic calculation is listed in Table S2. The</w:t>
         </w:r>
@@ -10518,7 +10518,7 @@
       <w:r>
         <w:t xml:space="preserve"> chemistry certificates for both heats, </w:t>
       </w:r>
-      <w:ins w:id="1121" w:author="R1 revision" w:date="2026-10-15T01:53:00Z" w16du:dateUtc="2026-10-15T05:53:00Z">
+      <w:ins w:id="1121" w:author="R1 revision" w:date="2026-10-15T01:57:00Z" w16du:dateUtc="2026-10-15T05:57:00Z">
         <w:r>
           <w:t xml:space="preserve">the </w:t>
         </w:r>
@@ -10526,12 +10526,12 @@
       <w:r>
         <w:t xml:space="preserve">raw synchrotron </w:t>
       </w:r>
-      <w:del w:id="1122" w:author="R1 revision" w:date="2026-10-15T01:53:00Z" w16du:dateUtc="2026-10-15T05:53:00Z">
+      <w:del w:id="1122" w:author="R1 revision" w:date="2026-10-15T01:57:00Z" w16du:dateUtc="2026-10-15T05:57:00Z">
         <w:r>
           <w:delText>diffraction data, Instron cyclic-</w:delText>
         </w:r>
       </w:del>
-      <w:ins w:id="1123" w:author="R1 revision" w:date="2026-10-15T01:53:00Z" w16du:dateUtc="2026-10-15T05:53:00Z">
+      <w:ins w:id="1123" w:author="R1 revision" w:date="2026-10-15T01:57:00Z" w16du:dateUtc="2026-10-15T05:57:00Z">
         <w:r>
           <w:t xml:space="preserve">detector frames and their azimuthal integrations, the load–extension exports of the </w:t>
         </w:r>
@@ -10539,12 +10539,12 @@
       <w:r>
         <w:t xml:space="preserve">tensile </w:t>
       </w:r>
-      <w:del w:id="1124" w:author="R1 revision" w:date="2026-10-15T01:53:00Z" w16du:dateUtc="2026-10-15T05:53:00Z">
+      <w:del w:id="1124" w:author="R1 revision" w:date="2026-10-15T01:57:00Z" w16du:dateUtc="2026-10-15T05:57:00Z">
         <w:r>
           <w:delText>export data</w:delText>
         </w:r>
       </w:del>
-      <w:ins w:id="1125" w:author="R1 revision" w:date="2026-10-15T01:53:00Z" w16du:dateUtc="2026-10-15T05:53:00Z">
+      <w:ins w:id="1125" w:author="R1 revision" w:date="2026-10-15T01:57:00Z" w16du:dateUtc="2026-10-15T05:57:00Z">
         <w:r>
           <w:t>tests</w:t>
         </w:r>
@@ -10552,7 +10552,7 @@
       <w:r>
         <w:t>, and</w:t>
       </w:r>
-      <w:ins w:id="1126" w:author="R1 revision" w:date="2026-10-15T01:53:00Z" w16du:dateUtc="2026-10-15T05:53:00Z">
+      <w:ins w:id="1126" w:author="R1 revision" w:date="2026-10-15T01:57:00Z" w16du:dateUtc="2026-10-15T05:57:00Z">
         <w:r>
           <w:t xml:space="preserve"> the</w:t>
         </w:r>
@@ -10560,7 +10560,7 @@
       <w:r>
         <w:t xml:space="preserve"> metallographic images are available from the corresponding author on reasonable request.</w:t>
       </w:r>
-      <w:ins w:id="1127" w:author="R1 revision" w:date="2026-10-15T01:53:00Z" w16du:dateUtc="2026-10-15T05:53:00Z">
+      <w:ins w:id="1127" w:author="R1 revision" w:date="2026-10-15T01:57:00Z" w16du:dateUtc="2026-10-15T05:57:00Z">
         <w:r>
           <w:t xml:space="preserve"> The calculation scripts, input compositions and raw output behind Secs. 2.6 and 3.4 are likewise available on request; the thermodynamic databases are third-party assessments that are not redistributed and must be obtained from the sources cited in Sec. 2.6.</w:t>
         </w:r>
@@ -10568,7 +10568,7 @@
     </w:p>
     <w:p>
       <w:r>
-        <w:pict w14:anchorId="376BC9F7">
+        <w:pict w14:anchorId="6A9E732B">
           <v:rect id="_x0000_i1033" style="width:0;height:1.5pt" o:hralign="center" o:hrstd="t" o:hr="t"/>
         </w:pict>
       </w:r>
@@ -10577,12 +10577,12 @@
       <w:pPr>
         <w:pStyle w:val="Heading1"/>
         <w:rPr>
-          <w:ins w:id="1128" w:author="R1 revision" w:date="2026-10-15T01:53:00Z" w16du:dateUtc="2026-10-15T05:53:00Z"/>
+          <w:ins w:id="1128" w:author="R1 revision" w:date="2026-10-15T01:57:00Z" w16du:dateUtc="2026-10-15T05:57:00Z"/>
         </w:rPr>
       </w:pPr>
       <w:bookmarkStart w:id="1129" w:name="references"/>
       <w:bookmarkEnd w:id="1096"/>
-      <w:ins w:id="1130" w:author="R1 revision" w:date="2026-10-15T01:53:00Z" w16du:dateUtc="2026-10-15T05:53:00Z">
+      <w:ins w:id="1130" w:author="R1 revision" w:date="2026-10-15T01:57:00Z" w16du:dateUtc="2026-10-15T05:57:00Z">
         <w:r>
           <w:t>References</w:t>
         </w:r>
@@ -10642,7 +10642,7 @@
       <w:r>
         <w:tab/>
       </w:r>
-      <w:ins w:id="1134" w:author="R1 revision" w:date="2026-10-15T01:53:00Z" w16du:dateUtc="2026-10-15T05:53:00Z">
+      <w:ins w:id="1134" w:author="R1 revision" w:date="2026-10-15T01:57:00Z" w16du:dateUtc="2026-10-15T05:57:00Z">
         <w:r>
           <w:t xml:space="preserve">Gemini Team, </w:t>
         </w:r>
@@ -10650,12 +10650,12 @@
       <w:r>
         <w:t>Google</w:t>
       </w:r>
-      <w:del w:id="1135" w:author="R1 revision" w:date="2026-10-15T01:53:00Z" w16du:dateUtc="2026-10-15T05:53:00Z">
+      <w:del w:id="1135" w:author="R1 revision" w:date="2026-10-15T01:57:00Z" w16du:dateUtc="2026-10-15T05:57:00Z">
         <w:r>
           <w:delText xml:space="preserve"> DeepMind, “</w:delText>
         </w:r>
       </w:del>
-      <w:ins w:id="1136" w:author="R1 revision" w:date="2026-10-15T01:53:00Z" w16du:dateUtc="2026-10-15T05:53:00Z">
+      <w:ins w:id="1136" w:author="R1 revision" w:date="2026-10-15T01:57:00Z" w16du:dateUtc="2026-10-15T05:57:00Z">
         <w:r>
           <w:t xml:space="preserve">, </w:t>
         </w:r>
@@ -10663,7 +10663,7 @@
       <w:r>
         <w:t xml:space="preserve">Gemini 2.5: Pushing the Frontier with Advanced Reasoning, Multimodality, Long Context, and Next </w:t>
       </w:r>
-      <w:del w:id="1137" w:author="R1 revision" w:date="2026-10-15T01:53:00Z" w16du:dateUtc="2026-10-15T05:53:00Z">
+      <w:del w:id="1137" w:author="R1 revision" w:date="2026-10-15T01:57:00Z" w16du:dateUtc="2026-10-15T05:57:00Z">
         <w:r>
           <w:delText>-</w:delText>
         </w:r>
@@ -10671,12 +10671,12 @@
       <w:r>
         <w:t>Generation Agentic Capabilities</w:t>
       </w:r>
-      <w:del w:id="1138" w:author="R1 revision" w:date="2026-10-15T01:53:00Z" w16du:dateUtc="2026-10-15T05:53:00Z">
+      <w:del w:id="1138" w:author="R1 revision" w:date="2026-10-15T01:57:00Z" w16du:dateUtc="2026-10-15T05:57:00Z">
         <w:r>
           <w:delText>,”</w:delText>
         </w:r>
       </w:del>
-      <w:ins w:id="1139" w:author="R1 revision" w:date="2026-10-15T01:53:00Z" w16du:dateUtc="2026-10-15T05:53:00Z">
+      <w:ins w:id="1139" w:author="R1 revision" w:date="2026-10-15T01:57:00Z" w16du:dateUtc="2026-10-15T05:57:00Z">
         <w:r>
           <w:t>, arXiv:2507.06261,</w:t>
         </w:r>
@@ -10690,12 +10690,12 @@
       <w:r>
         <w:instrText>HYPERLINK "https://</w:instrText>
       </w:r>
-      <w:del w:id="1140" w:author="R1 revision" w:date="2026-10-15T01:53:00Z" w16du:dateUtc="2026-10-15T05:53:00Z">
+      <w:del w:id="1140" w:author="R1 revision" w:date="2026-10-15T01:57:00Z" w16du:dateUtc="2026-10-15T05:57:00Z">
         <w:r>
           <w:delInstrText>arxiv</w:delInstrText>
         </w:r>
       </w:del>
-      <w:ins w:id="1141" w:author="R1 revision" w:date="2026-10-15T01:53:00Z" w16du:dateUtc="2026-10-15T05:53:00Z">
+      <w:ins w:id="1141" w:author="R1 revision" w:date="2026-10-15T01:57:00Z" w16du:dateUtc="2026-10-15T05:57:00Z">
         <w:r>
           <w:instrText>doi</w:instrText>
         </w:r>
@@ -10703,12 +10703,12 @@
       <w:r>
         <w:instrText>.org/</w:instrText>
       </w:r>
-      <w:del w:id="1142" w:author="R1 revision" w:date="2026-10-15T01:53:00Z" w16du:dateUtc="2026-10-15T05:53:00Z">
+      <w:del w:id="1142" w:author="R1 revision" w:date="2026-10-15T01:57:00Z" w16du:dateUtc="2026-10-15T05:57:00Z">
         <w:r>
           <w:delInstrText>abs/</w:delInstrText>
         </w:r>
       </w:del>
-      <w:ins w:id="1143" w:author="R1 revision" w:date="2026-10-15T01:53:00Z" w16du:dateUtc="2026-10-15T05:53:00Z">
+      <w:ins w:id="1143" w:author="R1 revision" w:date="2026-10-15T01:57:00Z" w16du:dateUtc="2026-10-15T05:57:00Z">
         <w:r>
           <w:instrText>10.48550/arXiv.</w:instrText>
         </w:r>
@@ -10725,7 +10725,7 @@
         </w:rPr>
         <w:t>https://</w:t>
       </w:r>
-      <w:del w:id="1144" w:author="R1 revision" w:date="2026-10-15T01:53:00Z" w16du:dateUtc="2026-10-15T05:53:00Z">
+      <w:del w:id="1144" w:author="R1 revision" w:date="2026-10-15T01:57:00Z" w16du:dateUtc="2026-10-15T05:57:00Z">
         <w:r>
           <w:rPr>
             <w:rStyle w:val="Hyperlink"/>
@@ -10733,7 +10733,7 @@
           <w:delText>arxiv</w:delText>
         </w:r>
       </w:del>
-      <w:ins w:id="1145" w:author="R1 revision" w:date="2026-10-15T01:53:00Z" w16du:dateUtc="2026-10-15T05:53:00Z">
+      <w:ins w:id="1145" w:author="R1 revision" w:date="2026-10-15T01:57:00Z" w16du:dateUtc="2026-10-15T05:57:00Z">
         <w:r>
           <w:rPr>
             <w:rStyle w:val="Hyperlink"/>
@@ -10747,7 +10747,7 @@
         </w:rPr>
         <w:t>.org/</w:t>
       </w:r>
-      <w:del w:id="1146" w:author="R1 revision" w:date="2026-10-15T01:53:00Z" w16du:dateUtc="2026-10-15T05:53:00Z">
+      <w:del w:id="1146" w:author="R1 revision" w:date="2026-10-15T01:57:00Z" w16du:dateUtc="2026-10-15T05:57:00Z">
         <w:r>
           <w:rPr>
             <w:rStyle w:val="Hyperlink"/>
@@ -10755,7 +10755,7 @@
           <w:delText>abs/</w:delText>
         </w:r>
       </w:del>
-      <w:ins w:id="1147" w:author="R1 revision" w:date="2026-10-15T01:53:00Z" w16du:dateUtc="2026-10-15T05:53:00Z">
+      <w:ins w:id="1147" w:author="R1 revision" w:date="2026-10-15T01:57:00Z" w16du:dateUtc="2026-10-15T05:57:00Z">
         <w:r>
           <w:rPr>
             <w:rStyle w:val="Hyperlink"/>
@@ -10786,7 +10786,7 @@
         <w:tab/>
         <w:t xml:space="preserve">R. Xu and J. Peng, </w:t>
       </w:r>
-      <w:del w:id="1149" w:author="R1 revision" w:date="2026-10-15T01:53:00Z" w16du:dateUtc="2026-10-15T05:53:00Z">
+      <w:del w:id="1149" w:author="R1 revision" w:date="2026-10-15T01:57:00Z" w16du:dateUtc="2026-10-15T05:57:00Z">
         <w:r>
           <w:delText>“</w:delText>
         </w:r>
@@ -10794,12 +10794,12 @@
       <w:r>
         <w:t>A Comprehensive Survey of Deep Research: Systems, Methodologies, and Applications</w:t>
       </w:r>
-      <w:del w:id="1150" w:author="R1 revision" w:date="2026-10-15T01:53:00Z" w16du:dateUtc="2026-10-15T05:53:00Z">
+      <w:del w:id="1150" w:author="R1 revision" w:date="2026-10-15T01:57:00Z" w16du:dateUtc="2026-10-15T05:57:00Z">
         <w:r>
           <w:delText>,”</w:delText>
         </w:r>
       </w:del>
-      <w:ins w:id="1151" w:author="R1 revision" w:date="2026-10-15T01:53:00Z" w16du:dateUtc="2026-10-15T05:53:00Z">
+      <w:ins w:id="1151" w:author="R1 revision" w:date="2026-10-15T01:57:00Z" w16du:dateUtc="2026-10-15T05:57:00Z">
         <w:r>
           <w:t>, arXiv:2506.12594,</w:t>
         </w:r>
@@ -10807,7 +10807,7 @@
       <w:r>
         <w:t xml:space="preserve"> 2025. </w:t>
       </w:r>
-      <w:del w:id="1152" w:author="R1 revision" w:date="2026-10-15T01:53:00Z" w16du:dateUtc="2026-10-15T05:53:00Z">
+      <w:del w:id="1152" w:author="R1 revision" w:date="2026-10-15T01:57:00Z" w16du:dateUtc="2026-10-15T05:57:00Z">
         <w:r>
           <w:fldChar w:fldCharType="begin"/>
         </w:r>
@@ -10827,7 +10827,7 @@
           <w:fldChar w:fldCharType="end"/>
         </w:r>
       </w:del>
-      <w:ins w:id="1153" w:author="R1 revision" w:date="2026-10-15T01:53:00Z" w16du:dateUtc="2026-10-15T05:53:00Z">
+      <w:ins w:id="1153" w:author="R1 revision" w:date="2026-10-15T01:57:00Z" w16du:dateUtc="2026-10-15T05:57:00Z">
         <w:r>
           <w:fldChar w:fldCharType="begin"/>
         </w:r>
@@ -10868,7 +10868,7 @@
         </w:rPr>
         <w:t xml:space="preserve">Acta </w:t>
       </w:r>
-      <w:del w:id="1155" w:author="R1 revision" w:date="2026-10-15T01:53:00Z" w16du:dateUtc="2026-10-15T05:53:00Z">
+      <w:del w:id="1155" w:author="R1 revision" w:date="2026-10-15T01:57:00Z" w16du:dateUtc="2026-10-15T05:57:00Z">
         <w:r>
           <w:rPr>
             <w:i/>
@@ -10880,7 +10880,7 @@
           <w:delText>,</w:delText>
         </w:r>
       </w:del>
-      <w:ins w:id="1156" w:author="R1 revision" w:date="2026-10-15T01:53:00Z" w16du:dateUtc="2026-10-15T05:53:00Z">
+      <w:ins w:id="1156" w:author="R1 revision" w:date="2026-10-15T01:57:00Z" w16du:dateUtc="2026-10-15T05:57:00Z">
         <w:r>
           <w:rPr>
             <w:i/>
@@ -10927,7 +10927,7 @@
         <w:tab/>
         <w:t xml:space="preserve">C. Li, P. Dang, Y. Xian, Y. Zhou, B. Shi, X. Ding, J. Sun, and D. Xue, Generative Inverse Design for Property-Targeted Materials Design: Application to Shape Memory Alloys, </w:t>
       </w:r>
-      <w:del w:id="1158" w:author="R1 revision" w:date="2026-10-15T01:53:00Z" w16du:dateUtc="2026-10-15T05:53:00Z">
+      <w:del w:id="1158" w:author="R1 revision" w:date="2026-10-15T01:57:00Z" w16du:dateUtc="2026-10-15T05:57:00Z">
         <w:r>
           <w:rPr>
             <w:i/>
@@ -10939,7 +10939,7 @@
           <w:delText>,</w:delText>
         </w:r>
       </w:del>
-      <w:ins w:id="1159" w:author="R1 revision" w:date="2026-10-15T01:53:00Z" w16du:dateUtc="2026-10-15T05:53:00Z">
+      <w:ins w:id="1159" w:author="R1 revision" w:date="2026-10-15T01:57:00Z" w16du:dateUtc="2026-10-15T05:57:00Z">
         <w:r>
           <w:rPr>
             <w:i/>
@@ -10961,12 +10961,12 @@
         </w:rPr>
         <w:t>36</w:t>
       </w:r>
-      <w:del w:id="1160" w:author="R1 revision" w:date="2026-10-15T01:53:00Z" w16du:dateUtc="2026-10-15T05:53:00Z">
+      <w:del w:id="1160" w:author="R1 revision" w:date="2026-10-15T01:57:00Z" w16du:dateUtc="2026-10-15T05:57:00Z">
         <w:r>
           <w:delText>,</w:delText>
         </w:r>
       </w:del>
-      <w:ins w:id="1161" w:author="R1 revision" w:date="2026-10-15T01:53:00Z" w16du:dateUtc="2026-10-15T05:53:00Z">
+      <w:ins w:id="1161" w:author="R1 revision" w:date="2026-10-15T01:57:00Z" w16du:dateUtc="2026-10-15T05:57:00Z">
         <w:r>
           <w:t>(46),</w:t>
         </w:r>
@@ -10974,12 +10974,12 @@
       <w:r>
         <w:t xml:space="preserve"> p </w:t>
       </w:r>
-      <w:del w:id="1162" w:author="R1 revision" w:date="2026-10-15T01:53:00Z" w16du:dateUtc="2026-10-15T05:53:00Z">
+      <w:del w:id="1162" w:author="R1 revision" w:date="2026-10-15T01:57:00Z" w16du:dateUtc="2026-10-15T05:57:00Z">
         <w:r>
           <w:delText>2527774</w:delText>
         </w:r>
       </w:del>
-      <w:ins w:id="1163" w:author="R1 revision" w:date="2026-10-15T01:53:00Z" w16du:dateUtc="2026-10-15T05:53:00Z">
+      <w:ins w:id="1163" w:author="R1 revision" w:date="2026-10-15T01:57:00Z" w16du:dateUtc="2026-10-15T05:57:00Z">
         <w:r>
           <w:t>e27774</w:t>
         </w:r>
@@ -11011,12 +11011,12 @@
       <w:r>
         <w:t xml:space="preserve">Q. </w:t>
       </w:r>
-      <w:del w:id="1165" w:author="R1 revision" w:date="2026-10-15T01:53:00Z" w16du:dateUtc="2026-10-15T05:53:00Z">
+      <w:del w:id="1165" w:author="R1 revision" w:date="2026-10-15T01:57:00Z" w16du:dateUtc="2026-10-15T05:57:00Z">
         <w:r>
           <w:delText xml:space="preserve">Hu, R. </w:delText>
         </w:r>
       </w:del>
-      <w:ins w:id="1166" w:author="R1 revision" w:date="2026-10-15T01:53:00Z" w16du:dateUtc="2026-10-15T05:53:00Z">
+      <w:ins w:id="1166" w:author="R1 revision" w:date="2026-10-15T01:57:00Z" w16du:dateUtc="2026-10-15T05:57:00Z">
         <w:r>
           <w:t xml:space="preserve">Liu, M.P. Polak, S.Y. Kim, M.A.A. Shuvo, H.S. Deodhar, J. </w:t>
         </w:r>
@@ -11024,7 +11024,7 @@
       <w:r>
         <w:t xml:space="preserve">Han, </w:t>
       </w:r>
-      <w:ins w:id="1167" w:author="R1 revision" w:date="2026-10-15T01:53:00Z" w16du:dateUtc="2026-10-15T05:53:00Z">
+      <w:ins w:id="1167" w:author="R1 revision" w:date="2026-10-15T01:57:00Z" w16du:dateUtc="2026-10-15T05:57:00Z">
         <w:r>
           <w:t xml:space="preserve">D. Morgan, </w:t>
         </w:r>
@@ -11032,12 +11032,12 @@
       <w:r>
         <w:t xml:space="preserve">and </w:t>
       </w:r>
-      <w:del w:id="1168" w:author="R1 revision" w:date="2026-10-15T01:53:00Z" w16du:dateUtc="2026-10-15T05:53:00Z">
+      <w:del w:id="1168" w:author="R1 revision" w:date="2026-10-15T01:57:00Z" w16du:dateUtc="2026-10-15T05:57:00Z">
         <w:r>
           <w:delText>M.J. Buehler, “</w:delText>
         </w:r>
       </w:del>
-      <w:ins w:id="1169" w:author="R1 revision" w:date="2026-10-15T01:53:00Z" w16du:dateUtc="2026-10-15T05:53:00Z">
+      <w:ins w:id="1169" w:author="R1 revision" w:date="2026-10-15T01:57:00Z" w16du:dateUtc="2026-10-15T05:57:00Z">
         <w:r>
           <w:t xml:space="preserve">H. Oh, </w:t>
         </w:r>
@@ -11045,7 +11045,7 @@
       <w:r>
         <w:t xml:space="preserve">Beyond Designer’s Knowledge: Generating Materials Design Hypotheses via </w:t>
       </w:r>
-      <w:ins w:id="1170" w:author="R1 revision" w:date="2026-10-15T01:53:00Z" w16du:dateUtc="2026-10-15T05:53:00Z">
+      <w:ins w:id="1170" w:author="R1 revision" w:date="2026-10-15T01:57:00Z" w16du:dateUtc="2026-10-15T05:57:00Z">
         <w:r>
           <w:t xml:space="preserve">a </w:t>
         </w:r>
@@ -11053,12 +11053,12 @@
       <w:r>
         <w:t xml:space="preserve">Large Language </w:t>
       </w:r>
-      <w:del w:id="1171" w:author="R1 revision" w:date="2026-10-15T01:53:00Z" w16du:dateUtc="2026-10-15T05:53:00Z">
+      <w:del w:id="1171" w:author="R1 revision" w:date="2026-10-15T01:57:00Z" w16du:dateUtc="2026-10-15T05:57:00Z">
         <w:r>
           <w:delText>Models,” 2024.</w:delText>
         </w:r>
       </w:del>
-      <w:ins w:id="1172" w:author="R1 revision" w:date="2026-10-15T01:53:00Z" w16du:dateUtc="2026-10-15T05:53:00Z">
+      <w:ins w:id="1172" w:author="R1 revision" w:date="2026-10-15T01:57:00Z" w16du:dateUtc="2026-10-15T05:57:00Z">
         <w:r>
           <w:t xml:space="preserve">Model, </w:t>
         </w:r>
@@ -11092,12 +11092,12 @@
       <w:r>
         <w:instrText>HYPERLINK "https://</w:instrText>
       </w:r>
-      <w:del w:id="1173" w:author="R1 revision" w:date="2026-10-15T01:53:00Z" w16du:dateUtc="2026-10-15T05:53:00Z">
+      <w:del w:id="1173" w:author="R1 revision" w:date="2026-10-15T01:57:00Z" w16du:dateUtc="2026-10-15T05:57:00Z">
         <w:r>
           <w:delInstrText>arxiv</w:delInstrText>
         </w:r>
       </w:del>
-      <w:ins w:id="1174" w:author="R1 revision" w:date="2026-10-15T01:53:00Z" w16du:dateUtc="2026-10-15T05:53:00Z">
+      <w:ins w:id="1174" w:author="R1 revision" w:date="2026-10-15T01:57:00Z" w16du:dateUtc="2026-10-15T05:57:00Z">
         <w:r>
           <w:instrText>doi</w:instrText>
         </w:r>
@@ -11105,12 +11105,12 @@
       <w:r>
         <w:instrText>.org/</w:instrText>
       </w:r>
-      <w:del w:id="1175" w:author="R1 revision" w:date="2026-10-15T01:53:00Z" w16du:dateUtc="2026-10-15T05:53:00Z">
+      <w:del w:id="1175" w:author="R1 revision" w:date="2026-10-15T01:57:00Z" w16du:dateUtc="2026-10-15T05:57:00Z">
         <w:r>
           <w:delInstrText>abs/2409.06756</w:delInstrText>
         </w:r>
       </w:del>
-      <w:ins w:id="1176" w:author="R1 revision" w:date="2026-10-15T01:53:00Z" w16du:dateUtc="2026-10-15T05:53:00Z">
+      <w:ins w:id="1176" w:author="R1 revision" w:date="2026-10-15T01:57:00Z" w16du:dateUtc="2026-10-15T05:57:00Z">
         <w:r>
           <w:instrText>10.1016/j.actamat.2025.121307</w:instrText>
         </w:r>
@@ -11127,7 +11127,7 @@
         </w:rPr>
         <w:t>https://</w:t>
       </w:r>
-      <w:del w:id="1177" w:author="R1 revision" w:date="2026-10-15T01:53:00Z" w16du:dateUtc="2026-10-15T05:53:00Z">
+      <w:del w:id="1177" w:author="R1 revision" w:date="2026-10-15T01:57:00Z" w16du:dateUtc="2026-10-15T05:57:00Z">
         <w:r>
           <w:rPr>
             <w:rStyle w:val="Hyperlink"/>
@@ -11135,7 +11135,7 @@
           <w:delText>arxiv</w:delText>
         </w:r>
       </w:del>
-      <w:ins w:id="1178" w:author="R1 revision" w:date="2026-10-15T01:53:00Z" w16du:dateUtc="2026-10-15T05:53:00Z">
+      <w:ins w:id="1178" w:author="R1 revision" w:date="2026-10-15T01:57:00Z" w16du:dateUtc="2026-10-15T05:57:00Z">
         <w:r>
           <w:rPr>
             <w:rStyle w:val="Hyperlink"/>
@@ -11149,7 +11149,7 @@
         </w:rPr>
         <w:t>.org/</w:t>
       </w:r>
-      <w:del w:id="1179" w:author="R1 revision" w:date="2026-10-15T01:53:00Z" w16du:dateUtc="2026-10-15T05:53:00Z">
+      <w:del w:id="1179" w:author="R1 revision" w:date="2026-10-15T01:57:00Z" w16du:dateUtc="2026-10-15T05:57:00Z">
         <w:r>
           <w:rPr>
             <w:rStyle w:val="Hyperlink"/>
@@ -11157,7 +11157,7 @@
           <w:delText>abs/2409.06756</w:delText>
         </w:r>
       </w:del>
-      <w:ins w:id="1180" w:author="R1 revision" w:date="2026-10-15T01:53:00Z" w16du:dateUtc="2026-10-15T05:53:00Z">
+      <w:ins w:id="1180" w:author="R1 revision" w:date="2026-10-15T01:57:00Z" w16du:dateUtc="2026-10-15T05:57:00Z">
         <w:r>
           <w:rPr>
             <w:rStyle w:val="Hyperlink"/>
@@ -11182,12 +11182,12 @@
         <w:tab/>
         <w:t xml:space="preserve">K. Otsuka and </w:t>
       </w:r>
-      <w:del w:id="1182" w:author="R1 revision" w:date="2026-10-15T01:53:00Z" w16du:dateUtc="2026-10-15T05:53:00Z">
+      <w:del w:id="1182" w:author="R1 revision" w:date="2026-10-15T01:57:00Z" w16du:dateUtc="2026-10-15T05:57:00Z">
         <w:r>
           <w:delText>C.M. Wayman, “</w:delText>
         </w:r>
       </w:del>
-      <w:ins w:id="1183" w:author="R1 revision" w:date="2026-10-15T01:53:00Z" w16du:dateUtc="2026-10-15T05:53:00Z">
+      <w:ins w:id="1183" w:author="R1 revision" w:date="2026-10-15T01:57:00Z" w16du:dateUtc="2026-10-15T05:57:00Z">
         <w:r>
           <w:t xml:space="preserve">X. Ren, </w:t>
         </w:r>
@@ -11195,12 +11195,12 @@
       <w:r>
         <w:t xml:space="preserve">Physical Metallurgy of </w:t>
       </w:r>
-      <w:del w:id="1184" w:author="R1 revision" w:date="2026-10-15T01:53:00Z" w16du:dateUtc="2026-10-15T05:53:00Z">
+      <w:del w:id="1184" w:author="R1 revision" w:date="2026-10-15T01:57:00Z" w16du:dateUtc="2026-10-15T05:57:00Z">
         <w:r>
           <w:delText>Titanium-Nickel</w:delText>
         </w:r>
       </w:del>
-      <w:ins w:id="1185" w:author="R1 revision" w:date="2026-10-15T01:53:00Z" w16du:dateUtc="2026-10-15T05:53:00Z">
+      <w:ins w:id="1185" w:author="R1 revision" w:date="2026-10-15T01:57:00Z" w16du:dateUtc="2026-10-15T05:57:00Z">
         <w:r>
           <w:t>Ti–Ni</w:t>
         </w:r>
@@ -11208,7 +11208,7 @@
       <w:r>
         <w:t>-Based Shape Memory Alloys</w:t>
       </w:r>
-      <w:del w:id="1186" w:author="R1 revision" w:date="2026-10-15T01:53:00Z" w16du:dateUtc="2026-10-15T05:53:00Z">
+      <w:del w:id="1186" w:author="R1 revision" w:date="2026-10-15T01:57:00Z" w16du:dateUtc="2026-10-15T05:57:00Z">
         <w:r>
           <w:delText xml:space="preserve">,” </w:delText>
         </w:r>
@@ -11216,7 +11216,7 @@
           <w:delText>(Cambridge, UK), Cambridge University Press, 1998.</w:delText>
         </w:r>
       </w:del>
-      <w:ins w:id="1187" w:author="R1 revision" w:date="2026-10-15T01:53:00Z" w16du:dateUtc="2026-10-15T05:53:00Z">
+      <w:ins w:id="1187" w:author="R1 revision" w:date="2026-10-15T01:57:00Z" w16du:dateUtc="2026-10-15T05:57:00Z">
         <w:r>
           <w:t xml:space="preserve">, </w:t>
         </w:r>
@@ -11273,7 +11273,7 @@
         <w:tab/>
         <w:t xml:space="preserve">D.C. Lagoudas, Ed., </w:t>
       </w:r>
-      <w:del w:id="1189" w:author="R1 revision" w:date="2026-10-15T01:53:00Z" w16du:dateUtc="2026-10-15T05:53:00Z">
+      <w:del w:id="1189" w:author="R1 revision" w:date="2026-10-15T01:57:00Z" w16du:dateUtc="2026-10-15T05:57:00Z">
         <w:r>
           <w:delText>“</w:delText>
         </w:r>
@@ -11281,12 +11281,12 @@
       <w:r>
         <w:t>Shape Memory Alloys: Modeling and Engineering Applications</w:t>
       </w:r>
-      <w:del w:id="1190" w:author="R1 revision" w:date="2026-10-15T01:53:00Z" w16du:dateUtc="2026-10-15T05:53:00Z">
+      <w:del w:id="1190" w:author="R1 revision" w:date="2026-10-15T01:57:00Z" w16du:dateUtc="2026-10-15T05:57:00Z">
         <w:r>
           <w:delText>,” (New York),</w:delText>
         </w:r>
       </w:del>
-      <w:ins w:id="1191" w:author="R1 revision" w:date="2026-10-15T01:53:00Z" w16du:dateUtc="2026-10-15T05:53:00Z">
+      <w:ins w:id="1191" w:author="R1 revision" w:date="2026-10-15T01:57:00Z" w16du:dateUtc="2026-10-15T05:57:00Z">
         <w:r>
           <w:t>,</w:t>
         </w:r>
@@ -11316,7 +11316,7 @@
         <w:tab/>
         <w:t xml:space="preserve">T. Duerig, A. Pelton, and D. Stöckel, An Overview of Nitinol Medical Applications, </w:t>
       </w:r>
-      <w:del w:id="1193" w:author="R1 revision" w:date="2026-10-15T01:53:00Z" w16du:dateUtc="2026-10-15T05:53:00Z">
+      <w:del w:id="1193" w:author="R1 revision" w:date="2026-10-15T01:57:00Z" w16du:dateUtc="2026-10-15T05:57:00Z">
         <w:r>
           <w:rPr>
             <w:i/>
@@ -11325,7 +11325,7 @@
           <w:delText>Materials Science and Engineering:</w:delText>
         </w:r>
       </w:del>
-      <w:ins w:id="1194" w:author="R1 revision" w:date="2026-10-15T01:53:00Z" w16du:dateUtc="2026-10-15T05:53:00Z">
+      <w:ins w:id="1194" w:author="R1 revision" w:date="2026-10-15T01:57:00Z" w16du:dateUtc="2026-10-15T05:57:00Z">
         <w:r>
           <w:rPr>
             <w:i/>
@@ -11376,7 +11376,7 @@
         <w:tab/>
         <w:t xml:space="preserve">J. Mohd Jani, M. Leary, A. Subic, and M.A. Gibson, A Review of Shape Memory Alloy Research, Applications and Opportunities, </w:t>
       </w:r>
-      <w:del w:id="1196" w:author="R1 revision" w:date="2026-10-15T01:53:00Z" w16du:dateUtc="2026-10-15T05:53:00Z">
+      <w:del w:id="1196" w:author="R1 revision" w:date="2026-10-15T01:57:00Z" w16du:dateUtc="2026-10-15T05:57:00Z">
         <w:r>
           <w:rPr>
             <w:i/>
@@ -11388,7 +11388,7 @@
           <w:delText>,</w:delText>
         </w:r>
       </w:del>
-      <w:ins w:id="1197" w:author="R1 revision" w:date="2026-10-15T01:53:00Z" w16du:dateUtc="2026-10-15T05:53:00Z">
+      <w:ins w:id="1197" w:author="R1 revision" w:date="2026-10-15T01:57:00Z" w16du:dateUtc="2026-10-15T05:57:00Z">
         <w:r>
           <w:rPr>
             <w:i/>
@@ -11435,7 +11435,7 @@
         <w:tab/>
         <w:t xml:space="preserve">A. Cladera, B. Weber, C. Leinenbach, C. Czaderski, M. Shahverdi, and M. Motavalli, Iron-Based Shape Memory Alloys for Civil Engineering Structures: An Overview, </w:t>
       </w:r>
-      <w:del w:id="1199" w:author="R1 revision" w:date="2026-10-15T01:53:00Z" w16du:dateUtc="2026-10-15T05:53:00Z">
+      <w:del w:id="1199" w:author="R1 revision" w:date="2026-10-15T01:57:00Z" w16du:dateUtc="2026-10-15T05:57:00Z">
         <w:r>
           <w:rPr>
             <w:i/>
@@ -11447,7 +11447,7 @@
           <w:delText>,</w:delText>
         </w:r>
       </w:del>
-      <w:ins w:id="1200" w:author="R1 revision" w:date="2026-10-15T01:53:00Z" w16du:dateUtc="2026-10-15T05:53:00Z">
+      <w:ins w:id="1200" w:author="R1 revision" w:date="2026-10-15T01:57:00Z" w16du:dateUtc="2026-10-15T05:57:00Z">
         <w:r>
           <w:rPr>
             <w:i/>
@@ -11538,7 +11538,7 @@
       <w:r>
         <w:t xml:space="preserve">M. Vollmer, P. Krooß, M.J. Kriegel, V. Klemm, C. Somsen, H. Ozcan, I. Karaman, A. Weidner, D. Rafaja, H. Biermann, and T. Niendorf, Cyclic Degradation in Bamboo-Like Fe-Mn-Al-Ni Shape Memory Alloys: The Role of Grain Orientation, </w:t>
       </w:r>
-      <w:del w:id="1203" w:author="R1 revision" w:date="2026-10-15T01:53:00Z" w16du:dateUtc="2026-10-15T05:53:00Z">
+      <w:del w:id="1203" w:author="R1 revision" w:date="2026-10-15T01:57:00Z" w16du:dateUtc="2026-10-15T05:57:00Z">
         <w:r>
           <w:rPr>
             <w:i/>
@@ -11550,7 +11550,7 @@
           <w:delText>,</w:delText>
         </w:r>
       </w:del>
-      <w:ins w:id="1204" w:author="R1 revision" w:date="2026-10-15T01:53:00Z" w16du:dateUtc="2026-10-15T05:53:00Z">
+      <w:ins w:id="1204" w:author="R1 revision" w:date="2026-10-15T01:57:00Z" w16du:dateUtc="2026-10-15T05:57:00Z">
         <w:r>
           <w:rPr>
             <w:i/>
@@ -11607,7 +11607,7 @@
         </w:rPr>
         <w:t xml:space="preserve">Shape </w:t>
       </w:r>
-      <w:del w:id="1206" w:author="R1 revision" w:date="2026-10-15T01:53:00Z" w16du:dateUtc="2026-10-15T05:53:00Z">
+      <w:del w:id="1206" w:author="R1 revision" w:date="2026-10-15T01:57:00Z" w16du:dateUtc="2026-10-15T05:57:00Z">
         <w:r>
           <w:rPr>
             <w:i/>
@@ -11616,7 +11616,7 @@
           <w:delText>Memory and</w:delText>
         </w:r>
       </w:del>
-      <w:ins w:id="1207" w:author="R1 revision" w:date="2026-10-15T01:53:00Z" w16du:dateUtc="2026-10-15T05:53:00Z">
+      <w:ins w:id="1207" w:author="R1 revision" w:date="2026-10-15T01:57:00Z" w16du:dateUtc="2026-10-15T05:57:00Z">
         <w:r>
           <w:rPr>
             <w:i/>
@@ -11645,12 +11645,12 @@
       <w:r>
         <w:t xml:space="preserve">, p </w:t>
       </w:r>
-      <w:del w:id="1208" w:author="R1 revision" w:date="2026-10-15T01:53:00Z" w16du:dateUtc="2026-10-15T05:53:00Z">
+      <w:del w:id="1208" w:author="R1 revision" w:date="2026-10-15T01:57:00Z" w16du:dateUtc="2026-10-15T05:57:00Z">
         <w:r>
           <w:delText>384–396</w:delText>
         </w:r>
       </w:del>
-      <w:ins w:id="1209" w:author="R1 revision" w:date="2026-10-15T01:53:00Z" w16du:dateUtc="2026-10-15T05:53:00Z">
+      <w:ins w:id="1209" w:author="R1 revision" w:date="2026-10-15T01:57:00Z" w16du:dateUtc="2026-10-15T05:57:00Z">
         <w:r>
           <w:t>263–277</w:t>
         </w:r>
@@ -11671,7 +11671,7 @@
       <w:pPr>
         <w:pStyle w:val="Bibliography"/>
         <w:rPr>
-          <w:ins w:id="1210" w:author="R1 revision" w:date="2026-10-15T01:53:00Z" w16du:dateUtc="2026-10-15T05:53:00Z"/>
+          <w:ins w:id="1210" w:author="R1 revision" w:date="2026-10-15T01:57:00Z" w16du:dateUtc="2026-10-15T05:57:00Z"/>
         </w:rPr>
       </w:pPr>
       <w:bookmarkStart w:id="1211" w:name="ref-cai2026smst"/>
@@ -11682,7 +11682,7 @@
       <w:r>
         <w:tab/>
       </w:r>
-      <w:ins w:id="1212" w:author="R1 revision" w:date="2026-10-15T01:53:00Z" w16du:dateUtc="2026-10-15T05:53:00Z">
+      <w:ins w:id="1212" w:author="R1 revision" w:date="2026-10-15T01:57:00Z" w16du:dateUtc="2026-10-15T05:57:00Z">
         <w:r>
           <w:t xml:space="preserve">F. Cai and S. Cai, AI-Driven Exploration of Cost-Effective Fe-Based Shape Memory Alloys: Bridging the Gap Between Prediction and Processability, </w:t>
         </w:r>
@@ -11722,7 +11722,7 @@
       </w:pPr>
       <w:bookmarkStart w:id="1213" w:name="ref-omori2017martensitic"/>
       <w:bookmarkEnd w:id="1211"/>
-      <w:ins w:id="1214" w:author="R1 revision" w:date="2026-10-15T01:53:00Z" w16du:dateUtc="2026-10-15T05:53:00Z">
+      <w:ins w:id="1214" w:author="R1 revision" w:date="2026-10-15T01:57:00Z" w16du:dateUtc="2026-10-15T05:57:00Z">
         <w:r>
           <w:t xml:space="preserve">16. </w:t>
         </w:r>
@@ -11740,7 +11740,7 @@
         </w:rPr>
         <w:t xml:space="preserve">Shape </w:t>
       </w:r>
-      <w:del w:id="1215" w:author="R1 revision" w:date="2026-10-15T01:53:00Z" w16du:dateUtc="2026-10-15T05:53:00Z">
+      <w:del w:id="1215" w:author="R1 revision" w:date="2026-10-15T01:57:00Z" w16du:dateUtc="2026-10-15T05:57:00Z">
         <w:r>
           <w:rPr>
             <w:i/>
@@ -11749,7 +11749,7 @@
           <w:delText>Memory and</w:delText>
         </w:r>
       </w:del>
-      <w:ins w:id="1216" w:author="R1 revision" w:date="2026-10-15T01:53:00Z" w16du:dateUtc="2026-10-15T05:53:00Z">
+      <w:ins w:id="1216" w:author="R1 revision" w:date="2026-10-15T01:57:00Z" w16du:dateUtc="2026-10-15T05:57:00Z">
         <w:r>
           <w:rPr>
             <w:i/>
@@ -11793,12 +11793,12 @@
       </w:pPr>
       <w:bookmarkStart w:id="1217" w:name="ref-omori2016agg"/>
       <w:bookmarkEnd w:id="1213"/>
-      <w:del w:id="1218" w:author="R1 revision" w:date="2026-10-15T01:53:00Z" w16du:dateUtc="2026-10-15T05:53:00Z">
+      <w:del w:id="1218" w:author="R1 revision" w:date="2026-10-15T01:57:00Z" w16du:dateUtc="2026-10-15T05:57:00Z">
         <w:r>
           <w:delText>16</w:delText>
         </w:r>
       </w:del>
-      <w:ins w:id="1219" w:author="R1 revision" w:date="2026-10-15T01:53:00Z" w16du:dateUtc="2026-10-15T05:53:00Z">
+      <w:ins w:id="1219" w:author="R1 revision" w:date="2026-10-15T01:57:00Z" w16du:dateUtc="2026-10-15T05:57:00Z">
         <w:r>
           <w:t>17</w:t>
         </w:r>
@@ -11810,7 +11810,7 @@
         <w:tab/>
         <w:t xml:space="preserve">T. Omori, H. Iwaizako, and R. Kainuma, Abnormal Grain Growth Induced by Cyclic Heat Treatment in Fe-Mn-Al-Ni Superelastic Alloy, </w:t>
       </w:r>
-      <w:del w:id="1220" w:author="R1 revision" w:date="2026-10-15T01:53:00Z" w16du:dateUtc="2026-10-15T05:53:00Z">
+      <w:del w:id="1220" w:author="R1 revision" w:date="2026-10-15T01:57:00Z" w16du:dateUtc="2026-10-15T05:57:00Z">
         <w:r>
           <w:rPr>
             <w:i/>
@@ -11822,7 +11822,7 @@
           <w:delText>,</w:delText>
         </w:r>
       </w:del>
-      <w:ins w:id="1221" w:author="R1 revision" w:date="2026-10-15T01:53:00Z" w16du:dateUtc="2026-10-15T05:53:00Z">
+      <w:ins w:id="1221" w:author="R1 revision" w:date="2026-10-15T01:57:00Z" w16du:dateUtc="2026-10-15T05:57:00Z">
         <w:r>
           <w:rPr>
             <w:i/>
@@ -11860,17 +11860,17 @@
       <w:pPr>
         <w:pStyle w:val="Bibliography"/>
         <w:rPr>
-          <w:ins w:id="1222" w:author="R1 revision" w:date="2026-10-15T01:53:00Z" w16du:dateUtc="2026-10-15T05:53:00Z"/>
+          <w:ins w:id="1222" w:author="R1 revision" w:date="2026-10-15T01:57:00Z" w16du:dateUtc="2026-10-15T05:57:00Z"/>
         </w:rPr>
       </w:pPr>
       <w:bookmarkStart w:id="1223" w:name="ref-cai2024niticu"/>
       <w:bookmarkEnd w:id="1217"/>
-      <w:del w:id="1224" w:author="R1 revision" w:date="2026-10-15T01:53:00Z" w16du:dateUtc="2026-10-15T05:53:00Z">
+      <w:del w:id="1224" w:author="R1 revision" w:date="2026-10-15T01:57:00Z" w16du:dateUtc="2026-10-15T05:57:00Z">
         <w:r>
           <w:delText>17</w:delText>
         </w:r>
       </w:del>
-      <w:ins w:id="1225" w:author="R1 revision" w:date="2026-10-15T01:53:00Z" w16du:dateUtc="2026-10-15T05:53:00Z">
+      <w:ins w:id="1225" w:author="R1 revision" w:date="2026-10-15T01:57:00Z" w16du:dateUtc="2026-10-15T05:57:00Z">
         <w:r>
           <w:t xml:space="preserve">18. </w:t>
         </w:r>
@@ -11922,12 +11922,12 @@
       <w:pPr>
         <w:pStyle w:val="Bibliography"/>
         <w:rPr>
-          <w:ins w:id="1226" w:author="R1 revision" w:date="2026-10-15T01:53:00Z" w16du:dateUtc="2026-10-15T05:53:00Z"/>
+          <w:ins w:id="1226" w:author="R1 revision" w:date="2026-10-15T01:57:00Z" w16du:dateUtc="2026-10-15T05:57:00Z"/>
         </w:rPr>
       </w:pPr>
       <w:bookmarkStart w:id="1227" w:name="ref-shaw1995niti"/>
       <w:bookmarkEnd w:id="1223"/>
-      <w:ins w:id="1228" w:author="R1 revision" w:date="2026-10-15T01:53:00Z" w16du:dateUtc="2026-10-15T05:53:00Z">
+      <w:ins w:id="1228" w:author="R1 revision" w:date="2026-10-15T01:57:00Z" w16du:dateUtc="2026-10-15T05:57:00Z">
         <w:r>
           <w:t xml:space="preserve">19. </w:t>
         </w:r>
@@ -11983,7 +11983,7 @@
       </w:pPr>
       <w:bookmarkStart w:id="1229" w:name="ref-tai2024ssrf"/>
       <w:bookmarkEnd w:id="1227"/>
-      <w:ins w:id="1230" w:author="R1 revision" w:date="2026-10-15T01:53:00Z" w16du:dateUtc="2026-10-15T05:53:00Z">
+      <w:ins w:id="1230" w:author="R1 revision" w:date="2026-10-15T01:57:00Z" w16du:dateUtc="2026-10-15T05:57:00Z">
         <w:r>
           <w:t>20</w:t>
         </w:r>
@@ -11995,7 +11995,7 @@
         <w:tab/>
         <w:t xml:space="preserve">R.Z. Tai and Z.T. Zhao, Overview of SSRF Phase-II Beamlines, </w:t>
       </w:r>
-      <w:del w:id="1231" w:author="R1 revision" w:date="2026-10-15T01:53:00Z" w16du:dateUtc="2026-10-15T05:53:00Z">
+      <w:del w:id="1231" w:author="R1 revision" w:date="2026-10-15T01:57:00Z" w16du:dateUtc="2026-10-15T05:57:00Z">
         <w:r>
           <w:rPr>
             <w:i/>
@@ -12007,7 +12007,7 @@
           <w:delText>,</w:delText>
         </w:r>
       </w:del>
-      <w:ins w:id="1232" w:author="R1 revision" w:date="2026-10-15T01:53:00Z" w16du:dateUtc="2026-10-15T05:53:00Z">
+      <w:ins w:id="1232" w:author="R1 revision" w:date="2026-10-15T01:57:00Z" w16du:dateUtc="2026-10-15T05:57:00Z">
         <w:r>
           <w:rPr>
             <w:i/>
@@ -12047,12 +12047,12 @@
       </w:pPr>
       <w:bookmarkStart w:id="1233" w:name="ref-yang2024ssrf"/>
       <w:bookmarkEnd w:id="1229"/>
-      <w:del w:id="1234" w:author="R1 revision" w:date="2026-10-15T01:53:00Z" w16du:dateUtc="2026-10-15T05:53:00Z">
+      <w:del w:id="1234" w:author="R1 revision" w:date="2026-10-15T01:57:00Z" w16du:dateUtc="2026-10-15T05:57:00Z">
         <w:r>
           <w:delText>18</w:delText>
         </w:r>
       </w:del>
-      <w:ins w:id="1235" w:author="R1 revision" w:date="2026-10-15T01:53:00Z" w16du:dateUtc="2026-10-15T05:53:00Z">
+      <w:ins w:id="1235" w:author="R1 revision" w:date="2026-10-15T01:57:00Z" w16du:dateUtc="2026-10-15T05:57:00Z">
         <w:r>
           <w:t>21</w:t>
         </w:r>
@@ -12066,12 +12066,12 @@
       <w:r>
         <w:t xml:space="preserve">K. Yang, Z.-H. Dong, C.-Y. Zhou, Z.-L. Zhao, D.-X. Liang, S.-C. Cao, </w:t>
       </w:r>
-      <w:del w:id="1236" w:author="R1 revision" w:date="2026-10-15T01:53:00Z" w16du:dateUtc="2026-10-15T05:53:00Z">
+      <w:del w:id="1236" w:author="R1 revision" w:date="2026-10-15T01:57:00Z" w16du:dateUtc="2026-10-15T05:57:00Z">
         <w:r>
           <w:delText>et al.,</w:delText>
         </w:r>
       </w:del>
-      <w:ins w:id="1237" w:author="R1 revision" w:date="2026-10-15T01:53:00Z" w16du:dateUtc="2026-10-15T05:53:00Z">
+      <w:ins w:id="1237" w:author="R1 revision" w:date="2026-10-15T01:57:00Z" w16du:dateUtc="2026-10-15T05:57:00Z">
         <w:r>
           <w:t>and A.-G. Li,</w:t>
         </w:r>
@@ -12079,7 +12079,7 @@
       <w:r>
         <w:t xml:space="preserve"> Ultrahard X-ray Multifunctional Application Beamline at the SSRF, </w:t>
       </w:r>
-      <w:del w:id="1238" w:author="R1 revision" w:date="2026-10-15T01:53:00Z" w16du:dateUtc="2026-10-15T05:53:00Z">
+      <w:del w:id="1238" w:author="R1 revision" w:date="2026-10-15T01:57:00Z" w16du:dateUtc="2026-10-15T05:57:00Z">
         <w:r>
           <w:rPr>
             <w:i/>
@@ -12091,7 +12091,7 @@
           <w:delText>,</w:delText>
         </w:r>
       </w:del>
-      <w:ins w:id="1239" w:author="R1 revision" w:date="2026-10-15T01:53:00Z" w16du:dateUtc="2026-10-15T05:53:00Z">
+      <w:ins w:id="1239" w:author="R1 revision" w:date="2026-10-15T01:57:00Z" w16du:dateUtc="2026-10-15T05:57:00Z">
         <w:r>
           <w:rPr>
             <w:i/>
@@ -12131,12 +12131,12 @@
       </w:pPr>
       <w:bookmarkStart w:id="1240" w:name="ref-hammersley1998fit2d"/>
       <w:bookmarkEnd w:id="1233"/>
-      <w:del w:id="1241" w:author="R1 revision" w:date="2026-10-15T01:53:00Z" w16du:dateUtc="2026-10-15T05:53:00Z">
+      <w:del w:id="1241" w:author="R1 revision" w:date="2026-10-15T01:57:00Z" w16du:dateUtc="2026-10-15T05:57:00Z">
         <w:r>
           <w:delText>19</w:delText>
         </w:r>
       </w:del>
-      <w:ins w:id="1242" w:author="R1 revision" w:date="2026-10-15T01:53:00Z" w16du:dateUtc="2026-10-15T05:53:00Z">
+      <w:ins w:id="1242" w:author="R1 revision" w:date="2026-10-15T01:57:00Z" w16du:dateUtc="2026-10-15T05:57:00Z">
         <w:r>
           <w:t>22</w:t>
         </w:r>
@@ -12148,12 +12148,12 @@
         <w:tab/>
         <w:t xml:space="preserve">A.P. Hammersley, “FIT2D V9.129 Reference Manual V3.1,” </w:t>
       </w:r>
-      <w:del w:id="1243" w:author="R1 revision" w:date="2026-10-15T01:53:00Z" w16du:dateUtc="2026-10-15T05:53:00Z">
+      <w:del w:id="1243" w:author="R1 revision" w:date="2026-10-15T01:57:00Z" w16du:dateUtc="2026-10-15T05:57:00Z">
         <w:r>
           <w:delText>(</w:delText>
         </w:r>
       </w:del>
-      <w:ins w:id="1244" w:author="R1 revision" w:date="2026-10-15T01:53:00Z" w16du:dateUtc="2026-10-15T05:53:00Z">
+      <w:ins w:id="1244" w:author="R1 revision" w:date="2026-10-15T01:57:00Z" w16du:dateUtc="2026-10-15T05:57:00Z">
         <w:r>
           <w:t xml:space="preserve">ESRF98HA01T, ESRF, </w:t>
         </w:r>
@@ -12161,12 +12161,12 @@
       <w:r>
         <w:t>Grenoble</w:t>
       </w:r>
-      <w:del w:id="1245" w:author="R1 revision" w:date="2026-10-15T01:53:00Z" w16du:dateUtc="2026-10-15T05:53:00Z">
+      <w:del w:id="1245" w:author="R1 revision" w:date="2026-10-15T01:57:00Z" w16du:dateUtc="2026-10-15T05:57:00Z">
         <w:r>
           <w:delText>),</w:delText>
         </w:r>
       </w:del>
-      <w:ins w:id="1246" w:author="R1 revision" w:date="2026-10-15T01:53:00Z" w16du:dateUtc="2026-10-15T05:53:00Z">
+      <w:ins w:id="1246" w:author="R1 revision" w:date="2026-10-15T01:57:00Z" w16du:dateUtc="2026-10-15T05:57:00Z">
         <w:r>
           <w:t>,</w:t>
         </w:r>
@@ -12181,12 +12181,12 @@
       </w:pPr>
       <w:bookmarkStart w:id="1247" w:name="ref-rietveld1969"/>
       <w:bookmarkEnd w:id="1240"/>
-      <w:del w:id="1248" w:author="R1 revision" w:date="2026-10-15T01:53:00Z" w16du:dateUtc="2026-10-15T05:53:00Z">
+      <w:del w:id="1248" w:author="R1 revision" w:date="2026-10-15T01:57:00Z" w16du:dateUtc="2026-10-15T05:57:00Z">
         <w:r>
           <w:delText>20</w:delText>
         </w:r>
       </w:del>
-      <w:ins w:id="1249" w:author="R1 revision" w:date="2026-10-15T01:53:00Z" w16du:dateUtc="2026-10-15T05:53:00Z">
+      <w:ins w:id="1249" w:author="R1 revision" w:date="2026-10-15T01:57:00Z" w16du:dateUtc="2026-10-15T05:57:00Z">
         <w:r>
           <w:t>23</w:t>
         </w:r>
@@ -12198,7 +12198,7 @@
         <w:tab/>
         <w:t xml:space="preserve">H.M. Rietveld, A Profile Refinement Method for Nuclear and Magnetic Structures, </w:t>
       </w:r>
-      <w:del w:id="1250" w:author="R1 revision" w:date="2026-10-15T01:53:00Z" w16du:dateUtc="2026-10-15T05:53:00Z">
+      <w:del w:id="1250" w:author="R1 revision" w:date="2026-10-15T01:57:00Z" w16du:dateUtc="2026-10-15T05:57:00Z">
         <w:r>
           <w:rPr>
             <w:i/>
@@ -12210,7 +12210,7 @@
           <w:delText>,</w:delText>
         </w:r>
       </w:del>
-      <w:ins w:id="1251" w:author="R1 revision" w:date="2026-10-15T01:53:00Z" w16du:dateUtc="2026-10-15T05:53:00Z">
+      <w:ins w:id="1251" w:author="R1 revision" w:date="2026-10-15T01:57:00Z" w16du:dateUtc="2026-10-15T05:57:00Z">
         <w:r>
           <w:rPr>
             <w:i/>
@@ -12250,12 +12250,12 @@
       </w:pPr>
       <w:bookmarkStart w:id="1252" w:name="ref-lutterotti1997maud"/>
       <w:bookmarkEnd w:id="1247"/>
-      <w:del w:id="1253" w:author="R1 revision" w:date="2026-10-15T01:53:00Z" w16du:dateUtc="2026-10-15T05:53:00Z">
+      <w:del w:id="1253" w:author="R1 revision" w:date="2026-10-15T01:57:00Z" w16du:dateUtc="2026-10-15T05:57:00Z">
         <w:r>
           <w:delText>21</w:delText>
         </w:r>
       </w:del>
-      <w:ins w:id="1254" w:author="R1 revision" w:date="2026-10-15T01:53:00Z" w16du:dateUtc="2026-10-15T05:53:00Z">
+      <w:ins w:id="1254" w:author="R1 revision" w:date="2026-10-15T01:57:00Z" w16du:dateUtc="2026-10-15T05:57:00Z">
         <w:r>
           <w:t>24</w:t>
         </w:r>
@@ -12267,7 +12267,7 @@
         <w:tab/>
         <w:t xml:space="preserve">L. Lutterotti, S. Matthies, H.R. Wenk, A.S. Schultz, and J.W. Richardson, Combined Texture and Structure Analysis of Deformed Limestone from Time-of-Flight Neutron Diffraction Spectra, </w:t>
       </w:r>
-      <w:del w:id="1255" w:author="R1 revision" w:date="2026-10-15T01:53:00Z" w16du:dateUtc="2026-10-15T05:53:00Z">
+      <w:del w:id="1255" w:author="R1 revision" w:date="2026-10-15T01:57:00Z" w16du:dateUtc="2026-10-15T05:57:00Z">
         <w:r>
           <w:rPr>
             <w:i/>
@@ -12279,7 +12279,7 @@
           <w:delText>,</w:delText>
         </w:r>
       </w:del>
-      <w:ins w:id="1256" w:author="R1 revision" w:date="2026-10-15T01:53:00Z" w16du:dateUtc="2026-10-15T05:53:00Z">
+      <w:ins w:id="1256" w:author="R1 revision" w:date="2026-10-15T01:57:00Z" w16du:dateUtc="2026-10-15T05:57:00Z">
         <w:r>
           <w:rPr>
             <w:i/>
@@ -12317,17 +12317,17 @@
       <w:pPr>
         <w:pStyle w:val="Bibliography"/>
         <w:rPr>
-          <w:ins w:id="1257" w:author="R1 revision" w:date="2026-10-15T01:53:00Z" w16du:dateUtc="2026-10-15T05:53:00Z"/>
+          <w:ins w:id="1257" w:author="R1 revision" w:date="2026-10-15T01:57:00Z" w16du:dateUtc="2026-10-15T05:57:00Z"/>
         </w:rPr>
       </w:pPr>
       <w:bookmarkStart w:id="1258" w:name="ref-lukas2007calphad"/>
       <w:bookmarkEnd w:id="1252"/>
-      <w:del w:id="1259" w:author="R1 revision" w:date="2026-10-15T01:53:00Z" w16du:dateUtc="2026-10-15T05:53:00Z">
+      <w:del w:id="1259" w:author="R1 revision" w:date="2026-10-15T01:57:00Z" w16du:dateUtc="2026-10-15T05:57:00Z">
         <w:r>
           <w:delText>22</w:delText>
         </w:r>
       </w:del>
-      <w:ins w:id="1260" w:author="R1 revision" w:date="2026-10-15T01:53:00Z" w16du:dateUtc="2026-10-15T05:53:00Z">
+      <w:ins w:id="1260" w:author="R1 revision" w:date="2026-10-15T01:57:00Z" w16du:dateUtc="2026-10-15T05:57:00Z">
         <w:r>
           <w:t xml:space="preserve">25. </w:t>
         </w:r>
@@ -12361,12 +12361,12 @@
       <w:pPr>
         <w:pStyle w:val="Bibliography"/>
         <w:rPr>
-          <w:ins w:id="1261" w:author="R1 revision" w:date="2026-10-15T01:53:00Z" w16du:dateUtc="2026-10-15T05:53:00Z"/>
+          <w:ins w:id="1261" w:author="R1 revision" w:date="2026-10-15T01:57:00Z" w16du:dateUtc="2026-10-15T05:57:00Z"/>
         </w:rPr>
       </w:pPr>
       <w:bookmarkStart w:id="1262" w:name="ref-otis2017pycalphad"/>
       <w:bookmarkEnd w:id="1258"/>
-      <w:ins w:id="1263" w:author="R1 revision" w:date="2026-10-15T01:53:00Z" w16du:dateUtc="2026-10-15T05:53:00Z">
+      <w:ins w:id="1263" w:author="R1 revision" w:date="2026-10-15T01:57:00Z" w16du:dateUtc="2026-10-15T05:57:00Z">
         <w:r>
           <w:t xml:space="preserve">26. </w:t>
         </w:r>
@@ -12418,12 +12418,12 @@
       <w:pPr>
         <w:pStyle w:val="Bibliography"/>
         <w:rPr>
-          <w:ins w:id="1264" w:author="R1 revision" w:date="2026-10-15T01:53:00Z" w16du:dateUtc="2026-10-15T05:53:00Z"/>
+          <w:ins w:id="1264" w:author="R1 revision" w:date="2026-10-15T01:57:00Z" w16du:dateUtc="2026-10-15T05:57:00Z"/>
         </w:rPr>
       </w:pPr>
       <w:bookmarkStart w:id="1265" w:name="ref-hallstedt2017mpea"/>
       <w:bookmarkEnd w:id="1262"/>
-      <w:ins w:id="1266" w:author="R1 revision" w:date="2026-10-15T01:53:00Z" w16du:dateUtc="2026-10-15T05:53:00Z">
+      <w:ins w:id="1266" w:author="R1 revision" w:date="2026-10-15T01:57:00Z" w16du:dateUtc="2026-10-15T05:57:00Z">
         <w:r>
           <w:t xml:space="preserve">27. </w:t>
         </w:r>
@@ -12461,12 +12461,12 @@
       <w:pPr>
         <w:pStyle w:val="Bibliography"/>
         <w:rPr>
-          <w:ins w:id="1267" w:author="R1 revision" w:date="2026-10-15T01:53:00Z" w16du:dateUtc="2026-10-15T05:53:00Z"/>
+          <w:ins w:id="1267" w:author="R1 revision" w:date="2026-10-15T01:57:00Z" w16du:dateUtc="2026-10-15T05:57:00Z"/>
         </w:rPr>
       </w:pPr>
       <w:bookmarkStart w:id="1268" w:name="ref-hallstedt2023mpea"/>
       <w:bookmarkEnd w:id="1265"/>
-      <w:ins w:id="1269" w:author="R1 revision" w:date="2026-10-15T01:53:00Z" w16du:dateUtc="2026-10-15T05:53:00Z">
+      <w:ins w:id="1269" w:author="R1 revision" w:date="2026-10-15T01:57:00Z" w16du:dateUtc="2026-10-15T05:57:00Z">
         <w:r>
           <w:t xml:space="preserve">28. </w:t>
         </w:r>
@@ -12518,12 +12518,12 @@
       <w:pPr>
         <w:pStyle w:val="Bibliography"/>
         <w:rPr>
-          <w:ins w:id="1270" w:author="R1 revision" w:date="2026-10-15T01:53:00Z" w16du:dateUtc="2026-10-15T05:53:00Z"/>
+          <w:ins w:id="1270" w:author="R1 revision" w:date="2026-10-15T01:57:00Z" w16du:dateUtc="2026-10-15T05:57:00Z"/>
         </w:rPr>
       </w:pPr>
       <w:bookmarkStart w:id="1271" w:name="ref-prechimn04"/>
       <w:bookmarkEnd w:id="1268"/>
-      <w:ins w:id="1272" w:author="R1 revision" w:date="2026-10-15T01:53:00Z" w16du:dateUtc="2026-10-15T05:53:00Z">
+      <w:ins w:id="1272" w:author="R1 revision" w:date="2026-10-15T01:57:00Z" w16du:dateUtc="2026-10-15T05:57:00Z">
         <w:r>
           <w:t xml:space="preserve">29. </w:t>
         </w:r>
@@ -12575,12 +12575,12 @@
       <w:pPr>
         <w:pStyle w:val="Bibliography"/>
         <w:rPr>
-          <w:ins w:id="1273" w:author="R1 revision" w:date="2026-10-15T01:53:00Z" w16du:dateUtc="2026-10-15T05:53:00Z"/>
+          <w:ins w:id="1273" w:author="R1 revision" w:date="2026-10-15T01:57:00Z" w16du:dateUtc="2026-10-15T05:57:00Z"/>
         </w:rPr>
       </w:pPr>
       <w:bookmarkStart w:id="1274" w:name="ref-mcfe"/>
       <w:bookmarkEnd w:id="1271"/>
-      <w:ins w:id="1275" w:author="R1 revision" w:date="2026-10-15T01:53:00Z" w16du:dateUtc="2026-10-15T05:53:00Z">
+      <w:ins w:id="1275" w:author="R1 revision" w:date="2026-10-15T01:57:00Z" w16du:dateUtc="2026-10-15T05:57:00Z">
         <w:r>
           <w:t xml:space="preserve">30. </w:t>
         </w:r>
@@ -12617,7 +12617,7 @@
       </w:pPr>
       <w:bookmarkStart w:id="1276" w:name="ref-tanaka2010science"/>
       <w:bookmarkEnd w:id="1274"/>
-      <w:ins w:id="1277" w:author="R1 revision" w:date="2026-10-15T01:53:00Z" w16du:dateUtc="2026-10-15T05:53:00Z">
+      <w:ins w:id="1277" w:author="R1 revision" w:date="2026-10-15T01:57:00Z" w16du:dateUtc="2026-10-15T05:57:00Z">
         <w:r>
           <w:t>31</w:t>
         </w:r>
@@ -12664,12 +12664,12 @@
       </w:pPr>
       <w:bookmarkStart w:id="1278" w:name="ref-vollmer2019natcomm"/>
       <w:bookmarkEnd w:id="1276"/>
-      <w:del w:id="1279" w:author="R1 revision" w:date="2026-10-15T01:53:00Z" w16du:dateUtc="2026-10-15T05:53:00Z">
+      <w:del w:id="1279" w:author="R1 revision" w:date="2026-10-15T01:57:00Z" w16du:dateUtc="2026-10-15T05:57:00Z">
         <w:r>
           <w:delText>23</w:delText>
         </w:r>
       </w:del>
-      <w:ins w:id="1280" w:author="R1 revision" w:date="2026-10-15T01:53:00Z" w16du:dateUtc="2026-10-15T05:53:00Z">
+      <w:ins w:id="1280" w:author="R1 revision" w:date="2026-10-15T01:57:00Z" w16du:dateUtc="2026-10-15T05:57:00Z">
         <w:r>
           <w:t>32</w:t>
         </w:r>
@@ -12684,7 +12684,7 @@
       <w:r>
         <w:t xml:space="preserve">-Based Shape Memory Alloys Through Compositional Adjustments, </w:t>
       </w:r>
-      <w:del w:id="1281" w:author="R1 revision" w:date="2026-10-15T01:53:00Z" w16du:dateUtc="2026-10-15T05:53:00Z">
+      <w:del w:id="1281" w:author="R1 revision" w:date="2026-10-15T01:57:00Z" w16du:dateUtc="2026-10-15T05:57:00Z">
         <w:r>
           <w:rPr>
             <w:i/>
@@ -12696,7 +12696,7 @@
           <w:delText>,</w:delText>
         </w:r>
       </w:del>
-      <w:ins w:id="1282" w:author="R1 revision" w:date="2026-10-15T01:53:00Z" w16du:dateUtc="2026-10-15T05:53:00Z">
+      <w:ins w:id="1282" w:author="R1 revision" w:date="2026-10-15T01:57:00Z" w16du:dateUtc="2026-10-15T05:57:00Z">
         <w:r>
           <w:rPr>
             <w:i/>
@@ -12734,17 +12734,17 @@
       <w:pPr>
         <w:pStyle w:val="Bibliography"/>
         <w:rPr>
-          <w:ins w:id="1283" w:author="R1 revision" w:date="2026-10-15T01:53:00Z" w16du:dateUtc="2026-10-15T05:53:00Z"/>
+          <w:ins w:id="1283" w:author="R1 revision" w:date="2026-10-15T01:57:00Z" w16du:dateUtc="2026-10-15T05:57:00Z"/>
         </w:rPr>
       </w:pPr>
       <w:bookmarkStart w:id="1284" w:name="ref-engler2010texture"/>
       <w:bookmarkEnd w:id="1278"/>
-      <w:del w:id="1285" w:author="R1 revision" w:date="2026-10-15T01:53:00Z" w16du:dateUtc="2026-10-15T05:53:00Z">
+      <w:del w:id="1285" w:author="R1 revision" w:date="2026-10-15T01:57:00Z" w16du:dateUtc="2026-10-15T05:57:00Z">
         <w:r>
           <w:delText>24</w:delText>
         </w:r>
       </w:del>
-      <w:ins w:id="1286" w:author="R1 revision" w:date="2026-10-15T01:53:00Z" w16du:dateUtc="2026-10-15T05:53:00Z">
+      <w:ins w:id="1286" w:author="R1 revision" w:date="2026-10-15T01:57:00Z" w16du:dateUtc="2026-10-15T05:57:00Z">
         <w:r>
           <w:t xml:space="preserve">33. </w:t>
         </w:r>
@@ -12758,12 +12758,12 @@
       <w:pPr>
         <w:pStyle w:val="Bibliography"/>
         <w:rPr>
-          <w:ins w:id="1287" w:author="R1 revision" w:date="2026-10-15T01:53:00Z" w16du:dateUtc="2026-10-15T05:53:00Z"/>
+          <w:ins w:id="1287" w:author="R1 revision" w:date="2026-10-15T01:57:00Z" w16du:dateUtc="2026-10-15T05:57:00Z"/>
         </w:rPr>
       </w:pPr>
       <w:bookmarkStart w:id="1288" w:name="ref-omori2012apl"/>
       <w:bookmarkEnd w:id="1284"/>
-      <w:ins w:id="1289" w:author="R1 revision" w:date="2026-10-15T01:53:00Z" w16du:dateUtc="2026-10-15T05:53:00Z">
+      <w:ins w:id="1289" w:author="R1 revision" w:date="2026-10-15T01:57:00Z" w16du:dateUtc="2026-10-15T05:57:00Z">
         <w:r>
           <w:t xml:space="preserve">34. </w:t>
         </w:r>
@@ -12818,12 +12818,12 @@
       <w:pPr>
         <w:pStyle w:val="Bibliography"/>
         <w:rPr>
-          <w:ins w:id="1290" w:author="R1 revision" w:date="2026-10-15T01:53:00Z" w16du:dateUtc="2026-10-15T05:53:00Z"/>
+          <w:ins w:id="1290" w:author="R1 revision" w:date="2026-10-15T01:57:00Z" w16du:dateUtc="2026-10-15T05:57:00Z"/>
         </w:rPr>
       </w:pPr>
       <w:bookmarkStart w:id="1291" w:name="ref-bhadeshia2010steels"/>
       <w:bookmarkEnd w:id="1288"/>
-      <w:ins w:id="1292" w:author="R1 revision" w:date="2026-10-15T01:53:00Z" w16du:dateUtc="2026-10-15T05:53:00Z">
+      <w:ins w:id="1292" w:author="R1 revision" w:date="2026-10-15T01:57:00Z" w16du:dateUtc="2026-10-15T05:57:00Z">
         <w:r>
           <w:t>35</w:t>
         </w:r>
@@ -12835,7 +12835,7 @@
         <w:tab/>
         <w:t xml:space="preserve">H.K.D.H. Bhadeshia and R.W.K. Honeycombe, </w:t>
       </w:r>
-      <w:del w:id="1293" w:author="R1 revision" w:date="2026-10-15T01:53:00Z" w16du:dateUtc="2026-10-15T05:53:00Z">
+      <w:del w:id="1293" w:author="R1 revision" w:date="2026-10-15T01:57:00Z" w16du:dateUtc="2026-10-15T05:57:00Z">
         <w:r>
           <w:delText>“</w:delText>
         </w:r>
@@ -12843,12 +12843,12 @@
       <w:r>
         <w:t>Steels: Microstructure and Properties</w:t>
       </w:r>
-      <w:del w:id="1294" w:author="R1 revision" w:date="2026-10-15T01:53:00Z" w16du:dateUtc="2026-10-15T05:53:00Z">
+      <w:del w:id="1294" w:author="R1 revision" w:date="2026-10-15T01:57:00Z" w16du:dateUtc="2026-10-15T05:57:00Z">
         <w:r>
           <w:delText>,” Fourth, (Oxford),</w:delText>
         </w:r>
       </w:del>
-      <w:ins w:id="1295" w:author="R1 revision" w:date="2026-10-15T01:53:00Z" w16du:dateUtc="2026-10-15T05:53:00Z">
+      <w:ins w:id="1295" w:author="R1 revision" w:date="2026-10-15T01:57:00Z" w16du:dateUtc="2026-10-15T05:57:00Z">
         <w:r>
           <w:t>, 4th ed.,</w:t>
         </w:r>
@@ -12861,12 +12861,12 @@
       <w:pPr>
         <w:pStyle w:val="Bibliography"/>
         <w:rPr>
-          <w:ins w:id="1296" w:author="R1 revision" w:date="2026-10-15T01:53:00Z" w16du:dateUtc="2026-10-15T05:53:00Z"/>
+          <w:ins w:id="1296" w:author="R1 revision" w:date="2026-10-15T01:57:00Z" w16du:dateUtc="2026-10-15T05:57:00Z"/>
         </w:rPr>
       </w:pPr>
       <w:bookmarkStart w:id="1297" w:name="ref-chaudhari2024alloybert"/>
       <w:bookmarkEnd w:id="1291"/>
-      <w:ins w:id="1298" w:author="R1 revision" w:date="2026-10-15T01:53:00Z" w16du:dateUtc="2026-10-15T05:53:00Z">
+      <w:ins w:id="1298" w:author="R1 revision" w:date="2026-10-15T01:57:00Z" w16du:dateUtc="2026-10-15T05:57:00Z">
         <w:r>
           <w:t xml:space="preserve">36. </w:t>
         </w:r>
@@ -12918,12 +12918,12 @@
       <w:pPr>
         <w:pStyle w:val="Bibliography"/>
         <w:rPr>
-          <w:ins w:id="1299" w:author="R1 revision" w:date="2026-10-15T01:53:00Z" w16du:dateUtc="2026-10-15T05:53:00Z"/>
+          <w:ins w:id="1299" w:author="R1 revision" w:date="2026-10-15T01:57:00Z" w16du:dateUtc="2026-10-15T05:57:00Z"/>
         </w:rPr>
       </w:pPr>
       <w:bookmarkStart w:id="1300" w:name="ref-ni2025alloygpt"/>
       <w:bookmarkEnd w:id="1297"/>
-      <w:ins w:id="1301" w:author="R1 revision" w:date="2026-10-15T01:53:00Z" w16du:dateUtc="2026-10-15T05:53:00Z">
+      <w:ins w:id="1301" w:author="R1 revision" w:date="2026-10-15T01:57:00Z" w16du:dateUtc="2026-10-15T05:57:00Z">
         <w:r>
           <w:t xml:space="preserve">37. </w:t>
         </w:r>
@@ -12975,12 +12975,12 @@
       <w:pPr>
         <w:pStyle w:val="Bibliography"/>
         <w:rPr>
-          <w:ins w:id="1302" w:author="R1 revision" w:date="2026-10-15T01:53:00Z" w16du:dateUtc="2026-10-15T05:53:00Z"/>
+          <w:ins w:id="1302" w:author="R1 revision" w:date="2026-10-15T01:57:00Z" w16du:dateUtc="2026-10-15T05:57:00Z"/>
         </w:rPr>
       </w:pPr>
       <w:bookmarkStart w:id="1303" w:name="ref-ghafarollahi2025atomagents"/>
       <w:bookmarkEnd w:id="1300"/>
-      <w:ins w:id="1304" w:author="R1 revision" w:date="2026-10-15T01:53:00Z" w16du:dateUtc="2026-10-15T05:53:00Z">
+      <w:ins w:id="1304" w:author="R1 revision" w:date="2026-10-15T01:57:00Z" w16du:dateUtc="2026-10-15T05:57:00Z">
         <w:r>
           <w:t xml:space="preserve">38. </w:t>
         </w:r>
@@ -13034,12 +13034,12 @@
       <w:pPr>
         <w:pStyle w:val="Bibliography"/>
         <w:rPr>
-          <w:ins w:id="1305" w:author="R1 revision" w:date="2026-10-15T01:53:00Z" w16du:dateUtc="2026-10-15T05:53:00Z"/>
+          <w:ins w:id="1305" w:author="R1 revision" w:date="2026-10-15T01:57:00Z" w16du:dateUtc="2026-10-15T05:57:00Z"/>
         </w:rPr>
       </w:pPr>
       <w:bookmarkStart w:id="1306" w:name="ref-pak2026agentic"/>
       <w:bookmarkEnd w:id="1303"/>
-      <w:ins w:id="1307" w:author="R1 revision" w:date="2026-10-15T01:53:00Z" w16du:dateUtc="2026-10-15T05:53:00Z">
+      <w:ins w:id="1307" w:author="R1 revision" w:date="2026-10-15T01:57:00Z" w16du:dateUtc="2026-10-15T05:57:00Z">
         <w:r>
           <w:t xml:space="preserve">39. </w:t>
         </w:r>
@@ -13091,12 +13091,12 @@
       <w:pPr>
         <w:pStyle w:val="Bibliography"/>
         <w:rPr>
-          <w:ins w:id="1308" w:author="R1 revision" w:date="2026-10-15T01:53:00Z" w16du:dateUtc="2026-10-15T05:53:00Z"/>
+          <w:ins w:id="1308" w:author="R1 revision" w:date="2026-10-15T01:57:00Z" w16du:dateUtc="2026-10-15T05:57:00Z"/>
         </w:rPr>
       </w:pPr>
       <w:bookmarkStart w:id="1309" w:name="ref-xue2016accelerated"/>
       <w:bookmarkEnd w:id="1306"/>
-      <w:ins w:id="1310" w:author="R1 revision" w:date="2026-10-15T01:53:00Z" w16du:dateUtc="2026-10-15T05:53:00Z">
+      <w:ins w:id="1310" w:author="R1 revision" w:date="2026-10-15T01:57:00Z" w16du:dateUtc="2026-10-15T05:57:00Z">
         <w:r>
           <w:t xml:space="preserve">40. </w:t>
         </w:r>
@@ -13150,7 +13150,7 @@
       </w:pPr>
       <w:bookmarkStart w:id="1311" w:name="ref-rao2022machine"/>
       <w:bookmarkEnd w:id="1309"/>
-      <w:ins w:id="1312" w:author="R1 revision" w:date="2026-10-15T01:53:00Z" w16du:dateUtc="2026-10-15T05:53:00Z">
+      <w:ins w:id="1312" w:author="R1 revision" w:date="2026-10-15T01:57:00Z" w16du:dateUtc="2026-10-15T05:57:00Z">
         <w:r>
           <w:t xml:space="preserve">41. </w:t>
         </w:r>
@@ -13220,7 +13220,7 @@
   <w:abstractNum w:abstractNumId="0" w15:restartNumberingAfterBreak="0">
     <w:nsid w:val="0000A990"/>
     <w:multiLevelType w:val="multilevel"/>
-    <w:tmpl w:val="3E48CFDA"/>
+    <w:tmpl w:val="CBC6E384"/>
     <w:lvl w:ilvl="0">
       <w:numFmt w:val="bullet"/>
       <w:lvlText w:val=" "/>
@@ -13294,7 +13294,7 @@
       </w:pPr>
     </w:lvl>
   </w:abstractNum>
-  <w:num w:numId="1" w16cid:durableId="476343311">
+  <w:num w:numId="1" w16cid:durableId="1066951253">
     <w:abstractNumId w:val="0"/>
   </w:num>
 </w:numbering>
@@ -14512,7 +14512,7 @@
   <w:style w:type="paragraph" w:styleId="Revision">
     <w:name w:val="Revision"/>
     <w:hidden/>
-    <w:rsid w:val="00FB77FD"/>
+    <w:rsid w:val="00ED4FC3"/>
     <w:pPr>
       <w:spacing w:after="0"/>
     </w:pPr>
